--- a/TheorynCoding/Study Material/Java Overall/Java Overall/Quick Java/oza sir/Study This/study material/advance java/spring di type explanation.docx
+++ b/TheorynCoding/Study Material/Java Overall/Java Overall/Quick Java/oza sir/Study This/study material/advance java/spring di type explanation.docx
@@ -39,7 +39,7 @@
     <w:p>
       <w:r>
         <w:pict>
-          <v:rect id="_x0000_i1047" style="width:0;height:1.5pt" o:hralign="center" o:hrstd="t" o:hr="t" fillcolor="#a0a0a0" stroked="f"/>
+          <v:rect id="_x0000_i1025" style="width:0;height:1.5pt" o:hralign="center" o:hrstd="t" o:hr="t" fillcolor="#a0a0a0" stroked="f"/>
         </w:pict>
       </w:r>
     </w:p>
@@ -174,7 +174,7 @@
     <w:p>
       <w:r>
         <w:pict>
-          <v:rect id="_x0000_i1048" style="width:0;height:1.5pt" o:hralign="center" o:hrstd="t" o:hr="t" fillcolor="#a0a0a0" stroked="f"/>
+          <v:rect id="_x0000_i1026" style="width:0;height:1.5pt" o:hralign="center" o:hrstd="t" o:hr="t" fillcolor="#a0a0a0" stroked="f"/>
         </w:pict>
       </w:r>
     </w:p>
@@ -418,7 +418,7 @@
     <w:p>
       <w:r>
         <w:pict>
-          <v:rect id="_x0000_i1049" style="width:0;height:1.5pt" o:hralign="center" o:hrstd="t" o:hr="t" fillcolor="#a0a0a0" stroked="f"/>
+          <v:rect id="_x0000_i1027" style="width:0;height:1.5pt" o:hralign="center" o:hrstd="t" o:hr="t" fillcolor="#a0a0a0" stroked="f"/>
         </w:pict>
       </w:r>
     </w:p>
@@ -486,7 +486,7 @@
     <w:p>
       <w:r>
         <w:pict>
-          <v:rect id="_x0000_i1050" style="width:0;height:1.5pt" o:hralign="center" o:hrstd="t" o:hr="t" fillcolor="#a0a0a0" stroked="f"/>
+          <v:rect id="_x0000_i1028" style="width:0;height:1.5pt" o:hralign="center" o:hrstd="t" o:hr="t" fillcolor="#a0a0a0" stroked="f"/>
         </w:pict>
       </w:r>
     </w:p>
@@ -573,7 +573,7 @@
     <w:p>
       <w:r>
         <w:pict>
-          <v:rect id="_x0000_i1051" style="width:0;height:1.5pt" o:hralign="center" o:hrstd="t" o:hr="t" fillcolor="#a0a0a0" stroked="f"/>
+          <v:rect id="_x0000_i1029" style="width:0;height:1.5pt" o:hralign="center" o:hrstd="t" o:hr="t" fillcolor="#a0a0a0" stroked="f"/>
         </w:pict>
       </w:r>
     </w:p>
@@ -771,7 +771,7 @@
     <w:p>
       <w:r>
         <w:pict>
-          <v:rect id="_x0000_i1052" style="width:0;height:1.5pt" o:hralign="center" o:hrstd="t" o:hr="t" fillcolor="#a0a0a0" stroked="f"/>
+          <v:rect id="_x0000_i1030" style="width:0;height:1.5pt" o:hralign="center" o:hrstd="t" o:hr="t" fillcolor="#a0a0a0" stroked="f"/>
         </w:pict>
       </w:r>
     </w:p>
@@ -794,7 +794,7 @@
     <w:p>
       <w:r>
         <w:pict>
-          <v:rect id="_x0000_i1053" style="width:0;height:1.5pt" o:hralign="center" o:hrstd="t" o:hr="t" fillcolor="#a0a0a0" stroked="f"/>
+          <v:rect id="_x0000_i1031" style="width:0;height:1.5pt" o:hralign="center" o:hrstd="t" o:hr="t" fillcolor="#a0a0a0" stroked="f"/>
         </w:pict>
       </w:r>
     </w:p>
@@ -1065,7 +1065,7 @@
     <w:p>
       <w:r>
         <w:pict>
-          <v:rect id="_x0000_i1054" style="width:0;height:1.5pt" o:hralign="center" o:hrstd="t" o:hr="t" fillcolor="#a0a0a0" stroked="f"/>
+          <v:rect id="_x0000_i1032" style="width:0;height:1.5pt" o:hralign="center" o:hrstd="t" o:hr="t" fillcolor="#a0a0a0" stroked="f"/>
         </w:pict>
       </w:r>
     </w:p>
@@ -1094,7 +1094,7 @@
     <w:p>
       <w:r>
         <w:pict>
-          <v:rect id="_x0000_i1055" style="width:0;height:1.5pt" o:hralign="center" o:hrstd="t" o:hr="t" fillcolor="#a0a0a0" stroked="f"/>
+          <v:rect id="_x0000_i1033" style="width:0;height:1.5pt" o:hralign="center" o:hrstd="t" o:hr="t" fillcolor="#a0a0a0" stroked="f"/>
         </w:pict>
       </w:r>
     </w:p>
@@ -1138,7 +1138,7 @@
     <w:p>
       <w:r>
         <w:pict>
-          <v:rect id="_x0000_i1056" style="width:0;height:1.5pt" o:hralign="center" o:hrstd="t" o:hr="t" fillcolor="#a0a0a0" stroked="f"/>
+          <v:rect id="_x0000_i1034" style="width:0;height:1.5pt" o:hralign="center" o:hrstd="t" o:hr="t" fillcolor="#a0a0a0" stroked="f"/>
         </w:pict>
       </w:r>
     </w:p>
@@ -1181,7 +1181,7 @@
     <w:p>
       <w:r>
         <w:pict>
-          <v:rect id="_x0000_i1057" style="width:0;height:1.5pt" o:hralign="center" o:hrstd="t" o:hr="t" fillcolor="#a0a0a0" stroked="f"/>
+          <v:rect id="_x0000_i1035" style="width:0;height:1.5pt" o:hralign="center" o:hrstd="t" o:hr="t" fillcolor="#a0a0a0" stroked="f"/>
         </w:pict>
       </w:r>
     </w:p>
@@ -1260,7 +1260,7 @@
     <w:p>
       <w:r>
         <w:pict>
-          <v:rect id="_x0000_i1058" style="width:0;height:1.5pt" o:hralign="center" o:hrstd="t" o:hr="t" fillcolor="#a0a0a0" stroked="f"/>
+          <v:rect id="_x0000_i1036" style="width:0;height:1.5pt" o:hralign="center" o:hrstd="t" o:hr="t" fillcolor="#a0a0a0" stroked="f"/>
         </w:pict>
       </w:r>
     </w:p>
@@ -1283,7 +1283,7 @@
     <w:p>
       <w:r>
         <w:pict>
-          <v:rect id="_x0000_i1059" style="width:0;height:1.5pt" o:hralign="center" o:hrstd="t" o:hr="t" fillcolor="#a0a0a0" stroked="f"/>
+          <v:rect id="_x0000_i1037" style="width:0;height:1.5pt" o:hralign="center" o:hrstd="t" o:hr="t" fillcolor="#a0a0a0" stroked="f"/>
         </w:pict>
       </w:r>
     </w:p>
@@ -1455,7 +1455,7 @@
     <w:p>
       <w:r>
         <w:pict>
-          <v:rect id="_x0000_i1060" style="width:0;height:1.5pt" o:hralign="center" o:hrstd="t" o:hr="t" fillcolor="#a0a0a0" stroked="f"/>
+          <v:rect id="_x0000_i1038" style="width:0;height:1.5pt" o:hralign="center" o:hrstd="t" o:hr="t" fillcolor="#a0a0a0" stroked="f"/>
         </w:pict>
       </w:r>
     </w:p>
@@ -1478,7 +1478,7 @@
     <w:p>
       <w:r>
         <w:pict>
-          <v:rect id="_x0000_i1061" style="width:0;height:1.5pt" o:hralign="center" o:hrstd="t" o:hr="t" fillcolor="#a0a0a0" stroked="f"/>
+          <v:rect id="_x0000_i1039" style="width:0;height:1.5pt" o:hralign="center" o:hrstd="t" o:hr="t" fillcolor="#a0a0a0" stroked="f"/>
         </w:pict>
       </w:r>
     </w:p>
@@ -1522,7 +1522,7 @@
     <w:p>
       <w:r>
         <w:pict>
-          <v:rect id="_x0000_i1062" style="width:0;height:1.5pt" o:hralign="center" o:hrstd="t" o:hr="t" fillcolor="#a0a0a0" stroked="f"/>
+          <v:rect id="_x0000_i1040" style="width:0;height:1.5pt" o:hralign="center" o:hrstd="t" o:hr="t" fillcolor="#a0a0a0" stroked="f"/>
         </w:pict>
       </w:r>
     </w:p>
@@ -1579,7 +1579,7 @@
     <w:p>
       <w:r>
         <w:pict>
-          <v:rect id="_x0000_i1063" style="width:0;height:1.5pt" o:hralign="center" o:hrstd="t" o:hr="t" fillcolor="#a0a0a0" stroked="f"/>
+          <v:rect id="_x0000_i1041" style="width:0;height:1.5pt" o:hralign="center" o:hrstd="t" o:hr="t" fillcolor="#a0a0a0" stroked="f"/>
         </w:pict>
       </w:r>
     </w:p>
@@ -1672,7 +1672,7 @@
     <w:p>
       <w:r>
         <w:pict>
-          <v:rect id="_x0000_i1064" style="width:0;height:1.5pt" o:hralign="center" o:hrstd="t" o:hr="t" fillcolor="#a0a0a0" stroked="f"/>
+          <v:rect id="_x0000_i1042" style="width:0;height:1.5pt" o:hralign="center" o:hrstd="t" o:hr="t" fillcolor="#a0a0a0" stroked="f"/>
         </w:pict>
       </w:r>
     </w:p>
@@ -1696,7 +1696,7 @@
       <w:r>
         <w:lastRenderedPageBreak/>
         <w:pict>
-          <v:rect id="_x0000_i1065" style="width:0;height:1.5pt" o:hralign="center" o:hrstd="t" o:hr="t" fillcolor="#a0a0a0" stroked="f"/>
+          <v:rect id="_x0000_i1043" style="width:0;height:1.5pt" o:hralign="center" o:hrstd="t" o:hr="t" fillcolor="#a0a0a0" stroked="f"/>
         </w:pict>
       </w:r>
     </w:p>
@@ -1761,7 +1761,7 @@
     <w:p>
       <w:r>
         <w:pict>
-          <v:rect id="_x0000_i1066" style="width:0;height:1.5pt" o:hralign="center" o:hrstd="t" o:hr="t" fillcolor="#a0a0a0" stroked="f"/>
+          <v:rect id="_x0000_i1044" style="width:0;height:1.5pt" o:hralign="center" o:hrstd="t" o:hr="t" fillcolor="#a0a0a0" stroked="f"/>
         </w:pict>
       </w:r>
     </w:p>
@@ -1818,7 +1818,7 @@
     <w:p>
       <w:r>
         <w:pict>
-          <v:rect id="_x0000_i1067" style="width:0;height:1.5pt" o:hralign="center" o:hrstd="t" o:hr="t" fillcolor="#a0a0a0" stroked="f"/>
+          <v:rect id="_x0000_i1045" style="width:0;height:1.5pt" o:hralign="center" o:hrstd="t" o:hr="t" fillcolor="#a0a0a0" stroked="f"/>
         </w:pict>
       </w:r>
     </w:p>
@@ -1876,7 +1876,7 @@
       <w:r>
         <w:lastRenderedPageBreak/>
         <w:pict>
-          <v:rect id="_x0000_i1068" style="width:0;height:1.5pt" o:hralign="center" o:hrstd="t" o:hr="t" fillcolor="#a0a0a0" stroked="f"/>
+          <v:rect id="_x0000_i1046" style="width:0;height:1.5pt" o:hralign="center" o:hrstd="t" o:hr="t" fillcolor="#a0a0a0" stroked="f"/>
         </w:pict>
       </w:r>
     </w:p>
@@ -1927,7 +1927,7 @@
     <w:p>
       <w:r>
         <w:pict>
-          <v:rect id="_x0000_i1069" style="width:0;height:1.5pt" o:hralign="center" o:hrstd="t" o:hr="t" fillcolor="#a0a0a0" stroked="f"/>
+          <v:rect id="_x0000_i1047" style="width:0;height:1.5pt" o:hralign="center" o:hrstd="t" o:hr="t" fillcolor="#a0a0a0" stroked="f"/>
         </w:pict>
       </w:r>
     </w:p>
@@ -2008,7 +2008,7 @@
           <w:lang w:eastAsia="en-IN"/>
         </w:rPr>
         <w:pict>
-          <v:rect id="_x0000_i1025" style="width:0;height:1.5pt" o:hralign="center" o:hrstd="t" o:hr="t" fillcolor="#a0a0a0" stroked="f"/>
+          <v:rect id="_x0000_i1048" style="width:0;height:1.5pt" o:hralign="center" o:hrstd="t" o:hr="t" fillcolor="#a0a0a0" stroked="f"/>
         </w:pict>
       </w:r>
     </w:p>
@@ -2834,7 +2834,7 @@
           <w:lang w:eastAsia="en-IN"/>
         </w:rPr>
         <w:pict>
-          <v:rect id="_x0000_i1026" style="width:0;height:1.5pt" o:hralign="center" o:hrstd="t" o:hr="t" fillcolor="#a0a0a0" stroked="f"/>
+          <v:rect id="_x0000_i1049" style="width:0;height:1.5pt" o:hralign="center" o:hrstd="t" o:hr="t" fillcolor="#a0a0a0" stroked="f"/>
         </w:pict>
       </w:r>
     </w:p>
@@ -3081,7 +3081,7 @@
           <w:lang w:eastAsia="en-IN"/>
         </w:rPr>
         <w:pict>
-          <v:rect id="_x0000_i1027" style="width:0;height:1.5pt" o:hralign="center" o:hrstd="t" o:hr="t" fillcolor="#a0a0a0" stroked="f"/>
+          <v:rect id="_x0000_i1050" style="width:0;height:1.5pt" o:hralign="center" o:hrstd="t" o:hr="t" fillcolor="#a0a0a0" stroked="f"/>
         </w:pict>
       </w:r>
     </w:p>
@@ -3303,7 +3303,7 @@
           <w:lang w:eastAsia="en-IN"/>
         </w:rPr>
         <w:pict>
-          <v:rect id="_x0000_i1028" style="width:0;height:1.5pt" o:hralign="center" o:hrstd="t" o:hr="t" fillcolor="#a0a0a0" stroked="f"/>
+          <v:rect id="_x0000_i1051" style="width:0;height:1.5pt" o:hralign="center" o:hrstd="t" o:hr="t" fillcolor="#a0a0a0" stroked="f"/>
         </w:pict>
       </w:r>
     </w:p>
@@ -4106,7 +4106,7 @@
           <w:lang w:eastAsia="en-IN"/>
         </w:rPr>
         <w:pict>
-          <v:rect id="_x0000_i1029" style="width:0;height:1.5pt" o:hralign="center" o:hrstd="t" o:hr="t" fillcolor="#a0a0a0" stroked="f"/>
+          <v:rect id="_x0000_i1052" style="width:0;height:1.5pt" o:hralign="center" o:hrstd="t" o:hr="t" fillcolor="#a0a0a0" stroked="f"/>
         </w:pict>
       </w:r>
     </w:p>
@@ -4828,7 +4828,7 @@
           <w:lang w:eastAsia="en-IN"/>
         </w:rPr>
         <w:pict>
-          <v:rect id="_x0000_i1030" style="width:0;height:1.5pt" o:hralign="center" o:hrstd="t" o:hr="t" fillcolor="#a0a0a0" stroked="f"/>
+          <v:rect id="_x0000_i1053" style="width:0;height:1.5pt" o:hralign="center" o:hrstd="t" o:hr="t" fillcolor="#a0a0a0" stroked="f"/>
         </w:pict>
       </w:r>
     </w:p>
@@ -5379,7 +5379,7 @@
           <w:lang w:eastAsia="en-IN"/>
         </w:rPr>
         <w:pict>
-          <v:rect id="_x0000_i1031" style="width:0;height:1.5pt" o:hralign="center" o:hrstd="t" o:hr="t" fillcolor="#a0a0a0" stroked="f"/>
+          <v:rect id="_x0000_i1054" style="width:0;height:1.5pt" o:hralign="center" o:hrstd="t" o:hr="t" fillcolor="#a0a0a0" stroked="f"/>
         </w:pict>
       </w:r>
     </w:p>
@@ -5953,7 +5953,7 @@
           <w:lang w:eastAsia="en-IN"/>
         </w:rPr>
         <w:pict>
-          <v:rect id="_x0000_i1032" style="width:0;height:1.5pt" o:hralign="center" o:hrstd="t" o:hr="t" fillcolor="#a0a0a0" stroked="f"/>
+          <v:rect id="_x0000_i1055" style="width:0;height:1.5pt" o:hralign="center" o:hrstd="t" o:hr="t" fillcolor="#a0a0a0" stroked="f"/>
         </w:pict>
       </w:r>
     </w:p>
@@ -6635,7 +6635,7 @@
           <w:lang w:eastAsia="en-IN"/>
         </w:rPr>
         <w:pict>
-          <v:rect id="_x0000_i1033" style="width:0;height:1.5pt" o:hralign="center" o:hrstd="t" o:hr="t" fillcolor="#a0a0a0" stroked="f"/>
+          <v:rect id="_x0000_i1056" style="width:0;height:1.5pt" o:hralign="center" o:hrstd="t" o:hr="t" fillcolor="#a0a0a0" stroked="f"/>
         </w:pict>
       </w:r>
     </w:p>
@@ -7139,7 +7139,7 @@
           <w:lang w:eastAsia="en-IN"/>
         </w:rPr>
         <w:pict>
-          <v:rect id="_x0000_i1034" style="width:0;height:1.5pt" o:hralign="center" o:hrstd="t" o:hr="t" fillcolor="#a0a0a0" stroked="f"/>
+          <v:rect id="_x0000_i1057" style="width:0;height:1.5pt" o:hralign="center" o:hrstd="t" o:hr="t" fillcolor="#a0a0a0" stroked="f"/>
         </w:pict>
       </w:r>
     </w:p>
@@ -7692,7 +7692,7 @@
           <w:lang w:eastAsia="en-IN"/>
         </w:rPr>
         <w:pict>
-          <v:rect id="_x0000_i1035" style="width:0;height:1.5pt" o:hralign="center" o:hrstd="t" o:hr="t" fillcolor="#a0a0a0" stroked="f"/>
+          <v:rect id="_x0000_i1058" style="width:0;height:1.5pt" o:hralign="center" o:hrstd="t" o:hr="t" fillcolor="#a0a0a0" stroked="f"/>
         </w:pict>
       </w:r>
     </w:p>
@@ -8237,7 +8237,7 @@
           <w:lang w:eastAsia="en-IN"/>
         </w:rPr>
         <w:pict>
-          <v:rect id="_x0000_i1036" style="width:0;height:1.5pt" o:hralign="center" o:hrstd="t" o:hr="t" fillcolor="#a0a0a0" stroked="f"/>
+          <v:rect id="_x0000_i1059" style="width:0;height:1.5pt" o:hralign="center" o:hrstd="t" o:hr="t" fillcolor="#a0a0a0" stroked="f"/>
         </w:pict>
       </w:r>
     </w:p>
@@ -8828,7 +8828,7 @@
           <w:lang w:eastAsia="en-IN"/>
         </w:rPr>
         <w:pict>
-          <v:rect id="_x0000_i1037" style="width:0;height:1.5pt" o:hralign="center" o:hrstd="t" o:hr="t" fillcolor="#a0a0a0" stroked="f"/>
+          <v:rect id="_x0000_i1060" style="width:0;height:1.5pt" o:hralign="center" o:hrstd="t" o:hr="t" fillcolor="#a0a0a0" stroked="f"/>
         </w:pict>
       </w:r>
     </w:p>
@@ -9418,7 +9418,7 @@
           <w:lang w:eastAsia="en-IN"/>
         </w:rPr>
         <w:pict>
-          <v:rect id="_x0000_i1038" style="width:0;height:1.5pt" o:hralign="center" o:hrstd="t" o:hr="t" fillcolor="#a0a0a0" stroked="f"/>
+          <v:rect id="_x0000_i1061" style="width:0;height:1.5pt" o:hralign="center" o:hrstd="t" o:hr="t" fillcolor="#a0a0a0" stroked="f"/>
         </w:pict>
       </w:r>
     </w:p>
@@ -9808,7 +9808,7 @@
           <w:lang w:eastAsia="en-IN"/>
         </w:rPr>
         <w:pict>
-          <v:rect id="_x0000_i1039" style="width:0;height:1.5pt" o:hralign="center" o:hrstd="t" o:hr="t" fillcolor="#a0a0a0" stroked="f"/>
+          <v:rect id="_x0000_i1062" style="width:0;height:1.5pt" o:hralign="center" o:hrstd="t" o:hr="t" fillcolor="#a0a0a0" stroked="f"/>
         </w:pict>
       </w:r>
     </w:p>
@@ -10211,7 +10211,7 @@
           <w:lang w:eastAsia="en-IN"/>
         </w:rPr>
         <w:pict>
-          <v:rect id="_x0000_i1040" style="width:0;height:1.5pt" o:hralign="center" o:hrstd="t" o:hr="t" fillcolor="#a0a0a0" stroked="f"/>
+          <v:rect id="_x0000_i1063" style="width:0;height:1.5pt" o:hralign="center" o:hrstd="t" o:hr="t" fillcolor="#a0a0a0" stroked="f"/>
         </w:pict>
       </w:r>
     </w:p>
@@ -10498,7 +10498,7 @@
           <w:lang w:eastAsia="en-IN"/>
         </w:rPr>
         <w:pict>
-          <v:rect id="_x0000_i1041" style="width:0;height:1.5pt" o:hralign="center" o:hrstd="t" o:hr="t" fillcolor="#a0a0a0" stroked="f"/>
+          <v:rect id="_x0000_i1064" style="width:0;height:1.5pt" o:hralign="center" o:hrstd="t" o:hr="t" fillcolor="#a0a0a0" stroked="f"/>
         </w:pict>
       </w:r>
     </w:p>
@@ -10863,7 +10863,7 @@
           <w:lang w:eastAsia="en-IN"/>
         </w:rPr>
         <w:pict>
-          <v:rect id="_x0000_i1042" style="width:0;height:1.5pt" o:hralign="center" o:hrstd="t" o:hr="t" fillcolor="#a0a0a0" stroked="f"/>
+          <v:rect id="_x0000_i1065" style="width:0;height:1.5pt" o:hralign="center" o:hrstd="t" o:hr="t" fillcolor="#a0a0a0" stroked="f"/>
         </w:pict>
       </w:r>
     </w:p>
@@ -11628,7 +11628,7 @@
           <w:lang w:eastAsia="en-IN"/>
         </w:rPr>
         <w:pict>
-          <v:rect id="_x0000_i1043" style="width:0;height:1.5pt" o:hralign="center" o:hrstd="t" o:hr="t" fillcolor="#a0a0a0" stroked="f"/>
+          <v:rect id="_x0000_i1066" style="width:0;height:1.5pt" o:hralign="center" o:hrstd="t" o:hr="t" fillcolor="#a0a0a0" stroked="f"/>
         </w:pict>
       </w:r>
     </w:p>
@@ -12047,7 +12047,7 @@
           <w:lang w:eastAsia="en-IN"/>
         </w:rPr>
         <w:pict>
-          <v:rect id="_x0000_i1044" style="width:0;height:1.5pt" o:hralign="center" o:hrstd="t" o:hr="t" fillcolor="#a0a0a0" stroked="f"/>
+          <v:rect id="_x0000_i1067" style="width:0;height:1.5pt" o:hralign="center" o:hrstd="t" o:hr="t" fillcolor="#a0a0a0" stroked="f"/>
         </w:pict>
       </w:r>
     </w:p>
@@ -12326,7 +12326,7 @@
           <w:lang w:eastAsia="en-IN"/>
         </w:rPr>
         <w:pict>
-          <v:rect id="_x0000_i1045" style="width:0;height:1.5pt" o:hralign="center" o:hrstd="t" o:hr="t" fillcolor="#a0a0a0" stroked="f"/>
+          <v:rect id="_x0000_i1068" style="width:0;height:1.5pt" o:hralign="center" o:hrstd="t" o:hr="t" fillcolor="#a0a0a0" stroked="f"/>
         </w:pict>
       </w:r>
     </w:p>
@@ -12863,7 +12863,7 @@
           <w:lang w:eastAsia="en-IN"/>
         </w:rPr>
         <w:pict>
-          <v:rect id="_x0000_i1046" style="width:0;height:1.5pt" o:hralign="center" o:hrstd="t" o:hr="t" fillcolor="#a0a0a0" stroked="f"/>
+          <v:rect id="_x0000_i1069" style="width:0;height:1.5pt" o:hralign="center" o:hrstd="t" o:hr="t" fillcolor="#a0a0a0" stroked="f"/>
         </w:pict>
       </w:r>
     </w:p>
@@ -13361,6 +13361,7 @@
           <w:rFonts w:ascii="Times New Roman" w:eastAsia="Times New Roman" w:hAnsi="Times New Roman" w:cs="Times New Roman"/>
           <w:sz w:val="24"/>
           <w:szCs w:val="24"/>
+          <w:highlight w:val="yellow"/>
           <w:lang w:eastAsia="en-IN"/>
         </w:rPr>
         <w:t xml:space="preserve">In Spring, </w:t>
@@ -13370,6 +13371,7 @@
           <w:rFonts w:ascii="Courier New" w:eastAsia="Times New Roman" w:hAnsi="Courier New" w:cs="Courier New"/>
           <w:sz w:val="20"/>
           <w:szCs w:val="20"/>
+          <w:highlight w:val="yellow"/>
           <w:lang w:eastAsia="en-IN"/>
         </w:rPr>
         <w:t>@Autowired</w:t>
@@ -13379,6 +13381,7 @@
           <w:rFonts w:ascii="Times New Roman" w:eastAsia="Times New Roman" w:hAnsi="Times New Roman" w:cs="Times New Roman"/>
           <w:sz w:val="24"/>
           <w:szCs w:val="24"/>
+          <w:highlight w:val="yellow"/>
           <w:lang w:eastAsia="en-IN"/>
         </w:rPr>
         <w:t xml:space="preserve"> feels like magic, but internally it’s just part of </w:t>
@@ -13390,6 +13393,7 @@
           <w:bCs/>
           <w:sz w:val="24"/>
           <w:szCs w:val="24"/>
+          <w:highlight w:val="yellow"/>
           <w:lang w:eastAsia="en-IN"/>
         </w:rPr>
         <w:t>Spring’s bean lifecycle</w:t>
@@ -13399,6 +13403,7 @@
           <w:rFonts w:ascii="Times New Roman" w:eastAsia="Times New Roman" w:hAnsi="Times New Roman" w:cs="Times New Roman"/>
           <w:sz w:val="24"/>
           <w:szCs w:val="24"/>
+          <w:highlight w:val="yellow"/>
           <w:lang w:eastAsia="en-IN"/>
         </w:rPr>
         <w:t xml:space="preserve">, mainly handled by a special component called a </w:t>
@@ -13410,6 +13415,7 @@
           <w:bCs/>
           <w:sz w:val="24"/>
           <w:szCs w:val="24"/>
+          <w:highlight w:val="yellow"/>
           <w:lang w:eastAsia="en-IN"/>
         </w:rPr>
         <w:t>BeanPostProcessor</w:t>
@@ -13419,6 +13425,7 @@
           <w:rFonts w:ascii="Times New Roman" w:eastAsia="Times New Roman" w:hAnsi="Times New Roman" w:cs="Times New Roman"/>
           <w:sz w:val="24"/>
           <w:szCs w:val="24"/>
+          <w:highlight w:val="yellow"/>
           <w:lang w:eastAsia="en-IN"/>
         </w:rPr>
         <w:t xml:space="preserve"> (specifically </w:t>
@@ -13428,6 +13435,7 @@
           <w:rFonts w:ascii="Courier New" w:eastAsia="Times New Roman" w:hAnsi="Courier New" w:cs="Courier New"/>
           <w:sz w:val="20"/>
           <w:szCs w:val="20"/>
+          <w:highlight w:val="yellow"/>
           <w:lang w:eastAsia="en-IN"/>
         </w:rPr>
         <w:t>AutowiredAnnotationBeanPostProcessor</w:t>
@@ -13437,6 +13445,7 @@
           <w:rFonts w:ascii="Times New Roman" w:eastAsia="Times New Roman" w:hAnsi="Times New Roman" w:cs="Times New Roman"/>
           <w:sz w:val="24"/>
           <w:szCs w:val="24"/>
+          <w:highlight w:val="yellow"/>
           <w:lang w:eastAsia="en-IN"/>
         </w:rPr>
         <w:t>).</w:t>
@@ -13957,6 +13966,38 @@
     </w:p>
     <w:p>
       <w:pPr>
+        <w:spacing w:beforeAutospacing="1" w:after="100" w:afterAutospacing="1" w:line="240" w:lineRule="auto"/>
+        <w:rPr>
+          <w:rFonts w:ascii="Times New Roman" w:eastAsia="Times New Roman" w:hAnsi="Times New Roman" w:cs="Times New Roman"/>
+          <w:sz w:val="24"/>
+          <w:szCs w:val="24"/>
+          <w:lang w:eastAsia="en-IN"/>
+        </w:rPr>
+      </w:pPr>
+    </w:p>
+    <w:p>
+      <w:pPr>
+        <w:spacing w:beforeAutospacing="1" w:after="100" w:afterAutospacing="1" w:line="240" w:lineRule="auto"/>
+        <w:rPr>
+          <w:rFonts w:ascii="Times New Roman" w:eastAsia="Times New Roman" w:hAnsi="Times New Roman" w:cs="Times New Roman"/>
+          <w:sz w:val="24"/>
+          <w:szCs w:val="24"/>
+          <w:lang w:eastAsia="en-IN"/>
+        </w:rPr>
+      </w:pPr>
+      <w:r>
+        <w:rPr>
+          <w:rFonts w:ascii="Times New Roman" w:eastAsia="Times New Roman" w:hAnsi="Times New Roman" w:cs="Times New Roman"/>
+          <w:sz w:val="24"/>
+          <w:szCs w:val="24"/>
+          <w:highlight w:val="yellow"/>
+          <w:lang w:eastAsia="en-IN"/>
+        </w:rPr>
+        <w:t>How modify</w:t>
+      </w:r>
+    </w:p>
+    <w:p>
+      <w:pPr>
         <w:spacing w:before="100" w:beforeAutospacing="1" w:after="100" w:afterAutospacing="1" w:line="240" w:lineRule="auto"/>
         <w:rPr>
           <w:rFonts w:ascii="Times New Roman" w:eastAsia="Times New Roman" w:hAnsi="Times New Roman" w:cs="Times New Roman"/>
@@ -13972,273 +14013,27 @@
           <w:szCs w:val="24"/>
           <w:lang w:eastAsia="en-IN"/>
         </w:rPr>
-        <w:t>So for autowiring:</w:t>
-      </w:r>
-    </w:p>
-    <w:p>
-      <w:pPr>
-        <w:tabs>
-          <w:tab w:val="left" w:pos="916"/>
-          <w:tab w:val="left" w:pos="1832"/>
-          <w:tab w:val="left" w:pos="2748"/>
-          <w:tab w:val="left" w:pos="3664"/>
-          <w:tab w:val="left" w:pos="4580"/>
-          <w:tab w:val="left" w:pos="5496"/>
-          <w:tab w:val="left" w:pos="6412"/>
-          <w:tab w:val="left" w:pos="7328"/>
-          <w:tab w:val="left" w:pos="8244"/>
-          <w:tab w:val="left" w:pos="9160"/>
-          <w:tab w:val="left" w:pos="10076"/>
-          <w:tab w:val="left" w:pos="10992"/>
-          <w:tab w:val="left" w:pos="11908"/>
-          <w:tab w:val="left" w:pos="12824"/>
-          <w:tab w:val="left" w:pos="13740"/>
-          <w:tab w:val="left" w:pos="14656"/>
-        </w:tabs>
-        <w:spacing w:after="0" w:line="240" w:lineRule="auto"/>
-        <w:rPr>
-          <w:rFonts w:ascii="Courier New" w:eastAsia="Times New Roman" w:hAnsi="Courier New" w:cs="Courier New"/>
-          <w:sz w:val="20"/>
-          <w:szCs w:val="20"/>
-          <w:lang w:eastAsia="en-IN"/>
-        </w:rPr>
-      </w:pPr>
-      <w:r>
-        <w:rPr>
-          <w:rFonts w:ascii="Courier New" w:eastAsia="Times New Roman" w:hAnsi="Courier New" w:cs="Courier New"/>
-          <w:sz w:val="20"/>
-          <w:szCs w:val="20"/>
-          <w:lang w:eastAsia="en-IN"/>
-        </w:rPr>
-        <w:t>Object created</w:t>
-      </w:r>
-    </w:p>
-    <w:p>
-      <w:pPr>
-        <w:tabs>
-          <w:tab w:val="left" w:pos="916"/>
-          <w:tab w:val="left" w:pos="1832"/>
-          <w:tab w:val="left" w:pos="2748"/>
-          <w:tab w:val="left" w:pos="3664"/>
-          <w:tab w:val="left" w:pos="4580"/>
-          <w:tab w:val="left" w:pos="5496"/>
-          <w:tab w:val="left" w:pos="6412"/>
-          <w:tab w:val="left" w:pos="7328"/>
-          <w:tab w:val="left" w:pos="8244"/>
-          <w:tab w:val="left" w:pos="9160"/>
-          <w:tab w:val="left" w:pos="10076"/>
-          <w:tab w:val="left" w:pos="10992"/>
-          <w:tab w:val="left" w:pos="11908"/>
-          <w:tab w:val="left" w:pos="12824"/>
-          <w:tab w:val="left" w:pos="13740"/>
-          <w:tab w:val="left" w:pos="14656"/>
-        </w:tabs>
-        <w:spacing w:after="0" w:line="240" w:lineRule="auto"/>
-        <w:rPr>
-          <w:rFonts w:ascii="Courier New" w:eastAsia="Times New Roman" w:hAnsi="Courier New" w:cs="Courier New"/>
-          <w:sz w:val="20"/>
-          <w:szCs w:val="20"/>
-          <w:lang w:eastAsia="en-IN"/>
-        </w:rPr>
-      </w:pPr>
-      <w:r>
-        <w:rPr>
-          <w:rFonts w:ascii="Courier New" w:eastAsia="Times New Roman" w:hAnsi="Courier New" w:cs="Courier New"/>
-          <w:sz w:val="20"/>
-          <w:szCs w:val="20"/>
-          <w:lang w:eastAsia="en-IN"/>
-        </w:rPr>
-        <w:t xml:space="preserve">   ↓</w:t>
-      </w:r>
-    </w:p>
-    <w:p>
-      <w:pPr>
-        <w:tabs>
-          <w:tab w:val="left" w:pos="916"/>
-          <w:tab w:val="left" w:pos="1832"/>
-          <w:tab w:val="left" w:pos="2748"/>
-          <w:tab w:val="left" w:pos="3664"/>
-          <w:tab w:val="left" w:pos="4580"/>
-          <w:tab w:val="left" w:pos="5496"/>
-          <w:tab w:val="left" w:pos="6412"/>
-          <w:tab w:val="left" w:pos="7328"/>
-          <w:tab w:val="left" w:pos="8244"/>
-          <w:tab w:val="left" w:pos="9160"/>
-          <w:tab w:val="left" w:pos="10076"/>
-          <w:tab w:val="left" w:pos="10992"/>
-          <w:tab w:val="left" w:pos="11908"/>
-          <w:tab w:val="left" w:pos="12824"/>
-          <w:tab w:val="left" w:pos="13740"/>
-          <w:tab w:val="left" w:pos="14656"/>
-        </w:tabs>
-        <w:spacing w:after="0" w:line="240" w:lineRule="auto"/>
-        <w:rPr>
-          <w:rFonts w:ascii="Courier New" w:eastAsia="Times New Roman" w:hAnsi="Courier New" w:cs="Courier New"/>
-          <w:sz w:val="20"/>
-          <w:szCs w:val="20"/>
-          <w:lang w:eastAsia="en-IN"/>
-        </w:rPr>
-      </w:pPr>
-      <w:r>
-        <w:rPr>
-          <w:rFonts w:ascii="Courier New" w:eastAsia="Times New Roman" w:hAnsi="Courier New" w:cs="Courier New"/>
-          <w:sz w:val="20"/>
-          <w:szCs w:val="20"/>
-          <w:lang w:eastAsia="en-IN"/>
-        </w:rPr>
-        <w:t>BeanPostProcessor runs</w:t>
-      </w:r>
-    </w:p>
-    <w:p>
-      <w:pPr>
-        <w:tabs>
-          <w:tab w:val="left" w:pos="916"/>
-          <w:tab w:val="left" w:pos="1832"/>
-          <w:tab w:val="left" w:pos="2748"/>
-          <w:tab w:val="left" w:pos="3664"/>
-          <w:tab w:val="left" w:pos="4580"/>
-          <w:tab w:val="left" w:pos="5496"/>
-          <w:tab w:val="left" w:pos="6412"/>
-          <w:tab w:val="left" w:pos="7328"/>
-          <w:tab w:val="left" w:pos="8244"/>
-          <w:tab w:val="left" w:pos="9160"/>
-          <w:tab w:val="left" w:pos="10076"/>
-          <w:tab w:val="left" w:pos="10992"/>
-          <w:tab w:val="left" w:pos="11908"/>
-          <w:tab w:val="left" w:pos="12824"/>
-          <w:tab w:val="left" w:pos="13740"/>
-          <w:tab w:val="left" w:pos="14656"/>
-        </w:tabs>
-        <w:spacing w:after="0" w:line="240" w:lineRule="auto"/>
-        <w:rPr>
-          <w:rFonts w:ascii="Courier New" w:eastAsia="Times New Roman" w:hAnsi="Courier New" w:cs="Courier New"/>
-          <w:sz w:val="20"/>
-          <w:szCs w:val="20"/>
-          <w:lang w:eastAsia="en-IN"/>
-        </w:rPr>
-      </w:pPr>
-      <w:r>
-        <w:rPr>
-          <w:rFonts w:ascii="Courier New" w:eastAsia="Times New Roman" w:hAnsi="Courier New" w:cs="Courier New"/>
-          <w:sz w:val="20"/>
-          <w:szCs w:val="20"/>
-          <w:lang w:eastAsia="en-IN"/>
-        </w:rPr>
-        <w:t xml:space="preserve">   ↓</w:t>
-      </w:r>
-    </w:p>
-    <w:p>
-      <w:pPr>
-        <w:tabs>
-          <w:tab w:val="left" w:pos="916"/>
-          <w:tab w:val="left" w:pos="1832"/>
-          <w:tab w:val="left" w:pos="2748"/>
-          <w:tab w:val="left" w:pos="3664"/>
-          <w:tab w:val="left" w:pos="4580"/>
-          <w:tab w:val="left" w:pos="5496"/>
-          <w:tab w:val="left" w:pos="6412"/>
-          <w:tab w:val="left" w:pos="7328"/>
-          <w:tab w:val="left" w:pos="8244"/>
-          <w:tab w:val="left" w:pos="9160"/>
-          <w:tab w:val="left" w:pos="10076"/>
-          <w:tab w:val="left" w:pos="10992"/>
-          <w:tab w:val="left" w:pos="11908"/>
-          <w:tab w:val="left" w:pos="12824"/>
-          <w:tab w:val="left" w:pos="13740"/>
-          <w:tab w:val="left" w:pos="14656"/>
-        </w:tabs>
-        <w:spacing w:after="0" w:line="240" w:lineRule="auto"/>
-        <w:rPr>
-          <w:rFonts w:ascii="Courier New" w:eastAsia="Times New Roman" w:hAnsi="Courier New" w:cs="Courier New"/>
-          <w:sz w:val="20"/>
-          <w:szCs w:val="20"/>
-          <w:lang w:eastAsia="en-IN"/>
-        </w:rPr>
-      </w:pPr>
-      <w:r>
-        <w:rPr>
-          <w:rFonts w:ascii="Courier New" w:eastAsia="Times New Roman" w:hAnsi="Courier New" w:cs="Courier New"/>
-          <w:sz w:val="20"/>
-          <w:szCs w:val="20"/>
-          <w:lang w:eastAsia="en-IN"/>
-        </w:rPr>
-        <w:t>Dependencies are injected (@Autowired handled here)</w:t>
-      </w:r>
-    </w:p>
-    <w:p>
-      <w:pPr>
-        <w:tabs>
-          <w:tab w:val="left" w:pos="916"/>
-          <w:tab w:val="left" w:pos="1832"/>
-          <w:tab w:val="left" w:pos="2748"/>
-          <w:tab w:val="left" w:pos="3664"/>
-          <w:tab w:val="left" w:pos="4580"/>
-          <w:tab w:val="left" w:pos="5496"/>
-          <w:tab w:val="left" w:pos="6412"/>
-          <w:tab w:val="left" w:pos="7328"/>
-          <w:tab w:val="left" w:pos="8244"/>
-          <w:tab w:val="left" w:pos="9160"/>
-          <w:tab w:val="left" w:pos="10076"/>
-          <w:tab w:val="left" w:pos="10992"/>
-          <w:tab w:val="left" w:pos="11908"/>
-          <w:tab w:val="left" w:pos="12824"/>
-          <w:tab w:val="left" w:pos="13740"/>
-          <w:tab w:val="left" w:pos="14656"/>
-        </w:tabs>
-        <w:spacing w:after="0" w:line="240" w:lineRule="auto"/>
-        <w:rPr>
-          <w:rFonts w:ascii="Courier New" w:eastAsia="Times New Roman" w:hAnsi="Courier New" w:cs="Courier New"/>
-          <w:sz w:val="20"/>
-          <w:szCs w:val="20"/>
-          <w:lang w:eastAsia="en-IN"/>
-        </w:rPr>
-      </w:pPr>
-      <w:r>
-        <w:rPr>
-          <w:rFonts w:ascii="Courier New" w:eastAsia="Times New Roman" w:hAnsi="Courier New" w:cs="Courier New"/>
-          <w:sz w:val="20"/>
-          <w:szCs w:val="20"/>
-          <w:lang w:eastAsia="en-IN"/>
-        </w:rPr>
-        <w:t xml:space="preserve">   ↓</w:t>
-      </w:r>
-    </w:p>
-    <w:p>
-      <w:pPr>
-        <w:tabs>
-          <w:tab w:val="left" w:pos="916"/>
-          <w:tab w:val="left" w:pos="1832"/>
-          <w:tab w:val="left" w:pos="2748"/>
-          <w:tab w:val="left" w:pos="3664"/>
-          <w:tab w:val="left" w:pos="4580"/>
-          <w:tab w:val="left" w:pos="5496"/>
-          <w:tab w:val="left" w:pos="6412"/>
-          <w:tab w:val="left" w:pos="7328"/>
-          <w:tab w:val="left" w:pos="8244"/>
-          <w:tab w:val="left" w:pos="9160"/>
-          <w:tab w:val="left" w:pos="10076"/>
-          <w:tab w:val="left" w:pos="10992"/>
-          <w:tab w:val="left" w:pos="11908"/>
-          <w:tab w:val="left" w:pos="12824"/>
-          <w:tab w:val="left" w:pos="13740"/>
-          <w:tab w:val="left" w:pos="14656"/>
-        </w:tabs>
-        <w:spacing w:after="0" w:line="240" w:lineRule="auto"/>
-        <w:rPr>
-          <w:rFonts w:ascii="Courier New" w:eastAsia="Times New Roman" w:hAnsi="Courier New" w:cs="Courier New"/>
-          <w:sz w:val="20"/>
-          <w:szCs w:val="20"/>
-          <w:lang w:eastAsia="en-IN"/>
-        </w:rPr>
-      </w:pPr>
-      <w:r>
-        <w:rPr>
-          <w:rFonts w:ascii="Courier New" w:eastAsia="Times New Roman" w:hAnsi="Courier New" w:cs="Courier New"/>
-          <w:sz w:val="20"/>
-          <w:szCs w:val="20"/>
-          <w:lang w:eastAsia="en-IN"/>
-        </w:rPr>
-        <w:t>Bean ready to use</w:t>
+        <w:t xml:space="preserve">Here is the </w:t>
+      </w:r>
+      <w:r>
+        <w:rPr>
+          <w:rFonts w:ascii="Times New Roman" w:eastAsia="Times New Roman" w:hAnsi="Times New Roman" w:cs="Times New Roman"/>
+          <w:b/>
+          <w:bCs/>
+          <w:sz w:val="24"/>
+          <w:szCs w:val="24"/>
+          <w:lang w:eastAsia="en-IN"/>
+        </w:rPr>
+        <w:t>complete Spring Bean Lifecycle in a simple, correct flow</w:t>
+      </w:r>
+      <w:r>
+        <w:rPr>
+          <w:rFonts w:ascii="Times New Roman" w:eastAsia="Times New Roman" w:hAnsi="Times New Roman" w:cs="Times New Roman"/>
+          <w:sz w:val="24"/>
+          <w:szCs w:val="24"/>
+          <w:lang w:eastAsia="en-IN"/>
+        </w:rPr>
+        <w:t>, with where everything fits.</w:t>
       </w:r>
     </w:p>
     <w:p>
@@ -14259,7 +14054,7 @@
           <w:lang w:eastAsia="en-IN"/>
         </w:rPr>
         <w:pict>
-          <v:rect id="_x0000_i1072" style="width:0;height:1.5pt" o:hralign="center" o:hrstd="t" o:hr="t" fillcolor="#a0a0a0" stroked="f"/>
+          <v:rect id="_x0000_i1080" style="width:0;height:1.5pt" o:hralign="center" o:hrstd="t" o:hr="t" fillcolor="#a0a0a0" stroked="f"/>
         </w:pict>
       </w:r>
     </w:p>
@@ -14285,6 +14080,3508 @@
           <w:kern w:val="36"/>
           <w:sz w:val="48"/>
           <w:szCs w:val="48"/>
+          <w:lang w:eastAsia="en-IN"/>
+        </w:rPr>
+        <w:t>🧠 Spring Bean Lifecycle (full flow)</w:t>
+      </w:r>
+    </w:p>
+    <w:p>
+      <w:pPr>
+        <w:tabs>
+          <w:tab w:val="left" w:pos="916"/>
+          <w:tab w:val="left" w:pos="1832"/>
+          <w:tab w:val="left" w:pos="2748"/>
+          <w:tab w:val="left" w:pos="3664"/>
+          <w:tab w:val="left" w:pos="4580"/>
+          <w:tab w:val="left" w:pos="5496"/>
+          <w:tab w:val="left" w:pos="6412"/>
+          <w:tab w:val="left" w:pos="7328"/>
+          <w:tab w:val="left" w:pos="8244"/>
+          <w:tab w:val="left" w:pos="9160"/>
+          <w:tab w:val="left" w:pos="10076"/>
+          <w:tab w:val="left" w:pos="10992"/>
+          <w:tab w:val="left" w:pos="11908"/>
+          <w:tab w:val="left" w:pos="12824"/>
+          <w:tab w:val="left" w:pos="13740"/>
+          <w:tab w:val="left" w:pos="14656"/>
+        </w:tabs>
+        <w:spacing w:after="0" w:line="240" w:lineRule="auto"/>
+        <w:rPr>
+          <w:rFonts w:ascii="Courier New" w:eastAsia="Times New Roman" w:hAnsi="Courier New" w:cs="Courier New"/>
+          <w:sz w:val="20"/>
+          <w:szCs w:val="20"/>
+          <w:lang w:eastAsia="en-IN"/>
+        </w:rPr>
+      </w:pPr>
+      <w:r>
+        <w:rPr>
+          <w:rFonts w:ascii="Courier New" w:eastAsia="Times New Roman" w:hAnsi="Courier New" w:cs="Courier New"/>
+          <w:sz w:val="20"/>
+          <w:szCs w:val="20"/>
+          <w:lang w:eastAsia="en-IN"/>
+        </w:rPr>
+        <w:t>1. Create object (constructor)</w:t>
+      </w:r>
+    </w:p>
+    <w:p>
+      <w:pPr>
+        <w:tabs>
+          <w:tab w:val="left" w:pos="916"/>
+          <w:tab w:val="left" w:pos="1832"/>
+          <w:tab w:val="left" w:pos="2748"/>
+          <w:tab w:val="left" w:pos="3664"/>
+          <w:tab w:val="left" w:pos="4580"/>
+          <w:tab w:val="left" w:pos="5496"/>
+          <w:tab w:val="left" w:pos="6412"/>
+          <w:tab w:val="left" w:pos="7328"/>
+          <w:tab w:val="left" w:pos="8244"/>
+          <w:tab w:val="left" w:pos="9160"/>
+          <w:tab w:val="left" w:pos="10076"/>
+          <w:tab w:val="left" w:pos="10992"/>
+          <w:tab w:val="left" w:pos="11908"/>
+          <w:tab w:val="left" w:pos="12824"/>
+          <w:tab w:val="left" w:pos="13740"/>
+          <w:tab w:val="left" w:pos="14656"/>
+        </w:tabs>
+        <w:spacing w:after="0" w:line="240" w:lineRule="auto"/>
+        <w:rPr>
+          <w:rFonts w:ascii="Courier New" w:eastAsia="Times New Roman" w:hAnsi="Courier New" w:cs="Courier New"/>
+          <w:sz w:val="20"/>
+          <w:szCs w:val="20"/>
+          <w:lang w:eastAsia="en-IN"/>
+        </w:rPr>
+      </w:pPr>
+      <w:r>
+        <w:rPr>
+          <w:rFonts w:ascii="Courier New" w:eastAsia="Times New Roman" w:hAnsi="Courier New" w:cs="Courier New"/>
+          <w:sz w:val="20"/>
+          <w:szCs w:val="20"/>
+          <w:lang w:eastAsia="en-IN"/>
+        </w:rPr>
+        <w:t>2. Set properties (@Autowired)</w:t>
+      </w:r>
+    </w:p>
+    <w:p>
+      <w:pPr>
+        <w:tabs>
+          <w:tab w:val="left" w:pos="916"/>
+          <w:tab w:val="left" w:pos="1832"/>
+          <w:tab w:val="left" w:pos="2748"/>
+          <w:tab w:val="left" w:pos="3664"/>
+          <w:tab w:val="left" w:pos="4580"/>
+          <w:tab w:val="left" w:pos="5496"/>
+          <w:tab w:val="left" w:pos="6412"/>
+          <w:tab w:val="left" w:pos="7328"/>
+          <w:tab w:val="left" w:pos="8244"/>
+          <w:tab w:val="left" w:pos="9160"/>
+          <w:tab w:val="left" w:pos="10076"/>
+          <w:tab w:val="left" w:pos="10992"/>
+          <w:tab w:val="left" w:pos="11908"/>
+          <w:tab w:val="left" w:pos="12824"/>
+          <w:tab w:val="left" w:pos="13740"/>
+          <w:tab w:val="left" w:pos="14656"/>
+        </w:tabs>
+        <w:spacing w:after="0" w:line="240" w:lineRule="auto"/>
+        <w:rPr>
+          <w:rFonts w:ascii="Courier New" w:eastAsia="Times New Roman" w:hAnsi="Courier New" w:cs="Courier New"/>
+          <w:sz w:val="20"/>
+          <w:szCs w:val="20"/>
+          <w:lang w:eastAsia="en-IN"/>
+        </w:rPr>
+      </w:pPr>
+      <w:r>
+        <w:rPr>
+          <w:rFonts w:ascii="Courier New" w:eastAsia="Times New Roman" w:hAnsi="Courier New" w:cs="Courier New"/>
+          <w:sz w:val="20"/>
+          <w:szCs w:val="20"/>
+          <w:lang w:eastAsia="en-IN"/>
+        </w:rPr>
+        <w:t>3. BeanPostProcessor → before initialization</w:t>
+      </w:r>
+    </w:p>
+    <w:p>
+      <w:pPr>
+        <w:tabs>
+          <w:tab w:val="left" w:pos="916"/>
+          <w:tab w:val="left" w:pos="1832"/>
+          <w:tab w:val="left" w:pos="2748"/>
+          <w:tab w:val="left" w:pos="3664"/>
+          <w:tab w:val="left" w:pos="4580"/>
+          <w:tab w:val="left" w:pos="5496"/>
+          <w:tab w:val="left" w:pos="6412"/>
+          <w:tab w:val="left" w:pos="7328"/>
+          <w:tab w:val="left" w:pos="8244"/>
+          <w:tab w:val="left" w:pos="9160"/>
+          <w:tab w:val="left" w:pos="10076"/>
+          <w:tab w:val="left" w:pos="10992"/>
+          <w:tab w:val="left" w:pos="11908"/>
+          <w:tab w:val="left" w:pos="12824"/>
+          <w:tab w:val="left" w:pos="13740"/>
+          <w:tab w:val="left" w:pos="14656"/>
+        </w:tabs>
+        <w:spacing w:after="0" w:line="240" w:lineRule="auto"/>
+        <w:rPr>
+          <w:rFonts w:ascii="Courier New" w:eastAsia="Times New Roman" w:hAnsi="Courier New" w:cs="Courier New"/>
+          <w:sz w:val="20"/>
+          <w:szCs w:val="20"/>
+          <w:lang w:eastAsia="en-IN"/>
+        </w:rPr>
+      </w:pPr>
+      <w:r>
+        <w:rPr>
+          <w:rFonts w:ascii="Courier New" w:eastAsia="Times New Roman" w:hAnsi="Courier New" w:cs="Courier New"/>
+          <w:sz w:val="20"/>
+          <w:szCs w:val="20"/>
+          <w:lang w:eastAsia="en-IN"/>
+        </w:rPr>
+        <w:t>4. Initialization (@PostConstruct)</w:t>
+      </w:r>
+    </w:p>
+    <w:p>
+      <w:pPr>
+        <w:tabs>
+          <w:tab w:val="left" w:pos="916"/>
+          <w:tab w:val="left" w:pos="1832"/>
+          <w:tab w:val="left" w:pos="2748"/>
+          <w:tab w:val="left" w:pos="3664"/>
+          <w:tab w:val="left" w:pos="4580"/>
+          <w:tab w:val="left" w:pos="5496"/>
+          <w:tab w:val="left" w:pos="6412"/>
+          <w:tab w:val="left" w:pos="7328"/>
+          <w:tab w:val="left" w:pos="8244"/>
+          <w:tab w:val="left" w:pos="9160"/>
+          <w:tab w:val="left" w:pos="10076"/>
+          <w:tab w:val="left" w:pos="10992"/>
+          <w:tab w:val="left" w:pos="11908"/>
+          <w:tab w:val="left" w:pos="12824"/>
+          <w:tab w:val="left" w:pos="13740"/>
+          <w:tab w:val="left" w:pos="14656"/>
+        </w:tabs>
+        <w:spacing w:after="0" w:line="240" w:lineRule="auto"/>
+        <w:rPr>
+          <w:rFonts w:ascii="Courier New" w:eastAsia="Times New Roman" w:hAnsi="Courier New" w:cs="Courier New"/>
+          <w:sz w:val="20"/>
+          <w:szCs w:val="20"/>
+          <w:lang w:eastAsia="en-IN"/>
+        </w:rPr>
+      </w:pPr>
+      <w:r>
+        <w:rPr>
+          <w:rFonts w:ascii="Courier New" w:eastAsia="Times New Roman" w:hAnsi="Courier New" w:cs="Courier New"/>
+          <w:sz w:val="20"/>
+          <w:szCs w:val="20"/>
+          <w:lang w:eastAsia="en-IN"/>
+        </w:rPr>
+        <w:t>5. BeanPostProcessor → after initialization</w:t>
+      </w:r>
+    </w:p>
+    <w:p>
+      <w:pPr>
+        <w:tabs>
+          <w:tab w:val="left" w:pos="916"/>
+          <w:tab w:val="left" w:pos="1832"/>
+          <w:tab w:val="left" w:pos="2748"/>
+          <w:tab w:val="left" w:pos="3664"/>
+          <w:tab w:val="left" w:pos="4580"/>
+          <w:tab w:val="left" w:pos="5496"/>
+          <w:tab w:val="left" w:pos="6412"/>
+          <w:tab w:val="left" w:pos="7328"/>
+          <w:tab w:val="left" w:pos="8244"/>
+          <w:tab w:val="left" w:pos="9160"/>
+          <w:tab w:val="left" w:pos="10076"/>
+          <w:tab w:val="left" w:pos="10992"/>
+          <w:tab w:val="left" w:pos="11908"/>
+          <w:tab w:val="left" w:pos="12824"/>
+          <w:tab w:val="left" w:pos="13740"/>
+          <w:tab w:val="left" w:pos="14656"/>
+        </w:tabs>
+        <w:spacing w:after="0" w:line="240" w:lineRule="auto"/>
+        <w:rPr>
+          <w:rFonts w:ascii="Courier New" w:eastAsia="Times New Roman" w:hAnsi="Courier New" w:cs="Courier New"/>
+          <w:sz w:val="20"/>
+          <w:szCs w:val="20"/>
+          <w:lang w:eastAsia="en-IN"/>
+        </w:rPr>
+      </w:pPr>
+      <w:r>
+        <w:rPr>
+          <w:rFonts w:ascii="Courier New" w:eastAsia="Times New Roman" w:hAnsi="Courier New" w:cs="Courier New"/>
+          <w:sz w:val="20"/>
+          <w:szCs w:val="20"/>
+          <w:lang w:eastAsia="en-IN"/>
+        </w:rPr>
+        <w:t>6. Bean is ready to use</w:t>
+      </w:r>
+    </w:p>
+    <w:p>
+      <w:pPr>
+        <w:tabs>
+          <w:tab w:val="left" w:pos="916"/>
+          <w:tab w:val="left" w:pos="1832"/>
+          <w:tab w:val="left" w:pos="2748"/>
+          <w:tab w:val="left" w:pos="3664"/>
+          <w:tab w:val="left" w:pos="4580"/>
+          <w:tab w:val="left" w:pos="5496"/>
+          <w:tab w:val="left" w:pos="6412"/>
+          <w:tab w:val="left" w:pos="7328"/>
+          <w:tab w:val="left" w:pos="8244"/>
+          <w:tab w:val="left" w:pos="9160"/>
+          <w:tab w:val="left" w:pos="10076"/>
+          <w:tab w:val="left" w:pos="10992"/>
+          <w:tab w:val="left" w:pos="11908"/>
+          <w:tab w:val="left" w:pos="12824"/>
+          <w:tab w:val="left" w:pos="13740"/>
+          <w:tab w:val="left" w:pos="14656"/>
+        </w:tabs>
+        <w:spacing w:after="0" w:line="240" w:lineRule="auto"/>
+        <w:rPr>
+          <w:rFonts w:ascii="Courier New" w:eastAsia="Times New Roman" w:hAnsi="Courier New" w:cs="Courier New"/>
+          <w:sz w:val="20"/>
+          <w:szCs w:val="20"/>
+          <w:lang w:eastAsia="en-IN"/>
+        </w:rPr>
+      </w:pPr>
+      <w:r>
+        <w:rPr>
+          <w:rFonts w:ascii="Courier New" w:eastAsia="Times New Roman" w:hAnsi="Courier New" w:cs="Courier New"/>
+          <w:sz w:val="20"/>
+          <w:szCs w:val="20"/>
+          <w:lang w:eastAsia="en-IN"/>
+        </w:rPr>
+        <w:t>7. Destroy (when context closes)</w:t>
+      </w:r>
+    </w:p>
+    <w:p>
+      <w:pPr>
+        <w:spacing w:after="0" w:line="240" w:lineRule="auto"/>
+        <w:rPr>
+          <w:rFonts w:ascii="Times New Roman" w:eastAsia="Times New Roman" w:hAnsi="Times New Roman" w:cs="Times New Roman"/>
+          <w:sz w:val="24"/>
+          <w:szCs w:val="24"/>
+          <w:lang w:eastAsia="en-IN"/>
+        </w:rPr>
+      </w:pPr>
+      <w:r>
+        <w:rPr>
+          <w:rFonts w:ascii="Times New Roman" w:eastAsia="Times New Roman" w:hAnsi="Times New Roman" w:cs="Times New Roman"/>
+          <w:sz w:val="24"/>
+          <w:szCs w:val="24"/>
+          <w:lang w:eastAsia="en-IN"/>
+        </w:rPr>
+        <w:pict>
+          <v:rect id="_x0000_i1081" style="width:0;height:1.5pt" o:hralign="center" o:hrstd="t" o:hr="t" fillcolor="#a0a0a0" stroked="f"/>
+        </w:pict>
+      </w:r>
+    </w:p>
+    <w:p>
+      <w:pPr>
+        <w:spacing w:before="100" w:beforeAutospacing="1" w:after="100" w:afterAutospacing="1" w:line="240" w:lineRule="auto"/>
+        <w:outlineLvl w:val="0"/>
+        <w:rPr>
+          <w:rFonts w:ascii="Times New Roman" w:eastAsia="Times New Roman" w:hAnsi="Times New Roman" w:cs="Times New Roman"/>
+          <w:b/>
+          <w:bCs/>
+          <w:kern w:val="36"/>
+          <w:sz w:val="48"/>
+          <w:szCs w:val="48"/>
+          <w:lang w:eastAsia="en-IN"/>
+        </w:rPr>
+      </w:pPr>
+      <w:r>
+        <w:rPr>
+          <w:rFonts w:ascii="Times New Roman" w:eastAsia="Times New Roman" w:hAnsi="Times New Roman" w:cs="Times New Roman"/>
+          <w:b/>
+          <w:bCs/>
+          <w:kern w:val="36"/>
+          <w:sz w:val="48"/>
+          <w:szCs w:val="48"/>
+          <w:lang w:eastAsia="en-IN"/>
+        </w:rPr>
+        <w:lastRenderedPageBreak/>
+        <w:t>🔵 Step 1: Object creation</w:t>
+      </w:r>
+    </w:p>
+    <w:p>
+      <w:pPr>
+        <w:tabs>
+          <w:tab w:val="left" w:pos="916"/>
+          <w:tab w:val="left" w:pos="1832"/>
+          <w:tab w:val="left" w:pos="2748"/>
+          <w:tab w:val="left" w:pos="3664"/>
+          <w:tab w:val="left" w:pos="4580"/>
+          <w:tab w:val="left" w:pos="5496"/>
+          <w:tab w:val="left" w:pos="6412"/>
+          <w:tab w:val="left" w:pos="7328"/>
+          <w:tab w:val="left" w:pos="8244"/>
+          <w:tab w:val="left" w:pos="9160"/>
+          <w:tab w:val="left" w:pos="10076"/>
+          <w:tab w:val="left" w:pos="10992"/>
+          <w:tab w:val="left" w:pos="11908"/>
+          <w:tab w:val="left" w:pos="12824"/>
+          <w:tab w:val="left" w:pos="13740"/>
+          <w:tab w:val="left" w:pos="14656"/>
+        </w:tabs>
+        <w:spacing w:after="0" w:line="240" w:lineRule="auto"/>
+        <w:rPr>
+          <w:rFonts w:ascii="Courier New" w:eastAsia="Times New Roman" w:hAnsi="Courier New" w:cs="Courier New"/>
+          <w:sz w:val="20"/>
+          <w:szCs w:val="20"/>
+          <w:lang w:eastAsia="en-IN"/>
+        </w:rPr>
+      </w:pPr>
+      <w:r>
+        <w:rPr>
+          <w:rFonts w:ascii="Courier New" w:eastAsia="Times New Roman" w:hAnsi="Courier New" w:cs="Courier New"/>
+          <w:sz w:val="20"/>
+          <w:szCs w:val="20"/>
+          <w:lang w:eastAsia="en-IN"/>
+        </w:rPr>
+        <w:t>Student s = new Student();</w:t>
+      </w:r>
+    </w:p>
+    <w:p>
+      <w:pPr>
+        <w:spacing w:before="100" w:beforeAutospacing="1" w:after="100" w:afterAutospacing="1" w:line="240" w:lineRule="auto"/>
+        <w:rPr>
+          <w:rFonts w:ascii="Times New Roman" w:eastAsia="Times New Roman" w:hAnsi="Times New Roman" w:cs="Times New Roman"/>
+          <w:sz w:val="24"/>
+          <w:szCs w:val="24"/>
+          <w:lang w:eastAsia="en-IN"/>
+        </w:rPr>
+      </w:pPr>
+      <w:r>
+        <w:rPr>
+          <w:rFonts w:ascii="Times New Roman" w:eastAsia="Times New Roman" w:hAnsi="Times New Roman" w:cs="Times New Roman"/>
+          <w:sz w:val="24"/>
+          <w:szCs w:val="24"/>
+          <w:lang w:eastAsia="en-IN"/>
+        </w:rPr>
+        <w:t>👉 Only memory is created</w:t>
+      </w:r>
+    </w:p>
+    <w:p>
+      <w:pPr>
+        <w:tabs>
+          <w:tab w:val="left" w:pos="916"/>
+          <w:tab w:val="left" w:pos="1832"/>
+          <w:tab w:val="left" w:pos="2748"/>
+          <w:tab w:val="left" w:pos="3664"/>
+          <w:tab w:val="left" w:pos="4580"/>
+          <w:tab w:val="left" w:pos="5496"/>
+          <w:tab w:val="left" w:pos="6412"/>
+          <w:tab w:val="left" w:pos="7328"/>
+          <w:tab w:val="left" w:pos="8244"/>
+          <w:tab w:val="left" w:pos="9160"/>
+          <w:tab w:val="left" w:pos="10076"/>
+          <w:tab w:val="left" w:pos="10992"/>
+          <w:tab w:val="left" w:pos="11908"/>
+          <w:tab w:val="left" w:pos="12824"/>
+          <w:tab w:val="left" w:pos="13740"/>
+          <w:tab w:val="left" w:pos="14656"/>
+        </w:tabs>
+        <w:spacing w:after="0" w:line="240" w:lineRule="auto"/>
+        <w:rPr>
+          <w:rFonts w:ascii="Courier New" w:eastAsia="Times New Roman" w:hAnsi="Courier New" w:cs="Courier New"/>
+          <w:sz w:val="20"/>
+          <w:szCs w:val="20"/>
+          <w:lang w:eastAsia="en-IN"/>
+        </w:rPr>
+      </w:pPr>
+      <w:r>
+        <w:rPr>
+          <w:rFonts w:ascii="Courier New" w:eastAsia="Times New Roman" w:hAnsi="Courier New" w:cs="Courier New"/>
+          <w:sz w:val="20"/>
+          <w:szCs w:val="20"/>
+          <w:lang w:eastAsia="en-IN"/>
+        </w:rPr>
+        <w:t>name = null</w:t>
+      </w:r>
+    </w:p>
+    <w:p>
+      <w:pPr>
+        <w:tabs>
+          <w:tab w:val="left" w:pos="916"/>
+          <w:tab w:val="left" w:pos="1832"/>
+          <w:tab w:val="left" w:pos="2748"/>
+          <w:tab w:val="left" w:pos="3664"/>
+          <w:tab w:val="left" w:pos="4580"/>
+          <w:tab w:val="left" w:pos="5496"/>
+          <w:tab w:val="left" w:pos="6412"/>
+          <w:tab w:val="left" w:pos="7328"/>
+          <w:tab w:val="left" w:pos="8244"/>
+          <w:tab w:val="left" w:pos="9160"/>
+          <w:tab w:val="left" w:pos="10076"/>
+          <w:tab w:val="left" w:pos="10992"/>
+          <w:tab w:val="left" w:pos="11908"/>
+          <w:tab w:val="left" w:pos="12824"/>
+          <w:tab w:val="left" w:pos="13740"/>
+          <w:tab w:val="left" w:pos="14656"/>
+        </w:tabs>
+        <w:spacing w:after="0" w:line="240" w:lineRule="auto"/>
+        <w:rPr>
+          <w:rFonts w:ascii="Courier New" w:eastAsia="Times New Roman" w:hAnsi="Courier New" w:cs="Courier New"/>
+          <w:sz w:val="20"/>
+          <w:szCs w:val="20"/>
+          <w:lang w:eastAsia="en-IN"/>
+        </w:rPr>
+      </w:pPr>
+      <w:r>
+        <w:rPr>
+          <w:rFonts w:ascii="Courier New" w:eastAsia="Times New Roman" w:hAnsi="Courier New" w:cs="Courier New"/>
+          <w:sz w:val="20"/>
+          <w:szCs w:val="20"/>
+          <w:lang w:eastAsia="en-IN"/>
+        </w:rPr>
+        <w:t>book = null</w:t>
+      </w:r>
+    </w:p>
+    <w:p>
+      <w:pPr>
+        <w:spacing w:after="0" w:line="240" w:lineRule="auto"/>
+        <w:rPr>
+          <w:rFonts w:ascii="Times New Roman" w:eastAsia="Times New Roman" w:hAnsi="Times New Roman" w:cs="Times New Roman"/>
+          <w:sz w:val="24"/>
+          <w:szCs w:val="24"/>
+          <w:lang w:eastAsia="en-IN"/>
+        </w:rPr>
+      </w:pPr>
+      <w:r>
+        <w:rPr>
+          <w:rFonts w:ascii="Times New Roman" w:eastAsia="Times New Roman" w:hAnsi="Times New Roman" w:cs="Times New Roman"/>
+          <w:sz w:val="24"/>
+          <w:szCs w:val="24"/>
+          <w:lang w:eastAsia="en-IN"/>
+        </w:rPr>
+        <w:pict>
+          <v:rect id="_x0000_i1082" style="width:0;height:1.5pt" o:hralign="center" o:hrstd="t" o:hr="t" fillcolor="#a0a0a0" stroked="f"/>
+        </w:pict>
+      </w:r>
+    </w:p>
+    <w:p>
+      <w:pPr>
+        <w:spacing w:before="100" w:beforeAutospacing="1" w:after="100" w:afterAutospacing="1" w:line="240" w:lineRule="auto"/>
+        <w:outlineLvl w:val="0"/>
+        <w:rPr>
+          <w:rFonts w:ascii="Times New Roman" w:eastAsia="Times New Roman" w:hAnsi="Times New Roman" w:cs="Times New Roman"/>
+          <w:b/>
+          <w:bCs/>
+          <w:kern w:val="36"/>
+          <w:sz w:val="48"/>
+          <w:szCs w:val="48"/>
+          <w:lang w:eastAsia="en-IN"/>
+        </w:rPr>
+      </w:pPr>
+      <w:r>
+        <w:rPr>
+          <w:rFonts w:ascii="Times New Roman" w:eastAsia="Times New Roman" w:hAnsi="Times New Roman" w:cs="Times New Roman"/>
+          <w:b/>
+          <w:bCs/>
+          <w:kern w:val="36"/>
+          <w:sz w:val="48"/>
+          <w:szCs w:val="48"/>
+          <w:lang w:eastAsia="en-IN"/>
+        </w:rPr>
+        <w:t>🟡 Step 2: Dependency Injection (@Autowired)</w:t>
+      </w:r>
+    </w:p>
+    <w:p>
+      <w:pPr>
+        <w:spacing w:before="100" w:beforeAutospacing="1" w:after="100" w:afterAutospacing="1" w:line="240" w:lineRule="auto"/>
+        <w:rPr>
+          <w:rFonts w:ascii="Times New Roman" w:eastAsia="Times New Roman" w:hAnsi="Times New Roman" w:cs="Times New Roman"/>
+          <w:sz w:val="24"/>
+          <w:szCs w:val="24"/>
+          <w:lang w:eastAsia="en-IN"/>
+        </w:rPr>
+      </w:pPr>
+      <w:r>
+        <w:rPr>
+          <w:rFonts w:ascii="Times New Roman" w:eastAsia="Times New Roman" w:hAnsi="Times New Roman" w:cs="Times New Roman"/>
+          <w:sz w:val="24"/>
+          <w:szCs w:val="24"/>
+          <w:lang w:eastAsia="en-IN"/>
+        </w:rPr>
+        <w:t>Spring fills dependencies:</w:t>
+      </w:r>
+    </w:p>
+    <w:p>
+      <w:pPr>
+        <w:tabs>
+          <w:tab w:val="left" w:pos="916"/>
+          <w:tab w:val="left" w:pos="1832"/>
+          <w:tab w:val="left" w:pos="2748"/>
+          <w:tab w:val="left" w:pos="3664"/>
+          <w:tab w:val="left" w:pos="4580"/>
+          <w:tab w:val="left" w:pos="5496"/>
+          <w:tab w:val="left" w:pos="6412"/>
+          <w:tab w:val="left" w:pos="7328"/>
+          <w:tab w:val="left" w:pos="8244"/>
+          <w:tab w:val="left" w:pos="9160"/>
+          <w:tab w:val="left" w:pos="10076"/>
+          <w:tab w:val="left" w:pos="10992"/>
+          <w:tab w:val="left" w:pos="11908"/>
+          <w:tab w:val="left" w:pos="12824"/>
+          <w:tab w:val="left" w:pos="13740"/>
+          <w:tab w:val="left" w:pos="14656"/>
+        </w:tabs>
+        <w:spacing w:after="0" w:line="240" w:lineRule="auto"/>
+        <w:rPr>
+          <w:rFonts w:ascii="Courier New" w:eastAsia="Times New Roman" w:hAnsi="Courier New" w:cs="Courier New"/>
+          <w:sz w:val="20"/>
+          <w:szCs w:val="20"/>
+          <w:lang w:eastAsia="en-IN"/>
+        </w:rPr>
+      </w:pPr>
+      <w:r>
+        <w:rPr>
+          <w:rFonts w:ascii="Courier New" w:eastAsia="Times New Roman" w:hAnsi="Courier New" w:cs="Courier New"/>
+          <w:sz w:val="20"/>
+          <w:szCs w:val="20"/>
+          <w:lang w:eastAsia="en-IN"/>
+        </w:rPr>
+        <w:t>s.book = Book bean;</w:t>
+      </w:r>
+    </w:p>
+    <w:p>
+      <w:pPr>
+        <w:spacing w:before="100" w:beforeAutospacing="1" w:after="100" w:afterAutospacing="1" w:line="240" w:lineRule="auto"/>
+        <w:rPr>
+          <w:rFonts w:ascii="Times New Roman" w:eastAsia="Times New Roman" w:hAnsi="Times New Roman" w:cs="Times New Roman"/>
+          <w:sz w:val="24"/>
+          <w:szCs w:val="24"/>
+          <w:lang w:eastAsia="en-IN"/>
+        </w:rPr>
+      </w:pPr>
+      <w:r>
+        <w:rPr>
+          <w:rFonts w:ascii="Times New Roman" w:eastAsia="Times New Roman" w:hAnsi="Times New Roman" w:cs="Times New Roman"/>
+          <w:sz w:val="24"/>
+          <w:szCs w:val="24"/>
+          <w:lang w:eastAsia="en-IN"/>
+        </w:rPr>
+        <w:t>👉 Now object is ready with required parts</w:t>
+      </w:r>
+    </w:p>
+    <w:p>
+      <w:pPr>
+        <w:spacing w:after="0" w:line="240" w:lineRule="auto"/>
+        <w:rPr>
+          <w:rFonts w:ascii="Times New Roman" w:eastAsia="Times New Roman" w:hAnsi="Times New Roman" w:cs="Times New Roman"/>
+          <w:sz w:val="24"/>
+          <w:szCs w:val="24"/>
+          <w:lang w:eastAsia="en-IN"/>
+        </w:rPr>
+      </w:pPr>
+      <w:r>
+        <w:rPr>
+          <w:rFonts w:ascii="Times New Roman" w:eastAsia="Times New Roman" w:hAnsi="Times New Roman" w:cs="Times New Roman"/>
+          <w:sz w:val="24"/>
+          <w:szCs w:val="24"/>
+          <w:lang w:eastAsia="en-IN"/>
+        </w:rPr>
+        <w:pict>
+          <v:rect id="_x0000_i1083" style="width:0;height:1.5pt" o:hralign="center" o:hrstd="t" o:hr="t" fillcolor="#a0a0a0" stroked="f"/>
+        </w:pict>
+      </w:r>
+    </w:p>
+    <w:p>
+      <w:pPr>
+        <w:spacing w:before="100" w:beforeAutospacing="1" w:after="100" w:afterAutospacing="1" w:line="240" w:lineRule="auto"/>
+        <w:outlineLvl w:val="0"/>
+        <w:rPr>
+          <w:rFonts w:ascii="Times New Roman" w:eastAsia="Times New Roman" w:hAnsi="Times New Roman" w:cs="Times New Roman"/>
+          <w:b/>
+          <w:bCs/>
+          <w:kern w:val="36"/>
+          <w:sz w:val="48"/>
+          <w:szCs w:val="48"/>
+          <w:lang w:eastAsia="en-IN"/>
+        </w:rPr>
+      </w:pPr>
+      <w:r>
+        <w:rPr>
+          <w:rFonts w:ascii="Times New Roman" w:eastAsia="Times New Roman" w:hAnsi="Times New Roman" w:cs="Times New Roman"/>
+          <w:b/>
+          <w:bCs/>
+          <w:kern w:val="36"/>
+          <w:sz w:val="48"/>
+          <w:szCs w:val="48"/>
+          <w:lang w:eastAsia="en-IN"/>
+        </w:rPr>
+        <w:t>🔵 Step 3: Before Initialization</w:t>
+      </w:r>
+    </w:p>
+    <w:p>
+      <w:pPr>
+        <w:tabs>
+          <w:tab w:val="left" w:pos="916"/>
+          <w:tab w:val="left" w:pos="1832"/>
+          <w:tab w:val="left" w:pos="2748"/>
+          <w:tab w:val="left" w:pos="3664"/>
+          <w:tab w:val="left" w:pos="4580"/>
+          <w:tab w:val="left" w:pos="5496"/>
+          <w:tab w:val="left" w:pos="6412"/>
+          <w:tab w:val="left" w:pos="7328"/>
+          <w:tab w:val="left" w:pos="8244"/>
+          <w:tab w:val="left" w:pos="9160"/>
+          <w:tab w:val="left" w:pos="10076"/>
+          <w:tab w:val="left" w:pos="10992"/>
+          <w:tab w:val="left" w:pos="11908"/>
+          <w:tab w:val="left" w:pos="12824"/>
+          <w:tab w:val="left" w:pos="13740"/>
+          <w:tab w:val="left" w:pos="14656"/>
+        </w:tabs>
+        <w:spacing w:after="0" w:line="240" w:lineRule="auto"/>
+        <w:rPr>
+          <w:rFonts w:ascii="Courier New" w:eastAsia="Times New Roman" w:hAnsi="Courier New" w:cs="Courier New"/>
+          <w:sz w:val="20"/>
+          <w:szCs w:val="20"/>
+          <w:lang w:eastAsia="en-IN"/>
+        </w:rPr>
+      </w:pPr>
+      <w:r>
+        <w:rPr>
+          <w:rFonts w:ascii="Courier New" w:eastAsia="Times New Roman" w:hAnsi="Courier New" w:cs="Courier New"/>
+          <w:sz w:val="20"/>
+          <w:szCs w:val="20"/>
+          <w:lang w:eastAsia="en-IN"/>
+        </w:rPr>
+        <w:lastRenderedPageBreak/>
+        <w:t>postProcessBeforeInitialization()</w:t>
+      </w:r>
+    </w:p>
+    <w:p>
+      <w:pPr>
+        <w:spacing w:before="100" w:beforeAutospacing="1" w:after="100" w:afterAutospacing="1" w:line="240" w:lineRule="auto"/>
+        <w:rPr>
+          <w:rFonts w:ascii="Times New Roman" w:eastAsia="Times New Roman" w:hAnsi="Times New Roman" w:cs="Times New Roman"/>
+          <w:sz w:val="24"/>
+          <w:szCs w:val="24"/>
+          <w:lang w:eastAsia="en-IN"/>
+        </w:rPr>
+      </w:pPr>
+      <w:r>
+        <w:rPr>
+          <w:rFonts w:ascii="Times New Roman" w:eastAsia="Times New Roman" w:hAnsi="Times New Roman" w:cs="Times New Roman"/>
+          <w:sz w:val="24"/>
+          <w:szCs w:val="24"/>
+          <w:lang w:eastAsia="en-IN"/>
+        </w:rPr>
+        <w:t>👉 What happens here:</w:t>
+      </w:r>
+    </w:p>
+    <w:p>
+      <w:pPr>
+        <w:numPr>
+          <w:ilvl w:val="0"/>
+          <w:numId w:val="9"/>
+        </w:numPr>
+        <w:spacing w:before="100" w:beforeAutospacing="1" w:after="100" w:afterAutospacing="1" w:line="240" w:lineRule="auto"/>
+        <w:rPr>
+          <w:rFonts w:ascii="Times New Roman" w:eastAsia="Times New Roman" w:hAnsi="Times New Roman" w:cs="Times New Roman"/>
+          <w:sz w:val="24"/>
+          <w:szCs w:val="24"/>
+          <w:lang w:eastAsia="en-IN"/>
+        </w:rPr>
+      </w:pPr>
+      <w:r>
+        <w:rPr>
+          <w:rFonts w:ascii="Times New Roman" w:eastAsia="Times New Roman" w:hAnsi="Times New Roman" w:cs="Times New Roman"/>
+          <w:sz w:val="24"/>
+          <w:szCs w:val="24"/>
+          <w:lang w:eastAsia="en-IN"/>
+        </w:rPr>
+        <w:t>object is NOT fully initialized yet</w:t>
+      </w:r>
+    </w:p>
+    <w:p>
+      <w:pPr>
+        <w:numPr>
+          <w:ilvl w:val="0"/>
+          <w:numId w:val="9"/>
+        </w:numPr>
+        <w:spacing w:before="100" w:beforeAutospacing="1" w:after="100" w:afterAutospacing="1" w:line="240" w:lineRule="auto"/>
+        <w:rPr>
+          <w:rFonts w:ascii="Times New Roman" w:eastAsia="Times New Roman" w:hAnsi="Times New Roman" w:cs="Times New Roman"/>
+          <w:sz w:val="24"/>
+          <w:szCs w:val="24"/>
+          <w:lang w:eastAsia="en-IN"/>
+        </w:rPr>
+      </w:pPr>
+      <w:r>
+        <w:rPr>
+          <w:rFonts w:ascii="Times New Roman" w:eastAsia="Times New Roman" w:hAnsi="Times New Roman" w:cs="Times New Roman"/>
+          <w:sz w:val="24"/>
+          <w:szCs w:val="24"/>
+          <w:lang w:eastAsia="en-IN"/>
+        </w:rPr>
+        <w:t>Spring allows small changes</w:t>
+      </w:r>
+    </w:p>
+    <w:p>
+      <w:pPr>
+        <w:spacing w:before="100" w:beforeAutospacing="1" w:after="100" w:afterAutospacing="1" w:line="240" w:lineRule="auto"/>
+        <w:outlineLvl w:val="2"/>
+        <w:rPr>
+          <w:rFonts w:ascii="Times New Roman" w:eastAsia="Times New Roman" w:hAnsi="Times New Roman" w:cs="Times New Roman"/>
+          <w:b/>
+          <w:bCs/>
+          <w:sz w:val="27"/>
+          <w:szCs w:val="27"/>
+          <w:lang w:eastAsia="en-IN"/>
+        </w:rPr>
+      </w:pPr>
+      <w:r>
+        <w:rPr>
+          <w:rFonts w:ascii="Times New Roman" w:eastAsia="Times New Roman" w:hAnsi="Times New Roman" w:cs="Times New Roman"/>
+          <w:b/>
+          <w:bCs/>
+          <w:sz w:val="27"/>
+          <w:szCs w:val="27"/>
+          <w:lang w:eastAsia="en-IN"/>
+        </w:rPr>
+        <w:t>Example:</w:t>
+      </w:r>
+    </w:p>
+    <w:p>
+      <w:pPr>
+        <w:tabs>
+          <w:tab w:val="left" w:pos="916"/>
+          <w:tab w:val="left" w:pos="1832"/>
+          <w:tab w:val="left" w:pos="2748"/>
+          <w:tab w:val="left" w:pos="3664"/>
+          <w:tab w:val="left" w:pos="4580"/>
+          <w:tab w:val="left" w:pos="5496"/>
+          <w:tab w:val="left" w:pos="6412"/>
+          <w:tab w:val="left" w:pos="7328"/>
+          <w:tab w:val="left" w:pos="8244"/>
+          <w:tab w:val="left" w:pos="9160"/>
+          <w:tab w:val="left" w:pos="10076"/>
+          <w:tab w:val="left" w:pos="10992"/>
+          <w:tab w:val="left" w:pos="11908"/>
+          <w:tab w:val="left" w:pos="12824"/>
+          <w:tab w:val="left" w:pos="13740"/>
+          <w:tab w:val="left" w:pos="14656"/>
+        </w:tabs>
+        <w:spacing w:after="0" w:line="240" w:lineRule="auto"/>
+        <w:rPr>
+          <w:rFonts w:ascii="Courier New" w:eastAsia="Times New Roman" w:hAnsi="Courier New" w:cs="Courier New"/>
+          <w:sz w:val="20"/>
+          <w:szCs w:val="20"/>
+          <w:lang w:eastAsia="en-IN"/>
+        </w:rPr>
+      </w:pPr>
+      <w:r>
+        <w:rPr>
+          <w:rFonts w:ascii="Courier New" w:eastAsia="Times New Roman" w:hAnsi="Courier New" w:cs="Courier New"/>
+          <w:sz w:val="20"/>
+          <w:szCs w:val="20"/>
+          <w:lang w:eastAsia="en-IN"/>
+        </w:rPr>
+        <w:t>s.name = "Default Name";</w:t>
+      </w:r>
+    </w:p>
+    <w:p>
+      <w:pPr>
+        <w:spacing w:after="0" w:line="240" w:lineRule="auto"/>
+        <w:rPr>
+          <w:rFonts w:ascii="Times New Roman" w:eastAsia="Times New Roman" w:hAnsi="Times New Roman" w:cs="Times New Roman"/>
+          <w:sz w:val="24"/>
+          <w:szCs w:val="24"/>
+          <w:lang w:eastAsia="en-IN"/>
+        </w:rPr>
+      </w:pPr>
+      <w:r>
+        <w:rPr>
+          <w:rFonts w:ascii="Times New Roman" w:eastAsia="Times New Roman" w:hAnsi="Times New Roman" w:cs="Times New Roman"/>
+          <w:sz w:val="24"/>
+          <w:szCs w:val="24"/>
+          <w:lang w:eastAsia="en-IN"/>
+        </w:rPr>
+        <w:pict>
+          <v:rect id="_x0000_i1084" style="width:0;height:1.5pt" o:hralign="center" o:hrstd="t" o:hr="t" fillcolor="#a0a0a0" stroked="f"/>
+        </w:pict>
+      </w:r>
+    </w:p>
+    <w:p>
+      <w:pPr>
+        <w:spacing w:before="100" w:beforeAutospacing="1" w:after="100" w:afterAutospacing="1" w:line="240" w:lineRule="auto"/>
+        <w:outlineLvl w:val="0"/>
+        <w:rPr>
+          <w:rFonts w:ascii="Times New Roman" w:eastAsia="Times New Roman" w:hAnsi="Times New Roman" w:cs="Times New Roman"/>
+          <w:b/>
+          <w:bCs/>
+          <w:kern w:val="36"/>
+          <w:sz w:val="48"/>
+          <w:szCs w:val="48"/>
+          <w:lang w:eastAsia="en-IN"/>
+        </w:rPr>
+      </w:pPr>
+      <w:r>
+        <w:rPr>
+          <w:rFonts w:ascii="Times New Roman" w:eastAsia="Times New Roman" w:hAnsi="Times New Roman" w:cs="Times New Roman"/>
+          <w:b/>
+          <w:bCs/>
+          <w:kern w:val="36"/>
+          <w:sz w:val="48"/>
+          <w:szCs w:val="48"/>
+          <w:lang w:eastAsia="en-IN"/>
+        </w:rPr>
+        <w:t>🟣 Step 4: Initialization (@PostConstruct)</w:t>
+      </w:r>
+    </w:p>
+    <w:p>
+      <w:pPr>
+        <w:tabs>
+          <w:tab w:val="left" w:pos="916"/>
+          <w:tab w:val="left" w:pos="1832"/>
+          <w:tab w:val="left" w:pos="2748"/>
+          <w:tab w:val="left" w:pos="3664"/>
+          <w:tab w:val="left" w:pos="4580"/>
+          <w:tab w:val="left" w:pos="5496"/>
+          <w:tab w:val="left" w:pos="6412"/>
+          <w:tab w:val="left" w:pos="7328"/>
+          <w:tab w:val="left" w:pos="8244"/>
+          <w:tab w:val="left" w:pos="9160"/>
+          <w:tab w:val="left" w:pos="10076"/>
+          <w:tab w:val="left" w:pos="10992"/>
+          <w:tab w:val="left" w:pos="11908"/>
+          <w:tab w:val="left" w:pos="12824"/>
+          <w:tab w:val="left" w:pos="13740"/>
+          <w:tab w:val="left" w:pos="14656"/>
+        </w:tabs>
+        <w:spacing w:after="0" w:line="240" w:lineRule="auto"/>
+        <w:rPr>
+          <w:rFonts w:ascii="Courier New" w:eastAsia="Times New Roman" w:hAnsi="Courier New" w:cs="Courier New"/>
+          <w:sz w:val="20"/>
+          <w:szCs w:val="20"/>
+          <w:lang w:eastAsia="en-IN"/>
+        </w:rPr>
+      </w:pPr>
+      <w:r>
+        <w:rPr>
+          <w:rFonts w:ascii="Courier New" w:eastAsia="Times New Roman" w:hAnsi="Courier New" w:cs="Courier New"/>
+          <w:sz w:val="20"/>
+          <w:szCs w:val="20"/>
+          <w:lang w:eastAsia="en-IN"/>
+        </w:rPr>
+        <w:t>@PostConstruct</w:t>
+      </w:r>
+    </w:p>
+    <w:p>
+      <w:pPr>
+        <w:tabs>
+          <w:tab w:val="left" w:pos="916"/>
+          <w:tab w:val="left" w:pos="1832"/>
+          <w:tab w:val="left" w:pos="2748"/>
+          <w:tab w:val="left" w:pos="3664"/>
+          <w:tab w:val="left" w:pos="4580"/>
+          <w:tab w:val="left" w:pos="5496"/>
+          <w:tab w:val="left" w:pos="6412"/>
+          <w:tab w:val="left" w:pos="7328"/>
+          <w:tab w:val="left" w:pos="8244"/>
+          <w:tab w:val="left" w:pos="9160"/>
+          <w:tab w:val="left" w:pos="10076"/>
+          <w:tab w:val="left" w:pos="10992"/>
+          <w:tab w:val="left" w:pos="11908"/>
+          <w:tab w:val="left" w:pos="12824"/>
+          <w:tab w:val="left" w:pos="13740"/>
+          <w:tab w:val="left" w:pos="14656"/>
+        </w:tabs>
+        <w:spacing w:after="0" w:line="240" w:lineRule="auto"/>
+        <w:rPr>
+          <w:rFonts w:ascii="Courier New" w:eastAsia="Times New Roman" w:hAnsi="Courier New" w:cs="Courier New"/>
+          <w:sz w:val="20"/>
+          <w:szCs w:val="20"/>
+          <w:lang w:eastAsia="en-IN"/>
+        </w:rPr>
+      </w:pPr>
+      <w:r>
+        <w:rPr>
+          <w:rFonts w:ascii="Courier New" w:eastAsia="Times New Roman" w:hAnsi="Courier New" w:cs="Courier New"/>
+          <w:sz w:val="20"/>
+          <w:szCs w:val="20"/>
+          <w:lang w:eastAsia="en-IN"/>
+        </w:rPr>
+        <w:t>void init() {</w:t>
+      </w:r>
+    </w:p>
+    <w:p>
+      <w:pPr>
+        <w:tabs>
+          <w:tab w:val="left" w:pos="916"/>
+          <w:tab w:val="left" w:pos="1832"/>
+          <w:tab w:val="left" w:pos="2748"/>
+          <w:tab w:val="left" w:pos="3664"/>
+          <w:tab w:val="left" w:pos="4580"/>
+          <w:tab w:val="left" w:pos="5496"/>
+          <w:tab w:val="left" w:pos="6412"/>
+          <w:tab w:val="left" w:pos="7328"/>
+          <w:tab w:val="left" w:pos="8244"/>
+          <w:tab w:val="left" w:pos="9160"/>
+          <w:tab w:val="left" w:pos="10076"/>
+          <w:tab w:val="left" w:pos="10992"/>
+          <w:tab w:val="left" w:pos="11908"/>
+          <w:tab w:val="left" w:pos="12824"/>
+          <w:tab w:val="left" w:pos="13740"/>
+          <w:tab w:val="left" w:pos="14656"/>
+        </w:tabs>
+        <w:spacing w:after="0" w:line="240" w:lineRule="auto"/>
+        <w:rPr>
+          <w:rFonts w:ascii="Courier New" w:eastAsia="Times New Roman" w:hAnsi="Courier New" w:cs="Courier New"/>
+          <w:sz w:val="20"/>
+          <w:szCs w:val="20"/>
+          <w:lang w:eastAsia="en-IN"/>
+        </w:rPr>
+      </w:pPr>
+      <w:r>
+        <w:rPr>
+          <w:rFonts w:ascii="Courier New" w:eastAsia="Times New Roman" w:hAnsi="Courier New" w:cs="Courier New"/>
+          <w:sz w:val="20"/>
+          <w:szCs w:val="20"/>
+          <w:lang w:eastAsia="en-IN"/>
+        </w:rPr>
+        <w:t xml:space="preserve">    System.out.println("init method");</w:t>
+      </w:r>
+    </w:p>
+    <w:p>
+      <w:pPr>
+        <w:tabs>
+          <w:tab w:val="left" w:pos="916"/>
+          <w:tab w:val="left" w:pos="1832"/>
+          <w:tab w:val="left" w:pos="2748"/>
+          <w:tab w:val="left" w:pos="3664"/>
+          <w:tab w:val="left" w:pos="4580"/>
+          <w:tab w:val="left" w:pos="5496"/>
+          <w:tab w:val="left" w:pos="6412"/>
+          <w:tab w:val="left" w:pos="7328"/>
+          <w:tab w:val="left" w:pos="8244"/>
+          <w:tab w:val="left" w:pos="9160"/>
+          <w:tab w:val="left" w:pos="10076"/>
+          <w:tab w:val="left" w:pos="10992"/>
+          <w:tab w:val="left" w:pos="11908"/>
+          <w:tab w:val="left" w:pos="12824"/>
+          <w:tab w:val="left" w:pos="13740"/>
+          <w:tab w:val="left" w:pos="14656"/>
+        </w:tabs>
+        <w:spacing w:after="0" w:line="240" w:lineRule="auto"/>
+        <w:rPr>
+          <w:rFonts w:ascii="Courier New" w:eastAsia="Times New Roman" w:hAnsi="Courier New" w:cs="Courier New"/>
+          <w:sz w:val="20"/>
+          <w:szCs w:val="20"/>
+          <w:lang w:eastAsia="en-IN"/>
+        </w:rPr>
+      </w:pPr>
+      <w:r>
+        <w:rPr>
+          <w:rFonts w:ascii="Courier New" w:eastAsia="Times New Roman" w:hAnsi="Courier New" w:cs="Courier New"/>
+          <w:sz w:val="20"/>
+          <w:szCs w:val="20"/>
+          <w:lang w:eastAsia="en-IN"/>
+        </w:rPr>
+        <w:t>}</w:t>
+      </w:r>
+    </w:p>
+    <w:p>
+      <w:pPr>
+        <w:spacing w:before="100" w:beforeAutospacing="1" w:after="100" w:afterAutospacing="1" w:line="240" w:lineRule="auto"/>
+        <w:rPr>
+          <w:rFonts w:ascii="Times New Roman" w:eastAsia="Times New Roman" w:hAnsi="Times New Roman" w:cs="Times New Roman"/>
+          <w:sz w:val="24"/>
+          <w:szCs w:val="24"/>
+          <w:lang w:eastAsia="en-IN"/>
+        </w:rPr>
+      </w:pPr>
+      <w:r>
+        <w:rPr>
+          <w:rFonts w:ascii="Times New Roman" w:eastAsia="Times New Roman" w:hAnsi="Times New Roman" w:cs="Times New Roman"/>
+          <w:sz w:val="24"/>
+          <w:szCs w:val="24"/>
+          <w:lang w:eastAsia="en-IN"/>
+        </w:rPr>
+        <w:t>👉 This is your startup logic</w:t>
+      </w:r>
+    </w:p>
+    <w:p>
+      <w:pPr>
+        <w:spacing w:before="100" w:beforeAutospacing="1" w:after="100" w:afterAutospacing="1" w:line="240" w:lineRule="auto"/>
+        <w:rPr>
+          <w:rFonts w:ascii="Times New Roman" w:eastAsia="Times New Roman" w:hAnsi="Times New Roman" w:cs="Times New Roman"/>
+          <w:sz w:val="24"/>
+          <w:szCs w:val="24"/>
+          <w:lang w:eastAsia="en-IN"/>
+        </w:rPr>
+      </w:pPr>
+      <w:r>
+        <w:rPr>
+          <w:rFonts w:ascii="Times New Roman" w:eastAsia="Times New Roman" w:hAnsi="Times New Roman" w:cs="Times New Roman"/>
+          <w:sz w:val="24"/>
+          <w:szCs w:val="24"/>
+          <w:lang w:eastAsia="en-IN"/>
+        </w:rPr>
+        <w:t>Output:</w:t>
+      </w:r>
+    </w:p>
+    <w:p>
+      <w:pPr>
+        <w:tabs>
+          <w:tab w:val="left" w:pos="916"/>
+          <w:tab w:val="left" w:pos="1832"/>
+          <w:tab w:val="left" w:pos="2748"/>
+          <w:tab w:val="left" w:pos="3664"/>
+          <w:tab w:val="left" w:pos="4580"/>
+          <w:tab w:val="left" w:pos="5496"/>
+          <w:tab w:val="left" w:pos="6412"/>
+          <w:tab w:val="left" w:pos="7328"/>
+          <w:tab w:val="left" w:pos="8244"/>
+          <w:tab w:val="left" w:pos="9160"/>
+          <w:tab w:val="left" w:pos="10076"/>
+          <w:tab w:val="left" w:pos="10992"/>
+          <w:tab w:val="left" w:pos="11908"/>
+          <w:tab w:val="left" w:pos="12824"/>
+          <w:tab w:val="left" w:pos="13740"/>
+          <w:tab w:val="left" w:pos="14656"/>
+        </w:tabs>
+        <w:spacing w:after="0" w:line="240" w:lineRule="auto"/>
+        <w:rPr>
+          <w:rFonts w:ascii="Courier New" w:eastAsia="Times New Roman" w:hAnsi="Courier New" w:cs="Courier New"/>
+          <w:sz w:val="20"/>
+          <w:szCs w:val="20"/>
+          <w:lang w:eastAsia="en-IN"/>
+        </w:rPr>
+      </w:pPr>
+      <w:r>
+        <w:rPr>
+          <w:rFonts w:ascii="Courier New" w:eastAsia="Times New Roman" w:hAnsi="Courier New" w:cs="Courier New"/>
+          <w:sz w:val="20"/>
+          <w:szCs w:val="20"/>
+          <w:lang w:eastAsia="en-IN"/>
+        </w:rPr>
+        <w:t>init method</w:t>
+      </w:r>
+    </w:p>
+    <w:p>
+      <w:pPr>
+        <w:spacing w:after="0" w:line="240" w:lineRule="auto"/>
+        <w:rPr>
+          <w:rFonts w:ascii="Times New Roman" w:eastAsia="Times New Roman" w:hAnsi="Times New Roman" w:cs="Times New Roman"/>
+          <w:sz w:val="24"/>
+          <w:szCs w:val="24"/>
+          <w:lang w:eastAsia="en-IN"/>
+        </w:rPr>
+      </w:pPr>
+      <w:r>
+        <w:rPr>
+          <w:rFonts w:ascii="Times New Roman" w:eastAsia="Times New Roman" w:hAnsi="Times New Roman" w:cs="Times New Roman"/>
+          <w:sz w:val="24"/>
+          <w:szCs w:val="24"/>
+          <w:lang w:eastAsia="en-IN"/>
+        </w:rPr>
+        <w:pict>
+          <v:rect id="_x0000_i1085" style="width:0;height:1.5pt" o:hralign="center" o:hrstd="t" o:hr="t" fillcolor="#a0a0a0" stroked="f"/>
+        </w:pict>
+      </w:r>
+    </w:p>
+    <w:p>
+      <w:pPr>
+        <w:spacing w:before="100" w:beforeAutospacing="1" w:after="100" w:afterAutospacing="1" w:line="240" w:lineRule="auto"/>
+        <w:outlineLvl w:val="0"/>
+        <w:rPr>
+          <w:rFonts w:ascii="Times New Roman" w:eastAsia="Times New Roman" w:hAnsi="Times New Roman" w:cs="Times New Roman"/>
+          <w:b/>
+          <w:bCs/>
+          <w:kern w:val="36"/>
+          <w:sz w:val="48"/>
+          <w:szCs w:val="48"/>
+          <w:lang w:eastAsia="en-IN"/>
+        </w:rPr>
+      </w:pPr>
+      <w:r>
+        <w:rPr>
+          <w:rFonts w:ascii="Times New Roman" w:eastAsia="Times New Roman" w:hAnsi="Times New Roman" w:cs="Times New Roman"/>
+          <w:b/>
+          <w:bCs/>
+          <w:kern w:val="36"/>
+          <w:sz w:val="48"/>
+          <w:szCs w:val="48"/>
+          <w:lang w:eastAsia="en-IN"/>
+        </w:rPr>
+        <w:lastRenderedPageBreak/>
+        <w:t>🔴 Step 5: After Initialization</w:t>
+      </w:r>
+    </w:p>
+    <w:p>
+      <w:pPr>
+        <w:tabs>
+          <w:tab w:val="left" w:pos="916"/>
+          <w:tab w:val="left" w:pos="1832"/>
+          <w:tab w:val="left" w:pos="2748"/>
+          <w:tab w:val="left" w:pos="3664"/>
+          <w:tab w:val="left" w:pos="4580"/>
+          <w:tab w:val="left" w:pos="5496"/>
+          <w:tab w:val="left" w:pos="6412"/>
+          <w:tab w:val="left" w:pos="7328"/>
+          <w:tab w:val="left" w:pos="8244"/>
+          <w:tab w:val="left" w:pos="9160"/>
+          <w:tab w:val="left" w:pos="10076"/>
+          <w:tab w:val="left" w:pos="10992"/>
+          <w:tab w:val="left" w:pos="11908"/>
+          <w:tab w:val="left" w:pos="12824"/>
+          <w:tab w:val="left" w:pos="13740"/>
+          <w:tab w:val="left" w:pos="14656"/>
+        </w:tabs>
+        <w:spacing w:after="0" w:line="240" w:lineRule="auto"/>
+        <w:rPr>
+          <w:rFonts w:ascii="Courier New" w:eastAsia="Times New Roman" w:hAnsi="Courier New" w:cs="Courier New"/>
+          <w:sz w:val="20"/>
+          <w:szCs w:val="20"/>
+          <w:lang w:eastAsia="en-IN"/>
+        </w:rPr>
+      </w:pPr>
+      <w:r>
+        <w:rPr>
+          <w:rFonts w:ascii="Courier New" w:eastAsia="Times New Roman" w:hAnsi="Courier New" w:cs="Courier New"/>
+          <w:sz w:val="20"/>
+          <w:szCs w:val="20"/>
+          <w:lang w:eastAsia="en-IN"/>
+        </w:rPr>
+        <w:t>postProcessAfterInitialization()</w:t>
+      </w:r>
+    </w:p>
+    <w:p>
+      <w:pPr>
+        <w:spacing w:before="100" w:beforeAutospacing="1" w:after="100" w:afterAutospacing="1" w:line="240" w:lineRule="auto"/>
+        <w:rPr>
+          <w:rFonts w:ascii="Times New Roman" w:eastAsia="Times New Roman" w:hAnsi="Times New Roman" w:cs="Times New Roman"/>
+          <w:sz w:val="24"/>
+          <w:szCs w:val="24"/>
+          <w:lang w:eastAsia="en-IN"/>
+        </w:rPr>
+      </w:pPr>
+      <w:r>
+        <w:rPr>
+          <w:rFonts w:ascii="Times New Roman" w:eastAsia="Times New Roman" w:hAnsi="Times New Roman" w:cs="Times New Roman"/>
+          <w:sz w:val="24"/>
+          <w:szCs w:val="24"/>
+          <w:lang w:eastAsia="en-IN"/>
+        </w:rPr>
+        <w:t>👉 Now Spring can:</w:t>
+      </w:r>
+    </w:p>
+    <w:p>
+      <w:pPr>
+        <w:numPr>
+          <w:ilvl w:val="0"/>
+          <w:numId w:val="10"/>
+        </w:numPr>
+        <w:spacing w:before="100" w:beforeAutospacing="1" w:after="100" w:afterAutospacing="1" w:line="240" w:lineRule="auto"/>
+        <w:rPr>
+          <w:rFonts w:ascii="Times New Roman" w:eastAsia="Times New Roman" w:hAnsi="Times New Roman" w:cs="Times New Roman"/>
+          <w:sz w:val="24"/>
+          <w:szCs w:val="24"/>
+          <w:lang w:eastAsia="en-IN"/>
+        </w:rPr>
+      </w:pPr>
+      <w:r>
+        <w:rPr>
+          <w:rFonts w:ascii="Times New Roman" w:eastAsia="Times New Roman" w:hAnsi="Times New Roman" w:cs="Times New Roman"/>
+          <w:sz w:val="24"/>
+          <w:szCs w:val="24"/>
+          <w:lang w:eastAsia="en-IN"/>
+        </w:rPr>
+        <w:t>wrap object</w:t>
+      </w:r>
+    </w:p>
+    <w:p>
+      <w:pPr>
+        <w:numPr>
+          <w:ilvl w:val="0"/>
+          <w:numId w:val="10"/>
+        </w:numPr>
+        <w:spacing w:before="100" w:beforeAutospacing="1" w:after="100" w:afterAutospacing="1" w:line="240" w:lineRule="auto"/>
+        <w:rPr>
+          <w:rFonts w:ascii="Times New Roman" w:eastAsia="Times New Roman" w:hAnsi="Times New Roman" w:cs="Times New Roman"/>
+          <w:sz w:val="24"/>
+          <w:szCs w:val="24"/>
+          <w:lang w:eastAsia="en-IN"/>
+        </w:rPr>
+      </w:pPr>
+      <w:r>
+        <w:rPr>
+          <w:rFonts w:ascii="Times New Roman" w:eastAsia="Times New Roman" w:hAnsi="Times New Roman" w:cs="Times New Roman"/>
+          <w:sz w:val="24"/>
+          <w:szCs w:val="24"/>
+          <w:lang w:eastAsia="en-IN"/>
+        </w:rPr>
+        <w:t>create proxy</w:t>
+      </w:r>
+    </w:p>
+    <w:p>
+      <w:pPr>
+        <w:numPr>
+          <w:ilvl w:val="0"/>
+          <w:numId w:val="10"/>
+        </w:numPr>
+        <w:spacing w:before="100" w:beforeAutospacing="1" w:after="100" w:afterAutospacing="1" w:line="240" w:lineRule="auto"/>
+        <w:rPr>
+          <w:rFonts w:ascii="Times New Roman" w:eastAsia="Times New Roman" w:hAnsi="Times New Roman" w:cs="Times New Roman"/>
+          <w:sz w:val="24"/>
+          <w:szCs w:val="24"/>
+          <w:lang w:eastAsia="en-IN"/>
+        </w:rPr>
+      </w:pPr>
+      <w:r>
+        <w:rPr>
+          <w:rFonts w:ascii="Times New Roman" w:eastAsia="Times New Roman" w:hAnsi="Times New Roman" w:cs="Times New Roman"/>
+          <w:sz w:val="24"/>
+          <w:szCs w:val="24"/>
+          <w:lang w:eastAsia="en-IN"/>
+        </w:rPr>
+        <w:t>add features</w:t>
+      </w:r>
+    </w:p>
+    <w:p>
+      <w:pPr>
+        <w:spacing w:before="100" w:beforeAutospacing="1" w:after="100" w:afterAutospacing="1" w:line="240" w:lineRule="auto"/>
+        <w:outlineLvl w:val="2"/>
+        <w:rPr>
+          <w:rFonts w:ascii="Times New Roman" w:eastAsia="Times New Roman" w:hAnsi="Times New Roman" w:cs="Times New Roman"/>
+          <w:b/>
+          <w:bCs/>
+          <w:sz w:val="27"/>
+          <w:szCs w:val="27"/>
+          <w:lang w:eastAsia="en-IN"/>
+        </w:rPr>
+      </w:pPr>
+      <w:r>
+        <w:rPr>
+          <w:rFonts w:ascii="Times New Roman" w:eastAsia="Times New Roman" w:hAnsi="Times New Roman" w:cs="Times New Roman"/>
+          <w:b/>
+          <w:bCs/>
+          <w:sz w:val="27"/>
+          <w:szCs w:val="27"/>
+          <w:lang w:eastAsia="en-IN"/>
+        </w:rPr>
+        <w:t>Example (@Transactional happens here)</w:t>
+      </w:r>
+    </w:p>
+    <w:p>
+      <w:pPr>
+        <w:tabs>
+          <w:tab w:val="left" w:pos="916"/>
+          <w:tab w:val="left" w:pos="1832"/>
+          <w:tab w:val="left" w:pos="2748"/>
+          <w:tab w:val="left" w:pos="3664"/>
+          <w:tab w:val="left" w:pos="4580"/>
+          <w:tab w:val="left" w:pos="5496"/>
+          <w:tab w:val="left" w:pos="6412"/>
+          <w:tab w:val="left" w:pos="7328"/>
+          <w:tab w:val="left" w:pos="8244"/>
+          <w:tab w:val="left" w:pos="9160"/>
+          <w:tab w:val="left" w:pos="10076"/>
+          <w:tab w:val="left" w:pos="10992"/>
+          <w:tab w:val="left" w:pos="11908"/>
+          <w:tab w:val="left" w:pos="12824"/>
+          <w:tab w:val="left" w:pos="13740"/>
+          <w:tab w:val="left" w:pos="14656"/>
+        </w:tabs>
+        <w:spacing w:after="0" w:line="240" w:lineRule="auto"/>
+        <w:rPr>
+          <w:rFonts w:ascii="Courier New" w:eastAsia="Times New Roman" w:hAnsi="Courier New" w:cs="Courier New"/>
+          <w:sz w:val="20"/>
+          <w:szCs w:val="20"/>
+          <w:lang w:eastAsia="en-IN"/>
+        </w:rPr>
+      </w:pPr>
+      <w:r>
+        <w:rPr>
+          <w:rFonts w:ascii="Courier New" w:eastAsia="Times New Roman" w:hAnsi="Courier New" w:cs="Courier New"/>
+          <w:sz w:val="20"/>
+          <w:szCs w:val="20"/>
+          <w:lang w:eastAsia="en-IN"/>
+        </w:rPr>
+        <w:t>return new Proxy(bean);</w:t>
+      </w:r>
+    </w:p>
+    <w:p>
+      <w:pPr>
+        <w:spacing w:after="0" w:line="240" w:lineRule="auto"/>
+        <w:rPr>
+          <w:rFonts w:ascii="Times New Roman" w:eastAsia="Times New Roman" w:hAnsi="Times New Roman" w:cs="Times New Roman"/>
+          <w:sz w:val="24"/>
+          <w:szCs w:val="24"/>
+          <w:lang w:eastAsia="en-IN"/>
+        </w:rPr>
+      </w:pPr>
+      <w:r>
+        <w:rPr>
+          <w:rFonts w:ascii="Times New Roman" w:eastAsia="Times New Roman" w:hAnsi="Times New Roman" w:cs="Times New Roman"/>
+          <w:sz w:val="24"/>
+          <w:szCs w:val="24"/>
+          <w:lang w:eastAsia="en-IN"/>
+        </w:rPr>
+        <w:pict>
+          <v:rect id="_x0000_i1086" style="width:0;height:1.5pt" o:hralign="center" o:hrstd="t" o:hr="t" fillcolor="#a0a0a0" stroked="f"/>
+        </w:pict>
+      </w:r>
+    </w:p>
+    <w:p>
+      <w:pPr>
+        <w:spacing w:before="100" w:beforeAutospacing="1" w:after="100" w:afterAutospacing="1" w:line="240" w:lineRule="auto"/>
+        <w:outlineLvl w:val="0"/>
+        <w:rPr>
+          <w:rFonts w:ascii="Times New Roman" w:eastAsia="Times New Roman" w:hAnsi="Times New Roman" w:cs="Times New Roman"/>
+          <w:b/>
+          <w:bCs/>
+          <w:kern w:val="36"/>
+          <w:sz w:val="48"/>
+          <w:szCs w:val="48"/>
+          <w:lang w:eastAsia="en-IN"/>
+        </w:rPr>
+      </w:pPr>
+      <w:r>
+        <w:rPr>
+          <w:rFonts w:ascii="Times New Roman" w:eastAsia="Times New Roman" w:hAnsi="Times New Roman" w:cs="Times New Roman"/>
+          <w:b/>
+          <w:bCs/>
+          <w:kern w:val="36"/>
+          <w:sz w:val="48"/>
+          <w:szCs w:val="48"/>
+          <w:lang w:eastAsia="en-IN"/>
+        </w:rPr>
+        <w:t>🚀 Final bean stored in Spring</w:t>
+      </w:r>
+    </w:p>
+    <w:p>
+      <w:pPr>
+        <w:tabs>
+          <w:tab w:val="left" w:pos="916"/>
+          <w:tab w:val="left" w:pos="1832"/>
+          <w:tab w:val="left" w:pos="2748"/>
+          <w:tab w:val="left" w:pos="3664"/>
+          <w:tab w:val="left" w:pos="4580"/>
+          <w:tab w:val="left" w:pos="5496"/>
+          <w:tab w:val="left" w:pos="6412"/>
+          <w:tab w:val="left" w:pos="7328"/>
+          <w:tab w:val="left" w:pos="8244"/>
+          <w:tab w:val="left" w:pos="9160"/>
+          <w:tab w:val="left" w:pos="10076"/>
+          <w:tab w:val="left" w:pos="10992"/>
+          <w:tab w:val="left" w:pos="11908"/>
+          <w:tab w:val="left" w:pos="12824"/>
+          <w:tab w:val="left" w:pos="13740"/>
+          <w:tab w:val="left" w:pos="14656"/>
+        </w:tabs>
+        <w:spacing w:after="0" w:line="240" w:lineRule="auto"/>
+        <w:rPr>
+          <w:rFonts w:ascii="Courier New" w:eastAsia="Times New Roman" w:hAnsi="Courier New" w:cs="Courier New"/>
+          <w:sz w:val="20"/>
+          <w:szCs w:val="20"/>
+          <w:lang w:eastAsia="en-IN"/>
+        </w:rPr>
+      </w:pPr>
+      <w:r>
+        <w:rPr>
+          <w:rFonts w:ascii="Courier New" w:eastAsia="Times New Roman" w:hAnsi="Courier New" w:cs="Courier New"/>
+          <w:sz w:val="20"/>
+          <w:szCs w:val="20"/>
+          <w:lang w:eastAsia="en-IN"/>
+        </w:rPr>
+        <w:t>Either:</w:t>
+      </w:r>
+    </w:p>
+    <w:p>
+      <w:pPr>
+        <w:tabs>
+          <w:tab w:val="left" w:pos="916"/>
+          <w:tab w:val="left" w:pos="1832"/>
+          <w:tab w:val="left" w:pos="2748"/>
+          <w:tab w:val="left" w:pos="3664"/>
+          <w:tab w:val="left" w:pos="4580"/>
+          <w:tab w:val="left" w:pos="5496"/>
+          <w:tab w:val="left" w:pos="6412"/>
+          <w:tab w:val="left" w:pos="7328"/>
+          <w:tab w:val="left" w:pos="8244"/>
+          <w:tab w:val="left" w:pos="9160"/>
+          <w:tab w:val="left" w:pos="10076"/>
+          <w:tab w:val="left" w:pos="10992"/>
+          <w:tab w:val="left" w:pos="11908"/>
+          <w:tab w:val="left" w:pos="12824"/>
+          <w:tab w:val="left" w:pos="13740"/>
+          <w:tab w:val="left" w:pos="14656"/>
+        </w:tabs>
+        <w:spacing w:after="0" w:line="240" w:lineRule="auto"/>
+        <w:rPr>
+          <w:rFonts w:ascii="Courier New" w:eastAsia="Times New Roman" w:hAnsi="Courier New" w:cs="Courier New"/>
+          <w:sz w:val="20"/>
+          <w:szCs w:val="20"/>
+          <w:lang w:eastAsia="en-IN"/>
+        </w:rPr>
+      </w:pPr>
+      <w:r>
+        <w:rPr>
+          <w:rFonts w:ascii="Courier New" w:eastAsia="Times New Roman" w:hAnsi="Courier New" w:cs="Courier New"/>
+          <w:sz w:val="20"/>
+          <w:szCs w:val="20"/>
+          <w:lang w:eastAsia="en-IN"/>
+        </w:rPr>
+        <w:t>Student</w:t>
+      </w:r>
+    </w:p>
+    <w:p>
+      <w:pPr>
+        <w:tabs>
+          <w:tab w:val="left" w:pos="916"/>
+          <w:tab w:val="left" w:pos="1832"/>
+          <w:tab w:val="left" w:pos="2748"/>
+          <w:tab w:val="left" w:pos="3664"/>
+          <w:tab w:val="left" w:pos="4580"/>
+          <w:tab w:val="left" w:pos="5496"/>
+          <w:tab w:val="left" w:pos="6412"/>
+          <w:tab w:val="left" w:pos="7328"/>
+          <w:tab w:val="left" w:pos="8244"/>
+          <w:tab w:val="left" w:pos="9160"/>
+          <w:tab w:val="left" w:pos="10076"/>
+          <w:tab w:val="left" w:pos="10992"/>
+          <w:tab w:val="left" w:pos="11908"/>
+          <w:tab w:val="left" w:pos="12824"/>
+          <w:tab w:val="left" w:pos="13740"/>
+          <w:tab w:val="left" w:pos="14656"/>
+        </w:tabs>
+        <w:spacing w:after="0" w:line="240" w:lineRule="auto"/>
+        <w:rPr>
+          <w:rFonts w:ascii="Courier New" w:eastAsia="Times New Roman" w:hAnsi="Courier New" w:cs="Courier New"/>
+          <w:sz w:val="20"/>
+          <w:szCs w:val="20"/>
+          <w:lang w:eastAsia="en-IN"/>
+        </w:rPr>
+      </w:pPr>
+      <w:r>
+        <w:rPr>
+          <w:rFonts w:ascii="Courier New" w:eastAsia="Times New Roman" w:hAnsi="Courier New" w:cs="Courier New"/>
+          <w:sz w:val="20"/>
+          <w:szCs w:val="20"/>
+          <w:lang w:eastAsia="en-IN"/>
+        </w:rPr>
+        <w:t>OR</w:t>
+      </w:r>
+    </w:p>
+    <w:p>
+      <w:pPr>
+        <w:tabs>
+          <w:tab w:val="left" w:pos="916"/>
+          <w:tab w:val="left" w:pos="1832"/>
+          <w:tab w:val="left" w:pos="2748"/>
+          <w:tab w:val="left" w:pos="3664"/>
+          <w:tab w:val="left" w:pos="4580"/>
+          <w:tab w:val="left" w:pos="5496"/>
+          <w:tab w:val="left" w:pos="6412"/>
+          <w:tab w:val="left" w:pos="7328"/>
+          <w:tab w:val="left" w:pos="8244"/>
+          <w:tab w:val="left" w:pos="9160"/>
+          <w:tab w:val="left" w:pos="10076"/>
+          <w:tab w:val="left" w:pos="10992"/>
+          <w:tab w:val="left" w:pos="11908"/>
+          <w:tab w:val="left" w:pos="12824"/>
+          <w:tab w:val="left" w:pos="13740"/>
+          <w:tab w:val="left" w:pos="14656"/>
+        </w:tabs>
+        <w:spacing w:after="0" w:line="240" w:lineRule="auto"/>
+        <w:rPr>
+          <w:rFonts w:ascii="Courier New" w:eastAsia="Times New Roman" w:hAnsi="Courier New" w:cs="Courier New"/>
+          <w:sz w:val="20"/>
+          <w:szCs w:val="20"/>
+          <w:lang w:eastAsia="en-IN"/>
+        </w:rPr>
+      </w:pPr>
+      <w:r>
+        <w:rPr>
+          <w:rFonts w:ascii="Courier New" w:eastAsia="Times New Roman" w:hAnsi="Courier New" w:cs="Courier New"/>
+          <w:sz w:val="20"/>
+          <w:szCs w:val="20"/>
+          <w:lang w:eastAsia="en-IN"/>
+        </w:rPr>
+        <w:t>Proxy(Student)</w:t>
+      </w:r>
+    </w:p>
+    <w:p>
+      <w:pPr>
+        <w:spacing w:after="0" w:line="240" w:lineRule="auto"/>
+        <w:rPr>
+          <w:rFonts w:ascii="Times New Roman" w:eastAsia="Times New Roman" w:hAnsi="Times New Roman" w:cs="Times New Roman"/>
+          <w:sz w:val="24"/>
+          <w:szCs w:val="24"/>
+          <w:lang w:eastAsia="en-IN"/>
+        </w:rPr>
+      </w:pPr>
+      <w:r>
+        <w:rPr>
+          <w:rFonts w:ascii="Times New Roman" w:eastAsia="Times New Roman" w:hAnsi="Times New Roman" w:cs="Times New Roman"/>
+          <w:sz w:val="24"/>
+          <w:szCs w:val="24"/>
+          <w:lang w:eastAsia="en-IN"/>
+        </w:rPr>
+        <w:pict>
+          <v:rect id="_x0000_i1087" style="width:0;height:1.5pt" o:hralign="center" o:hrstd="t" o:hr="t" fillcolor="#a0a0a0" stroked="f"/>
+        </w:pict>
+      </w:r>
+    </w:p>
+    <w:p>
+      <w:pPr>
+        <w:spacing w:before="100" w:beforeAutospacing="1" w:after="100" w:afterAutospacing="1" w:line="240" w:lineRule="auto"/>
+        <w:outlineLvl w:val="0"/>
+        <w:rPr>
+          <w:rFonts w:ascii="Times New Roman" w:eastAsia="Times New Roman" w:hAnsi="Times New Roman" w:cs="Times New Roman"/>
+          <w:b/>
+          <w:bCs/>
+          <w:kern w:val="36"/>
+          <w:sz w:val="48"/>
+          <w:szCs w:val="48"/>
+          <w:lang w:eastAsia="en-IN"/>
+        </w:rPr>
+      </w:pPr>
+      <w:r>
+        <w:rPr>
+          <w:rFonts w:ascii="Times New Roman" w:eastAsia="Times New Roman" w:hAnsi="Times New Roman" w:cs="Times New Roman"/>
+          <w:b/>
+          <w:bCs/>
+          <w:kern w:val="36"/>
+          <w:sz w:val="48"/>
+          <w:szCs w:val="48"/>
+          <w:lang w:eastAsia="en-IN"/>
+        </w:rPr>
+        <w:lastRenderedPageBreak/>
+        <w:t>🟢 Step 6: Bean is ready to use</w:t>
+      </w:r>
+    </w:p>
+    <w:p>
+      <w:pPr>
+        <w:spacing w:before="100" w:beforeAutospacing="1" w:after="100" w:afterAutospacing="1" w:line="240" w:lineRule="auto"/>
+        <w:rPr>
+          <w:rFonts w:ascii="Times New Roman" w:eastAsia="Times New Roman" w:hAnsi="Times New Roman" w:cs="Times New Roman"/>
+          <w:sz w:val="24"/>
+          <w:szCs w:val="24"/>
+          <w:lang w:eastAsia="en-IN"/>
+        </w:rPr>
+      </w:pPr>
+      <w:r>
+        <w:rPr>
+          <w:rFonts w:ascii="Times New Roman" w:eastAsia="Times New Roman" w:hAnsi="Times New Roman" w:cs="Times New Roman"/>
+          <w:sz w:val="24"/>
+          <w:szCs w:val="24"/>
+          <w:lang w:eastAsia="en-IN"/>
+        </w:rPr>
+        <w:t>Now when you do:</w:t>
+      </w:r>
+    </w:p>
+    <w:p>
+      <w:pPr>
+        <w:tabs>
+          <w:tab w:val="left" w:pos="916"/>
+          <w:tab w:val="left" w:pos="1832"/>
+          <w:tab w:val="left" w:pos="2748"/>
+          <w:tab w:val="left" w:pos="3664"/>
+          <w:tab w:val="left" w:pos="4580"/>
+          <w:tab w:val="left" w:pos="5496"/>
+          <w:tab w:val="left" w:pos="6412"/>
+          <w:tab w:val="left" w:pos="7328"/>
+          <w:tab w:val="left" w:pos="8244"/>
+          <w:tab w:val="left" w:pos="9160"/>
+          <w:tab w:val="left" w:pos="10076"/>
+          <w:tab w:val="left" w:pos="10992"/>
+          <w:tab w:val="left" w:pos="11908"/>
+          <w:tab w:val="left" w:pos="12824"/>
+          <w:tab w:val="left" w:pos="13740"/>
+          <w:tab w:val="left" w:pos="14656"/>
+        </w:tabs>
+        <w:spacing w:after="0" w:line="240" w:lineRule="auto"/>
+        <w:rPr>
+          <w:rFonts w:ascii="Courier New" w:eastAsia="Times New Roman" w:hAnsi="Courier New" w:cs="Courier New"/>
+          <w:sz w:val="20"/>
+          <w:szCs w:val="20"/>
+          <w:lang w:eastAsia="en-IN"/>
+        </w:rPr>
+      </w:pPr>
+      <w:r>
+        <w:rPr>
+          <w:rFonts w:ascii="Courier New" w:eastAsia="Times New Roman" w:hAnsi="Courier New" w:cs="Courier New"/>
+          <w:sz w:val="20"/>
+          <w:szCs w:val="20"/>
+          <w:lang w:eastAsia="en-IN"/>
+        </w:rPr>
+        <w:t>student.study();</w:t>
+      </w:r>
+    </w:p>
+    <w:p>
+      <w:pPr>
+        <w:spacing w:before="100" w:beforeAutospacing="1" w:after="100" w:afterAutospacing="1" w:line="240" w:lineRule="auto"/>
+        <w:rPr>
+          <w:rFonts w:ascii="Times New Roman" w:eastAsia="Times New Roman" w:hAnsi="Times New Roman" w:cs="Times New Roman"/>
+          <w:sz w:val="24"/>
+          <w:szCs w:val="24"/>
+          <w:lang w:eastAsia="en-IN"/>
+        </w:rPr>
+      </w:pPr>
+      <w:r>
+        <w:rPr>
+          <w:rFonts w:ascii="Times New Roman" w:eastAsia="Times New Roman" w:hAnsi="Times New Roman" w:cs="Times New Roman"/>
+          <w:sz w:val="24"/>
+          <w:szCs w:val="24"/>
+          <w:lang w:eastAsia="en-IN"/>
+        </w:rPr>
+        <w:t>👉 If proxy exists, proxy runs first.</w:t>
+      </w:r>
+    </w:p>
+    <w:p>
+      <w:pPr>
+        <w:spacing w:after="0" w:line="240" w:lineRule="auto"/>
+        <w:rPr>
+          <w:rFonts w:ascii="Times New Roman" w:eastAsia="Times New Roman" w:hAnsi="Times New Roman" w:cs="Times New Roman"/>
+          <w:sz w:val="24"/>
+          <w:szCs w:val="24"/>
+          <w:lang w:eastAsia="en-IN"/>
+        </w:rPr>
+      </w:pPr>
+      <w:r>
+        <w:rPr>
+          <w:rFonts w:ascii="Times New Roman" w:eastAsia="Times New Roman" w:hAnsi="Times New Roman" w:cs="Times New Roman"/>
+          <w:sz w:val="24"/>
+          <w:szCs w:val="24"/>
+          <w:lang w:eastAsia="en-IN"/>
+        </w:rPr>
+        <w:pict>
+          <v:rect id="_x0000_i1088" style="width:0;height:1.5pt" o:hralign="center" o:hrstd="t" o:hr="t" fillcolor="#a0a0a0" stroked="f"/>
+        </w:pict>
+      </w:r>
+    </w:p>
+    <w:p>
+      <w:pPr>
+        <w:spacing w:before="100" w:beforeAutospacing="1" w:after="100" w:afterAutospacing="1" w:line="240" w:lineRule="auto"/>
+        <w:outlineLvl w:val="0"/>
+        <w:rPr>
+          <w:rFonts w:ascii="Times New Roman" w:eastAsia="Times New Roman" w:hAnsi="Times New Roman" w:cs="Times New Roman"/>
+          <w:b/>
+          <w:bCs/>
+          <w:kern w:val="36"/>
+          <w:sz w:val="48"/>
+          <w:szCs w:val="48"/>
+          <w:lang w:eastAsia="en-IN"/>
+        </w:rPr>
+      </w:pPr>
+      <w:r>
+        <w:rPr>
+          <w:rFonts w:ascii="Times New Roman" w:eastAsia="Times New Roman" w:hAnsi="Times New Roman" w:cs="Times New Roman"/>
+          <w:b/>
+          <w:bCs/>
+          <w:kern w:val="36"/>
+          <w:sz w:val="48"/>
+          <w:szCs w:val="48"/>
+          <w:lang w:eastAsia="en-IN"/>
+        </w:rPr>
+        <w:t>🔥 Step 7: Destroy (end of application)</w:t>
+      </w:r>
+    </w:p>
+    <w:p>
+      <w:pPr>
+        <w:tabs>
+          <w:tab w:val="left" w:pos="916"/>
+          <w:tab w:val="left" w:pos="1832"/>
+          <w:tab w:val="left" w:pos="2748"/>
+          <w:tab w:val="left" w:pos="3664"/>
+          <w:tab w:val="left" w:pos="4580"/>
+          <w:tab w:val="left" w:pos="5496"/>
+          <w:tab w:val="left" w:pos="6412"/>
+          <w:tab w:val="left" w:pos="7328"/>
+          <w:tab w:val="left" w:pos="8244"/>
+          <w:tab w:val="left" w:pos="9160"/>
+          <w:tab w:val="left" w:pos="10076"/>
+          <w:tab w:val="left" w:pos="10992"/>
+          <w:tab w:val="left" w:pos="11908"/>
+          <w:tab w:val="left" w:pos="12824"/>
+          <w:tab w:val="left" w:pos="13740"/>
+          <w:tab w:val="left" w:pos="14656"/>
+        </w:tabs>
+        <w:spacing w:after="0" w:line="240" w:lineRule="auto"/>
+        <w:rPr>
+          <w:rFonts w:ascii="Courier New" w:eastAsia="Times New Roman" w:hAnsi="Courier New" w:cs="Courier New"/>
+          <w:sz w:val="20"/>
+          <w:szCs w:val="20"/>
+          <w:lang w:eastAsia="en-IN"/>
+        </w:rPr>
+      </w:pPr>
+      <w:r>
+        <w:rPr>
+          <w:rFonts w:ascii="Courier New" w:eastAsia="Times New Roman" w:hAnsi="Courier New" w:cs="Courier New"/>
+          <w:sz w:val="20"/>
+          <w:szCs w:val="20"/>
+          <w:lang w:eastAsia="en-IN"/>
+        </w:rPr>
+        <w:t>@PreDestroy</w:t>
+      </w:r>
+    </w:p>
+    <w:p>
+      <w:pPr>
+        <w:tabs>
+          <w:tab w:val="left" w:pos="916"/>
+          <w:tab w:val="left" w:pos="1832"/>
+          <w:tab w:val="left" w:pos="2748"/>
+          <w:tab w:val="left" w:pos="3664"/>
+          <w:tab w:val="left" w:pos="4580"/>
+          <w:tab w:val="left" w:pos="5496"/>
+          <w:tab w:val="left" w:pos="6412"/>
+          <w:tab w:val="left" w:pos="7328"/>
+          <w:tab w:val="left" w:pos="8244"/>
+          <w:tab w:val="left" w:pos="9160"/>
+          <w:tab w:val="left" w:pos="10076"/>
+          <w:tab w:val="left" w:pos="10992"/>
+          <w:tab w:val="left" w:pos="11908"/>
+          <w:tab w:val="left" w:pos="12824"/>
+          <w:tab w:val="left" w:pos="13740"/>
+          <w:tab w:val="left" w:pos="14656"/>
+        </w:tabs>
+        <w:spacing w:after="0" w:line="240" w:lineRule="auto"/>
+        <w:rPr>
+          <w:rFonts w:ascii="Courier New" w:eastAsia="Times New Roman" w:hAnsi="Courier New" w:cs="Courier New"/>
+          <w:sz w:val="20"/>
+          <w:szCs w:val="20"/>
+          <w:lang w:eastAsia="en-IN"/>
+        </w:rPr>
+      </w:pPr>
+      <w:r>
+        <w:rPr>
+          <w:rFonts w:ascii="Courier New" w:eastAsia="Times New Roman" w:hAnsi="Courier New" w:cs="Courier New"/>
+          <w:sz w:val="20"/>
+          <w:szCs w:val="20"/>
+          <w:lang w:eastAsia="en-IN"/>
+        </w:rPr>
+        <w:t>void destroy() {</w:t>
+      </w:r>
+    </w:p>
+    <w:p>
+      <w:pPr>
+        <w:tabs>
+          <w:tab w:val="left" w:pos="916"/>
+          <w:tab w:val="left" w:pos="1832"/>
+          <w:tab w:val="left" w:pos="2748"/>
+          <w:tab w:val="left" w:pos="3664"/>
+          <w:tab w:val="left" w:pos="4580"/>
+          <w:tab w:val="left" w:pos="5496"/>
+          <w:tab w:val="left" w:pos="6412"/>
+          <w:tab w:val="left" w:pos="7328"/>
+          <w:tab w:val="left" w:pos="8244"/>
+          <w:tab w:val="left" w:pos="9160"/>
+          <w:tab w:val="left" w:pos="10076"/>
+          <w:tab w:val="left" w:pos="10992"/>
+          <w:tab w:val="left" w:pos="11908"/>
+          <w:tab w:val="left" w:pos="12824"/>
+          <w:tab w:val="left" w:pos="13740"/>
+          <w:tab w:val="left" w:pos="14656"/>
+        </w:tabs>
+        <w:spacing w:after="0" w:line="240" w:lineRule="auto"/>
+        <w:rPr>
+          <w:rFonts w:ascii="Courier New" w:eastAsia="Times New Roman" w:hAnsi="Courier New" w:cs="Courier New"/>
+          <w:sz w:val="20"/>
+          <w:szCs w:val="20"/>
+          <w:lang w:eastAsia="en-IN"/>
+        </w:rPr>
+      </w:pPr>
+      <w:r>
+        <w:rPr>
+          <w:rFonts w:ascii="Courier New" w:eastAsia="Times New Roman" w:hAnsi="Courier New" w:cs="Courier New"/>
+          <w:sz w:val="20"/>
+          <w:szCs w:val="20"/>
+          <w:lang w:eastAsia="en-IN"/>
+        </w:rPr>
+        <w:t xml:space="preserve">    System.out.println("cleanup");</w:t>
+      </w:r>
+    </w:p>
+    <w:p>
+      <w:pPr>
+        <w:tabs>
+          <w:tab w:val="left" w:pos="916"/>
+          <w:tab w:val="left" w:pos="1832"/>
+          <w:tab w:val="left" w:pos="2748"/>
+          <w:tab w:val="left" w:pos="3664"/>
+          <w:tab w:val="left" w:pos="4580"/>
+          <w:tab w:val="left" w:pos="5496"/>
+          <w:tab w:val="left" w:pos="6412"/>
+          <w:tab w:val="left" w:pos="7328"/>
+          <w:tab w:val="left" w:pos="8244"/>
+          <w:tab w:val="left" w:pos="9160"/>
+          <w:tab w:val="left" w:pos="10076"/>
+          <w:tab w:val="left" w:pos="10992"/>
+          <w:tab w:val="left" w:pos="11908"/>
+          <w:tab w:val="left" w:pos="12824"/>
+          <w:tab w:val="left" w:pos="13740"/>
+          <w:tab w:val="left" w:pos="14656"/>
+        </w:tabs>
+        <w:spacing w:after="0" w:line="240" w:lineRule="auto"/>
+        <w:rPr>
+          <w:rFonts w:ascii="Courier New" w:eastAsia="Times New Roman" w:hAnsi="Courier New" w:cs="Courier New"/>
+          <w:sz w:val="20"/>
+          <w:szCs w:val="20"/>
+          <w:lang w:eastAsia="en-IN"/>
+        </w:rPr>
+      </w:pPr>
+      <w:r>
+        <w:rPr>
+          <w:rFonts w:ascii="Courier New" w:eastAsia="Times New Roman" w:hAnsi="Courier New" w:cs="Courier New"/>
+          <w:sz w:val="20"/>
+          <w:szCs w:val="20"/>
+          <w:lang w:eastAsia="en-IN"/>
+        </w:rPr>
+        <w:t>}</w:t>
+      </w:r>
+    </w:p>
+    <w:p>
+      <w:pPr>
+        <w:spacing w:after="0" w:line="240" w:lineRule="auto"/>
+        <w:rPr>
+          <w:rFonts w:ascii="Times New Roman" w:eastAsia="Times New Roman" w:hAnsi="Times New Roman" w:cs="Times New Roman"/>
+          <w:sz w:val="24"/>
+          <w:szCs w:val="24"/>
+          <w:lang w:eastAsia="en-IN"/>
+        </w:rPr>
+      </w:pPr>
+      <w:r>
+        <w:rPr>
+          <w:rFonts w:ascii="Times New Roman" w:eastAsia="Times New Roman" w:hAnsi="Times New Roman" w:cs="Times New Roman"/>
+          <w:sz w:val="24"/>
+          <w:szCs w:val="24"/>
+          <w:lang w:eastAsia="en-IN"/>
+        </w:rPr>
+        <w:pict>
+          <v:rect id="_x0000_i1089" style="width:0;height:1.5pt" o:hralign="center" o:hrstd="t" o:hr="t" fillcolor="#a0a0a0" stroked="f"/>
+        </w:pict>
+      </w:r>
+    </w:p>
+    <w:p>
+      <w:pPr>
+        <w:spacing w:before="100" w:beforeAutospacing="1" w:after="100" w:afterAutospacing="1" w:line="240" w:lineRule="auto"/>
+        <w:outlineLvl w:val="0"/>
+        <w:rPr>
+          <w:rFonts w:ascii="Times New Roman" w:eastAsia="Times New Roman" w:hAnsi="Times New Roman" w:cs="Times New Roman"/>
+          <w:b/>
+          <w:bCs/>
+          <w:kern w:val="36"/>
+          <w:sz w:val="48"/>
+          <w:szCs w:val="48"/>
+          <w:lang w:eastAsia="en-IN"/>
+        </w:rPr>
+      </w:pPr>
+      <w:r>
+        <w:rPr>
+          <w:rFonts w:ascii="Times New Roman" w:eastAsia="Times New Roman" w:hAnsi="Times New Roman" w:cs="Times New Roman"/>
+          <w:b/>
+          <w:bCs/>
+          <w:kern w:val="36"/>
+          <w:sz w:val="48"/>
+          <w:szCs w:val="48"/>
+          <w:lang w:eastAsia="en-IN"/>
+        </w:rPr>
+        <w:t>🎯 COMPLETE VISUAL FLOW</w:t>
+      </w:r>
+    </w:p>
+    <w:p>
+      <w:pPr>
+        <w:tabs>
+          <w:tab w:val="left" w:pos="916"/>
+          <w:tab w:val="left" w:pos="1832"/>
+          <w:tab w:val="left" w:pos="2748"/>
+          <w:tab w:val="left" w:pos="3664"/>
+          <w:tab w:val="left" w:pos="4580"/>
+          <w:tab w:val="left" w:pos="5496"/>
+          <w:tab w:val="left" w:pos="6412"/>
+          <w:tab w:val="left" w:pos="7328"/>
+          <w:tab w:val="left" w:pos="8244"/>
+          <w:tab w:val="left" w:pos="9160"/>
+          <w:tab w:val="left" w:pos="10076"/>
+          <w:tab w:val="left" w:pos="10992"/>
+          <w:tab w:val="left" w:pos="11908"/>
+          <w:tab w:val="left" w:pos="12824"/>
+          <w:tab w:val="left" w:pos="13740"/>
+          <w:tab w:val="left" w:pos="14656"/>
+        </w:tabs>
+        <w:spacing w:after="0" w:line="240" w:lineRule="auto"/>
+        <w:rPr>
+          <w:rFonts w:ascii="Courier New" w:eastAsia="Times New Roman" w:hAnsi="Courier New" w:cs="Courier New"/>
+          <w:sz w:val="20"/>
+          <w:szCs w:val="20"/>
+          <w:lang w:eastAsia="en-IN"/>
+        </w:rPr>
+      </w:pPr>
+      <w:r>
+        <w:rPr>
+          <w:rFonts w:ascii="Courier New" w:eastAsia="Times New Roman" w:hAnsi="Courier New" w:cs="Courier New"/>
+          <w:sz w:val="20"/>
+          <w:szCs w:val="20"/>
+          <w:lang w:eastAsia="en-IN"/>
+        </w:rPr>
+        <w:t>CREATE OBJECT</w:t>
+      </w:r>
+    </w:p>
+    <w:p>
+      <w:pPr>
+        <w:tabs>
+          <w:tab w:val="left" w:pos="916"/>
+          <w:tab w:val="left" w:pos="1832"/>
+          <w:tab w:val="left" w:pos="2748"/>
+          <w:tab w:val="left" w:pos="3664"/>
+          <w:tab w:val="left" w:pos="4580"/>
+          <w:tab w:val="left" w:pos="5496"/>
+          <w:tab w:val="left" w:pos="6412"/>
+          <w:tab w:val="left" w:pos="7328"/>
+          <w:tab w:val="left" w:pos="8244"/>
+          <w:tab w:val="left" w:pos="9160"/>
+          <w:tab w:val="left" w:pos="10076"/>
+          <w:tab w:val="left" w:pos="10992"/>
+          <w:tab w:val="left" w:pos="11908"/>
+          <w:tab w:val="left" w:pos="12824"/>
+          <w:tab w:val="left" w:pos="13740"/>
+          <w:tab w:val="left" w:pos="14656"/>
+        </w:tabs>
+        <w:spacing w:after="0" w:line="240" w:lineRule="auto"/>
+        <w:rPr>
+          <w:rFonts w:ascii="Courier New" w:eastAsia="Times New Roman" w:hAnsi="Courier New" w:cs="Courier New"/>
+          <w:sz w:val="20"/>
+          <w:szCs w:val="20"/>
+          <w:lang w:eastAsia="en-IN"/>
+        </w:rPr>
+      </w:pPr>
+      <w:r>
+        <w:rPr>
+          <w:rFonts w:ascii="Courier New" w:eastAsia="Times New Roman" w:hAnsi="Courier New" w:cs="Courier New"/>
+          <w:sz w:val="20"/>
+          <w:szCs w:val="20"/>
+          <w:lang w:eastAsia="en-IN"/>
+        </w:rPr>
+        <w:t xml:space="preserve">    ↓</w:t>
+      </w:r>
+    </w:p>
+    <w:p>
+      <w:pPr>
+        <w:tabs>
+          <w:tab w:val="left" w:pos="916"/>
+          <w:tab w:val="left" w:pos="1832"/>
+          <w:tab w:val="left" w:pos="2748"/>
+          <w:tab w:val="left" w:pos="3664"/>
+          <w:tab w:val="left" w:pos="4580"/>
+          <w:tab w:val="left" w:pos="5496"/>
+          <w:tab w:val="left" w:pos="6412"/>
+          <w:tab w:val="left" w:pos="7328"/>
+          <w:tab w:val="left" w:pos="8244"/>
+          <w:tab w:val="left" w:pos="9160"/>
+          <w:tab w:val="left" w:pos="10076"/>
+          <w:tab w:val="left" w:pos="10992"/>
+          <w:tab w:val="left" w:pos="11908"/>
+          <w:tab w:val="left" w:pos="12824"/>
+          <w:tab w:val="left" w:pos="13740"/>
+          <w:tab w:val="left" w:pos="14656"/>
+        </w:tabs>
+        <w:spacing w:after="0" w:line="240" w:lineRule="auto"/>
+        <w:rPr>
+          <w:rFonts w:ascii="Courier New" w:eastAsia="Times New Roman" w:hAnsi="Courier New" w:cs="Courier New"/>
+          <w:sz w:val="20"/>
+          <w:szCs w:val="20"/>
+          <w:lang w:eastAsia="en-IN"/>
+        </w:rPr>
+      </w:pPr>
+      <w:r>
+        <w:rPr>
+          <w:rFonts w:ascii="Courier New" w:eastAsia="Times New Roman" w:hAnsi="Courier New" w:cs="Courier New"/>
+          <w:sz w:val="20"/>
+          <w:szCs w:val="20"/>
+          <w:lang w:eastAsia="en-IN"/>
+        </w:rPr>
+        <w:t>@Autowired (inject dependencies)</w:t>
+      </w:r>
+    </w:p>
+    <w:p>
+      <w:pPr>
+        <w:tabs>
+          <w:tab w:val="left" w:pos="916"/>
+          <w:tab w:val="left" w:pos="1832"/>
+          <w:tab w:val="left" w:pos="2748"/>
+          <w:tab w:val="left" w:pos="3664"/>
+          <w:tab w:val="left" w:pos="4580"/>
+          <w:tab w:val="left" w:pos="5496"/>
+          <w:tab w:val="left" w:pos="6412"/>
+          <w:tab w:val="left" w:pos="7328"/>
+          <w:tab w:val="left" w:pos="8244"/>
+          <w:tab w:val="left" w:pos="9160"/>
+          <w:tab w:val="left" w:pos="10076"/>
+          <w:tab w:val="left" w:pos="10992"/>
+          <w:tab w:val="left" w:pos="11908"/>
+          <w:tab w:val="left" w:pos="12824"/>
+          <w:tab w:val="left" w:pos="13740"/>
+          <w:tab w:val="left" w:pos="14656"/>
+        </w:tabs>
+        <w:spacing w:after="0" w:line="240" w:lineRule="auto"/>
+        <w:rPr>
+          <w:rFonts w:ascii="Courier New" w:eastAsia="Times New Roman" w:hAnsi="Courier New" w:cs="Courier New"/>
+          <w:sz w:val="20"/>
+          <w:szCs w:val="20"/>
+          <w:lang w:eastAsia="en-IN"/>
+        </w:rPr>
+      </w:pPr>
+      <w:r>
+        <w:rPr>
+          <w:rFonts w:ascii="Courier New" w:eastAsia="Times New Roman" w:hAnsi="Courier New" w:cs="Courier New"/>
+          <w:sz w:val="20"/>
+          <w:szCs w:val="20"/>
+          <w:lang w:eastAsia="en-IN"/>
+        </w:rPr>
+        <w:lastRenderedPageBreak/>
+        <w:t xml:space="preserve">    ↓</w:t>
+      </w:r>
+    </w:p>
+    <w:p>
+      <w:pPr>
+        <w:tabs>
+          <w:tab w:val="left" w:pos="916"/>
+          <w:tab w:val="left" w:pos="1832"/>
+          <w:tab w:val="left" w:pos="2748"/>
+          <w:tab w:val="left" w:pos="3664"/>
+          <w:tab w:val="left" w:pos="4580"/>
+          <w:tab w:val="left" w:pos="5496"/>
+          <w:tab w:val="left" w:pos="6412"/>
+          <w:tab w:val="left" w:pos="7328"/>
+          <w:tab w:val="left" w:pos="8244"/>
+          <w:tab w:val="left" w:pos="9160"/>
+          <w:tab w:val="left" w:pos="10076"/>
+          <w:tab w:val="left" w:pos="10992"/>
+          <w:tab w:val="left" w:pos="11908"/>
+          <w:tab w:val="left" w:pos="12824"/>
+          <w:tab w:val="left" w:pos="13740"/>
+          <w:tab w:val="left" w:pos="14656"/>
+        </w:tabs>
+        <w:spacing w:after="0" w:line="240" w:lineRule="auto"/>
+        <w:rPr>
+          <w:rFonts w:ascii="Courier New" w:eastAsia="Times New Roman" w:hAnsi="Courier New" w:cs="Courier New"/>
+          <w:sz w:val="20"/>
+          <w:szCs w:val="20"/>
+          <w:lang w:eastAsia="en-IN"/>
+        </w:rPr>
+      </w:pPr>
+      <w:r>
+        <w:rPr>
+          <w:rFonts w:ascii="Courier New" w:eastAsia="Times New Roman" w:hAnsi="Courier New" w:cs="Courier New"/>
+          <w:sz w:val="20"/>
+          <w:szCs w:val="20"/>
+          <w:lang w:eastAsia="en-IN"/>
+        </w:rPr>
+        <w:t>BEFORE initialization (modify inside)</w:t>
+      </w:r>
+    </w:p>
+    <w:p>
+      <w:pPr>
+        <w:tabs>
+          <w:tab w:val="left" w:pos="916"/>
+          <w:tab w:val="left" w:pos="1832"/>
+          <w:tab w:val="left" w:pos="2748"/>
+          <w:tab w:val="left" w:pos="3664"/>
+          <w:tab w:val="left" w:pos="4580"/>
+          <w:tab w:val="left" w:pos="5496"/>
+          <w:tab w:val="left" w:pos="6412"/>
+          <w:tab w:val="left" w:pos="7328"/>
+          <w:tab w:val="left" w:pos="8244"/>
+          <w:tab w:val="left" w:pos="9160"/>
+          <w:tab w:val="left" w:pos="10076"/>
+          <w:tab w:val="left" w:pos="10992"/>
+          <w:tab w:val="left" w:pos="11908"/>
+          <w:tab w:val="left" w:pos="12824"/>
+          <w:tab w:val="left" w:pos="13740"/>
+          <w:tab w:val="left" w:pos="14656"/>
+        </w:tabs>
+        <w:spacing w:after="0" w:line="240" w:lineRule="auto"/>
+        <w:rPr>
+          <w:rFonts w:ascii="Courier New" w:eastAsia="Times New Roman" w:hAnsi="Courier New" w:cs="Courier New"/>
+          <w:sz w:val="20"/>
+          <w:szCs w:val="20"/>
+          <w:lang w:eastAsia="en-IN"/>
+        </w:rPr>
+      </w:pPr>
+      <w:r>
+        <w:rPr>
+          <w:rFonts w:ascii="Courier New" w:eastAsia="Times New Roman" w:hAnsi="Courier New" w:cs="Courier New"/>
+          <w:sz w:val="20"/>
+          <w:szCs w:val="20"/>
+          <w:lang w:eastAsia="en-IN"/>
+        </w:rPr>
+        <w:t xml:space="preserve">    ↓</w:t>
+      </w:r>
+    </w:p>
+    <w:p>
+      <w:pPr>
+        <w:tabs>
+          <w:tab w:val="left" w:pos="916"/>
+          <w:tab w:val="left" w:pos="1832"/>
+          <w:tab w:val="left" w:pos="2748"/>
+          <w:tab w:val="left" w:pos="3664"/>
+          <w:tab w:val="left" w:pos="4580"/>
+          <w:tab w:val="left" w:pos="5496"/>
+          <w:tab w:val="left" w:pos="6412"/>
+          <w:tab w:val="left" w:pos="7328"/>
+          <w:tab w:val="left" w:pos="8244"/>
+          <w:tab w:val="left" w:pos="9160"/>
+          <w:tab w:val="left" w:pos="10076"/>
+          <w:tab w:val="left" w:pos="10992"/>
+          <w:tab w:val="left" w:pos="11908"/>
+          <w:tab w:val="left" w:pos="12824"/>
+          <w:tab w:val="left" w:pos="13740"/>
+          <w:tab w:val="left" w:pos="14656"/>
+        </w:tabs>
+        <w:spacing w:after="0" w:line="240" w:lineRule="auto"/>
+        <w:rPr>
+          <w:rFonts w:ascii="Courier New" w:eastAsia="Times New Roman" w:hAnsi="Courier New" w:cs="Courier New"/>
+          <w:sz w:val="20"/>
+          <w:szCs w:val="20"/>
+          <w:lang w:eastAsia="en-IN"/>
+        </w:rPr>
+      </w:pPr>
+      <w:r>
+        <w:rPr>
+          <w:rFonts w:ascii="Courier New" w:eastAsia="Times New Roman" w:hAnsi="Courier New" w:cs="Courier New"/>
+          <w:sz w:val="20"/>
+          <w:szCs w:val="20"/>
+          <w:lang w:eastAsia="en-IN"/>
+        </w:rPr>
+        <w:t>@PostConstruct (your init logic)</w:t>
+      </w:r>
+    </w:p>
+    <w:p>
+      <w:pPr>
+        <w:tabs>
+          <w:tab w:val="left" w:pos="916"/>
+          <w:tab w:val="left" w:pos="1832"/>
+          <w:tab w:val="left" w:pos="2748"/>
+          <w:tab w:val="left" w:pos="3664"/>
+          <w:tab w:val="left" w:pos="4580"/>
+          <w:tab w:val="left" w:pos="5496"/>
+          <w:tab w:val="left" w:pos="6412"/>
+          <w:tab w:val="left" w:pos="7328"/>
+          <w:tab w:val="left" w:pos="8244"/>
+          <w:tab w:val="left" w:pos="9160"/>
+          <w:tab w:val="left" w:pos="10076"/>
+          <w:tab w:val="left" w:pos="10992"/>
+          <w:tab w:val="left" w:pos="11908"/>
+          <w:tab w:val="left" w:pos="12824"/>
+          <w:tab w:val="left" w:pos="13740"/>
+          <w:tab w:val="left" w:pos="14656"/>
+        </w:tabs>
+        <w:spacing w:after="0" w:line="240" w:lineRule="auto"/>
+        <w:rPr>
+          <w:rFonts w:ascii="Courier New" w:eastAsia="Times New Roman" w:hAnsi="Courier New" w:cs="Courier New"/>
+          <w:sz w:val="20"/>
+          <w:szCs w:val="20"/>
+          <w:lang w:eastAsia="en-IN"/>
+        </w:rPr>
+      </w:pPr>
+      <w:r>
+        <w:rPr>
+          <w:rFonts w:ascii="Courier New" w:eastAsia="Times New Roman" w:hAnsi="Courier New" w:cs="Courier New"/>
+          <w:sz w:val="20"/>
+          <w:szCs w:val="20"/>
+          <w:lang w:eastAsia="en-IN"/>
+        </w:rPr>
+        <w:t xml:space="preserve">    ↓</w:t>
+      </w:r>
+    </w:p>
+    <w:p>
+      <w:pPr>
+        <w:tabs>
+          <w:tab w:val="left" w:pos="916"/>
+          <w:tab w:val="left" w:pos="1832"/>
+          <w:tab w:val="left" w:pos="2748"/>
+          <w:tab w:val="left" w:pos="3664"/>
+          <w:tab w:val="left" w:pos="4580"/>
+          <w:tab w:val="left" w:pos="5496"/>
+          <w:tab w:val="left" w:pos="6412"/>
+          <w:tab w:val="left" w:pos="7328"/>
+          <w:tab w:val="left" w:pos="8244"/>
+          <w:tab w:val="left" w:pos="9160"/>
+          <w:tab w:val="left" w:pos="10076"/>
+          <w:tab w:val="left" w:pos="10992"/>
+          <w:tab w:val="left" w:pos="11908"/>
+          <w:tab w:val="left" w:pos="12824"/>
+          <w:tab w:val="left" w:pos="13740"/>
+          <w:tab w:val="left" w:pos="14656"/>
+        </w:tabs>
+        <w:spacing w:after="0" w:line="240" w:lineRule="auto"/>
+        <w:rPr>
+          <w:rFonts w:ascii="Courier New" w:eastAsia="Times New Roman" w:hAnsi="Courier New" w:cs="Courier New"/>
+          <w:sz w:val="20"/>
+          <w:szCs w:val="20"/>
+          <w:lang w:eastAsia="en-IN"/>
+        </w:rPr>
+      </w:pPr>
+      <w:r>
+        <w:rPr>
+          <w:rFonts w:ascii="Courier New" w:eastAsia="Times New Roman" w:hAnsi="Courier New" w:cs="Courier New"/>
+          <w:sz w:val="20"/>
+          <w:szCs w:val="20"/>
+          <w:lang w:eastAsia="en-IN"/>
+        </w:rPr>
+        <w:t>AFTER initialization (wrap/proxy)</w:t>
+      </w:r>
+    </w:p>
+    <w:p>
+      <w:pPr>
+        <w:tabs>
+          <w:tab w:val="left" w:pos="916"/>
+          <w:tab w:val="left" w:pos="1832"/>
+          <w:tab w:val="left" w:pos="2748"/>
+          <w:tab w:val="left" w:pos="3664"/>
+          <w:tab w:val="left" w:pos="4580"/>
+          <w:tab w:val="left" w:pos="5496"/>
+          <w:tab w:val="left" w:pos="6412"/>
+          <w:tab w:val="left" w:pos="7328"/>
+          <w:tab w:val="left" w:pos="8244"/>
+          <w:tab w:val="left" w:pos="9160"/>
+          <w:tab w:val="left" w:pos="10076"/>
+          <w:tab w:val="left" w:pos="10992"/>
+          <w:tab w:val="left" w:pos="11908"/>
+          <w:tab w:val="left" w:pos="12824"/>
+          <w:tab w:val="left" w:pos="13740"/>
+          <w:tab w:val="left" w:pos="14656"/>
+        </w:tabs>
+        <w:spacing w:after="0" w:line="240" w:lineRule="auto"/>
+        <w:rPr>
+          <w:rFonts w:ascii="Courier New" w:eastAsia="Times New Roman" w:hAnsi="Courier New" w:cs="Courier New"/>
+          <w:sz w:val="20"/>
+          <w:szCs w:val="20"/>
+          <w:lang w:eastAsia="en-IN"/>
+        </w:rPr>
+      </w:pPr>
+      <w:r>
+        <w:rPr>
+          <w:rFonts w:ascii="Courier New" w:eastAsia="Times New Roman" w:hAnsi="Courier New" w:cs="Courier New"/>
+          <w:sz w:val="20"/>
+          <w:szCs w:val="20"/>
+          <w:lang w:eastAsia="en-IN"/>
+        </w:rPr>
+        <w:t xml:space="preserve">    ↓</w:t>
+      </w:r>
+    </w:p>
+    <w:p>
+      <w:pPr>
+        <w:tabs>
+          <w:tab w:val="left" w:pos="916"/>
+          <w:tab w:val="left" w:pos="1832"/>
+          <w:tab w:val="left" w:pos="2748"/>
+          <w:tab w:val="left" w:pos="3664"/>
+          <w:tab w:val="left" w:pos="4580"/>
+          <w:tab w:val="left" w:pos="5496"/>
+          <w:tab w:val="left" w:pos="6412"/>
+          <w:tab w:val="left" w:pos="7328"/>
+          <w:tab w:val="left" w:pos="8244"/>
+          <w:tab w:val="left" w:pos="9160"/>
+          <w:tab w:val="left" w:pos="10076"/>
+          <w:tab w:val="left" w:pos="10992"/>
+          <w:tab w:val="left" w:pos="11908"/>
+          <w:tab w:val="left" w:pos="12824"/>
+          <w:tab w:val="left" w:pos="13740"/>
+          <w:tab w:val="left" w:pos="14656"/>
+        </w:tabs>
+        <w:spacing w:after="0" w:line="240" w:lineRule="auto"/>
+        <w:rPr>
+          <w:rFonts w:ascii="Courier New" w:eastAsia="Times New Roman" w:hAnsi="Courier New" w:cs="Courier New"/>
+          <w:sz w:val="20"/>
+          <w:szCs w:val="20"/>
+          <w:lang w:eastAsia="en-IN"/>
+        </w:rPr>
+      </w:pPr>
+      <w:r>
+        <w:rPr>
+          <w:rFonts w:ascii="Courier New" w:eastAsia="Times New Roman" w:hAnsi="Courier New" w:cs="Courier New"/>
+          <w:sz w:val="20"/>
+          <w:szCs w:val="20"/>
+          <w:lang w:eastAsia="en-IN"/>
+        </w:rPr>
+        <w:t>Bean ready to use</w:t>
+      </w:r>
+    </w:p>
+    <w:p>
+      <w:pPr>
+        <w:tabs>
+          <w:tab w:val="left" w:pos="916"/>
+          <w:tab w:val="left" w:pos="1832"/>
+          <w:tab w:val="left" w:pos="2748"/>
+          <w:tab w:val="left" w:pos="3664"/>
+          <w:tab w:val="left" w:pos="4580"/>
+          <w:tab w:val="left" w:pos="5496"/>
+          <w:tab w:val="left" w:pos="6412"/>
+          <w:tab w:val="left" w:pos="7328"/>
+          <w:tab w:val="left" w:pos="8244"/>
+          <w:tab w:val="left" w:pos="9160"/>
+          <w:tab w:val="left" w:pos="10076"/>
+          <w:tab w:val="left" w:pos="10992"/>
+          <w:tab w:val="left" w:pos="11908"/>
+          <w:tab w:val="left" w:pos="12824"/>
+          <w:tab w:val="left" w:pos="13740"/>
+          <w:tab w:val="left" w:pos="14656"/>
+        </w:tabs>
+        <w:spacing w:after="0" w:line="240" w:lineRule="auto"/>
+        <w:rPr>
+          <w:rFonts w:ascii="Courier New" w:eastAsia="Times New Roman" w:hAnsi="Courier New" w:cs="Courier New"/>
+          <w:sz w:val="20"/>
+          <w:szCs w:val="20"/>
+          <w:lang w:eastAsia="en-IN"/>
+        </w:rPr>
+      </w:pPr>
+      <w:r>
+        <w:rPr>
+          <w:rFonts w:ascii="Courier New" w:eastAsia="Times New Roman" w:hAnsi="Courier New" w:cs="Courier New"/>
+          <w:sz w:val="20"/>
+          <w:szCs w:val="20"/>
+          <w:lang w:eastAsia="en-IN"/>
+        </w:rPr>
+        <w:t xml:space="preserve">    ↓</w:t>
+      </w:r>
+    </w:p>
+    <w:p>
+      <w:pPr>
+        <w:tabs>
+          <w:tab w:val="left" w:pos="916"/>
+          <w:tab w:val="left" w:pos="1832"/>
+          <w:tab w:val="left" w:pos="2748"/>
+          <w:tab w:val="left" w:pos="3664"/>
+          <w:tab w:val="left" w:pos="4580"/>
+          <w:tab w:val="left" w:pos="5496"/>
+          <w:tab w:val="left" w:pos="6412"/>
+          <w:tab w:val="left" w:pos="7328"/>
+          <w:tab w:val="left" w:pos="8244"/>
+          <w:tab w:val="left" w:pos="9160"/>
+          <w:tab w:val="left" w:pos="10076"/>
+          <w:tab w:val="left" w:pos="10992"/>
+          <w:tab w:val="left" w:pos="11908"/>
+          <w:tab w:val="left" w:pos="12824"/>
+          <w:tab w:val="left" w:pos="13740"/>
+          <w:tab w:val="left" w:pos="14656"/>
+        </w:tabs>
+        <w:spacing w:after="0" w:line="240" w:lineRule="auto"/>
+        <w:rPr>
+          <w:rFonts w:ascii="Courier New" w:eastAsia="Times New Roman" w:hAnsi="Courier New" w:cs="Courier New"/>
+          <w:sz w:val="20"/>
+          <w:szCs w:val="20"/>
+          <w:lang w:eastAsia="en-IN"/>
+        </w:rPr>
+      </w:pPr>
+      <w:r>
+        <w:rPr>
+          <w:rFonts w:ascii="Courier New" w:eastAsia="Times New Roman" w:hAnsi="Courier New" w:cs="Courier New"/>
+          <w:sz w:val="20"/>
+          <w:szCs w:val="20"/>
+          <w:lang w:eastAsia="en-IN"/>
+        </w:rPr>
+        <w:t>@PreDestroy (cleanup)</w:t>
+      </w:r>
+    </w:p>
+    <w:p>
+      <w:pPr>
+        <w:spacing w:after="0" w:line="240" w:lineRule="auto"/>
+        <w:rPr>
+          <w:rFonts w:ascii="Times New Roman" w:eastAsia="Times New Roman" w:hAnsi="Times New Roman" w:cs="Times New Roman"/>
+          <w:sz w:val="24"/>
+          <w:szCs w:val="24"/>
+          <w:lang w:eastAsia="en-IN"/>
+        </w:rPr>
+      </w:pPr>
+      <w:r>
+        <w:rPr>
+          <w:rFonts w:ascii="Times New Roman" w:eastAsia="Times New Roman" w:hAnsi="Times New Roman" w:cs="Times New Roman"/>
+          <w:sz w:val="24"/>
+          <w:szCs w:val="24"/>
+          <w:lang w:eastAsia="en-IN"/>
+        </w:rPr>
+        <w:pict>
+          <v:rect id="_x0000_i1090" style="width:0;height:1.5pt" o:hralign="center" o:hrstd="t" o:hr="t" fillcolor="#a0a0a0" stroked="f"/>
+        </w:pict>
+      </w:r>
+    </w:p>
+    <w:p>
+      <w:pPr>
+        <w:spacing w:before="100" w:beforeAutospacing="1" w:after="100" w:afterAutospacing="1" w:line="240" w:lineRule="auto"/>
+        <w:outlineLvl w:val="0"/>
+        <w:rPr>
+          <w:rFonts w:ascii="Times New Roman" w:eastAsia="Times New Roman" w:hAnsi="Times New Roman" w:cs="Times New Roman"/>
+          <w:b/>
+          <w:bCs/>
+          <w:kern w:val="36"/>
+          <w:sz w:val="48"/>
+          <w:szCs w:val="48"/>
+          <w:lang w:eastAsia="en-IN"/>
+        </w:rPr>
+      </w:pPr>
+      <w:r>
+        <w:rPr>
+          <w:rFonts w:ascii="Times New Roman" w:eastAsia="Times New Roman" w:hAnsi="Times New Roman" w:cs="Times New Roman"/>
+          <w:b/>
+          <w:bCs/>
+          <w:kern w:val="36"/>
+          <w:sz w:val="48"/>
+          <w:szCs w:val="48"/>
+          <w:lang w:eastAsia="en-IN"/>
+        </w:rPr>
+        <w:t>⚡ SIMPLE MEANING</w:t>
+      </w:r>
+    </w:p>
+    <w:tbl>
+      <w:tblPr>
+        <w:tblW w:w="0" w:type="auto"/>
+        <w:tblCellSpacing w:w="15" w:type="dxa"/>
+        <w:tblCellMar>
+          <w:top w:w="15" w:type="dxa"/>
+          <w:left w:w="15" w:type="dxa"/>
+          <w:bottom w:w="15" w:type="dxa"/>
+          <w:right w:w="15" w:type="dxa"/>
+        </w:tblCellMar>
+        <w:tblLook w:val="04A0" w:firstRow="1" w:lastRow="0" w:firstColumn="1" w:lastColumn="0" w:noHBand="0" w:noVBand="1"/>
+      </w:tblPr>
+      <w:tblGrid>
+        <w:gridCol w:w="1323"/>
+        <w:gridCol w:w="1708"/>
+      </w:tblGrid>
+      <w:tr>
+        <w:trPr>
+          <w:tblHeader/>
+          <w:tblCellSpacing w:w="15" w:type="dxa"/>
+        </w:trPr>
+        <w:tc>
+          <w:tcPr>
+            <w:tcW w:w="0" w:type="auto"/>
+            <w:vAlign w:val="center"/>
+            <w:hideMark/>
+          </w:tcPr>
+          <w:p>
+            <w:pPr>
+              <w:spacing w:after="0" w:line="240" w:lineRule="auto"/>
+              <w:jc w:val="center"/>
+              <w:rPr>
+                <w:rFonts w:ascii="Times New Roman" w:eastAsia="Times New Roman" w:hAnsi="Times New Roman" w:cs="Times New Roman"/>
+                <w:b/>
+                <w:bCs/>
+                <w:sz w:val="24"/>
+                <w:szCs w:val="24"/>
+                <w:lang w:eastAsia="en-IN"/>
+              </w:rPr>
+            </w:pPr>
+            <w:r>
+              <w:rPr>
+                <w:rFonts w:ascii="Times New Roman" w:eastAsia="Times New Roman" w:hAnsi="Times New Roman" w:cs="Times New Roman"/>
+                <w:b/>
+                <w:bCs/>
+                <w:sz w:val="24"/>
+                <w:szCs w:val="24"/>
+                <w:lang w:eastAsia="en-IN"/>
+              </w:rPr>
+              <w:t>Phase</w:t>
+            </w:r>
+          </w:p>
+        </w:tc>
+        <w:tc>
+          <w:tcPr>
+            <w:tcW w:w="0" w:type="auto"/>
+            <w:vAlign w:val="center"/>
+            <w:hideMark/>
+          </w:tcPr>
+          <w:p>
+            <w:pPr>
+              <w:spacing w:after="0" w:line="240" w:lineRule="auto"/>
+              <w:jc w:val="center"/>
+              <w:rPr>
+                <w:rFonts w:ascii="Times New Roman" w:eastAsia="Times New Roman" w:hAnsi="Times New Roman" w:cs="Times New Roman"/>
+                <w:b/>
+                <w:bCs/>
+                <w:sz w:val="24"/>
+                <w:szCs w:val="24"/>
+                <w:lang w:eastAsia="en-IN"/>
+              </w:rPr>
+            </w:pPr>
+            <w:r>
+              <w:rPr>
+                <w:rFonts w:ascii="Times New Roman" w:eastAsia="Times New Roman" w:hAnsi="Times New Roman" w:cs="Times New Roman"/>
+                <w:b/>
+                <w:bCs/>
+                <w:sz w:val="24"/>
+                <w:szCs w:val="24"/>
+                <w:lang w:eastAsia="en-IN"/>
+              </w:rPr>
+              <w:t>Meaning</w:t>
+            </w:r>
+          </w:p>
+        </w:tc>
+      </w:tr>
+      <w:tr>
+        <w:trPr>
+          <w:tblCellSpacing w:w="15" w:type="dxa"/>
+        </w:trPr>
+        <w:tc>
+          <w:tcPr>
+            <w:tcW w:w="0" w:type="auto"/>
+            <w:vAlign w:val="center"/>
+            <w:hideMark/>
+          </w:tcPr>
+          <w:p>
+            <w:pPr>
+              <w:spacing w:after="0" w:line="240" w:lineRule="auto"/>
+              <w:rPr>
+                <w:rFonts w:ascii="Times New Roman" w:eastAsia="Times New Roman" w:hAnsi="Times New Roman" w:cs="Times New Roman"/>
+                <w:sz w:val="24"/>
+                <w:szCs w:val="24"/>
+                <w:lang w:eastAsia="en-IN"/>
+              </w:rPr>
+            </w:pPr>
+            <w:r>
+              <w:rPr>
+                <w:rFonts w:ascii="Times New Roman" w:eastAsia="Times New Roman" w:hAnsi="Times New Roman" w:cs="Times New Roman"/>
+                <w:sz w:val="24"/>
+                <w:szCs w:val="24"/>
+                <w:lang w:eastAsia="en-IN"/>
+              </w:rPr>
+              <w:t>Create</w:t>
+            </w:r>
+          </w:p>
+        </w:tc>
+        <w:tc>
+          <w:tcPr>
+            <w:tcW w:w="0" w:type="auto"/>
+            <w:vAlign w:val="center"/>
+            <w:hideMark/>
+          </w:tcPr>
+          <w:p>
+            <w:pPr>
+              <w:spacing w:after="0" w:line="240" w:lineRule="auto"/>
+              <w:rPr>
+                <w:rFonts w:ascii="Times New Roman" w:eastAsia="Times New Roman" w:hAnsi="Times New Roman" w:cs="Times New Roman"/>
+                <w:sz w:val="24"/>
+                <w:szCs w:val="24"/>
+                <w:lang w:eastAsia="en-IN"/>
+              </w:rPr>
+            </w:pPr>
+            <w:r>
+              <w:rPr>
+                <w:rFonts w:ascii="Times New Roman" w:eastAsia="Times New Roman" w:hAnsi="Times New Roman" w:cs="Times New Roman"/>
+                <w:sz w:val="24"/>
+                <w:szCs w:val="24"/>
+                <w:lang w:eastAsia="en-IN"/>
+              </w:rPr>
+              <w:t>object born</w:t>
+            </w:r>
+          </w:p>
+        </w:tc>
+      </w:tr>
+      <w:tr>
+        <w:trPr>
+          <w:tblCellSpacing w:w="15" w:type="dxa"/>
+        </w:trPr>
+        <w:tc>
+          <w:tcPr>
+            <w:tcW w:w="0" w:type="auto"/>
+            <w:vAlign w:val="center"/>
+            <w:hideMark/>
+          </w:tcPr>
+          <w:p>
+            <w:pPr>
+              <w:spacing w:after="0" w:line="240" w:lineRule="auto"/>
+              <w:rPr>
+                <w:rFonts w:ascii="Times New Roman" w:eastAsia="Times New Roman" w:hAnsi="Times New Roman" w:cs="Times New Roman"/>
+                <w:sz w:val="24"/>
+                <w:szCs w:val="24"/>
+                <w:lang w:eastAsia="en-IN"/>
+              </w:rPr>
+            </w:pPr>
+            <w:r>
+              <w:rPr>
+                <w:rFonts w:ascii="Times New Roman" w:eastAsia="Times New Roman" w:hAnsi="Times New Roman" w:cs="Times New Roman"/>
+                <w:sz w:val="24"/>
+                <w:szCs w:val="24"/>
+                <w:lang w:eastAsia="en-IN"/>
+              </w:rPr>
+              <w:t>@Autowired</w:t>
+            </w:r>
+          </w:p>
+        </w:tc>
+        <w:tc>
+          <w:tcPr>
+            <w:tcW w:w="0" w:type="auto"/>
+            <w:vAlign w:val="center"/>
+            <w:hideMark/>
+          </w:tcPr>
+          <w:p>
+            <w:pPr>
+              <w:spacing w:after="0" w:line="240" w:lineRule="auto"/>
+              <w:rPr>
+                <w:rFonts w:ascii="Times New Roman" w:eastAsia="Times New Roman" w:hAnsi="Times New Roman" w:cs="Times New Roman"/>
+                <w:sz w:val="24"/>
+                <w:szCs w:val="24"/>
+                <w:lang w:eastAsia="en-IN"/>
+              </w:rPr>
+            </w:pPr>
+            <w:r>
+              <w:rPr>
+                <w:rFonts w:ascii="Times New Roman" w:eastAsia="Times New Roman" w:hAnsi="Times New Roman" w:cs="Times New Roman"/>
+                <w:sz w:val="24"/>
+                <w:szCs w:val="24"/>
+                <w:lang w:eastAsia="en-IN"/>
+              </w:rPr>
+              <w:t>fill dependencies</w:t>
+            </w:r>
+          </w:p>
+        </w:tc>
+      </w:tr>
+      <w:tr>
+        <w:trPr>
+          <w:tblCellSpacing w:w="15" w:type="dxa"/>
+        </w:trPr>
+        <w:tc>
+          <w:tcPr>
+            <w:tcW w:w="0" w:type="auto"/>
+            <w:vAlign w:val="center"/>
+            <w:hideMark/>
+          </w:tcPr>
+          <w:p>
+            <w:pPr>
+              <w:spacing w:after="0" w:line="240" w:lineRule="auto"/>
+              <w:rPr>
+                <w:rFonts w:ascii="Times New Roman" w:eastAsia="Times New Roman" w:hAnsi="Times New Roman" w:cs="Times New Roman"/>
+                <w:sz w:val="24"/>
+                <w:szCs w:val="24"/>
+                <w:lang w:eastAsia="en-IN"/>
+              </w:rPr>
+            </w:pPr>
+            <w:r>
+              <w:rPr>
+                <w:rFonts w:ascii="Times New Roman" w:eastAsia="Times New Roman" w:hAnsi="Times New Roman" w:cs="Times New Roman"/>
+                <w:sz w:val="24"/>
+                <w:szCs w:val="24"/>
+                <w:lang w:eastAsia="en-IN"/>
+              </w:rPr>
+              <w:t>Before</w:t>
+            </w:r>
+          </w:p>
+        </w:tc>
+        <w:tc>
+          <w:tcPr>
+            <w:tcW w:w="0" w:type="auto"/>
+            <w:vAlign w:val="center"/>
+            <w:hideMark/>
+          </w:tcPr>
+          <w:p>
+            <w:pPr>
+              <w:spacing w:after="0" w:line="240" w:lineRule="auto"/>
+              <w:rPr>
+                <w:rFonts w:ascii="Times New Roman" w:eastAsia="Times New Roman" w:hAnsi="Times New Roman" w:cs="Times New Roman"/>
+                <w:sz w:val="24"/>
+                <w:szCs w:val="24"/>
+                <w:lang w:eastAsia="en-IN"/>
+              </w:rPr>
+            </w:pPr>
+            <w:r>
+              <w:rPr>
+                <w:rFonts w:ascii="Times New Roman" w:eastAsia="Times New Roman" w:hAnsi="Times New Roman" w:cs="Times New Roman"/>
+                <w:sz w:val="24"/>
+                <w:szCs w:val="24"/>
+                <w:lang w:eastAsia="en-IN"/>
+              </w:rPr>
+              <w:t>tweak inside</w:t>
+            </w:r>
+          </w:p>
+        </w:tc>
+      </w:tr>
+      <w:tr>
+        <w:trPr>
+          <w:tblCellSpacing w:w="15" w:type="dxa"/>
+        </w:trPr>
+        <w:tc>
+          <w:tcPr>
+            <w:tcW w:w="0" w:type="auto"/>
+            <w:vAlign w:val="center"/>
+            <w:hideMark/>
+          </w:tcPr>
+          <w:p>
+            <w:pPr>
+              <w:spacing w:after="0" w:line="240" w:lineRule="auto"/>
+              <w:rPr>
+                <w:rFonts w:ascii="Times New Roman" w:eastAsia="Times New Roman" w:hAnsi="Times New Roman" w:cs="Times New Roman"/>
+                <w:sz w:val="24"/>
+                <w:szCs w:val="24"/>
+                <w:lang w:eastAsia="en-IN"/>
+              </w:rPr>
+            </w:pPr>
+            <w:r>
+              <w:rPr>
+                <w:rFonts w:ascii="Times New Roman" w:eastAsia="Times New Roman" w:hAnsi="Times New Roman" w:cs="Times New Roman"/>
+                <w:sz w:val="24"/>
+                <w:szCs w:val="24"/>
+                <w:lang w:eastAsia="en-IN"/>
+              </w:rPr>
+              <w:t>Init</w:t>
+            </w:r>
+          </w:p>
+        </w:tc>
+        <w:tc>
+          <w:tcPr>
+            <w:tcW w:w="0" w:type="auto"/>
+            <w:vAlign w:val="center"/>
+            <w:hideMark/>
+          </w:tcPr>
+          <w:p>
+            <w:pPr>
+              <w:spacing w:after="0" w:line="240" w:lineRule="auto"/>
+              <w:rPr>
+                <w:rFonts w:ascii="Times New Roman" w:eastAsia="Times New Roman" w:hAnsi="Times New Roman" w:cs="Times New Roman"/>
+                <w:sz w:val="24"/>
+                <w:szCs w:val="24"/>
+                <w:lang w:eastAsia="en-IN"/>
+              </w:rPr>
+            </w:pPr>
+            <w:r>
+              <w:rPr>
+                <w:rFonts w:ascii="Times New Roman" w:eastAsia="Times New Roman" w:hAnsi="Times New Roman" w:cs="Times New Roman"/>
+                <w:sz w:val="24"/>
+                <w:szCs w:val="24"/>
+                <w:lang w:eastAsia="en-IN"/>
+              </w:rPr>
+              <w:t>start logic</w:t>
+            </w:r>
+          </w:p>
+        </w:tc>
+      </w:tr>
+      <w:tr>
+        <w:trPr>
+          <w:tblCellSpacing w:w="15" w:type="dxa"/>
+        </w:trPr>
+        <w:tc>
+          <w:tcPr>
+            <w:tcW w:w="0" w:type="auto"/>
+            <w:vAlign w:val="center"/>
+            <w:hideMark/>
+          </w:tcPr>
+          <w:p>
+            <w:pPr>
+              <w:spacing w:after="0" w:line="240" w:lineRule="auto"/>
+              <w:rPr>
+                <w:rFonts w:ascii="Times New Roman" w:eastAsia="Times New Roman" w:hAnsi="Times New Roman" w:cs="Times New Roman"/>
+                <w:sz w:val="24"/>
+                <w:szCs w:val="24"/>
+                <w:lang w:eastAsia="en-IN"/>
+              </w:rPr>
+            </w:pPr>
+            <w:r>
+              <w:rPr>
+                <w:rFonts w:ascii="Times New Roman" w:eastAsia="Times New Roman" w:hAnsi="Times New Roman" w:cs="Times New Roman"/>
+                <w:sz w:val="24"/>
+                <w:szCs w:val="24"/>
+                <w:lang w:eastAsia="en-IN"/>
+              </w:rPr>
+              <w:t>After</w:t>
+            </w:r>
+          </w:p>
+        </w:tc>
+        <w:tc>
+          <w:tcPr>
+            <w:tcW w:w="0" w:type="auto"/>
+            <w:vAlign w:val="center"/>
+            <w:hideMark/>
+          </w:tcPr>
+          <w:p>
+            <w:pPr>
+              <w:spacing w:after="0" w:line="240" w:lineRule="auto"/>
+              <w:rPr>
+                <w:rFonts w:ascii="Times New Roman" w:eastAsia="Times New Roman" w:hAnsi="Times New Roman" w:cs="Times New Roman"/>
+                <w:sz w:val="24"/>
+                <w:szCs w:val="24"/>
+                <w:lang w:eastAsia="en-IN"/>
+              </w:rPr>
+            </w:pPr>
+            <w:r>
+              <w:rPr>
+                <w:rFonts w:ascii="Times New Roman" w:eastAsia="Times New Roman" w:hAnsi="Times New Roman" w:cs="Times New Roman"/>
+                <w:sz w:val="24"/>
+                <w:szCs w:val="24"/>
+                <w:lang w:eastAsia="en-IN"/>
+              </w:rPr>
+              <w:t>wrap/extend</w:t>
+            </w:r>
+          </w:p>
+        </w:tc>
+      </w:tr>
+      <w:tr>
+        <w:trPr>
+          <w:tblCellSpacing w:w="15" w:type="dxa"/>
+        </w:trPr>
+        <w:tc>
+          <w:tcPr>
+            <w:tcW w:w="0" w:type="auto"/>
+            <w:vAlign w:val="center"/>
+            <w:hideMark/>
+          </w:tcPr>
+          <w:p>
+            <w:pPr>
+              <w:spacing w:after="0" w:line="240" w:lineRule="auto"/>
+              <w:rPr>
+                <w:rFonts w:ascii="Times New Roman" w:eastAsia="Times New Roman" w:hAnsi="Times New Roman" w:cs="Times New Roman"/>
+                <w:sz w:val="24"/>
+                <w:szCs w:val="24"/>
+                <w:lang w:eastAsia="en-IN"/>
+              </w:rPr>
+            </w:pPr>
+            <w:r>
+              <w:rPr>
+                <w:rFonts w:ascii="Times New Roman" w:eastAsia="Times New Roman" w:hAnsi="Times New Roman" w:cs="Times New Roman"/>
+                <w:sz w:val="24"/>
+                <w:szCs w:val="24"/>
+                <w:lang w:eastAsia="en-IN"/>
+              </w:rPr>
+              <w:t>Destroy</w:t>
+            </w:r>
+          </w:p>
+        </w:tc>
+        <w:tc>
+          <w:tcPr>
+            <w:tcW w:w="0" w:type="auto"/>
+            <w:vAlign w:val="center"/>
+            <w:hideMark/>
+          </w:tcPr>
+          <w:p>
+            <w:pPr>
+              <w:spacing w:after="0" w:line="240" w:lineRule="auto"/>
+              <w:rPr>
+                <w:rFonts w:ascii="Times New Roman" w:eastAsia="Times New Roman" w:hAnsi="Times New Roman" w:cs="Times New Roman"/>
+                <w:sz w:val="24"/>
+                <w:szCs w:val="24"/>
+                <w:lang w:eastAsia="en-IN"/>
+              </w:rPr>
+            </w:pPr>
+            <w:r>
+              <w:rPr>
+                <w:rFonts w:ascii="Times New Roman" w:eastAsia="Times New Roman" w:hAnsi="Times New Roman" w:cs="Times New Roman"/>
+                <w:sz w:val="24"/>
+                <w:szCs w:val="24"/>
+                <w:lang w:eastAsia="en-IN"/>
+              </w:rPr>
+              <w:t>cleanup</w:t>
+            </w:r>
+          </w:p>
+        </w:tc>
+      </w:tr>
+    </w:tbl>
+    <w:p>
+      <w:pPr>
+        <w:spacing w:after="0" w:line="240" w:lineRule="auto"/>
+        <w:rPr>
+          <w:rFonts w:ascii="Times New Roman" w:eastAsia="Times New Roman" w:hAnsi="Times New Roman" w:cs="Times New Roman"/>
+          <w:sz w:val="24"/>
+          <w:szCs w:val="24"/>
+          <w:lang w:eastAsia="en-IN"/>
+        </w:rPr>
+      </w:pPr>
+      <w:r>
+        <w:rPr>
+          <w:rFonts w:ascii="Times New Roman" w:eastAsia="Times New Roman" w:hAnsi="Times New Roman" w:cs="Times New Roman"/>
+          <w:sz w:val="24"/>
+          <w:szCs w:val="24"/>
+          <w:lang w:eastAsia="en-IN"/>
+        </w:rPr>
+        <w:pict>
+          <v:rect id="_x0000_i1091" style="width:0;height:1.5pt" o:hralign="center" o:hrstd="t" o:hr="t" fillcolor="#a0a0a0" stroked="f"/>
+        </w:pict>
+      </w:r>
+    </w:p>
+    <w:p>
+      <w:pPr>
+        <w:spacing w:before="100" w:beforeAutospacing="1" w:after="100" w:afterAutospacing="1" w:line="240" w:lineRule="auto"/>
+        <w:outlineLvl w:val="0"/>
+        <w:rPr>
+          <w:rFonts w:ascii="Times New Roman" w:eastAsia="Times New Roman" w:hAnsi="Times New Roman" w:cs="Times New Roman"/>
+          <w:b/>
+          <w:bCs/>
+          <w:kern w:val="36"/>
+          <w:sz w:val="48"/>
+          <w:szCs w:val="48"/>
+          <w:lang w:eastAsia="en-IN"/>
+        </w:rPr>
+      </w:pPr>
+      <w:r>
+        <w:rPr>
+          <w:rFonts w:ascii="Times New Roman" w:eastAsia="Times New Roman" w:hAnsi="Times New Roman" w:cs="Times New Roman"/>
+          <w:b/>
+          <w:bCs/>
+          <w:kern w:val="36"/>
+          <w:sz w:val="48"/>
+          <w:szCs w:val="48"/>
+          <w:lang w:eastAsia="en-IN"/>
+        </w:rPr>
+        <w:lastRenderedPageBreak/>
+        <w:t>🧠 SUPER SIMPLE MEMORY</w:t>
+      </w:r>
+    </w:p>
+    <w:p>
+      <w:pPr>
+        <w:tabs>
+          <w:tab w:val="left" w:pos="916"/>
+          <w:tab w:val="left" w:pos="1832"/>
+          <w:tab w:val="left" w:pos="2748"/>
+          <w:tab w:val="left" w:pos="3664"/>
+          <w:tab w:val="left" w:pos="4580"/>
+          <w:tab w:val="left" w:pos="5496"/>
+          <w:tab w:val="left" w:pos="6412"/>
+          <w:tab w:val="left" w:pos="7328"/>
+          <w:tab w:val="left" w:pos="8244"/>
+          <w:tab w:val="left" w:pos="9160"/>
+          <w:tab w:val="left" w:pos="10076"/>
+          <w:tab w:val="left" w:pos="10992"/>
+          <w:tab w:val="left" w:pos="11908"/>
+          <w:tab w:val="left" w:pos="12824"/>
+          <w:tab w:val="left" w:pos="13740"/>
+          <w:tab w:val="left" w:pos="14656"/>
+        </w:tabs>
+        <w:spacing w:after="0" w:line="240" w:lineRule="auto"/>
+        <w:rPr>
+          <w:rFonts w:ascii="Courier New" w:eastAsia="Times New Roman" w:hAnsi="Courier New" w:cs="Courier New"/>
+          <w:sz w:val="20"/>
+          <w:szCs w:val="20"/>
+          <w:lang w:eastAsia="en-IN"/>
+        </w:rPr>
+      </w:pPr>
+      <w:r>
+        <w:rPr>
+          <w:rFonts w:ascii="Courier New" w:eastAsia="Times New Roman" w:hAnsi="Courier New" w:cs="Courier New"/>
+          <w:sz w:val="20"/>
+          <w:szCs w:val="20"/>
+          <w:lang w:eastAsia="en-IN"/>
+        </w:rPr>
+        <w:t>Create → Fill → Before → Init → After → Use → Destroy</w:t>
+      </w:r>
+    </w:p>
+    <w:p>
+      <w:pPr>
+        <w:spacing w:after="0" w:line="240" w:lineRule="auto"/>
+        <w:rPr>
+          <w:rFonts w:ascii="Times New Roman" w:eastAsia="Times New Roman" w:hAnsi="Times New Roman" w:cs="Times New Roman"/>
+          <w:sz w:val="24"/>
+          <w:szCs w:val="24"/>
+          <w:lang w:eastAsia="en-IN"/>
+        </w:rPr>
+      </w:pPr>
+      <w:r>
+        <w:rPr>
+          <w:rFonts w:ascii="Times New Roman" w:eastAsia="Times New Roman" w:hAnsi="Times New Roman" w:cs="Times New Roman"/>
+          <w:sz w:val="24"/>
+          <w:szCs w:val="24"/>
+          <w:lang w:eastAsia="en-IN"/>
+        </w:rPr>
+        <w:pict>
+          <v:rect id="_x0000_i1092" style="width:0;height:1.5pt" o:hralign="center" o:hrstd="t" o:hr="t" fillcolor="#a0a0a0" stroked="f"/>
+        </w:pict>
+      </w:r>
+    </w:p>
+    <w:p>
+      <w:pPr>
+        <w:spacing w:before="100" w:beforeAutospacing="1" w:after="100" w:afterAutospacing="1" w:line="240" w:lineRule="auto"/>
+        <w:outlineLvl w:val="0"/>
+        <w:rPr>
+          <w:rFonts w:ascii="Times New Roman" w:eastAsia="Times New Roman" w:hAnsi="Times New Roman" w:cs="Times New Roman"/>
+          <w:b/>
+          <w:bCs/>
+          <w:kern w:val="36"/>
+          <w:sz w:val="48"/>
+          <w:szCs w:val="48"/>
+          <w:lang w:eastAsia="en-IN"/>
+        </w:rPr>
+      </w:pPr>
+      <w:r>
+        <w:rPr>
+          <w:rFonts w:ascii="Times New Roman" w:eastAsia="Times New Roman" w:hAnsi="Times New Roman" w:cs="Times New Roman"/>
+          <w:b/>
+          <w:bCs/>
+          <w:kern w:val="36"/>
+          <w:sz w:val="48"/>
+          <w:szCs w:val="48"/>
+          <w:lang w:eastAsia="en-IN"/>
+        </w:rPr>
+        <w:t>🔥 KEY IDEA (IMPORTANT)</w:t>
+      </w:r>
+    </w:p>
+    <w:p>
+      <w:pPr>
+        <w:numPr>
+          <w:ilvl w:val="0"/>
+          <w:numId w:val="11"/>
+        </w:numPr>
+        <w:spacing w:before="100" w:beforeAutospacing="1" w:after="100" w:afterAutospacing="1" w:line="240" w:lineRule="auto"/>
+        <w:rPr>
+          <w:rFonts w:ascii="Times New Roman" w:eastAsia="Times New Roman" w:hAnsi="Times New Roman" w:cs="Times New Roman"/>
+          <w:sz w:val="24"/>
+          <w:szCs w:val="24"/>
+          <w:lang w:eastAsia="en-IN"/>
+        </w:rPr>
+      </w:pPr>
+      <w:r>
+        <w:rPr>
+          <w:rFonts w:ascii="Times New Roman" w:eastAsia="Times New Roman" w:hAnsi="Times New Roman" w:cs="Times New Roman"/>
+          <w:b/>
+          <w:bCs/>
+          <w:sz w:val="24"/>
+          <w:szCs w:val="24"/>
+          <w:lang w:eastAsia="en-IN"/>
+        </w:rPr>
+        <w:t>BeforeInitialization</w:t>
+      </w:r>
+      <w:r>
+        <w:rPr>
+          <w:rFonts w:ascii="Times New Roman" w:eastAsia="Times New Roman" w:hAnsi="Times New Roman" w:cs="Times New Roman"/>
+          <w:sz w:val="24"/>
+          <w:szCs w:val="24"/>
+          <w:lang w:eastAsia="en-IN"/>
+        </w:rPr>
+        <w:t xml:space="preserve"> → object is still “raw”, so Spring lets you change internal values</w:t>
+      </w:r>
+    </w:p>
+    <w:p>
+      <w:pPr>
+        <w:numPr>
+          <w:ilvl w:val="0"/>
+          <w:numId w:val="11"/>
+        </w:numPr>
+        <w:spacing w:before="100" w:beforeAutospacing="1" w:after="100" w:afterAutospacing="1" w:line="240" w:lineRule="auto"/>
+        <w:rPr>
+          <w:rFonts w:ascii="Times New Roman" w:eastAsia="Times New Roman" w:hAnsi="Times New Roman" w:cs="Times New Roman"/>
+          <w:sz w:val="24"/>
+          <w:szCs w:val="24"/>
+          <w:lang w:eastAsia="en-IN"/>
+        </w:rPr>
+      </w:pPr>
+      <w:r>
+        <w:rPr>
+          <w:rFonts w:ascii="Times New Roman" w:eastAsia="Times New Roman" w:hAnsi="Times New Roman" w:cs="Times New Roman"/>
+          <w:b/>
+          <w:bCs/>
+          <w:sz w:val="24"/>
+          <w:szCs w:val="24"/>
+          <w:lang w:eastAsia="en-IN"/>
+        </w:rPr>
+        <w:t>AfterInitialization</w:t>
+      </w:r>
+      <w:r>
+        <w:rPr>
+          <w:rFonts w:ascii="Times New Roman" w:eastAsia="Times New Roman" w:hAnsi="Times New Roman" w:cs="Times New Roman"/>
+          <w:sz w:val="24"/>
+          <w:szCs w:val="24"/>
+          <w:lang w:eastAsia="en-IN"/>
+        </w:rPr>
+        <w:t xml:space="preserve"> → object is “final”, so Spring may wrap it (proxy like @Transactional)</w:t>
+      </w:r>
+    </w:p>
+    <w:p>
+      <w:pPr>
+        <w:spacing w:after="0" w:line="240" w:lineRule="auto"/>
+        <w:rPr>
+          <w:rFonts w:ascii="Times New Roman" w:eastAsia="Times New Roman" w:hAnsi="Times New Roman" w:cs="Times New Roman"/>
+          <w:sz w:val="24"/>
+          <w:szCs w:val="24"/>
+          <w:lang w:eastAsia="en-IN"/>
+        </w:rPr>
+      </w:pPr>
+      <w:r>
+        <w:rPr>
+          <w:rFonts w:ascii="Times New Roman" w:eastAsia="Times New Roman" w:hAnsi="Times New Roman" w:cs="Times New Roman"/>
+          <w:sz w:val="24"/>
+          <w:szCs w:val="24"/>
+          <w:lang w:eastAsia="en-IN"/>
+        </w:rPr>
+        <w:pict>
+          <v:rect id="_x0000_i1093" style="width:0;height:1.5pt" o:hralign="center" o:hrstd="t" o:hr="t" fillcolor="#a0a0a0" stroked="f"/>
+        </w:pict>
+      </w:r>
+    </w:p>
+    <w:p>
+      <w:pPr>
+        <w:spacing w:before="100" w:beforeAutospacing="1" w:after="100" w:afterAutospacing="1" w:line="240" w:lineRule="auto"/>
+        <w:rPr>
+          <w:rFonts w:ascii="Times New Roman" w:eastAsia="Times New Roman" w:hAnsi="Times New Roman" w:cs="Times New Roman"/>
+          <w:sz w:val="24"/>
+          <w:szCs w:val="24"/>
+          <w:lang w:eastAsia="en-IN"/>
+        </w:rPr>
+      </w:pPr>
+      <w:r>
+        <w:rPr>
+          <w:rFonts w:ascii="Times New Roman" w:eastAsia="Times New Roman" w:hAnsi="Times New Roman" w:cs="Times New Roman"/>
+          <w:sz w:val="24"/>
+          <w:szCs w:val="24"/>
+          <w:lang w:eastAsia="en-IN"/>
+        </w:rPr>
+        <w:t>If you want next, I can show:</w:t>
+      </w:r>
+      <w:r>
+        <w:rPr>
+          <w:rFonts w:ascii="Times New Roman" w:eastAsia="Times New Roman" w:hAnsi="Times New Roman" w:cs="Times New Roman"/>
+          <w:sz w:val="24"/>
+          <w:szCs w:val="24"/>
+          <w:lang w:eastAsia="en-IN"/>
+        </w:rPr>
+        <w:br/>
+        <w:t>👉 “Real internal flow of @Transactional step-by-step inside proxy (very interview important)”</w:t>
+      </w:r>
+    </w:p>
+    <w:p>
+      <w:pPr>
+        <w:spacing w:beforeAutospacing="1" w:after="100" w:afterAutospacing="1" w:line="240" w:lineRule="auto"/>
+        <w:rPr>
+          <w:rFonts w:ascii="Times New Roman" w:eastAsia="Times New Roman" w:hAnsi="Times New Roman" w:cs="Times New Roman"/>
+          <w:sz w:val="24"/>
+          <w:szCs w:val="24"/>
+          <w:lang w:eastAsia="en-IN"/>
+        </w:rPr>
+      </w:pPr>
+      <w:bookmarkStart w:id="0" w:name="_GoBack"/>
+      <w:bookmarkEnd w:id="0"/>
+    </w:p>
+    <w:p>
+      <w:pPr>
+        <w:spacing w:beforeAutospacing="1" w:after="100" w:afterAutospacing="1" w:line="240" w:lineRule="auto"/>
+        <w:rPr>
+          <w:rFonts w:ascii="Times New Roman" w:eastAsia="Times New Roman" w:hAnsi="Times New Roman" w:cs="Times New Roman"/>
+          <w:sz w:val="24"/>
+          <w:szCs w:val="24"/>
+          <w:lang w:eastAsia="en-IN"/>
+        </w:rPr>
+      </w:pPr>
+    </w:p>
+    <w:p>
+      <w:pPr>
+        <w:spacing w:before="100" w:beforeAutospacing="1" w:after="100" w:afterAutospacing="1" w:line="240" w:lineRule="auto"/>
+        <w:rPr>
+          <w:rFonts w:ascii="Times New Roman" w:eastAsia="Times New Roman" w:hAnsi="Times New Roman" w:cs="Times New Roman"/>
+          <w:sz w:val="24"/>
+          <w:szCs w:val="24"/>
+          <w:lang w:eastAsia="en-IN"/>
+        </w:rPr>
+      </w:pPr>
+      <w:r>
+        <w:rPr>
+          <w:rFonts w:ascii="Times New Roman" w:eastAsia="Times New Roman" w:hAnsi="Times New Roman" w:cs="Times New Roman"/>
+          <w:sz w:val="24"/>
+          <w:szCs w:val="24"/>
+          <w:lang w:eastAsia="en-IN"/>
+        </w:rPr>
+        <w:t>So for autowiring:</w:t>
+      </w:r>
+    </w:p>
+    <w:p>
+      <w:pPr>
+        <w:tabs>
+          <w:tab w:val="left" w:pos="916"/>
+          <w:tab w:val="left" w:pos="1832"/>
+          <w:tab w:val="left" w:pos="2748"/>
+          <w:tab w:val="left" w:pos="3664"/>
+          <w:tab w:val="left" w:pos="4580"/>
+          <w:tab w:val="left" w:pos="5496"/>
+          <w:tab w:val="left" w:pos="6412"/>
+          <w:tab w:val="left" w:pos="7328"/>
+          <w:tab w:val="left" w:pos="8244"/>
+          <w:tab w:val="left" w:pos="9160"/>
+          <w:tab w:val="left" w:pos="10076"/>
+          <w:tab w:val="left" w:pos="10992"/>
+          <w:tab w:val="left" w:pos="11908"/>
+          <w:tab w:val="left" w:pos="12824"/>
+          <w:tab w:val="left" w:pos="13740"/>
+          <w:tab w:val="left" w:pos="14656"/>
+        </w:tabs>
+        <w:spacing w:after="0" w:line="240" w:lineRule="auto"/>
+        <w:rPr>
+          <w:rFonts w:ascii="Courier New" w:eastAsia="Times New Roman" w:hAnsi="Courier New" w:cs="Courier New"/>
+          <w:sz w:val="20"/>
+          <w:szCs w:val="20"/>
+          <w:lang w:eastAsia="en-IN"/>
+        </w:rPr>
+      </w:pPr>
+      <w:r>
+        <w:rPr>
+          <w:rFonts w:ascii="Courier New" w:eastAsia="Times New Roman" w:hAnsi="Courier New" w:cs="Courier New"/>
+          <w:sz w:val="20"/>
+          <w:szCs w:val="20"/>
+          <w:lang w:eastAsia="en-IN"/>
+        </w:rPr>
+        <w:t>Object created</w:t>
+      </w:r>
+    </w:p>
+    <w:p>
+      <w:pPr>
+        <w:tabs>
+          <w:tab w:val="left" w:pos="916"/>
+          <w:tab w:val="left" w:pos="1832"/>
+          <w:tab w:val="left" w:pos="2748"/>
+          <w:tab w:val="left" w:pos="3664"/>
+          <w:tab w:val="left" w:pos="4580"/>
+          <w:tab w:val="left" w:pos="5496"/>
+          <w:tab w:val="left" w:pos="6412"/>
+          <w:tab w:val="left" w:pos="7328"/>
+          <w:tab w:val="left" w:pos="8244"/>
+          <w:tab w:val="left" w:pos="9160"/>
+          <w:tab w:val="left" w:pos="10076"/>
+          <w:tab w:val="left" w:pos="10992"/>
+          <w:tab w:val="left" w:pos="11908"/>
+          <w:tab w:val="left" w:pos="12824"/>
+          <w:tab w:val="left" w:pos="13740"/>
+          <w:tab w:val="left" w:pos="14656"/>
+        </w:tabs>
+        <w:spacing w:after="0" w:line="240" w:lineRule="auto"/>
+        <w:rPr>
+          <w:rFonts w:ascii="Courier New" w:eastAsia="Times New Roman" w:hAnsi="Courier New" w:cs="Courier New"/>
+          <w:sz w:val="20"/>
+          <w:szCs w:val="20"/>
+          <w:lang w:eastAsia="en-IN"/>
+        </w:rPr>
+      </w:pPr>
+      <w:r>
+        <w:rPr>
+          <w:rFonts w:ascii="Courier New" w:eastAsia="Times New Roman" w:hAnsi="Courier New" w:cs="Courier New"/>
+          <w:sz w:val="20"/>
+          <w:szCs w:val="20"/>
+          <w:lang w:eastAsia="en-IN"/>
+        </w:rPr>
+        <w:t xml:space="preserve">   ↓</w:t>
+      </w:r>
+    </w:p>
+    <w:p>
+      <w:pPr>
+        <w:tabs>
+          <w:tab w:val="left" w:pos="916"/>
+          <w:tab w:val="left" w:pos="1832"/>
+          <w:tab w:val="left" w:pos="2748"/>
+          <w:tab w:val="left" w:pos="3664"/>
+          <w:tab w:val="left" w:pos="4580"/>
+          <w:tab w:val="left" w:pos="5496"/>
+          <w:tab w:val="left" w:pos="6412"/>
+          <w:tab w:val="left" w:pos="7328"/>
+          <w:tab w:val="left" w:pos="8244"/>
+          <w:tab w:val="left" w:pos="9160"/>
+          <w:tab w:val="left" w:pos="10076"/>
+          <w:tab w:val="left" w:pos="10992"/>
+          <w:tab w:val="left" w:pos="11908"/>
+          <w:tab w:val="left" w:pos="12824"/>
+          <w:tab w:val="left" w:pos="13740"/>
+          <w:tab w:val="left" w:pos="14656"/>
+        </w:tabs>
+        <w:spacing w:after="0" w:line="240" w:lineRule="auto"/>
+        <w:rPr>
+          <w:rFonts w:ascii="Courier New" w:eastAsia="Times New Roman" w:hAnsi="Courier New" w:cs="Courier New"/>
+          <w:sz w:val="20"/>
+          <w:szCs w:val="20"/>
+          <w:lang w:eastAsia="en-IN"/>
+        </w:rPr>
+      </w:pPr>
+      <w:r>
+        <w:rPr>
+          <w:rFonts w:ascii="Courier New" w:eastAsia="Times New Roman" w:hAnsi="Courier New" w:cs="Courier New"/>
+          <w:sz w:val="20"/>
+          <w:szCs w:val="20"/>
+          <w:lang w:eastAsia="en-IN"/>
+        </w:rPr>
+        <w:lastRenderedPageBreak/>
+        <w:t>BeanPostProcessor runs</w:t>
+      </w:r>
+    </w:p>
+    <w:p>
+      <w:pPr>
+        <w:tabs>
+          <w:tab w:val="left" w:pos="916"/>
+          <w:tab w:val="left" w:pos="1832"/>
+          <w:tab w:val="left" w:pos="2748"/>
+          <w:tab w:val="left" w:pos="3664"/>
+          <w:tab w:val="left" w:pos="4580"/>
+          <w:tab w:val="left" w:pos="5496"/>
+          <w:tab w:val="left" w:pos="6412"/>
+          <w:tab w:val="left" w:pos="7328"/>
+          <w:tab w:val="left" w:pos="8244"/>
+          <w:tab w:val="left" w:pos="9160"/>
+          <w:tab w:val="left" w:pos="10076"/>
+          <w:tab w:val="left" w:pos="10992"/>
+          <w:tab w:val="left" w:pos="11908"/>
+          <w:tab w:val="left" w:pos="12824"/>
+          <w:tab w:val="left" w:pos="13740"/>
+          <w:tab w:val="left" w:pos="14656"/>
+        </w:tabs>
+        <w:spacing w:after="0" w:line="240" w:lineRule="auto"/>
+        <w:rPr>
+          <w:rFonts w:ascii="Courier New" w:eastAsia="Times New Roman" w:hAnsi="Courier New" w:cs="Courier New"/>
+          <w:sz w:val="20"/>
+          <w:szCs w:val="20"/>
+          <w:lang w:eastAsia="en-IN"/>
+        </w:rPr>
+      </w:pPr>
+      <w:r>
+        <w:rPr>
+          <w:rFonts w:ascii="Courier New" w:eastAsia="Times New Roman" w:hAnsi="Courier New" w:cs="Courier New"/>
+          <w:sz w:val="20"/>
+          <w:szCs w:val="20"/>
+          <w:lang w:eastAsia="en-IN"/>
+        </w:rPr>
+        <w:t xml:space="preserve">   ↓</w:t>
+      </w:r>
+    </w:p>
+    <w:p>
+      <w:pPr>
+        <w:tabs>
+          <w:tab w:val="left" w:pos="916"/>
+          <w:tab w:val="left" w:pos="1832"/>
+          <w:tab w:val="left" w:pos="2748"/>
+          <w:tab w:val="left" w:pos="3664"/>
+          <w:tab w:val="left" w:pos="4580"/>
+          <w:tab w:val="left" w:pos="5496"/>
+          <w:tab w:val="left" w:pos="6412"/>
+          <w:tab w:val="left" w:pos="7328"/>
+          <w:tab w:val="left" w:pos="8244"/>
+          <w:tab w:val="left" w:pos="9160"/>
+          <w:tab w:val="left" w:pos="10076"/>
+          <w:tab w:val="left" w:pos="10992"/>
+          <w:tab w:val="left" w:pos="11908"/>
+          <w:tab w:val="left" w:pos="12824"/>
+          <w:tab w:val="left" w:pos="13740"/>
+          <w:tab w:val="left" w:pos="14656"/>
+        </w:tabs>
+        <w:spacing w:after="0" w:line="240" w:lineRule="auto"/>
+        <w:rPr>
+          <w:rFonts w:ascii="Courier New" w:eastAsia="Times New Roman" w:hAnsi="Courier New" w:cs="Courier New"/>
+          <w:sz w:val="20"/>
+          <w:szCs w:val="20"/>
+          <w:lang w:eastAsia="en-IN"/>
+        </w:rPr>
+      </w:pPr>
+      <w:r>
+        <w:rPr>
+          <w:rFonts w:ascii="Courier New" w:eastAsia="Times New Roman" w:hAnsi="Courier New" w:cs="Courier New"/>
+          <w:sz w:val="20"/>
+          <w:szCs w:val="20"/>
+          <w:lang w:eastAsia="en-IN"/>
+        </w:rPr>
+        <w:t>Dependencies are injected (@Autowired handled here)</w:t>
+      </w:r>
+    </w:p>
+    <w:p>
+      <w:pPr>
+        <w:tabs>
+          <w:tab w:val="left" w:pos="916"/>
+          <w:tab w:val="left" w:pos="1832"/>
+          <w:tab w:val="left" w:pos="2748"/>
+          <w:tab w:val="left" w:pos="3664"/>
+          <w:tab w:val="left" w:pos="4580"/>
+          <w:tab w:val="left" w:pos="5496"/>
+          <w:tab w:val="left" w:pos="6412"/>
+          <w:tab w:val="left" w:pos="7328"/>
+          <w:tab w:val="left" w:pos="8244"/>
+          <w:tab w:val="left" w:pos="9160"/>
+          <w:tab w:val="left" w:pos="10076"/>
+          <w:tab w:val="left" w:pos="10992"/>
+          <w:tab w:val="left" w:pos="11908"/>
+          <w:tab w:val="left" w:pos="12824"/>
+          <w:tab w:val="left" w:pos="13740"/>
+          <w:tab w:val="left" w:pos="14656"/>
+        </w:tabs>
+        <w:spacing w:after="0" w:line="240" w:lineRule="auto"/>
+        <w:rPr>
+          <w:rFonts w:ascii="Courier New" w:eastAsia="Times New Roman" w:hAnsi="Courier New" w:cs="Courier New"/>
+          <w:sz w:val="20"/>
+          <w:szCs w:val="20"/>
+          <w:lang w:eastAsia="en-IN"/>
+        </w:rPr>
+      </w:pPr>
+      <w:r>
+        <w:rPr>
+          <w:rFonts w:ascii="Courier New" w:eastAsia="Times New Roman" w:hAnsi="Courier New" w:cs="Courier New"/>
+          <w:sz w:val="20"/>
+          <w:szCs w:val="20"/>
+          <w:lang w:eastAsia="en-IN"/>
+        </w:rPr>
+        <w:t xml:space="preserve">   ↓</w:t>
+      </w:r>
+    </w:p>
+    <w:p>
+      <w:pPr>
+        <w:tabs>
+          <w:tab w:val="left" w:pos="916"/>
+          <w:tab w:val="left" w:pos="1832"/>
+          <w:tab w:val="left" w:pos="2748"/>
+          <w:tab w:val="left" w:pos="3664"/>
+          <w:tab w:val="left" w:pos="4580"/>
+          <w:tab w:val="left" w:pos="5496"/>
+          <w:tab w:val="left" w:pos="6412"/>
+          <w:tab w:val="left" w:pos="7328"/>
+          <w:tab w:val="left" w:pos="8244"/>
+          <w:tab w:val="left" w:pos="9160"/>
+          <w:tab w:val="left" w:pos="10076"/>
+          <w:tab w:val="left" w:pos="10992"/>
+          <w:tab w:val="left" w:pos="11908"/>
+          <w:tab w:val="left" w:pos="12824"/>
+          <w:tab w:val="left" w:pos="13740"/>
+          <w:tab w:val="left" w:pos="14656"/>
+        </w:tabs>
+        <w:spacing w:after="0" w:line="240" w:lineRule="auto"/>
+        <w:rPr>
+          <w:rFonts w:ascii="Courier New" w:eastAsia="Times New Roman" w:hAnsi="Courier New" w:cs="Courier New"/>
+          <w:sz w:val="20"/>
+          <w:szCs w:val="20"/>
+          <w:lang w:eastAsia="en-IN"/>
+        </w:rPr>
+      </w:pPr>
+      <w:r>
+        <w:rPr>
+          <w:rFonts w:ascii="Courier New" w:eastAsia="Times New Roman" w:hAnsi="Courier New" w:cs="Courier New"/>
+          <w:sz w:val="20"/>
+          <w:szCs w:val="20"/>
+          <w:lang w:eastAsia="en-IN"/>
+        </w:rPr>
+        <w:t>Bean ready to use</w:t>
+      </w:r>
+    </w:p>
+    <w:p>
+      <w:pPr>
+        <w:spacing w:after="0" w:line="240" w:lineRule="auto"/>
+        <w:rPr>
+          <w:rFonts w:ascii="Times New Roman" w:eastAsia="Times New Roman" w:hAnsi="Times New Roman" w:cs="Times New Roman"/>
+          <w:sz w:val="24"/>
+          <w:szCs w:val="24"/>
+          <w:lang w:eastAsia="en-IN"/>
+        </w:rPr>
+      </w:pPr>
+      <w:r>
+        <w:rPr>
+          <w:rFonts w:ascii="Times New Roman" w:eastAsia="Times New Roman" w:hAnsi="Times New Roman" w:cs="Times New Roman"/>
+          <w:sz w:val="24"/>
+          <w:szCs w:val="24"/>
+          <w:lang w:eastAsia="en-IN"/>
+        </w:rPr>
+        <w:pict>
+          <v:rect id="_x0000_i1072" style="width:0;height:1.5pt" o:hralign="center" o:hrstd="t" o:hr="t" fillcolor="#a0a0a0" stroked="f"/>
+        </w:pict>
+      </w:r>
+    </w:p>
+    <w:p>
+      <w:pPr>
+        <w:spacing w:before="100" w:beforeAutospacing="1" w:after="100" w:afterAutospacing="1" w:line="240" w:lineRule="auto"/>
+        <w:outlineLvl w:val="0"/>
+        <w:rPr>
+          <w:rFonts w:ascii="Times New Roman" w:eastAsia="Times New Roman" w:hAnsi="Times New Roman" w:cs="Times New Roman"/>
+          <w:b/>
+          <w:bCs/>
+          <w:kern w:val="36"/>
+          <w:sz w:val="48"/>
+          <w:szCs w:val="48"/>
+          <w:lang w:eastAsia="en-IN"/>
+        </w:rPr>
+      </w:pPr>
+      <w:r>
+        <w:rPr>
+          <w:rFonts w:ascii="Times New Roman" w:eastAsia="Times New Roman" w:hAnsi="Times New Roman" w:cs="Times New Roman"/>
+          <w:b/>
+          <w:bCs/>
+          <w:kern w:val="36"/>
+          <w:sz w:val="48"/>
+          <w:szCs w:val="48"/>
+          <w:highlight w:val="yellow"/>
           <w:lang w:eastAsia="en-IN"/>
         </w:rPr>
         <w:t>🧩 Now let's break injection types</w:t>
@@ -14452,7 +17749,6 @@
           <w:szCs w:val="20"/>
           <w:lang w:eastAsia="en-IN"/>
         </w:rPr>
-        <w:lastRenderedPageBreak/>
         <w:t xml:space="preserve">    private B b;</w:t>
       </w:r>
     </w:p>
@@ -14711,6 +18007,7 @@
           <w:szCs w:val="20"/>
           <w:lang w:eastAsia="en-IN"/>
         </w:rPr>
+        <w:lastRenderedPageBreak/>
         <w:t>Field field = A.class.getDeclaredField("b");</w:t>
       </w:r>
     </w:p>
@@ -14937,7 +18234,6 @@
           <w:szCs w:val="48"/>
           <w:lang w:eastAsia="en-IN"/>
         </w:rPr>
-        <w:lastRenderedPageBreak/>
         <w:t>2️</w:t>
       </w:r>
       <w:r>
@@ -15306,6 +18602,7 @@
           <w:szCs w:val="24"/>
           <w:lang w:eastAsia="en-IN"/>
         </w:rPr>
+        <w:lastRenderedPageBreak/>
         <w:t xml:space="preserve">Spring creates object </w:t>
       </w:r>
       <w:r>
@@ -15538,7 +18835,6 @@
           <w:szCs w:val="24"/>
           <w:lang w:eastAsia="en-IN"/>
         </w:rPr>
-        <w:lastRenderedPageBreak/>
         <w:pict>
           <v:rect id="_x0000_i1074" style="width:0;height:1.5pt" o:hralign="center" o:hrstd="t" o:hr="t" fillcolor="#a0a0a0" stroked="f"/>
         </w:pict>
@@ -15912,6 +19208,7 @@
           <w:szCs w:val="27"/>
           <w:lang w:eastAsia="en-IN"/>
         </w:rPr>
+        <w:lastRenderedPageBreak/>
         <w:t>Important difference:</w:t>
       </w:r>
     </w:p>
@@ -16098,7 +19395,6 @@
           <w:szCs w:val="24"/>
           <w:lang w:eastAsia="en-IN"/>
         </w:rPr>
-        <w:lastRenderedPageBreak/>
         <w:t>So here:</w:t>
       </w:r>
       <w:r>
@@ -16378,6 +19674,7 @@
                 <w:szCs w:val="24"/>
                 <w:lang w:eastAsia="en-IN"/>
               </w:rPr>
+              <w:lastRenderedPageBreak/>
               <w:t>Constructor</w:t>
             </w:r>
           </w:p>
@@ -16696,7 +19993,6 @@
           <w:szCs w:val="24"/>
           <w:lang w:eastAsia="en-IN"/>
         </w:rPr>
-        <w:lastRenderedPageBreak/>
         <w:t xml:space="preserve">👉 For </w:t>
       </w:r>
       <w:r>
@@ -16851,6 +20147,7 @@
           <w:szCs w:val="48"/>
           <w:lang w:eastAsia="en-IN"/>
         </w:rPr>
+        <w:lastRenderedPageBreak/>
         <w:t>🧪 Simple mental model</w:t>
       </w:r>
     </w:p>
@@ -16981,7 +20278,6 @@
           <w:szCs w:val="24"/>
           <w:lang w:eastAsia="en-IN"/>
         </w:rPr>
-        <w:lastRenderedPageBreak/>
         <w:pict>
           <v:rect id="_x0000_i1078" style="width:0;height:1.5pt" o:hralign="center" o:hrstd="t" o:hr="t" fillcolor="#a0a0a0" stroked="f"/>
         </w:pict>
@@ -17082,6 +20378,7 @@
           <w:szCs w:val="24"/>
           <w:lang w:eastAsia="en-IN"/>
         </w:rPr>
+        <w:lastRenderedPageBreak/>
         <w:t xml:space="preserve">If you want, I can also draw the </w:t>
       </w:r>
       <w:r>
@@ -17132,8 +20429,6 @@
           <w:szCs w:val="24"/>
         </w:rPr>
       </w:pPr>
-      <w:bookmarkStart w:id="0" w:name="_GoBack"/>
-      <w:bookmarkEnd w:id="0"/>
     </w:p>
     <w:sectPr>
       <w:pgSz w:w="12962" w:h="8641" w:orient="landscape" w:code="1"/>
@@ -17148,9 +20443,9 @@
 <file path=word/numbering.xml><?xml version="1.0" encoding="utf-8"?>
 <w:numbering xmlns:wpc="http://schemas.microsoft.com/office/word/2010/wordprocessingCanvas" xmlns:mc="http://schemas.openxmlformats.org/markup-compatibility/2006" xmlns:o="urn:schemas-microsoft-com:office:office" xmlns:r="http://schemas.openxmlformats.org/officeDocument/2006/relationships" xmlns:m="http://schemas.openxmlformats.org/officeDocument/2006/math" xmlns:v="urn:schemas-microsoft-com:vml" xmlns:wp14="http://schemas.microsoft.com/office/word/2010/wordprocessingDrawing" xmlns:wp="http://schemas.openxmlformats.org/drawingml/2006/wordprocessingDrawing" xmlns:w10="urn:schemas-microsoft-com:office:word" xmlns:w="http://schemas.openxmlformats.org/wordprocessingml/2006/main" xmlns:w14="http://schemas.microsoft.com/office/word/2010/wordml" xmlns:wpg="http://schemas.microsoft.com/office/word/2010/wordprocessingGroup" xmlns:wpi="http://schemas.microsoft.com/office/word/2010/wordprocessingInk" xmlns:wne="http://schemas.microsoft.com/office/word/2006/wordml" xmlns:wps="http://schemas.microsoft.com/office/word/2010/wordprocessingShape" mc:Ignorable="w14 wp14">
   <w:abstractNum w:abstractNumId="0">
-    <w:nsid w:val="11DC664A"/>
+    <w:nsid w:val="1116300F"/>
     <w:multiLevelType w:val="multilevel"/>
-    <w:tmpl w:val="BE766E46"/>
+    <w:tmpl w:val="CD28FB32"/>
     <w:lvl w:ilvl="0">
       <w:start w:val="1"/>
       <w:numFmt w:val="bullet"/>
@@ -17297,9 +20592,9 @@
     </w:lvl>
   </w:abstractNum>
   <w:abstractNum w:abstractNumId="1">
-    <w:nsid w:val="27412DB9"/>
+    <w:nsid w:val="11DC664A"/>
     <w:multiLevelType w:val="multilevel"/>
-    <w:tmpl w:val="B0DEDE1A"/>
+    <w:tmpl w:val="BE766E46"/>
     <w:lvl w:ilvl="0">
       <w:start w:val="1"/>
       <w:numFmt w:val="bullet"/>
@@ -17446,9 +20741,9 @@
     </w:lvl>
   </w:abstractNum>
   <w:abstractNum w:abstractNumId="2">
-    <w:nsid w:val="37F44A74"/>
+    <w:nsid w:val="1E210579"/>
     <w:multiLevelType w:val="multilevel"/>
-    <w:tmpl w:val="343E9C32"/>
+    <w:tmpl w:val="224AE080"/>
     <w:lvl w:ilvl="0">
       <w:start w:val="1"/>
       <w:numFmt w:val="bullet"/>
@@ -17595,122 +20890,9 @@
     </w:lvl>
   </w:abstractNum>
   <w:abstractNum w:abstractNumId="3">
-    <w:nsid w:val="4D5C79EA"/>
+    <w:nsid w:val="27412DB9"/>
     <w:multiLevelType w:val="multilevel"/>
-    <w:tmpl w:val="AE742102"/>
-    <w:lvl w:ilvl="0">
-      <w:start w:val="1"/>
-      <w:numFmt w:val="decimal"/>
-      <w:lvlText w:val="%1."/>
-      <w:lvlJc w:val="left"/>
-      <w:pPr>
-        <w:tabs>
-          <w:tab w:val="num" w:pos="720"/>
-        </w:tabs>
-        <w:ind w:left="720" w:hanging="360"/>
-      </w:pPr>
-    </w:lvl>
-    <w:lvl w:ilvl="1" w:tentative="1">
-      <w:start w:val="1"/>
-      <w:numFmt w:val="decimal"/>
-      <w:lvlText w:val="%2."/>
-      <w:lvlJc w:val="left"/>
-      <w:pPr>
-        <w:tabs>
-          <w:tab w:val="num" w:pos="1440"/>
-        </w:tabs>
-        <w:ind w:left="1440" w:hanging="360"/>
-      </w:pPr>
-    </w:lvl>
-    <w:lvl w:ilvl="2" w:tentative="1">
-      <w:start w:val="1"/>
-      <w:numFmt w:val="decimal"/>
-      <w:lvlText w:val="%3."/>
-      <w:lvlJc w:val="left"/>
-      <w:pPr>
-        <w:tabs>
-          <w:tab w:val="num" w:pos="2160"/>
-        </w:tabs>
-        <w:ind w:left="2160" w:hanging="360"/>
-      </w:pPr>
-    </w:lvl>
-    <w:lvl w:ilvl="3" w:tentative="1">
-      <w:start w:val="1"/>
-      <w:numFmt w:val="decimal"/>
-      <w:lvlText w:val="%4."/>
-      <w:lvlJc w:val="left"/>
-      <w:pPr>
-        <w:tabs>
-          <w:tab w:val="num" w:pos="2880"/>
-        </w:tabs>
-        <w:ind w:left="2880" w:hanging="360"/>
-      </w:pPr>
-    </w:lvl>
-    <w:lvl w:ilvl="4" w:tentative="1">
-      <w:start w:val="1"/>
-      <w:numFmt w:val="decimal"/>
-      <w:lvlText w:val="%5."/>
-      <w:lvlJc w:val="left"/>
-      <w:pPr>
-        <w:tabs>
-          <w:tab w:val="num" w:pos="3600"/>
-        </w:tabs>
-        <w:ind w:left="3600" w:hanging="360"/>
-      </w:pPr>
-    </w:lvl>
-    <w:lvl w:ilvl="5" w:tentative="1">
-      <w:start w:val="1"/>
-      <w:numFmt w:val="decimal"/>
-      <w:lvlText w:val="%6."/>
-      <w:lvlJc w:val="left"/>
-      <w:pPr>
-        <w:tabs>
-          <w:tab w:val="num" w:pos="4320"/>
-        </w:tabs>
-        <w:ind w:left="4320" w:hanging="360"/>
-      </w:pPr>
-    </w:lvl>
-    <w:lvl w:ilvl="6" w:tentative="1">
-      <w:start w:val="1"/>
-      <w:numFmt w:val="decimal"/>
-      <w:lvlText w:val="%7."/>
-      <w:lvlJc w:val="left"/>
-      <w:pPr>
-        <w:tabs>
-          <w:tab w:val="num" w:pos="5040"/>
-        </w:tabs>
-        <w:ind w:left="5040" w:hanging="360"/>
-      </w:pPr>
-    </w:lvl>
-    <w:lvl w:ilvl="7" w:tentative="1">
-      <w:start w:val="1"/>
-      <w:numFmt w:val="decimal"/>
-      <w:lvlText w:val="%8."/>
-      <w:lvlJc w:val="left"/>
-      <w:pPr>
-        <w:tabs>
-          <w:tab w:val="num" w:pos="5760"/>
-        </w:tabs>
-        <w:ind w:left="5760" w:hanging="360"/>
-      </w:pPr>
-    </w:lvl>
-    <w:lvl w:ilvl="8" w:tentative="1">
-      <w:start w:val="1"/>
-      <w:numFmt w:val="decimal"/>
-      <w:lvlText w:val="%9."/>
-      <w:lvlJc w:val="left"/>
-      <w:pPr>
-        <w:tabs>
-          <w:tab w:val="num" w:pos="6480"/>
-        </w:tabs>
-        <w:ind w:left="6480" w:hanging="360"/>
-      </w:pPr>
-    </w:lvl>
-  </w:abstractNum>
-  <w:abstractNum w:abstractNumId="4">
-    <w:nsid w:val="4E445292"/>
-    <w:multiLevelType w:val="multilevel"/>
-    <w:tmpl w:val="EAE6F9F4"/>
+    <w:tmpl w:val="B0DEDE1A"/>
     <w:lvl w:ilvl="0">
       <w:start w:val="1"/>
       <w:numFmt w:val="bullet"/>
@@ -17856,10 +21038,10 @@
       </w:rPr>
     </w:lvl>
   </w:abstractNum>
-  <w:abstractNum w:abstractNumId="5">
-    <w:nsid w:val="51987990"/>
+  <w:abstractNum w:abstractNumId="4">
+    <w:nsid w:val="37F44A74"/>
     <w:multiLevelType w:val="multilevel"/>
-    <w:tmpl w:val="B8A8ADB6"/>
+    <w:tmpl w:val="343E9C32"/>
     <w:lvl w:ilvl="0">
       <w:start w:val="1"/>
       <w:numFmt w:val="bullet"/>
@@ -18005,10 +21187,10 @@
       </w:rPr>
     </w:lvl>
   </w:abstractNum>
-  <w:abstractNum w:abstractNumId="6">
-    <w:nsid w:val="53DC5907"/>
+  <w:abstractNum w:abstractNumId="5">
+    <w:nsid w:val="4D5C79EA"/>
     <w:multiLevelType w:val="multilevel"/>
-    <w:tmpl w:val="38DE0DA2"/>
+    <w:tmpl w:val="AE742102"/>
     <w:lvl w:ilvl="0">
       <w:start w:val="1"/>
       <w:numFmt w:val="decimal"/>
@@ -18118,10 +21300,10 @@
       </w:pPr>
     </w:lvl>
   </w:abstractNum>
-  <w:abstractNum w:abstractNumId="7">
-    <w:nsid w:val="64CD55CC"/>
+  <w:abstractNum w:abstractNumId="6">
+    <w:nsid w:val="4D8D69B3"/>
     <w:multiLevelType w:val="multilevel"/>
-    <w:tmpl w:val="885A6ABC"/>
+    <w:tmpl w:val="92229020"/>
     <w:lvl w:ilvl="0">
       <w:start w:val="1"/>
       <w:numFmt w:val="bullet"/>
@@ -18267,29 +21449,598 @@
       </w:rPr>
     </w:lvl>
   </w:abstractNum>
+  <w:abstractNum w:abstractNumId="7">
+    <w:nsid w:val="4E445292"/>
+    <w:multiLevelType w:val="multilevel"/>
+    <w:tmpl w:val="EAE6F9F4"/>
+    <w:lvl w:ilvl="0">
+      <w:start w:val="1"/>
+      <w:numFmt w:val="bullet"/>
+      <w:lvlText w:val=""/>
+      <w:lvlJc w:val="left"/>
+      <w:pPr>
+        <w:tabs>
+          <w:tab w:val="num" w:pos="720"/>
+        </w:tabs>
+        <w:ind w:left="720" w:hanging="360"/>
+      </w:pPr>
+      <w:rPr>
+        <w:rFonts w:ascii="Symbol" w:hAnsi="Symbol" w:hint="default"/>
+        <w:sz w:val="20"/>
+      </w:rPr>
+    </w:lvl>
+    <w:lvl w:ilvl="1" w:tentative="1">
+      <w:start w:val="1"/>
+      <w:numFmt w:val="bullet"/>
+      <w:lvlText w:val="o"/>
+      <w:lvlJc w:val="left"/>
+      <w:pPr>
+        <w:tabs>
+          <w:tab w:val="num" w:pos="1440"/>
+        </w:tabs>
+        <w:ind w:left="1440" w:hanging="360"/>
+      </w:pPr>
+      <w:rPr>
+        <w:rFonts w:ascii="Courier New" w:hAnsi="Courier New" w:hint="default"/>
+        <w:sz w:val="20"/>
+      </w:rPr>
+    </w:lvl>
+    <w:lvl w:ilvl="2" w:tentative="1">
+      <w:start w:val="1"/>
+      <w:numFmt w:val="bullet"/>
+      <w:lvlText w:val=""/>
+      <w:lvlJc w:val="left"/>
+      <w:pPr>
+        <w:tabs>
+          <w:tab w:val="num" w:pos="2160"/>
+        </w:tabs>
+        <w:ind w:left="2160" w:hanging="360"/>
+      </w:pPr>
+      <w:rPr>
+        <w:rFonts w:ascii="Wingdings" w:hAnsi="Wingdings" w:hint="default"/>
+        <w:sz w:val="20"/>
+      </w:rPr>
+    </w:lvl>
+    <w:lvl w:ilvl="3" w:tentative="1">
+      <w:start w:val="1"/>
+      <w:numFmt w:val="bullet"/>
+      <w:lvlText w:val=""/>
+      <w:lvlJc w:val="left"/>
+      <w:pPr>
+        <w:tabs>
+          <w:tab w:val="num" w:pos="2880"/>
+        </w:tabs>
+        <w:ind w:left="2880" w:hanging="360"/>
+      </w:pPr>
+      <w:rPr>
+        <w:rFonts w:ascii="Wingdings" w:hAnsi="Wingdings" w:hint="default"/>
+        <w:sz w:val="20"/>
+      </w:rPr>
+    </w:lvl>
+    <w:lvl w:ilvl="4" w:tentative="1">
+      <w:start w:val="1"/>
+      <w:numFmt w:val="bullet"/>
+      <w:lvlText w:val=""/>
+      <w:lvlJc w:val="left"/>
+      <w:pPr>
+        <w:tabs>
+          <w:tab w:val="num" w:pos="3600"/>
+        </w:tabs>
+        <w:ind w:left="3600" w:hanging="360"/>
+      </w:pPr>
+      <w:rPr>
+        <w:rFonts w:ascii="Wingdings" w:hAnsi="Wingdings" w:hint="default"/>
+        <w:sz w:val="20"/>
+      </w:rPr>
+    </w:lvl>
+    <w:lvl w:ilvl="5" w:tentative="1">
+      <w:start w:val="1"/>
+      <w:numFmt w:val="bullet"/>
+      <w:lvlText w:val=""/>
+      <w:lvlJc w:val="left"/>
+      <w:pPr>
+        <w:tabs>
+          <w:tab w:val="num" w:pos="4320"/>
+        </w:tabs>
+        <w:ind w:left="4320" w:hanging="360"/>
+      </w:pPr>
+      <w:rPr>
+        <w:rFonts w:ascii="Wingdings" w:hAnsi="Wingdings" w:hint="default"/>
+        <w:sz w:val="20"/>
+      </w:rPr>
+    </w:lvl>
+    <w:lvl w:ilvl="6" w:tentative="1">
+      <w:start w:val="1"/>
+      <w:numFmt w:val="bullet"/>
+      <w:lvlText w:val=""/>
+      <w:lvlJc w:val="left"/>
+      <w:pPr>
+        <w:tabs>
+          <w:tab w:val="num" w:pos="5040"/>
+        </w:tabs>
+        <w:ind w:left="5040" w:hanging="360"/>
+      </w:pPr>
+      <w:rPr>
+        <w:rFonts w:ascii="Wingdings" w:hAnsi="Wingdings" w:hint="default"/>
+        <w:sz w:val="20"/>
+      </w:rPr>
+    </w:lvl>
+    <w:lvl w:ilvl="7" w:tentative="1">
+      <w:start w:val="1"/>
+      <w:numFmt w:val="bullet"/>
+      <w:lvlText w:val=""/>
+      <w:lvlJc w:val="left"/>
+      <w:pPr>
+        <w:tabs>
+          <w:tab w:val="num" w:pos="5760"/>
+        </w:tabs>
+        <w:ind w:left="5760" w:hanging="360"/>
+      </w:pPr>
+      <w:rPr>
+        <w:rFonts w:ascii="Wingdings" w:hAnsi="Wingdings" w:hint="default"/>
+        <w:sz w:val="20"/>
+      </w:rPr>
+    </w:lvl>
+    <w:lvl w:ilvl="8" w:tentative="1">
+      <w:start w:val="1"/>
+      <w:numFmt w:val="bullet"/>
+      <w:lvlText w:val=""/>
+      <w:lvlJc w:val="left"/>
+      <w:pPr>
+        <w:tabs>
+          <w:tab w:val="num" w:pos="6480"/>
+        </w:tabs>
+        <w:ind w:left="6480" w:hanging="360"/>
+      </w:pPr>
+      <w:rPr>
+        <w:rFonts w:ascii="Wingdings" w:hAnsi="Wingdings" w:hint="default"/>
+        <w:sz w:val="20"/>
+      </w:rPr>
+    </w:lvl>
+  </w:abstractNum>
+  <w:abstractNum w:abstractNumId="8">
+    <w:nsid w:val="51987990"/>
+    <w:multiLevelType w:val="multilevel"/>
+    <w:tmpl w:val="B8A8ADB6"/>
+    <w:lvl w:ilvl="0">
+      <w:start w:val="1"/>
+      <w:numFmt w:val="bullet"/>
+      <w:lvlText w:val=""/>
+      <w:lvlJc w:val="left"/>
+      <w:pPr>
+        <w:tabs>
+          <w:tab w:val="num" w:pos="720"/>
+        </w:tabs>
+        <w:ind w:left="720" w:hanging="360"/>
+      </w:pPr>
+      <w:rPr>
+        <w:rFonts w:ascii="Symbol" w:hAnsi="Symbol" w:hint="default"/>
+        <w:sz w:val="20"/>
+      </w:rPr>
+    </w:lvl>
+    <w:lvl w:ilvl="1" w:tentative="1">
+      <w:start w:val="1"/>
+      <w:numFmt w:val="bullet"/>
+      <w:lvlText w:val="o"/>
+      <w:lvlJc w:val="left"/>
+      <w:pPr>
+        <w:tabs>
+          <w:tab w:val="num" w:pos="1440"/>
+        </w:tabs>
+        <w:ind w:left="1440" w:hanging="360"/>
+      </w:pPr>
+      <w:rPr>
+        <w:rFonts w:ascii="Courier New" w:hAnsi="Courier New" w:hint="default"/>
+        <w:sz w:val="20"/>
+      </w:rPr>
+    </w:lvl>
+    <w:lvl w:ilvl="2" w:tentative="1">
+      <w:start w:val="1"/>
+      <w:numFmt w:val="bullet"/>
+      <w:lvlText w:val=""/>
+      <w:lvlJc w:val="left"/>
+      <w:pPr>
+        <w:tabs>
+          <w:tab w:val="num" w:pos="2160"/>
+        </w:tabs>
+        <w:ind w:left="2160" w:hanging="360"/>
+      </w:pPr>
+      <w:rPr>
+        <w:rFonts w:ascii="Wingdings" w:hAnsi="Wingdings" w:hint="default"/>
+        <w:sz w:val="20"/>
+      </w:rPr>
+    </w:lvl>
+    <w:lvl w:ilvl="3" w:tentative="1">
+      <w:start w:val="1"/>
+      <w:numFmt w:val="bullet"/>
+      <w:lvlText w:val=""/>
+      <w:lvlJc w:val="left"/>
+      <w:pPr>
+        <w:tabs>
+          <w:tab w:val="num" w:pos="2880"/>
+        </w:tabs>
+        <w:ind w:left="2880" w:hanging="360"/>
+      </w:pPr>
+      <w:rPr>
+        <w:rFonts w:ascii="Wingdings" w:hAnsi="Wingdings" w:hint="default"/>
+        <w:sz w:val="20"/>
+      </w:rPr>
+    </w:lvl>
+    <w:lvl w:ilvl="4" w:tentative="1">
+      <w:start w:val="1"/>
+      <w:numFmt w:val="bullet"/>
+      <w:lvlText w:val=""/>
+      <w:lvlJc w:val="left"/>
+      <w:pPr>
+        <w:tabs>
+          <w:tab w:val="num" w:pos="3600"/>
+        </w:tabs>
+        <w:ind w:left="3600" w:hanging="360"/>
+      </w:pPr>
+      <w:rPr>
+        <w:rFonts w:ascii="Wingdings" w:hAnsi="Wingdings" w:hint="default"/>
+        <w:sz w:val="20"/>
+      </w:rPr>
+    </w:lvl>
+    <w:lvl w:ilvl="5" w:tentative="1">
+      <w:start w:val="1"/>
+      <w:numFmt w:val="bullet"/>
+      <w:lvlText w:val=""/>
+      <w:lvlJc w:val="left"/>
+      <w:pPr>
+        <w:tabs>
+          <w:tab w:val="num" w:pos="4320"/>
+        </w:tabs>
+        <w:ind w:left="4320" w:hanging="360"/>
+      </w:pPr>
+      <w:rPr>
+        <w:rFonts w:ascii="Wingdings" w:hAnsi="Wingdings" w:hint="default"/>
+        <w:sz w:val="20"/>
+      </w:rPr>
+    </w:lvl>
+    <w:lvl w:ilvl="6" w:tentative="1">
+      <w:start w:val="1"/>
+      <w:numFmt w:val="bullet"/>
+      <w:lvlText w:val=""/>
+      <w:lvlJc w:val="left"/>
+      <w:pPr>
+        <w:tabs>
+          <w:tab w:val="num" w:pos="5040"/>
+        </w:tabs>
+        <w:ind w:left="5040" w:hanging="360"/>
+      </w:pPr>
+      <w:rPr>
+        <w:rFonts w:ascii="Wingdings" w:hAnsi="Wingdings" w:hint="default"/>
+        <w:sz w:val="20"/>
+      </w:rPr>
+    </w:lvl>
+    <w:lvl w:ilvl="7" w:tentative="1">
+      <w:start w:val="1"/>
+      <w:numFmt w:val="bullet"/>
+      <w:lvlText w:val=""/>
+      <w:lvlJc w:val="left"/>
+      <w:pPr>
+        <w:tabs>
+          <w:tab w:val="num" w:pos="5760"/>
+        </w:tabs>
+        <w:ind w:left="5760" w:hanging="360"/>
+      </w:pPr>
+      <w:rPr>
+        <w:rFonts w:ascii="Wingdings" w:hAnsi="Wingdings" w:hint="default"/>
+        <w:sz w:val="20"/>
+      </w:rPr>
+    </w:lvl>
+    <w:lvl w:ilvl="8" w:tentative="1">
+      <w:start w:val="1"/>
+      <w:numFmt w:val="bullet"/>
+      <w:lvlText w:val=""/>
+      <w:lvlJc w:val="left"/>
+      <w:pPr>
+        <w:tabs>
+          <w:tab w:val="num" w:pos="6480"/>
+        </w:tabs>
+        <w:ind w:left="6480" w:hanging="360"/>
+      </w:pPr>
+      <w:rPr>
+        <w:rFonts w:ascii="Wingdings" w:hAnsi="Wingdings" w:hint="default"/>
+        <w:sz w:val="20"/>
+      </w:rPr>
+    </w:lvl>
+  </w:abstractNum>
+  <w:abstractNum w:abstractNumId="9">
+    <w:nsid w:val="53DC5907"/>
+    <w:multiLevelType w:val="multilevel"/>
+    <w:tmpl w:val="38DE0DA2"/>
+    <w:lvl w:ilvl="0">
+      <w:start w:val="1"/>
+      <w:numFmt w:val="decimal"/>
+      <w:lvlText w:val="%1."/>
+      <w:lvlJc w:val="left"/>
+      <w:pPr>
+        <w:tabs>
+          <w:tab w:val="num" w:pos="720"/>
+        </w:tabs>
+        <w:ind w:left="720" w:hanging="360"/>
+      </w:pPr>
+    </w:lvl>
+    <w:lvl w:ilvl="1" w:tentative="1">
+      <w:start w:val="1"/>
+      <w:numFmt w:val="decimal"/>
+      <w:lvlText w:val="%2."/>
+      <w:lvlJc w:val="left"/>
+      <w:pPr>
+        <w:tabs>
+          <w:tab w:val="num" w:pos="1440"/>
+        </w:tabs>
+        <w:ind w:left="1440" w:hanging="360"/>
+      </w:pPr>
+    </w:lvl>
+    <w:lvl w:ilvl="2" w:tentative="1">
+      <w:start w:val="1"/>
+      <w:numFmt w:val="decimal"/>
+      <w:lvlText w:val="%3."/>
+      <w:lvlJc w:val="left"/>
+      <w:pPr>
+        <w:tabs>
+          <w:tab w:val="num" w:pos="2160"/>
+        </w:tabs>
+        <w:ind w:left="2160" w:hanging="360"/>
+      </w:pPr>
+    </w:lvl>
+    <w:lvl w:ilvl="3" w:tentative="1">
+      <w:start w:val="1"/>
+      <w:numFmt w:val="decimal"/>
+      <w:lvlText w:val="%4."/>
+      <w:lvlJc w:val="left"/>
+      <w:pPr>
+        <w:tabs>
+          <w:tab w:val="num" w:pos="2880"/>
+        </w:tabs>
+        <w:ind w:left="2880" w:hanging="360"/>
+      </w:pPr>
+    </w:lvl>
+    <w:lvl w:ilvl="4" w:tentative="1">
+      <w:start w:val="1"/>
+      <w:numFmt w:val="decimal"/>
+      <w:lvlText w:val="%5."/>
+      <w:lvlJc w:val="left"/>
+      <w:pPr>
+        <w:tabs>
+          <w:tab w:val="num" w:pos="3600"/>
+        </w:tabs>
+        <w:ind w:left="3600" w:hanging="360"/>
+      </w:pPr>
+    </w:lvl>
+    <w:lvl w:ilvl="5" w:tentative="1">
+      <w:start w:val="1"/>
+      <w:numFmt w:val="decimal"/>
+      <w:lvlText w:val="%6."/>
+      <w:lvlJc w:val="left"/>
+      <w:pPr>
+        <w:tabs>
+          <w:tab w:val="num" w:pos="4320"/>
+        </w:tabs>
+        <w:ind w:left="4320" w:hanging="360"/>
+      </w:pPr>
+    </w:lvl>
+    <w:lvl w:ilvl="6" w:tentative="1">
+      <w:start w:val="1"/>
+      <w:numFmt w:val="decimal"/>
+      <w:lvlText w:val="%7."/>
+      <w:lvlJc w:val="left"/>
+      <w:pPr>
+        <w:tabs>
+          <w:tab w:val="num" w:pos="5040"/>
+        </w:tabs>
+        <w:ind w:left="5040" w:hanging="360"/>
+      </w:pPr>
+    </w:lvl>
+    <w:lvl w:ilvl="7" w:tentative="1">
+      <w:start w:val="1"/>
+      <w:numFmt w:val="decimal"/>
+      <w:lvlText w:val="%8."/>
+      <w:lvlJc w:val="left"/>
+      <w:pPr>
+        <w:tabs>
+          <w:tab w:val="num" w:pos="5760"/>
+        </w:tabs>
+        <w:ind w:left="5760" w:hanging="360"/>
+      </w:pPr>
+    </w:lvl>
+    <w:lvl w:ilvl="8" w:tentative="1">
+      <w:start w:val="1"/>
+      <w:numFmt w:val="decimal"/>
+      <w:lvlText w:val="%9."/>
+      <w:lvlJc w:val="left"/>
+      <w:pPr>
+        <w:tabs>
+          <w:tab w:val="num" w:pos="6480"/>
+        </w:tabs>
+        <w:ind w:left="6480" w:hanging="360"/>
+      </w:pPr>
+    </w:lvl>
+  </w:abstractNum>
+  <w:abstractNum w:abstractNumId="10">
+    <w:nsid w:val="64CD55CC"/>
+    <w:multiLevelType w:val="multilevel"/>
+    <w:tmpl w:val="885A6ABC"/>
+    <w:lvl w:ilvl="0">
+      <w:start w:val="1"/>
+      <w:numFmt w:val="bullet"/>
+      <w:lvlText w:val=""/>
+      <w:lvlJc w:val="left"/>
+      <w:pPr>
+        <w:tabs>
+          <w:tab w:val="num" w:pos="720"/>
+        </w:tabs>
+        <w:ind w:left="720" w:hanging="360"/>
+      </w:pPr>
+      <w:rPr>
+        <w:rFonts w:ascii="Symbol" w:hAnsi="Symbol" w:hint="default"/>
+        <w:sz w:val="20"/>
+      </w:rPr>
+    </w:lvl>
+    <w:lvl w:ilvl="1" w:tentative="1">
+      <w:start w:val="1"/>
+      <w:numFmt w:val="bullet"/>
+      <w:lvlText w:val="o"/>
+      <w:lvlJc w:val="left"/>
+      <w:pPr>
+        <w:tabs>
+          <w:tab w:val="num" w:pos="1440"/>
+        </w:tabs>
+        <w:ind w:left="1440" w:hanging="360"/>
+      </w:pPr>
+      <w:rPr>
+        <w:rFonts w:ascii="Courier New" w:hAnsi="Courier New" w:hint="default"/>
+        <w:sz w:val="20"/>
+      </w:rPr>
+    </w:lvl>
+    <w:lvl w:ilvl="2" w:tentative="1">
+      <w:start w:val="1"/>
+      <w:numFmt w:val="bullet"/>
+      <w:lvlText w:val=""/>
+      <w:lvlJc w:val="left"/>
+      <w:pPr>
+        <w:tabs>
+          <w:tab w:val="num" w:pos="2160"/>
+        </w:tabs>
+        <w:ind w:left="2160" w:hanging="360"/>
+      </w:pPr>
+      <w:rPr>
+        <w:rFonts w:ascii="Wingdings" w:hAnsi="Wingdings" w:hint="default"/>
+        <w:sz w:val="20"/>
+      </w:rPr>
+    </w:lvl>
+    <w:lvl w:ilvl="3" w:tentative="1">
+      <w:start w:val="1"/>
+      <w:numFmt w:val="bullet"/>
+      <w:lvlText w:val=""/>
+      <w:lvlJc w:val="left"/>
+      <w:pPr>
+        <w:tabs>
+          <w:tab w:val="num" w:pos="2880"/>
+        </w:tabs>
+        <w:ind w:left="2880" w:hanging="360"/>
+      </w:pPr>
+      <w:rPr>
+        <w:rFonts w:ascii="Wingdings" w:hAnsi="Wingdings" w:hint="default"/>
+        <w:sz w:val="20"/>
+      </w:rPr>
+    </w:lvl>
+    <w:lvl w:ilvl="4" w:tentative="1">
+      <w:start w:val="1"/>
+      <w:numFmt w:val="bullet"/>
+      <w:lvlText w:val=""/>
+      <w:lvlJc w:val="left"/>
+      <w:pPr>
+        <w:tabs>
+          <w:tab w:val="num" w:pos="3600"/>
+        </w:tabs>
+        <w:ind w:left="3600" w:hanging="360"/>
+      </w:pPr>
+      <w:rPr>
+        <w:rFonts w:ascii="Wingdings" w:hAnsi="Wingdings" w:hint="default"/>
+        <w:sz w:val="20"/>
+      </w:rPr>
+    </w:lvl>
+    <w:lvl w:ilvl="5" w:tentative="1">
+      <w:start w:val="1"/>
+      <w:numFmt w:val="bullet"/>
+      <w:lvlText w:val=""/>
+      <w:lvlJc w:val="left"/>
+      <w:pPr>
+        <w:tabs>
+          <w:tab w:val="num" w:pos="4320"/>
+        </w:tabs>
+        <w:ind w:left="4320" w:hanging="360"/>
+      </w:pPr>
+      <w:rPr>
+        <w:rFonts w:ascii="Wingdings" w:hAnsi="Wingdings" w:hint="default"/>
+        <w:sz w:val="20"/>
+      </w:rPr>
+    </w:lvl>
+    <w:lvl w:ilvl="6" w:tentative="1">
+      <w:start w:val="1"/>
+      <w:numFmt w:val="bullet"/>
+      <w:lvlText w:val=""/>
+      <w:lvlJc w:val="left"/>
+      <w:pPr>
+        <w:tabs>
+          <w:tab w:val="num" w:pos="5040"/>
+        </w:tabs>
+        <w:ind w:left="5040" w:hanging="360"/>
+      </w:pPr>
+      <w:rPr>
+        <w:rFonts w:ascii="Wingdings" w:hAnsi="Wingdings" w:hint="default"/>
+        <w:sz w:val="20"/>
+      </w:rPr>
+    </w:lvl>
+    <w:lvl w:ilvl="7" w:tentative="1">
+      <w:start w:val="1"/>
+      <w:numFmt w:val="bullet"/>
+      <w:lvlText w:val=""/>
+      <w:lvlJc w:val="left"/>
+      <w:pPr>
+        <w:tabs>
+          <w:tab w:val="num" w:pos="5760"/>
+        </w:tabs>
+        <w:ind w:left="5760" w:hanging="360"/>
+      </w:pPr>
+      <w:rPr>
+        <w:rFonts w:ascii="Wingdings" w:hAnsi="Wingdings" w:hint="default"/>
+        <w:sz w:val="20"/>
+      </w:rPr>
+    </w:lvl>
+    <w:lvl w:ilvl="8" w:tentative="1">
+      <w:start w:val="1"/>
+      <w:numFmt w:val="bullet"/>
+      <w:lvlText w:val=""/>
+      <w:lvlJc w:val="left"/>
+      <w:pPr>
+        <w:tabs>
+          <w:tab w:val="num" w:pos="6480"/>
+        </w:tabs>
+        <w:ind w:left="6480" w:hanging="360"/>
+      </w:pPr>
+      <w:rPr>
+        <w:rFonts w:ascii="Wingdings" w:hAnsi="Wingdings" w:hint="default"/>
+        <w:sz w:val="20"/>
+      </w:rPr>
+    </w:lvl>
+  </w:abstractNum>
   <w:num w:numId="1">
+    <w:abstractNumId w:val="1"/>
+  </w:num>
+  <w:num w:numId="2">
+    <w:abstractNumId w:val="5"/>
+  </w:num>
+  <w:num w:numId="3">
+    <w:abstractNumId w:val="7"/>
+  </w:num>
+  <w:num w:numId="4">
+    <w:abstractNumId w:val="10"/>
+  </w:num>
+  <w:num w:numId="5">
+    <w:abstractNumId w:val="4"/>
+  </w:num>
+  <w:num w:numId="6">
+    <w:abstractNumId w:val="8"/>
+  </w:num>
+  <w:num w:numId="7">
+    <w:abstractNumId w:val="9"/>
+  </w:num>
+  <w:num w:numId="8">
+    <w:abstractNumId w:val="3"/>
+  </w:num>
+  <w:num w:numId="9">
+    <w:abstractNumId w:val="2"/>
+  </w:num>
+  <w:num w:numId="10">
     <w:abstractNumId w:val="0"/>
   </w:num>
-  <w:num w:numId="2">
-    <w:abstractNumId w:val="3"/>
-  </w:num>
-  <w:num w:numId="3">
-    <w:abstractNumId w:val="4"/>
-  </w:num>
-  <w:num w:numId="4">
-    <w:abstractNumId w:val="7"/>
-  </w:num>
-  <w:num w:numId="5">
-    <w:abstractNumId w:val="2"/>
-  </w:num>
-  <w:num w:numId="6">
-    <w:abstractNumId w:val="5"/>
-  </w:num>
-  <w:num w:numId="7">
+  <w:num w:numId="11">
     <w:abstractNumId w:val="6"/>
-  </w:num>
-  <w:num w:numId="8">
-    <w:abstractNumId w:val="1"/>
   </w:num>
 </w:numbering>
 </file>

--- a/TheorynCoding/Study Material/Java Overall/Java Overall/Quick Java/oza sir/Study This/study material/advance java/spring di type explanation.docx
+++ b/TheorynCoding/Study Material/Java Overall/Java Overall/Quick Java/oza sir/Study This/study material/advance java/spring di type explanation.docx
@@ -44899,6 +44899,5134 @@
     </w:p>
     <w:p>
       <w:pPr>
+        <w:pBdr>
+          <w:bottom w:val="single" w:sz="6" w:space="1" w:color="auto"/>
+        </w:pBdr>
+        <w:rPr>
+          <w:sz w:val="24"/>
+          <w:szCs w:val="24"/>
+        </w:rPr>
+      </w:pPr>
+    </w:p>
+    <w:p>
+      <w:pPr>
+        <w:rPr>
+          <w:sz w:val="24"/>
+          <w:szCs w:val="24"/>
+        </w:rPr>
+      </w:pPr>
+    </w:p>
+    <w:p>
+      <w:pPr>
+        <w:spacing w:before="100" w:beforeAutospacing="1" w:after="100" w:afterAutospacing="1" w:line="240" w:lineRule="auto"/>
+        <w:rPr>
+          <w:rFonts w:ascii="Times New Roman" w:eastAsia="Times New Roman" w:hAnsi="Times New Roman" w:cs="Times New Roman"/>
+          <w:sz w:val="24"/>
+          <w:szCs w:val="24"/>
+          <w:lang w:eastAsia="en-IN"/>
+        </w:rPr>
+      </w:pPr>
+      <w:r>
+        <w:rPr>
+          <w:rFonts w:ascii="Times New Roman" w:eastAsia="Times New Roman" w:hAnsi="Times New Roman" w:cs="Times New Roman"/>
+          <w:sz w:val="24"/>
+          <w:szCs w:val="24"/>
+          <w:lang w:eastAsia="en-IN"/>
+        </w:rPr>
+        <w:t xml:space="preserve">If this comes up in an interview, explain it in a simple progression: </w:t>
+      </w:r>
+      <w:r>
+        <w:rPr>
+          <w:rFonts w:ascii="Times New Roman" w:eastAsia="Times New Roman" w:hAnsi="Times New Roman" w:cs="Times New Roman"/>
+          <w:b/>
+          <w:bCs/>
+          <w:sz w:val="24"/>
+          <w:szCs w:val="24"/>
+          <w:lang w:eastAsia="en-IN"/>
+        </w:rPr>
+        <w:t>higher isolation = fewer concurrency problems, but lower performance</w:t>
+      </w:r>
+      <w:r>
+        <w:rPr>
+          <w:rFonts w:ascii="Times New Roman" w:eastAsia="Times New Roman" w:hAnsi="Times New Roman" w:cs="Times New Roman"/>
+          <w:sz w:val="24"/>
+          <w:szCs w:val="24"/>
+          <w:lang w:eastAsia="en-IN"/>
+        </w:rPr>
+        <w:t>.</w:t>
+      </w:r>
+    </w:p>
+    <w:p>
+      <w:pPr>
+        <w:spacing w:after="0" w:line="240" w:lineRule="auto"/>
+        <w:rPr>
+          <w:rFonts w:ascii="Times New Roman" w:eastAsia="Times New Roman" w:hAnsi="Times New Roman" w:cs="Times New Roman"/>
+          <w:sz w:val="24"/>
+          <w:szCs w:val="24"/>
+          <w:lang w:eastAsia="en-IN"/>
+        </w:rPr>
+      </w:pPr>
+      <w:r>
+        <w:rPr>
+          <w:rFonts w:ascii="Times New Roman" w:eastAsia="Times New Roman" w:hAnsi="Times New Roman" w:cs="Times New Roman"/>
+          <w:sz w:val="24"/>
+          <w:szCs w:val="24"/>
+          <w:lang w:eastAsia="en-IN"/>
+        </w:rPr>
+        <w:pict>
+          <v:rect id="_x0000_i1139" style="width:0;height:1.5pt" o:hralign="center" o:hrstd="t" o:hr="t" fillcolor="#a0a0a0" stroked="f"/>
+        </w:pict>
+      </w:r>
+    </w:p>
+    <w:p>
+      <w:pPr>
+        <w:spacing w:before="100" w:beforeAutospacing="1" w:after="100" w:afterAutospacing="1" w:line="240" w:lineRule="auto"/>
+        <w:outlineLvl w:val="1"/>
+        <w:rPr>
+          <w:rFonts w:ascii="Times New Roman" w:eastAsia="Times New Roman" w:hAnsi="Times New Roman" w:cs="Times New Roman"/>
+          <w:b/>
+          <w:bCs/>
+          <w:sz w:val="36"/>
+          <w:szCs w:val="36"/>
+          <w:lang w:eastAsia="en-IN"/>
+        </w:rPr>
+      </w:pPr>
+      <w:r>
+        <w:rPr>
+          <w:rFonts w:ascii="Times New Roman" w:eastAsia="Times New Roman" w:hAnsi="Times New Roman" w:cs="Times New Roman"/>
+          <w:b/>
+          <w:bCs/>
+          <w:sz w:val="36"/>
+          <w:szCs w:val="36"/>
+          <w:lang w:eastAsia="en-IN"/>
+        </w:rPr>
+        <w:t>Isolation Levels (SQL Database)</w:t>
+      </w:r>
+    </w:p>
+    <w:p>
+      <w:pPr>
+        <w:spacing w:before="100" w:beforeAutospacing="1" w:after="100" w:afterAutospacing="1" w:line="240" w:lineRule="auto"/>
+        <w:rPr>
+          <w:rFonts w:ascii="Times New Roman" w:eastAsia="Times New Roman" w:hAnsi="Times New Roman" w:cs="Times New Roman"/>
+          <w:sz w:val="24"/>
+          <w:szCs w:val="24"/>
+          <w:lang w:eastAsia="en-IN"/>
+        </w:rPr>
+      </w:pPr>
+      <w:r>
+        <w:rPr>
+          <w:rFonts w:ascii="Times New Roman" w:eastAsia="Times New Roman" w:hAnsi="Times New Roman" w:cs="Times New Roman"/>
+          <w:b/>
+          <w:bCs/>
+          <w:sz w:val="24"/>
+          <w:szCs w:val="24"/>
+          <w:lang w:eastAsia="en-IN"/>
+        </w:rPr>
+        <w:t>Definition:</w:t>
+      </w:r>
+      <w:r>
+        <w:rPr>
+          <w:rFonts w:ascii="Times New Roman" w:eastAsia="Times New Roman" w:hAnsi="Times New Roman" w:cs="Times New Roman"/>
+          <w:sz w:val="24"/>
+          <w:szCs w:val="24"/>
+          <w:lang w:eastAsia="en-IN"/>
+        </w:rPr>
+        <w:br/>
+        <w:t xml:space="preserve">Isolation level determines </w:t>
+      </w:r>
+      <w:r>
+        <w:rPr>
+          <w:rFonts w:ascii="Times New Roman" w:eastAsia="Times New Roman" w:hAnsi="Times New Roman" w:cs="Times New Roman"/>
+          <w:b/>
+          <w:bCs/>
+          <w:sz w:val="24"/>
+          <w:szCs w:val="24"/>
+          <w:lang w:eastAsia="en-IN"/>
+        </w:rPr>
+        <w:t>how transactions interact with each other</w:t>
+      </w:r>
+      <w:r>
+        <w:rPr>
+          <w:rFonts w:ascii="Times New Roman" w:eastAsia="Times New Roman" w:hAnsi="Times New Roman" w:cs="Times New Roman"/>
+          <w:sz w:val="24"/>
+          <w:szCs w:val="24"/>
+          <w:lang w:eastAsia="en-IN"/>
+        </w:rPr>
+        <w:t xml:space="preserve"> when multiple users are reading and writing data at the same time.</w:t>
+      </w:r>
+    </w:p>
+    <w:p>
+      <w:pPr>
+        <w:spacing w:before="100" w:beforeAutospacing="1" w:after="100" w:afterAutospacing="1" w:line="240" w:lineRule="auto"/>
+        <w:rPr>
+          <w:rFonts w:ascii="Times New Roman" w:eastAsia="Times New Roman" w:hAnsi="Times New Roman" w:cs="Times New Roman"/>
+          <w:sz w:val="24"/>
+          <w:szCs w:val="24"/>
+          <w:lang w:eastAsia="en-IN"/>
+        </w:rPr>
+      </w:pPr>
+      <w:r>
+        <w:rPr>
+          <w:rFonts w:ascii="Times New Roman" w:eastAsia="Times New Roman" w:hAnsi="Times New Roman" w:cs="Times New Roman"/>
+          <w:sz w:val="24"/>
+          <w:szCs w:val="24"/>
+          <w:lang w:eastAsia="en-IN"/>
+        </w:rPr>
+        <w:t xml:space="preserve">Think of it as </w:t>
+      </w:r>
+      <w:r>
+        <w:rPr>
+          <w:rFonts w:ascii="Times New Roman" w:eastAsia="Times New Roman" w:hAnsi="Times New Roman" w:cs="Times New Roman"/>
+          <w:b/>
+          <w:bCs/>
+          <w:sz w:val="24"/>
+          <w:szCs w:val="24"/>
+          <w:lang w:eastAsia="en-IN"/>
+        </w:rPr>
+        <w:t>"How much should one transaction be allowed to see another transaction's changes?"</w:t>
+      </w:r>
+    </w:p>
+    <w:p>
+      <w:pPr>
+        <w:spacing w:after="0" w:line="240" w:lineRule="auto"/>
+        <w:rPr>
+          <w:rFonts w:ascii="Times New Roman" w:eastAsia="Times New Roman" w:hAnsi="Times New Roman" w:cs="Times New Roman"/>
+          <w:sz w:val="24"/>
+          <w:szCs w:val="24"/>
+          <w:lang w:eastAsia="en-IN"/>
+        </w:rPr>
+      </w:pPr>
+      <w:r>
+        <w:rPr>
+          <w:rFonts w:ascii="Times New Roman" w:eastAsia="Times New Roman" w:hAnsi="Times New Roman" w:cs="Times New Roman"/>
+          <w:sz w:val="24"/>
+          <w:szCs w:val="24"/>
+          <w:lang w:eastAsia="en-IN"/>
+        </w:rPr>
+        <w:pict>
+          <v:rect id="_x0000_i1140" style="width:0;height:1.5pt" o:hralign="center" o:hrstd="t" o:hr="t" fillcolor="#a0a0a0" stroked="f"/>
+        </w:pict>
+      </w:r>
+    </w:p>
+    <w:p>
+      <w:pPr>
+        <w:spacing w:before="100" w:beforeAutospacing="1" w:after="100" w:afterAutospacing="1" w:line="240" w:lineRule="auto"/>
+        <w:outlineLvl w:val="0"/>
+        <w:rPr>
+          <w:rFonts w:ascii="Times New Roman" w:eastAsia="Times New Roman" w:hAnsi="Times New Roman" w:cs="Times New Roman"/>
+          <w:b/>
+          <w:bCs/>
+          <w:kern w:val="36"/>
+          <w:sz w:val="48"/>
+          <w:szCs w:val="48"/>
+          <w:lang w:eastAsia="en-IN"/>
+        </w:rPr>
+      </w:pPr>
+      <w:r>
+        <w:rPr>
+          <w:rFonts w:ascii="Times New Roman" w:eastAsia="Times New Roman" w:hAnsi="Times New Roman" w:cs="Times New Roman"/>
+          <w:b/>
+          <w:bCs/>
+          <w:kern w:val="36"/>
+          <w:sz w:val="48"/>
+          <w:szCs w:val="48"/>
+          <w:lang w:eastAsia="en-IN"/>
+        </w:rPr>
+        <w:t>1. READ UNCOMMITTED</w:t>
+      </w:r>
+    </w:p>
+    <w:p>
+      <w:pPr>
+        <w:spacing w:before="100" w:beforeAutospacing="1" w:after="100" w:afterAutospacing="1" w:line="240" w:lineRule="auto"/>
+        <w:outlineLvl w:val="2"/>
+        <w:rPr>
+          <w:rFonts w:ascii="Times New Roman" w:eastAsia="Times New Roman" w:hAnsi="Times New Roman" w:cs="Times New Roman"/>
+          <w:b/>
+          <w:bCs/>
+          <w:sz w:val="27"/>
+          <w:szCs w:val="27"/>
+          <w:lang w:eastAsia="en-IN"/>
+        </w:rPr>
+      </w:pPr>
+      <w:r>
+        <w:rPr>
+          <w:rFonts w:ascii="Times New Roman" w:eastAsia="Times New Roman" w:hAnsi="Times New Roman" w:cs="Times New Roman"/>
+          <w:b/>
+          <w:bCs/>
+          <w:sz w:val="27"/>
+          <w:szCs w:val="27"/>
+          <w:lang w:eastAsia="en-IN"/>
+        </w:rPr>
+        <w:lastRenderedPageBreak/>
+        <w:t>Explanation</w:t>
+      </w:r>
+    </w:p>
+    <w:p>
+      <w:pPr>
+        <w:numPr>
+          <w:ilvl w:val="0"/>
+          <w:numId w:val="22"/>
+        </w:numPr>
+        <w:spacing w:before="100" w:beforeAutospacing="1" w:after="100" w:afterAutospacing="1" w:line="240" w:lineRule="auto"/>
+        <w:rPr>
+          <w:rFonts w:ascii="Times New Roman" w:eastAsia="Times New Roman" w:hAnsi="Times New Roman" w:cs="Times New Roman"/>
+          <w:sz w:val="24"/>
+          <w:szCs w:val="24"/>
+          <w:lang w:eastAsia="en-IN"/>
+        </w:rPr>
+      </w:pPr>
+      <w:r>
+        <w:rPr>
+          <w:rFonts w:ascii="Times New Roman" w:eastAsia="Times New Roman" w:hAnsi="Times New Roman" w:cs="Times New Roman"/>
+          <w:sz w:val="24"/>
+          <w:szCs w:val="24"/>
+          <w:lang w:eastAsia="en-IN"/>
+        </w:rPr>
+        <w:t>Lowest isolation level.</w:t>
+      </w:r>
+    </w:p>
+    <w:p>
+      <w:pPr>
+        <w:numPr>
+          <w:ilvl w:val="0"/>
+          <w:numId w:val="22"/>
+        </w:numPr>
+        <w:spacing w:before="100" w:beforeAutospacing="1" w:after="100" w:afterAutospacing="1" w:line="240" w:lineRule="auto"/>
+        <w:rPr>
+          <w:rFonts w:ascii="Times New Roman" w:eastAsia="Times New Roman" w:hAnsi="Times New Roman" w:cs="Times New Roman"/>
+          <w:sz w:val="24"/>
+          <w:szCs w:val="24"/>
+          <w:lang w:eastAsia="en-IN"/>
+        </w:rPr>
+      </w:pPr>
+      <w:r>
+        <w:rPr>
+          <w:rFonts w:ascii="Times New Roman" w:eastAsia="Times New Roman" w:hAnsi="Times New Roman" w:cs="Times New Roman"/>
+          <w:sz w:val="24"/>
+          <w:szCs w:val="24"/>
+          <w:lang w:eastAsia="en-IN"/>
+        </w:rPr>
+        <w:t xml:space="preserve">A transaction can read data that another transaction has modified but </w:t>
+      </w:r>
+      <w:r>
+        <w:rPr>
+          <w:rFonts w:ascii="Times New Roman" w:eastAsia="Times New Roman" w:hAnsi="Times New Roman" w:cs="Times New Roman"/>
+          <w:b/>
+          <w:bCs/>
+          <w:sz w:val="24"/>
+          <w:szCs w:val="24"/>
+          <w:lang w:eastAsia="en-IN"/>
+        </w:rPr>
+        <w:t>not yet committed</w:t>
+      </w:r>
+      <w:r>
+        <w:rPr>
+          <w:rFonts w:ascii="Times New Roman" w:eastAsia="Times New Roman" w:hAnsi="Times New Roman" w:cs="Times New Roman"/>
+          <w:sz w:val="24"/>
+          <w:szCs w:val="24"/>
+          <w:lang w:eastAsia="en-IN"/>
+        </w:rPr>
+        <w:t>.</w:t>
+      </w:r>
+    </w:p>
+    <w:p>
+      <w:pPr>
+        <w:numPr>
+          <w:ilvl w:val="0"/>
+          <w:numId w:val="22"/>
+        </w:numPr>
+        <w:spacing w:before="100" w:beforeAutospacing="1" w:after="100" w:afterAutospacing="1" w:line="240" w:lineRule="auto"/>
+        <w:rPr>
+          <w:rFonts w:ascii="Times New Roman" w:eastAsia="Times New Roman" w:hAnsi="Times New Roman" w:cs="Times New Roman"/>
+          <w:sz w:val="24"/>
+          <w:szCs w:val="24"/>
+          <w:lang w:eastAsia="en-IN"/>
+        </w:rPr>
+      </w:pPr>
+      <w:r>
+        <w:rPr>
+          <w:rFonts w:ascii="Times New Roman" w:eastAsia="Times New Roman" w:hAnsi="Times New Roman" w:cs="Times New Roman"/>
+          <w:sz w:val="24"/>
+          <w:szCs w:val="24"/>
+          <w:lang w:eastAsia="en-IN"/>
+        </w:rPr>
+        <w:t xml:space="preserve">This can lead to </w:t>
+      </w:r>
+      <w:r>
+        <w:rPr>
+          <w:rFonts w:ascii="Times New Roman" w:eastAsia="Times New Roman" w:hAnsi="Times New Roman" w:cs="Times New Roman"/>
+          <w:b/>
+          <w:bCs/>
+          <w:sz w:val="24"/>
+          <w:szCs w:val="24"/>
+          <w:lang w:eastAsia="en-IN"/>
+        </w:rPr>
+        <w:t>Dirty Reads</w:t>
+      </w:r>
+      <w:r>
+        <w:rPr>
+          <w:rFonts w:ascii="Times New Roman" w:eastAsia="Times New Roman" w:hAnsi="Times New Roman" w:cs="Times New Roman"/>
+          <w:sz w:val="24"/>
+          <w:szCs w:val="24"/>
+          <w:lang w:eastAsia="en-IN"/>
+        </w:rPr>
+        <w:t>.</w:t>
+      </w:r>
+    </w:p>
+    <w:p>
+      <w:pPr>
+        <w:spacing w:before="100" w:beforeAutospacing="1" w:after="100" w:afterAutospacing="1" w:line="240" w:lineRule="auto"/>
+        <w:outlineLvl w:val="2"/>
+        <w:rPr>
+          <w:rFonts w:ascii="Times New Roman" w:eastAsia="Times New Roman" w:hAnsi="Times New Roman" w:cs="Times New Roman"/>
+          <w:b/>
+          <w:bCs/>
+          <w:sz w:val="27"/>
+          <w:szCs w:val="27"/>
+          <w:lang w:eastAsia="en-IN"/>
+        </w:rPr>
+      </w:pPr>
+      <w:r>
+        <w:rPr>
+          <w:rFonts w:ascii="Times New Roman" w:eastAsia="Times New Roman" w:hAnsi="Times New Roman" w:cs="Times New Roman"/>
+          <w:b/>
+          <w:bCs/>
+          <w:sz w:val="27"/>
+          <w:szCs w:val="27"/>
+          <w:lang w:eastAsia="en-IN"/>
+        </w:rPr>
+        <w:t>Example</w:t>
+      </w:r>
+    </w:p>
+    <w:p>
+      <w:pPr>
+        <w:spacing w:before="100" w:beforeAutospacing="1" w:after="100" w:afterAutospacing="1" w:line="240" w:lineRule="auto"/>
+        <w:rPr>
+          <w:rFonts w:ascii="Times New Roman" w:eastAsia="Times New Roman" w:hAnsi="Times New Roman" w:cs="Times New Roman"/>
+          <w:sz w:val="24"/>
+          <w:szCs w:val="24"/>
+          <w:lang w:eastAsia="en-IN"/>
+        </w:rPr>
+      </w:pPr>
+      <w:r>
+        <w:rPr>
+          <w:rFonts w:ascii="Times New Roman" w:eastAsia="Times New Roman" w:hAnsi="Times New Roman" w:cs="Times New Roman"/>
+          <w:sz w:val="24"/>
+          <w:szCs w:val="24"/>
+          <w:lang w:eastAsia="en-IN"/>
+        </w:rPr>
+        <w:t xml:space="preserve">Suppose the account balance is </w:t>
+      </w:r>
+      <w:r>
+        <w:rPr>
+          <w:rFonts w:ascii="Times New Roman" w:eastAsia="Times New Roman" w:hAnsi="Times New Roman" w:cs="Times New Roman"/>
+          <w:b/>
+          <w:bCs/>
+          <w:sz w:val="24"/>
+          <w:szCs w:val="24"/>
+          <w:lang w:eastAsia="en-IN"/>
+        </w:rPr>
+        <w:t>₹10,000</w:t>
+      </w:r>
+      <w:r>
+        <w:rPr>
+          <w:rFonts w:ascii="Times New Roman" w:eastAsia="Times New Roman" w:hAnsi="Times New Roman" w:cs="Times New Roman"/>
+          <w:sz w:val="24"/>
+          <w:szCs w:val="24"/>
+          <w:lang w:eastAsia="en-IN"/>
+        </w:rPr>
+        <w:t>.</w:t>
+      </w:r>
+    </w:p>
+    <w:p>
+      <w:pPr>
+        <w:spacing w:before="100" w:beforeAutospacing="1" w:after="100" w:afterAutospacing="1" w:line="240" w:lineRule="auto"/>
+        <w:outlineLvl w:val="2"/>
+        <w:rPr>
+          <w:rFonts w:ascii="Times New Roman" w:eastAsia="Times New Roman" w:hAnsi="Times New Roman" w:cs="Times New Roman"/>
+          <w:b/>
+          <w:bCs/>
+          <w:sz w:val="27"/>
+          <w:szCs w:val="27"/>
+          <w:lang w:eastAsia="en-IN"/>
+        </w:rPr>
+      </w:pPr>
+      <w:r>
+        <w:rPr>
+          <w:rFonts w:ascii="Times New Roman" w:eastAsia="Times New Roman" w:hAnsi="Times New Roman" w:cs="Times New Roman"/>
+          <w:b/>
+          <w:bCs/>
+          <w:sz w:val="27"/>
+          <w:szCs w:val="27"/>
+          <w:lang w:eastAsia="en-IN"/>
+        </w:rPr>
+        <w:t>Transaction A</w:t>
+      </w:r>
+    </w:p>
+    <w:p>
+      <w:pPr>
+        <w:tabs>
+          <w:tab w:val="left" w:pos="916"/>
+          <w:tab w:val="left" w:pos="1832"/>
+          <w:tab w:val="left" w:pos="2748"/>
+          <w:tab w:val="left" w:pos="3664"/>
+          <w:tab w:val="left" w:pos="4580"/>
+          <w:tab w:val="left" w:pos="5496"/>
+          <w:tab w:val="left" w:pos="6412"/>
+          <w:tab w:val="left" w:pos="7328"/>
+          <w:tab w:val="left" w:pos="8244"/>
+          <w:tab w:val="left" w:pos="9160"/>
+          <w:tab w:val="left" w:pos="10076"/>
+          <w:tab w:val="left" w:pos="10992"/>
+          <w:tab w:val="left" w:pos="11908"/>
+          <w:tab w:val="left" w:pos="12824"/>
+          <w:tab w:val="left" w:pos="13740"/>
+          <w:tab w:val="left" w:pos="14656"/>
+        </w:tabs>
+        <w:spacing w:after="0" w:line="240" w:lineRule="auto"/>
+        <w:rPr>
+          <w:rFonts w:ascii="Courier New" w:eastAsia="Times New Roman" w:hAnsi="Courier New" w:cs="Courier New"/>
+          <w:sz w:val="20"/>
+          <w:szCs w:val="20"/>
+          <w:lang w:eastAsia="en-IN"/>
+        </w:rPr>
+      </w:pPr>
+      <w:r>
+        <w:rPr>
+          <w:rFonts w:ascii="Courier New" w:eastAsia="Times New Roman" w:hAnsi="Courier New" w:cs="Courier New"/>
+          <w:sz w:val="20"/>
+          <w:szCs w:val="20"/>
+          <w:lang w:eastAsia="en-IN"/>
+        </w:rPr>
+        <w:t>UPDATE Account</w:t>
+      </w:r>
+    </w:p>
+    <w:p>
+      <w:pPr>
+        <w:tabs>
+          <w:tab w:val="left" w:pos="916"/>
+          <w:tab w:val="left" w:pos="1832"/>
+          <w:tab w:val="left" w:pos="2748"/>
+          <w:tab w:val="left" w:pos="3664"/>
+          <w:tab w:val="left" w:pos="4580"/>
+          <w:tab w:val="left" w:pos="5496"/>
+          <w:tab w:val="left" w:pos="6412"/>
+          <w:tab w:val="left" w:pos="7328"/>
+          <w:tab w:val="left" w:pos="8244"/>
+          <w:tab w:val="left" w:pos="9160"/>
+          <w:tab w:val="left" w:pos="10076"/>
+          <w:tab w:val="left" w:pos="10992"/>
+          <w:tab w:val="left" w:pos="11908"/>
+          <w:tab w:val="left" w:pos="12824"/>
+          <w:tab w:val="left" w:pos="13740"/>
+          <w:tab w:val="left" w:pos="14656"/>
+        </w:tabs>
+        <w:spacing w:after="0" w:line="240" w:lineRule="auto"/>
+        <w:rPr>
+          <w:rFonts w:ascii="Courier New" w:eastAsia="Times New Roman" w:hAnsi="Courier New" w:cs="Courier New"/>
+          <w:sz w:val="20"/>
+          <w:szCs w:val="20"/>
+          <w:lang w:eastAsia="en-IN"/>
+        </w:rPr>
+      </w:pPr>
+      <w:r>
+        <w:rPr>
+          <w:rFonts w:ascii="Courier New" w:eastAsia="Times New Roman" w:hAnsi="Courier New" w:cs="Courier New"/>
+          <w:sz w:val="20"/>
+          <w:szCs w:val="20"/>
+          <w:lang w:eastAsia="en-IN"/>
+        </w:rPr>
+        <w:t>SET Balance = 5000</w:t>
+      </w:r>
+    </w:p>
+    <w:p>
+      <w:pPr>
+        <w:tabs>
+          <w:tab w:val="left" w:pos="916"/>
+          <w:tab w:val="left" w:pos="1832"/>
+          <w:tab w:val="left" w:pos="2748"/>
+          <w:tab w:val="left" w:pos="3664"/>
+          <w:tab w:val="left" w:pos="4580"/>
+          <w:tab w:val="left" w:pos="5496"/>
+          <w:tab w:val="left" w:pos="6412"/>
+          <w:tab w:val="left" w:pos="7328"/>
+          <w:tab w:val="left" w:pos="8244"/>
+          <w:tab w:val="left" w:pos="9160"/>
+          <w:tab w:val="left" w:pos="10076"/>
+          <w:tab w:val="left" w:pos="10992"/>
+          <w:tab w:val="left" w:pos="11908"/>
+          <w:tab w:val="left" w:pos="12824"/>
+          <w:tab w:val="left" w:pos="13740"/>
+          <w:tab w:val="left" w:pos="14656"/>
+        </w:tabs>
+        <w:spacing w:after="0" w:line="240" w:lineRule="auto"/>
+        <w:rPr>
+          <w:rFonts w:ascii="Courier New" w:eastAsia="Times New Roman" w:hAnsi="Courier New" w:cs="Courier New"/>
+          <w:sz w:val="20"/>
+          <w:szCs w:val="20"/>
+          <w:lang w:eastAsia="en-IN"/>
+        </w:rPr>
+      </w:pPr>
+      <w:r>
+        <w:rPr>
+          <w:rFonts w:ascii="Courier New" w:eastAsia="Times New Roman" w:hAnsi="Courier New" w:cs="Courier New"/>
+          <w:sz w:val="20"/>
+          <w:szCs w:val="20"/>
+          <w:lang w:eastAsia="en-IN"/>
+        </w:rPr>
+        <w:t>WHERE Id = 1;</w:t>
+      </w:r>
+    </w:p>
+    <w:p>
+      <w:pPr>
+        <w:spacing w:before="100" w:beforeAutospacing="1" w:after="100" w:afterAutospacing="1" w:line="240" w:lineRule="auto"/>
+        <w:rPr>
+          <w:rFonts w:ascii="Times New Roman" w:eastAsia="Times New Roman" w:hAnsi="Times New Roman" w:cs="Times New Roman"/>
+          <w:sz w:val="24"/>
+          <w:szCs w:val="24"/>
+          <w:lang w:eastAsia="en-IN"/>
+        </w:rPr>
+      </w:pPr>
+      <w:r>
+        <w:rPr>
+          <w:rFonts w:ascii="Times New Roman" w:eastAsia="Times New Roman" w:hAnsi="Times New Roman" w:cs="Times New Roman"/>
+          <w:sz w:val="24"/>
+          <w:szCs w:val="24"/>
+          <w:lang w:eastAsia="en-IN"/>
+        </w:rPr>
+        <w:t xml:space="preserve">(Transaction A has </w:t>
+      </w:r>
+      <w:r>
+        <w:rPr>
+          <w:rFonts w:ascii="Times New Roman" w:eastAsia="Times New Roman" w:hAnsi="Times New Roman" w:cs="Times New Roman"/>
+          <w:b/>
+          <w:bCs/>
+          <w:sz w:val="24"/>
+          <w:szCs w:val="24"/>
+          <w:lang w:eastAsia="en-IN"/>
+        </w:rPr>
+        <w:t>NOT committed yet</w:t>
+      </w:r>
+      <w:r>
+        <w:rPr>
+          <w:rFonts w:ascii="Times New Roman" w:eastAsia="Times New Roman" w:hAnsi="Times New Roman" w:cs="Times New Roman"/>
+          <w:sz w:val="24"/>
+          <w:szCs w:val="24"/>
+          <w:lang w:eastAsia="en-IN"/>
+        </w:rPr>
+        <w:t>.)</w:t>
+      </w:r>
+    </w:p>
+    <w:p>
+      <w:pPr>
+        <w:spacing w:before="100" w:beforeAutospacing="1" w:after="100" w:afterAutospacing="1" w:line="240" w:lineRule="auto"/>
+        <w:outlineLvl w:val="2"/>
+        <w:rPr>
+          <w:rFonts w:ascii="Times New Roman" w:eastAsia="Times New Roman" w:hAnsi="Times New Roman" w:cs="Times New Roman"/>
+          <w:b/>
+          <w:bCs/>
+          <w:sz w:val="27"/>
+          <w:szCs w:val="27"/>
+          <w:lang w:eastAsia="en-IN"/>
+        </w:rPr>
+      </w:pPr>
+      <w:r>
+        <w:rPr>
+          <w:rFonts w:ascii="Times New Roman" w:eastAsia="Times New Roman" w:hAnsi="Times New Roman" w:cs="Times New Roman"/>
+          <w:b/>
+          <w:bCs/>
+          <w:sz w:val="27"/>
+          <w:szCs w:val="27"/>
+          <w:lang w:eastAsia="en-IN"/>
+        </w:rPr>
+        <w:t>Transaction B</w:t>
+      </w:r>
+    </w:p>
+    <w:p>
+      <w:pPr>
+        <w:tabs>
+          <w:tab w:val="left" w:pos="916"/>
+          <w:tab w:val="left" w:pos="1832"/>
+          <w:tab w:val="left" w:pos="2748"/>
+          <w:tab w:val="left" w:pos="3664"/>
+          <w:tab w:val="left" w:pos="4580"/>
+          <w:tab w:val="left" w:pos="5496"/>
+          <w:tab w:val="left" w:pos="6412"/>
+          <w:tab w:val="left" w:pos="7328"/>
+          <w:tab w:val="left" w:pos="8244"/>
+          <w:tab w:val="left" w:pos="9160"/>
+          <w:tab w:val="left" w:pos="10076"/>
+          <w:tab w:val="left" w:pos="10992"/>
+          <w:tab w:val="left" w:pos="11908"/>
+          <w:tab w:val="left" w:pos="12824"/>
+          <w:tab w:val="left" w:pos="13740"/>
+          <w:tab w:val="left" w:pos="14656"/>
+        </w:tabs>
+        <w:spacing w:after="0" w:line="240" w:lineRule="auto"/>
+        <w:rPr>
+          <w:rFonts w:ascii="Courier New" w:eastAsia="Times New Roman" w:hAnsi="Courier New" w:cs="Courier New"/>
+          <w:sz w:val="20"/>
+          <w:szCs w:val="20"/>
+          <w:lang w:eastAsia="en-IN"/>
+        </w:rPr>
+      </w:pPr>
+      <w:r>
+        <w:rPr>
+          <w:rFonts w:ascii="Courier New" w:eastAsia="Times New Roman" w:hAnsi="Courier New" w:cs="Courier New"/>
+          <w:sz w:val="20"/>
+          <w:szCs w:val="20"/>
+          <w:lang w:eastAsia="en-IN"/>
+        </w:rPr>
+        <w:t>SELECT Balance FROM Account;</w:t>
+      </w:r>
+    </w:p>
+    <w:p>
+      <w:pPr>
+        <w:spacing w:before="100" w:beforeAutospacing="1" w:after="100" w:afterAutospacing="1" w:line="240" w:lineRule="auto"/>
+        <w:rPr>
+          <w:rFonts w:ascii="Times New Roman" w:eastAsia="Times New Roman" w:hAnsi="Times New Roman" w:cs="Times New Roman"/>
+          <w:sz w:val="24"/>
+          <w:szCs w:val="24"/>
+          <w:lang w:eastAsia="en-IN"/>
+        </w:rPr>
+      </w:pPr>
+      <w:r>
+        <w:rPr>
+          <w:rFonts w:ascii="Times New Roman" w:eastAsia="Times New Roman" w:hAnsi="Times New Roman" w:cs="Times New Roman"/>
+          <w:sz w:val="24"/>
+          <w:szCs w:val="24"/>
+          <w:lang w:eastAsia="en-IN"/>
+        </w:rPr>
+        <w:t>Output:</w:t>
+      </w:r>
+    </w:p>
+    <w:p>
+      <w:pPr>
+        <w:tabs>
+          <w:tab w:val="left" w:pos="916"/>
+          <w:tab w:val="left" w:pos="1832"/>
+          <w:tab w:val="left" w:pos="2748"/>
+          <w:tab w:val="left" w:pos="3664"/>
+          <w:tab w:val="left" w:pos="4580"/>
+          <w:tab w:val="left" w:pos="5496"/>
+          <w:tab w:val="left" w:pos="6412"/>
+          <w:tab w:val="left" w:pos="7328"/>
+          <w:tab w:val="left" w:pos="8244"/>
+          <w:tab w:val="left" w:pos="9160"/>
+          <w:tab w:val="left" w:pos="10076"/>
+          <w:tab w:val="left" w:pos="10992"/>
+          <w:tab w:val="left" w:pos="11908"/>
+          <w:tab w:val="left" w:pos="12824"/>
+          <w:tab w:val="left" w:pos="13740"/>
+          <w:tab w:val="left" w:pos="14656"/>
+        </w:tabs>
+        <w:spacing w:after="0" w:line="240" w:lineRule="auto"/>
+        <w:rPr>
+          <w:rFonts w:ascii="Courier New" w:eastAsia="Times New Roman" w:hAnsi="Courier New" w:cs="Courier New"/>
+          <w:sz w:val="20"/>
+          <w:szCs w:val="20"/>
+          <w:lang w:eastAsia="en-IN"/>
+        </w:rPr>
+      </w:pPr>
+      <w:r>
+        <w:rPr>
+          <w:rFonts w:ascii="Courier New" w:eastAsia="Times New Roman" w:hAnsi="Courier New" w:cs="Courier New"/>
+          <w:sz w:val="20"/>
+          <w:szCs w:val="20"/>
+          <w:lang w:eastAsia="en-IN"/>
+        </w:rPr>
+        <w:t>5000</w:t>
+      </w:r>
+    </w:p>
+    <w:p>
+      <w:pPr>
+        <w:spacing w:before="100" w:beforeAutospacing="1" w:after="100" w:afterAutospacing="1" w:line="240" w:lineRule="auto"/>
+        <w:rPr>
+          <w:rFonts w:ascii="Times New Roman" w:eastAsia="Times New Roman" w:hAnsi="Times New Roman" w:cs="Times New Roman"/>
+          <w:sz w:val="24"/>
+          <w:szCs w:val="24"/>
+          <w:lang w:eastAsia="en-IN"/>
+        </w:rPr>
+      </w:pPr>
+      <w:r>
+        <w:rPr>
+          <w:rFonts w:ascii="Times New Roman" w:eastAsia="Times New Roman" w:hAnsi="Times New Roman" w:cs="Times New Roman"/>
+          <w:sz w:val="24"/>
+          <w:szCs w:val="24"/>
+          <w:lang w:eastAsia="en-IN"/>
+        </w:rPr>
+        <w:lastRenderedPageBreak/>
+        <w:t>Then Transaction A rolls back:</w:t>
+      </w:r>
+    </w:p>
+    <w:p>
+      <w:pPr>
+        <w:tabs>
+          <w:tab w:val="left" w:pos="916"/>
+          <w:tab w:val="left" w:pos="1832"/>
+          <w:tab w:val="left" w:pos="2748"/>
+          <w:tab w:val="left" w:pos="3664"/>
+          <w:tab w:val="left" w:pos="4580"/>
+          <w:tab w:val="left" w:pos="5496"/>
+          <w:tab w:val="left" w:pos="6412"/>
+          <w:tab w:val="left" w:pos="7328"/>
+          <w:tab w:val="left" w:pos="8244"/>
+          <w:tab w:val="left" w:pos="9160"/>
+          <w:tab w:val="left" w:pos="10076"/>
+          <w:tab w:val="left" w:pos="10992"/>
+          <w:tab w:val="left" w:pos="11908"/>
+          <w:tab w:val="left" w:pos="12824"/>
+          <w:tab w:val="left" w:pos="13740"/>
+          <w:tab w:val="left" w:pos="14656"/>
+        </w:tabs>
+        <w:spacing w:after="0" w:line="240" w:lineRule="auto"/>
+        <w:rPr>
+          <w:rFonts w:ascii="Courier New" w:eastAsia="Times New Roman" w:hAnsi="Courier New" w:cs="Courier New"/>
+          <w:sz w:val="20"/>
+          <w:szCs w:val="20"/>
+          <w:lang w:eastAsia="en-IN"/>
+        </w:rPr>
+      </w:pPr>
+      <w:r>
+        <w:rPr>
+          <w:rFonts w:ascii="Courier New" w:eastAsia="Times New Roman" w:hAnsi="Courier New" w:cs="Courier New"/>
+          <w:sz w:val="20"/>
+          <w:szCs w:val="20"/>
+          <w:lang w:eastAsia="en-IN"/>
+        </w:rPr>
+        <w:t>ROLLBACK;</w:t>
+      </w:r>
+    </w:p>
+    <w:p>
+      <w:pPr>
+        <w:spacing w:before="100" w:beforeAutospacing="1" w:after="100" w:afterAutospacing="1" w:line="240" w:lineRule="auto"/>
+        <w:rPr>
+          <w:rFonts w:ascii="Times New Roman" w:eastAsia="Times New Roman" w:hAnsi="Times New Roman" w:cs="Times New Roman"/>
+          <w:sz w:val="24"/>
+          <w:szCs w:val="24"/>
+          <w:lang w:eastAsia="en-IN"/>
+        </w:rPr>
+      </w:pPr>
+      <w:r>
+        <w:rPr>
+          <w:rFonts w:ascii="Times New Roman" w:eastAsia="Times New Roman" w:hAnsi="Times New Roman" w:cs="Times New Roman"/>
+          <w:sz w:val="24"/>
+          <w:szCs w:val="24"/>
+          <w:lang w:eastAsia="en-IN"/>
+        </w:rPr>
+        <w:t>Actual balance becomes:</w:t>
+      </w:r>
+    </w:p>
+    <w:p>
+      <w:pPr>
+        <w:tabs>
+          <w:tab w:val="left" w:pos="916"/>
+          <w:tab w:val="left" w:pos="1832"/>
+          <w:tab w:val="left" w:pos="2748"/>
+          <w:tab w:val="left" w:pos="3664"/>
+          <w:tab w:val="left" w:pos="4580"/>
+          <w:tab w:val="left" w:pos="5496"/>
+          <w:tab w:val="left" w:pos="6412"/>
+          <w:tab w:val="left" w:pos="7328"/>
+          <w:tab w:val="left" w:pos="8244"/>
+          <w:tab w:val="left" w:pos="9160"/>
+          <w:tab w:val="left" w:pos="10076"/>
+          <w:tab w:val="left" w:pos="10992"/>
+          <w:tab w:val="left" w:pos="11908"/>
+          <w:tab w:val="left" w:pos="12824"/>
+          <w:tab w:val="left" w:pos="13740"/>
+          <w:tab w:val="left" w:pos="14656"/>
+        </w:tabs>
+        <w:spacing w:after="0" w:line="240" w:lineRule="auto"/>
+        <w:rPr>
+          <w:rFonts w:ascii="Courier New" w:eastAsia="Times New Roman" w:hAnsi="Courier New" w:cs="Courier New"/>
+          <w:sz w:val="20"/>
+          <w:szCs w:val="20"/>
+          <w:lang w:eastAsia="en-IN"/>
+        </w:rPr>
+      </w:pPr>
+      <w:r>
+        <w:rPr>
+          <w:rFonts w:ascii="Courier New" w:eastAsia="Times New Roman" w:hAnsi="Courier New" w:cs="Courier New"/>
+          <w:sz w:val="20"/>
+          <w:szCs w:val="20"/>
+          <w:lang w:eastAsia="en-IN"/>
+        </w:rPr>
+        <w:t>10000</w:t>
+      </w:r>
+    </w:p>
+    <w:p>
+      <w:pPr>
+        <w:spacing w:before="100" w:beforeAutospacing="1" w:after="100" w:afterAutospacing="1" w:line="240" w:lineRule="auto"/>
+        <w:rPr>
+          <w:rFonts w:ascii="Times New Roman" w:eastAsia="Times New Roman" w:hAnsi="Times New Roman" w:cs="Times New Roman"/>
+          <w:sz w:val="24"/>
+          <w:szCs w:val="24"/>
+          <w:lang w:eastAsia="en-IN"/>
+        </w:rPr>
+      </w:pPr>
+      <w:r>
+        <w:rPr>
+          <w:rFonts w:ascii="Times New Roman" w:eastAsia="Times New Roman" w:hAnsi="Times New Roman" w:cs="Times New Roman"/>
+          <w:sz w:val="24"/>
+          <w:szCs w:val="24"/>
+          <w:lang w:eastAsia="en-IN"/>
+        </w:rPr>
+        <w:t xml:space="preserve">Transaction B already read </w:t>
+      </w:r>
+      <w:r>
+        <w:rPr>
+          <w:rFonts w:ascii="Times New Roman" w:eastAsia="Times New Roman" w:hAnsi="Times New Roman" w:cs="Times New Roman"/>
+          <w:b/>
+          <w:bCs/>
+          <w:sz w:val="24"/>
+          <w:szCs w:val="24"/>
+          <w:lang w:eastAsia="en-IN"/>
+        </w:rPr>
+        <w:t>5000</w:t>
+      </w:r>
+      <w:r>
+        <w:rPr>
+          <w:rFonts w:ascii="Times New Roman" w:eastAsia="Times New Roman" w:hAnsi="Times New Roman" w:cs="Times New Roman"/>
+          <w:sz w:val="24"/>
+          <w:szCs w:val="24"/>
+          <w:lang w:eastAsia="en-IN"/>
+        </w:rPr>
+        <w:t>, which never actually existed permanently.</w:t>
+      </w:r>
+    </w:p>
+    <w:p>
+      <w:pPr>
+        <w:spacing w:before="100" w:beforeAutospacing="1" w:after="100" w:afterAutospacing="1" w:line="240" w:lineRule="auto"/>
+        <w:rPr>
+          <w:rFonts w:ascii="Times New Roman" w:eastAsia="Times New Roman" w:hAnsi="Times New Roman" w:cs="Times New Roman"/>
+          <w:sz w:val="24"/>
+          <w:szCs w:val="24"/>
+          <w:lang w:eastAsia="en-IN"/>
+        </w:rPr>
+      </w:pPr>
+      <w:r>
+        <w:rPr>
+          <w:rFonts w:ascii="Times New Roman" w:eastAsia="Times New Roman" w:hAnsi="Times New Roman" w:cs="Times New Roman"/>
+          <w:sz w:val="24"/>
+          <w:szCs w:val="24"/>
+          <w:lang w:eastAsia="en-IN"/>
+        </w:rPr>
+        <w:t xml:space="preserve">This is called a </w:t>
+      </w:r>
+      <w:r>
+        <w:rPr>
+          <w:rFonts w:ascii="Times New Roman" w:eastAsia="Times New Roman" w:hAnsi="Times New Roman" w:cs="Times New Roman"/>
+          <w:b/>
+          <w:bCs/>
+          <w:sz w:val="24"/>
+          <w:szCs w:val="24"/>
+          <w:lang w:eastAsia="en-IN"/>
+        </w:rPr>
+        <w:t>Dirty Read</w:t>
+      </w:r>
+      <w:r>
+        <w:rPr>
+          <w:rFonts w:ascii="Times New Roman" w:eastAsia="Times New Roman" w:hAnsi="Times New Roman" w:cs="Times New Roman"/>
+          <w:sz w:val="24"/>
+          <w:szCs w:val="24"/>
+          <w:lang w:eastAsia="en-IN"/>
+        </w:rPr>
+        <w:t>.</w:t>
+      </w:r>
+    </w:p>
+    <w:p>
+      <w:pPr>
+        <w:spacing w:before="100" w:beforeAutospacing="1" w:after="100" w:afterAutospacing="1" w:line="240" w:lineRule="auto"/>
+        <w:outlineLvl w:val="2"/>
+        <w:rPr>
+          <w:rFonts w:ascii="Times New Roman" w:eastAsia="Times New Roman" w:hAnsi="Times New Roman" w:cs="Times New Roman"/>
+          <w:b/>
+          <w:bCs/>
+          <w:sz w:val="27"/>
+          <w:szCs w:val="27"/>
+          <w:lang w:eastAsia="en-IN"/>
+        </w:rPr>
+      </w:pPr>
+      <w:r>
+        <w:rPr>
+          <w:rFonts w:ascii="Times New Roman" w:eastAsia="Times New Roman" w:hAnsi="Times New Roman" w:cs="Times New Roman"/>
+          <w:b/>
+          <w:bCs/>
+          <w:sz w:val="27"/>
+          <w:szCs w:val="27"/>
+          <w:lang w:eastAsia="en-IN"/>
+        </w:rPr>
+        <w:t>Interview Line</w:t>
+      </w:r>
+    </w:p>
+    <w:p>
+      <w:pPr>
+        <w:spacing w:beforeAutospacing="1" w:after="100" w:afterAutospacing="1" w:line="240" w:lineRule="auto"/>
+        <w:rPr>
+          <w:rFonts w:ascii="Times New Roman" w:eastAsia="Times New Roman" w:hAnsi="Times New Roman" w:cs="Times New Roman"/>
+          <w:sz w:val="24"/>
+          <w:szCs w:val="24"/>
+          <w:lang w:eastAsia="en-IN"/>
+        </w:rPr>
+      </w:pPr>
+      <w:r>
+        <w:rPr>
+          <w:rFonts w:ascii="Times New Roman" w:eastAsia="Times New Roman" w:hAnsi="Times New Roman" w:cs="Times New Roman"/>
+          <w:sz w:val="24"/>
+          <w:szCs w:val="24"/>
+          <w:lang w:eastAsia="en-IN"/>
+        </w:rPr>
+        <w:t>"READ UNCOMMITTED allows dirty reads because it can read uncommitted changes from other transactions."</w:t>
+      </w:r>
+    </w:p>
+    <w:p>
+      <w:pPr>
+        <w:spacing w:after="0" w:line="240" w:lineRule="auto"/>
+        <w:rPr>
+          <w:rFonts w:ascii="Times New Roman" w:eastAsia="Times New Roman" w:hAnsi="Times New Roman" w:cs="Times New Roman"/>
+          <w:sz w:val="24"/>
+          <w:szCs w:val="24"/>
+          <w:lang w:eastAsia="en-IN"/>
+        </w:rPr>
+      </w:pPr>
+      <w:r>
+        <w:rPr>
+          <w:rFonts w:ascii="Times New Roman" w:eastAsia="Times New Roman" w:hAnsi="Times New Roman" w:cs="Times New Roman"/>
+          <w:sz w:val="24"/>
+          <w:szCs w:val="24"/>
+          <w:lang w:eastAsia="en-IN"/>
+        </w:rPr>
+        <w:pict>
+          <v:rect id="_x0000_i1141" style="width:0;height:1.5pt" o:hralign="center" o:hrstd="t" o:hr="t" fillcolor="#a0a0a0" stroked="f"/>
+        </w:pict>
+      </w:r>
+    </w:p>
+    <w:p>
+      <w:pPr>
+        <w:spacing w:before="100" w:beforeAutospacing="1" w:after="100" w:afterAutospacing="1" w:line="240" w:lineRule="auto"/>
+        <w:outlineLvl w:val="0"/>
+        <w:rPr>
+          <w:rFonts w:ascii="Times New Roman" w:eastAsia="Times New Roman" w:hAnsi="Times New Roman" w:cs="Times New Roman"/>
+          <w:b/>
+          <w:bCs/>
+          <w:kern w:val="36"/>
+          <w:sz w:val="48"/>
+          <w:szCs w:val="48"/>
+          <w:lang w:eastAsia="en-IN"/>
+        </w:rPr>
+      </w:pPr>
+      <w:r>
+        <w:rPr>
+          <w:rFonts w:ascii="Times New Roman" w:eastAsia="Times New Roman" w:hAnsi="Times New Roman" w:cs="Times New Roman"/>
+          <w:b/>
+          <w:bCs/>
+          <w:kern w:val="36"/>
+          <w:sz w:val="48"/>
+          <w:szCs w:val="48"/>
+          <w:lang w:eastAsia="en-IN"/>
+        </w:rPr>
+        <w:t>2. READ COMMITTED (Most Common)</w:t>
+      </w:r>
+    </w:p>
+    <w:p>
+      <w:pPr>
+        <w:spacing w:before="100" w:beforeAutospacing="1" w:after="100" w:afterAutospacing="1" w:line="240" w:lineRule="auto"/>
+        <w:outlineLvl w:val="2"/>
+        <w:rPr>
+          <w:rFonts w:ascii="Times New Roman" w:eastAsia="Times New Roman" w:hAnsi="Times New Roman" w:cs="Times New Roman"/>
+          <w:b/>
+          <w:bCs/>
+          <w:sz w:val="27"/>
+          <w:szCs w:val="27"/>
+          <w:lang w:eastAsia="en-IN"/>
+        </w:rPr>
+      </w:pPr>
+      <w:r>
+        <w:rPr>
+          <w:rFonts w:ascii="Times New Roman" w:eastAsia="Times New Roman" w:hAnsi="Times New Roman" w:cs="Times New Roman"/>
+          <w:b/>
+          <w:bCs/>
+          <w:sz w:val="27"/>
+          <w:szCs w:val="27"/>
+          <w:lang w:eastAsia="en-IN"/>
+        </w:rPr>
+        <w:t>Explanation</w:t>
+      </w:r>
+    </w:p>
+    <w:p>
+      <w:pPr>
+        <w:numPr>
+          <w:ilvl w:val="0"/>
+          <w:numId w:val="23"/>
+        </w:numPr>
+        <w:spacing w:before="100" w:beforeAutospacing="1" w:after="100" w:afterAutospacing="1" w:line="240" w:lineRule="auto"/>
+        <w:rPr>
+          <w:rFonts w:ascii="Times New Roman" w:eastAsia="Times New Roman" w:hAnsi="Times New Roman" w:cs="Times New Roman"/>
+          <w:sz w:val="24"/>
+          <w:szCs w:val="24"/>
+          <w:lang w:eastAsia="en-IN"/>
+        </w:rPr>
+      </w:pPr>
+      <w:r>
+        <w:rPr>
+          <w:rFonts w:ascii="Times New Roman" w:eastAsia="Times New Roman" w:hAnsi="Times New Roman" w:cs="Times New Roman"/>
+          <w:sz w:val="24"/>
+          <w:szCs w:val="24"/>
+          <w:lang w:eastAsia="en-IN"/>
+        </w:rPr>
+        <w:lastRenderedPageBreak/>
+        <w:t>Only committed data can be read.</w:t>
+      </w:r>
+    </w:p>
+    <w:p>
+      <w:pPr>
+        <w:numPr>
+          <w:ilvl w:val="0"/>
+          <w:numId w:val="23"/>
+        </w:numPr>
+        <w:spacing w:before="100" w:beforeAutospacing="1" w:after="100" w:afterAutospacing="1" w:line="240" w:lineRule="auto"/>
+        <w:rPr>
+          <w:rFonts w:ascii="Times New Roman" w:eastAsia="Times New Roman" w:hAnsi="Times New Roman" w:cs="Times New Roman"/>
+          <w:sz w:val="24"/>
+          <w:szCs w:val="24"/>
+          <w:lang w:eastAsia="en-IN"/>
+        </w:rPr>
+      </w:pPr>
+      <w:r>
+        <w:rPr>
+          <w:rFonts w:ascii="Times New Roman" w:eastAsia="Times New Roman" w:hAnsi="Times New Roman" w:cs="Times New Roman"/>
+          <w:sz w:val="24"/>
+          <w:szCs w:val="24"/>
+          <w:lang w:eastAsia="en-IN"/>
+        </w:rPr>
+        <w:t>Prevents dirty reads.</w:t>
+      </w:r>
+    </w:p>
+    <w:p>
+      <w:pPr>
+        <w:numPr>
+          <w:ilvl w:val="0"/>
+          <w:numId w:val="23"/>
+        </w:numPr>
+        <w:spacing w:before="100" w:beforeAutospacing="1" w:after="100" w:afterAutospacing="1" w:line="240" w:lineRule="auto"/>
+        <w:rPr>
+          <w:rFonts w:ascii="Times New Roman" w:eastAsia="Times New Roman" w:hAnsi="Times New Roman" w:cs="Times New Roman"/>
+          <w:sz w:val="24"/>
+          <w:szCs w:val="24"/>
+          <w:lang w:eastAsia="en-IN"/>
+        </w:rPr>
+      </w:pPr>
+      <w:r>
+        <w:rPr>
+          <w:rFonts w:ascii="Times New Roman" w:eastAsia="Times New Roman" w:hAnsi="Times New Roman" w:cs="Times New Roman"/>
+          <w:sz w:val="24"/>
+          <w:szCs w:val="24"/>
+          <w:lang w:eastAsia="en-IN"/>
+        </w:rPr>
+        <w:t xml:space="preserve">Still allows </w:t>
+      </w:r>
+      <w:r>
+        <w:rPr>
+          <w:rFonts w:ascii="Times New Roman" w:eastAsia="Times New Roman" w:hAnsi="Times New Roman" w:cs="Times New Roman"/>
+          <w:b/>
+          <w:bCs/>
+          <w:sz w:val="24"/>
+          <w:szCs w:val="24"/>
+          <w:lang w:eastAsia="en-IN"/>
+        </w:rPr>
+        <w:t>Non-Repeatable Reads</w:t>
+      </w:r>
+      <w:r>
+        <w:rPr>
+          <w:rFonts w:ascii="Times New Roman" w:eastAsia="Times New Roman" w:hAnsi="Times New Roman" w:cs="Times New Roman"/>
+          <w:sz w:val="24"/>
+          <w:szCs w:val="24"/>
+          <w:lang w:eastAsia="en-IN"/>
+        </w:rPr>
+        <w:t>.</w:t>
+      </w:r>
+    </w:p>
+    <w:p>
+      <w:pPr>
+        <w:spacing w:before="100" w:beforeAutospacing="1" w:after="100" w:afterAutospacing="1" w:line="240" w:lineRule="auto"/>
+        <w:outlineLvl w:val="2"/>
+        <w:rPr>
+          <w:rFonts w:ascii="Times New Roman" w:eastAsia="Times New Roman" w:hAnsi="Times New Roman" w:cs="Times New Roman"/>
+          <w:b/>
+          <w:bCs/>
+          <w:sz w:val="27"/>
+          <w:szCs w:val="27"/>
+          <w:lang w:eastAsia="en-IN"/>
+        </w:rPr>
+      </w:pPr>
+      <w:r>
+        <w:rPr>
+          <w:rFonts w:ascii="Times New Roman" w:eastAsia="Times New Roman" w:hAnsi="Times New Roman" w:cs="Times New Roman"/>
+          <w:b/>
+          <w:bCs/>
+          <w:sz w:val="27"/>
+          <w:szCs w:val="27"/>
+          <w:lang w:eastAsia="en-IN"/>
+        </w:rPr>
+        <w:t>Example</w:t>
+      </w:r>
+    </w:p>
+    <w:p>
+      <w:pPr>
+        <w:spacing w:before="100" w:beforeAutospacing="1" w:after="100" w:afterAutospacing="1" w:line="240" w:lineRule="auto"/>
+        <w:rPr>
+          <w:rFonts w:ascii="Times New Roman" w:eastAsia="Times New Roman" w:hAnsi="Times New Roman" w:cs="Times New Roman"/>
+          <w:sz w:val="24"/>
+          <w:szCs w:val="24"/>
+          <w:lang w:eastAsia="en-IN"/>
+        </w:rPr>
+      </w:pPr>
+      <w:r>
+        <w:rPr>
+          <w:rFonts w:ascii="Times New Roman" w:eastAsia="Times New Roman" w:hAnsi="Times New Roman" w:cs="Times New Roman"/>
+          <w:sz w:val="24"/>
+          <w:szCs w:val="24"/>
+          <w:lang w:eastAsia="en-IN"/>
+        </w:rPr>
+        <w:t>Transaction A</w:t>
+      </w:r>
+    </w:p>
+    <w:p>
+      <w:pPr>
+        <w:tabs>
+          <w:tab w:val="left" w:pos="916"/>
+          <w:tab w:val="left" w:pos="1832"/>
+          <w:tab w:val="left" w:pos="2748"/>
+          <w:tab w:val="left" w:pos="3664"/>
+          <w:tab w:val="left" w:pos="4580"/>
+          <w:tab w:val="left" w:pos="5496"/>
+          <w:tab w:val="left" w:pos="6412"/>
+          <w:tab w:val="left" w:pos="7328"/>
+          <w:tab w:val="left" w:pos="8244"/>
+          <w:tab w:val="left" w:pos="9160"/>
+          <w:tab w:val="left" w:pos="10076"/>
+          <w:tab w:val="left" w:pos="10992"/>
+          <w:tab w:val="left" w:pos="11908"/>
+          <w:tab w:val="left" w:pos="12824"/>
+          <w:tab w:val="left" w:pos="13740"/>
+          <w:tab w:val="left" w:pos="14656"/>
+        </w:tabs>
+        <w:spacing w:after="0" w:line="240" w:lineRule="auto"/>
+        <w:rPr>
+          <w:rFonts w:ascii="Courier New" w:eastAsia="Times New Roman" w:hAnsi="Courier New" w:cs="Courier New"/>
+          <w:sz w:val="20"/>
+          <w:szCs w:val="20"/>
+          <w:lang w:eastAsia="en-IN"/>
+        </w:rPr>
+      </w:pPr>
+      <w:r>
+        <w:rPr>
+          <w:rFonts w:ascii="Courier New" w:eastAsia="Times New Roman" w:hAnsi="Courier New" w:cs="Courier New"/>
+          <w:sz w:val="20"/>
+          <w:szCs w:val="20"/>
+          <w:lang w:eastAsia="en-IN"/>
+        </w:rPr>
+        <w:t>SELECT Salary FROM Employee</w:t>
+      </w:r>
+    </w:p>
+    <w:p>
+      <w:pPr>
+        <w:spacing w:before="100" w:beforeAutospacing="1" w:after="100" w:afterAutospacing="1" w:line="240" w:lineRule="auto"/>
+        <w:rPr>
+          <w:rFonts w:ascii="Times New Roman" w:eastAsia="Times New Roman" w:hAnsi="Times New Roman" w:cs="Times New Roman"/>
+          <w:sz w:val="24"/>
+          <w:szCs w:val="24"/>
+          <w:lang w:eastAsia="en-IN"/>
+        </w:rPr>
+      </w:pPr>
+      <w:r>
+        <w:rPr>
+          <w:rFonts w:ascii="Times New Roman" w:eastAsia="Times New Roman" w:hAnsi="Times New Roman" w:cs="Times New Roman"/>
+          <w:sz w:val="24"/>
+          <w:szCs w:val="24"/>
+          <w:lang w:eastAsia="en-IN"/>
+        </w:rPr>
+        <w:t>Output</w:t>
+      </w:r>
+    </w:p>
+    <w:p>
+      <w:pPr>
+        <w:tabs>
+          <w:tab w:val="left" w:pos="916"/>
+          <w:tab w:val="left" w:pos="1832"/>
+          <w:tab w:val="left" w:pos="2748"/>
+          <w:tab w:val="left" w:pos="3664"/>
+          <w:tab w:val="left" w:pos="4580"/>
+          <w:tab w:val="left" w:pos="5496"/>
+          <w:tab w:val="left" w:pos="6412"/>
+          <w:tab w:val="left" w:pos="7328"/>
+          <w:tab w:val="left" w:pos="8244"/>
+          <w:tab w:val="left" w:pos="9160"/>
+          <w:tab w:val="left" w:pos="10076"/>
+          <w:tab w:val="left" w:pos="10992"/>
+          <w:tab w:val="left" w:pos="11908"/>
+          <w:tab w:val="left" w:pos="12824"/>
+          <w:tab w:val="left" w:pos="13740"/>
+          <w:tab w:val="left" w:pos="14656"/>
+        </w:tabs>
+        <w:spacing w:after="0" w:line="240" w:lineRule="auto"/>
+        <w:rPr>
+          <w:rFonts w:ascii="Courier New" w:eastAsia="Times New Roman" w:hAnsi="Courier New" w:cs="Courier New"/>
+          <w:sz w:val="20"/>
+          <w:szCs w:val="20"/>
+          <w:lang w:eastAsia="en-IN"/>
+        </w:rPr>
+      </w:pPr>
+      <w:r>
+        <w:rPr>
+          <w:rFonts w:ascii="Courier New" w:eastAsia="Times New Roman" w:hAnsi="Courier New" w:cs="Courier New"/>
+          <w:sz w:val="20"/>
+          <w:szCs w:val="20"/>
+          <w:lang w:eastAsia="en-IN"/>
+        </w:rPr>
+        <w:t>50000</w:t>
+      </w:r>
+    </w:p>
+    <w:p>
+      <w:pPr>
+        <w:spacing w:before="100" w:beforeAutospacing="1" w:after="100" w:afterAutospacing="1" w:line="240" w:lineRule="auto"/>
+        <w:rPr>
+          <w:rFonts w:ascii="Times New Roman" w:eastAsia="Times New Roman" w:hAnsi="Times New Roman" w:cs="Times New Roman"/>
+          <w:sz w:val="24"/>
+          <w:szCs w:val="24"/>
+          <w:lang w:eastAsia="en-IN"/>
+        </w:rPr>
+      </w:pPr>
+      <w:r>
+        <w:rPr>
+          <w:rFonts w:ascii="Times New Roman" w:eastAsia="Times New Roman" w:hAnsi="Times New Roman" w:cs="Times New Roman"/>
+          <w:sz w:val="24"/>
+          <w:szCs w:val="24"/>
+          <w:lang w:eastAsia="en-IN"/>
+        </w:rPr>
+        <w:t>Meanwhile Transaction B</w:t>
+      </w:r>
+    </w:p>
+    <w:p>
+      <w:pPr>
+        <w:tabs>
+          <w:tab w:val="left" w:pos="916"/>
+          <w:tab w:val="left" w:pos="1832"/>
+          <w:tab w:val="left" w:pos="2748"/>
+          <w:tab w:val="left" w:pos="3664"/>
+          <w:tab w:val="left" w:pos="4580"/>
+          <w:tab w:val="left" w:pos="5496"/>
+          <w:tab w:val="left" w:pos="6412"/>
+          <w:tab w:val="left" w:pos="7328"/>
+          <w:tab w:val="left" w:pos="8244"/>
+          <w:tab w:val="left" w:pos="9160"/>
+          <w:tab w:val="left" w:pos="10076"/>
+          <w:tab w:val="left" w:pos="10992"/>
+          <w:tab w:val="left" w:pos="11908"/>
+          <w:tab w:val="left" w:pos="12824"/>
+          <w:tab w:val="left" w:pos="13740"/>
+          <w:tab w:val="left" w:pos="14656"/>
+        </w:tabs>
+        <w:spacing w:after="0" w:line="240" w:lineRule="auto"/>
+        <w:rPr>
+          <w:rFonts w:ascii="Courier New" w:eastAsia="Times New Roman" w:hAnsi="Courier New" w:cs="Courier New"/>
+          <w:sz w:val="20"/>
+          <w:szCs w:val="20"/>
+          <w:lang w:eastAsia="en-IN"/>
+        </w:rPr>
+      </w:pPr>
+      <w:r>
+        <w:rPr>
+          <w:rFonts w:ascii="Courier New" w:eastAsia="Times New Roman" w:hAnsi="Courier New" w:cs="Courier New"/>
+          <w:sz w:val="20"/>
+          <w:szCs w:val="20"/>
+          <w:lang w:eastAsia="en-IN"/>
+        </w:rPr>
+        <w:t>UPDATE Employee</w:t>
+      </w:r>
+    </w:p>
+    <w:p>
+      <w:pPr>
+        <w:tabs>
+          <w:tab w:val="left" w:pos="916"/>
+          <w:tab w:val="left" w:pos="1832"/>
+          <w:tab w:val="left" w:pos="2748"/>
+          <w:tab w:val="left" w:pos="3664"/>
+          <w:tab w:val="left" w:pos="4580"/>
+          <w:tab w:val="left" w:pos="5496"/>
+          <w:tab w:val="left" w:pos="6412"/>
+          <w:tab w:val="left" w:pos="7328"/>
+          <w:tab w:val="left" w:pos="8244"/>
+          <w:tab w:val="left" w:pos="9160"/>
+          <w:tab w:val="left" w:pos="10076"/>
+          <w:tab w:val="left" w:pos="10992"/>
+          <w:tab w:val="left" w:pos="11908"/>
+          <w:tab w:val="left" w:pos="12824"/>
+          <w:tab w:val="left" w:pos="13740"/>
+          <w:tab w:val="left" w:pos="14656"/>
+        </w:tabs>
+        <w:spacing w:after="0" w:line="240" w:lineRule="auto"/>
+        <w:rPr>
+          <w:rFonts w:ascii="Courier New" w:eastAsia="Times New Roman" w:hAnsi="Courier New" w:cs="Courier New"/>
+          <w:sz w:val="20"/>
+          <w:szCs w:val="20"/>
+          <w:lang w:eastAsia="en-IN"/>
+        </w:rPr>
+      </w:pPr>
+      <w:r>
+        <w:rPr>
+          <w:rFonts w:ascii="Courier New" w:eastAsia="Times New Roman" w:hAnsi="Courier New" w:cs="Courier New"/>
+          <w:sz w:val="20"/>
+          <w:szCs w:val="20"/>
+          <w:lang w:eastAsia="en-IN"/>
+        </w:rPr>
+        <w:t>SET Salary = 60000;</w:t>
+      </w:r>
+    </w:p>
+    <w:p>
+      <w:pPr>
+        <w:tabs>
+          <w:tab w:val="left" w:pos="916"/>
+          <w:tab w:val="left" w:pos="1832"/>
+          <w:tab w:val="left" w:pos="2748"/>
+          <w:tab w:val="left" w:pos="3664"/>
+          <w:tab w:val="left" w:pos="4580"/>
+          <w:tab w:val="left" w:pos="5496"/>
+          <w:tab w:val="left" w:pos="6412"/>
+          <w:tab w:val="left" w:pos="7328"/>
+          <w:tab w:val="left" w:pos="8244"/>
+          <w:tab w:val="left" w:pos="9160"/>
+          <w:tab w:val="left" w:pos="10076"/>
+          <w:tab w:val="left" w:pos="10992"/>
+          <w:tab w:val="left" w:pos="11908"/>
+          <w:tab w:val="left" w:pos="12824"/>
+          <w:tab w:val="left" w:pos="13740"/>
+          <w:tab w:val="left" w:pos="14656"/>
+        </w:tabs>
+        <w:spacing w:after="0" w:line="240" w:lineRule="auto"/>
+        <w:rPr>
+          <w:rFonts w:ascii="Courier New" w:eastAsia="Times New Roman" w:hAnsi="Courier New" w:cs="Courier New"/>
+          <w:sz w:val="20"/>
+          <w:szCs w:val="20"/>
+          <w:lang w:eastAsia="en-IN"/>
+        </w:rPr>
+      </w:pPr>
+    </w:p>
+    <w:p>
+      <w:pPr>
+        <w:tabs>
+          <w:tab w:val="left" w:pos="916"/>
+          <w:tab w:val="left" w:pos="1832"/>
+          <w:tab w:val="left" w:pos="2748"/>
+          <w:tab w:val="left" w:pos="3664"/>
+          <w:tab w:val="left" w:pos="4580"/>
+          <w:tab w:val="left" w:pos="5496"/>
+          <w:tab w:val="left" w:pos="6412"/>
+          <w:tab w:val="left" w:pos="7328"/>
+          <w:tab w:val="left" w:pos="8244"/>
+          <w:tab w:val="left" w:pos="9160"/>
+          <w:tab w:val="left" w:pos="10076"/>
+          <w:tab w:val="left" w:pos="10992"/>
+          <w:tab w:val="left" w:pos="11908"/>
+          <w:tab w:val="left" w:pos="12824"/>
+          <w:tab w:val="left" w:pos="13740"/>
+          <w:tab w:val="left" w:pos="14656"/>
+        </w:tabs>
+        <w:spacing w:after="0" w:line="240" w:lineRule="auto"/>
+        <w:rPr>
+          <w:rFonts w:ascii="Courier New" w:eastAsia="Times New Roman" w:hAnsi="Courier New" w:cs="Courier New"/>
+          <w:sz w:val="20"/>
+          <w:szCs w:val="20"/>
+          <w:lang w:eastAsia="en-IN"/>
+        </w:rPr>
+      </w:pPr>
+      <w:r>
+        <w:rPr>
+          <w:rFonts w:ascii="Courier New" w:eastAsia="Times New Roman" w:hAnsi="Courier New" w:cs="Courier New"/>
+          <w:sz w:val="20"/>
+          <w:szCs w:val="20"/>
+          <w:lang w:eastAsia="en-IN"/>
+        </w:rPr>
+        <w:t>COMMIT;</w:t>
+      </w:r>
+    </w:p>
+    <w:p>
+      <w:pPr>
+        <w:spacing w:before="100" w:beforeAutospacing="1" w:after="100" w:afterAutospacing="1" w:line="240" w:lineRule="auto"/>
+        <w:rPr>
+          <w:rFonts w:ascii="Times New Roman" w:eastAsia="Times New Roman" w:hAnsi="Times New Roman" w:cs="Times New Roman"/>
+          <w:sz w:val="24"/>
+          <w:szCs w:val="24"/>
+          <w:lang w:eastAsia="en-IN"/>
+        </w:rPr>
+      </w:pPr>
+      <w:r>
+        <w:rPr>
+          <w:rFonts w:ascii="Times New Roman" w:eastAsia="Times New Roman" w:hAnsi="Times New Roman" w:cs="Times New Roman"/>
+          <w:sz w:val="24"/>
+          <w:szCs w:val="24"/>
+          <w:lang w:eastAsia="en-IN"/>
+        </w:rPr>
+        <w:t>Now Transaction A again executes</w:t>
+      </w:r>
+    </w:p>
+    <w:p>
+      <w:pPr>
+        <w:tabs>
+          <w:tab w:val="left" w:pos="916"/>
+          <w:tab w:val="left" w:pos="1832"/>
+          <w:tab w:val="left" w:pos="2748"/>
+          <w:tab w:val="left" w:pos="3664"/>
+          <w:tab w:val="left" w:pos="4580"/>
+          <w:tab w:val="left" w:pos="5496"/>
+          <w:tab w:val="left" w:pos="6412"/>
+          <w:tab w:val="left" w:pos="7328"/>
+          <w:tab w:val="left" w:pos="8244"/>
+          <w:tab w:val="left" w:pos="9160"/>
+          <w:tab w:val="left" w:pos="10076"/>
+          <w:tab w:val="left" w:pos="10992"/>
+          <w:tab w:val="left" w:pos="11908"/>
+          <w:tab w:val="left" w:pos="12824"/>
+          <w:tab w:val="left" w:pos="13740"/>
+          <w:tab w:val="left" w:pos="14656"/>
+        </w:tabs>
+        <w:spacing w:after="0" w:line="240" w:lineRule="auto"/>
+        <w:rPr>
+          <w:rFonts w:ascii="Courier New" w:eastAsia="Times New Roman" w:hAnsi="Courier New" w:cs="Courier New"/>
+          <w:sz w:val="20"/>
+          <w:szCs w:val="20"/>
+          <w:lang w:eastAsia="en-IN"/>
+        </w:rPr>
+      </w:pPr>
+      <w:r>
+        <w:rPr>
+          <w:rFonts w:ascii="Courier New" w:eastAsia="Times New Roman" w:hAnsi="Courier New" w:cs="Courier New"/>
+          <w:sz w:val="20"/>
+          <w:szCs w:val="20"/>
+          <w:lang w:eastAsia="en-IN"/>
+        </w:rPr>
+        <w:t>SELECT Salary FROM Employee</w:t>
+      </w:r>
+    </w:p>
+    <w:p>
+      <w:pPr>
+        <w:spacing w:before="100" w:beforeAutospacing="1" w:after="100" w:afterAutospacing="1" w:line="240" w:lineRule="auto"/>
+        <w:rPr>
+          <w:rFonts w:ascii="Times New Roman" w:eastAsia="Times New Roman" w:hAnsi="Times New Roman" w:cs="Times New Roman"/>
+          <w:sz w:val="24"/>
+          <w:szCs w:val="24"/>
+          <w:lang w:eastAsia="en-IN"/>
+        </w:rPr>
+      </w:pPr>
+      <w:r>
+        <w:rPr>
+          <w:rFonts w:ascii="Times New Roman" w:eastAsia="Times New Roman" w:hAnsi="Times New Roman" w:cs="Times New Roman"/>
+          <w:sz w:val="24"/>
+          <w:szCs w:val="24"/>
+          <w:lang w:eastAsia="en-IN"/>
+        </w:rPr>
+        <w:t>Output</w:t>
+      </w:r>
+    </w:p>
+    <w:p>
+      <w:pPr>
+        <w:tabs>
+          <w:tab w:val="left" w:pos="916"/>
+          <w:tab w:val="left" w:pos="1832"/>
+          <w:tab w:val="left" w:pos="2748"/>
+          <w:tab w:val="left" w:pos="3664"/>
+          <w:tab w:val="left" w:pos="4580"/>
+          <w:tab w:val="left" w:pos="5496"/>
+          <w:tab w:val="left" w:pos="6412"/>
+          <w:tab w:val="left" w:pos="7328"/>
+          <w:tab w:val="left" w:pos="8244"/>
+          <w:tab w:val="left" w:pos="9160"/>
+          <w:tab w:val="left" w:pos="10076"/>
+          <w:tab w:val="left" w:pos="10992"/>
+          <w:tab w:val="left" w:pos="11908"/>
+          <w:tab w:val="left" w:pos="12824"/>
+          <w:tab w:val="left" w:pos="13740"/>
+          <w:tab w:val="left" w:pos="14656"/>
+        </w:tabs>
+        <w:spacing w:after="0" w:line="240" w:lineRule="auto"/>
+        <w:rPr>
+          <w:rFonts w:ascii="Courier New" w:eastAsia="Times New Roman" w:hAnsi="Courier New" w:cs="Courier New"/>
+          <w:sz w:val="20"/>
+          <w:szCs w:val="20"/>
+          <w:lang w:eastAsia="en-IN"/>
+        </w:rPr>
+      </w:pPr>
+      <w:r>
+        <w:rPr>
+          <w:rFonts w:ascii="Courier New" w:eastAsia="Times New Roman" w:hAnsi="Courier New" w:cs="Courier New"/>
+          <w:sz w:val="20"/>
+          <w:szCs w:val="20"/>
+          <w:lang w:eastAsia="en-IN"/>
+        </w:rPr>
+        <w:lastRenderedPageBreak/>
+        <w:t>60000</w:t>
+      </w:r>
+    </w:p>
+    <w:p>
+      <w:pPr>
+        <w:spacing w:before="100" w:beforeAutospacing="1" w:after="100" w:afterAutospacing="1" w:line="240" w:lineRule="auto"/>
+        <w:rPr>
+          <w:rFonts w:ascii="Times New Roman" w:eastAsia="Times New Roman" w:hAnsi="Times New Roman" w:cs="Times New Roman"/>
+          <w:sz w:val="24"/>
+          <w:szCs w:val="24"/>
+          <w:lang w:eastAsia="en-IN"/>
+        </w:rPr>
+      </w:pPr>
+      <w:r>
+        <w:rPr>
+          <w:rFonts w:ascii="Times New Roman" w:eastAsia="Times New Roman" w:hAnsi="Times New Roman" w:cs="Times New Roman"/>
+          <w:sz w:val="24"/>
+          <w:szCs w:val="24"/>
+          <w:lang w:eastAsia="en-IN"/>
+        </w:rPr>
+        <w:t>Same transaction got two different results.</w:t>
+      </w:r>
+    </w:p>
+    <w:p>
+      <w:pPr>
+        <w:spacing w:before="100" w:beforeAutospacing="1" w:after="100" w:afterAutospacing="1" w:line="240" w:lineRule="auto"/>
+        <w:rPr>
+          <w:rFonts w:ascii="Times New Roman" w:eastAsia="Times New Roman" w:hAnsi="Times New Roman" w:cs="Times New Roman"/>
+          <w:sz w:val="24"/>
+          <w:szCs w:val="24"/>
+          <w:lang w:eastAsia="en-IN"/>
+        </w:rPr>
+      </w:pPr>
+      <w:r>
+        <w:rPr>
+          <w:rFonts w:ascii="Times New Roman" w:eastAsia="Times New Roman" w:hAnsi="Times New Roman" w:cs="Times New Roman"/>
+          <w:sz w:val="24"/>
+          <w:szCs w:val="24"/>
+          <w:lang w:eastAsia="en-IN"/>
+        </w:rPr>
+        <w:t xml:space="preserve">This is called a </w:t>
+      </w:r>
+      <w:r>
+        <w:rPr>
+          <w:rFonts w:ascii="Times New Roman" w:eastAsia="Times New Roman" w:hAnsi="Times New Roman" w:cs="Times New Roman"/>
+          <w:b/>
+          <w:bCs/>
+          <w:sz w:val="24"/>
+          <w:szCs w:val="24"/>
+          <w:lang w:eastAsia="en-IN"/>
+        </w:rPr>
+        <w:t>Non-Repeatable Read</w:t>
+      </w:r>
+      <w:r>
+        <w:rPr>
+          <w:rFonts w:ascii="Times New Roman" w:eastAsia="Times New Roman" w:hAnsi="Times New Roman" w:cs="Times New Roman"/>
+          <w:sz w:val="24"/>
+          <w:szCs w:val="24"/>
+          <w:lang w:eastAsia="en-IN"/>
+        </w:rPr>
+        <w:t>.</w:t>
+      </w:r>
+    </w:p>
+    <w:p>
+      <w:pPr>
+        <w:spacing w:before="100" w:beforeAutospacing="1" w:after="100" w:afterAutospacing="1" w:line="240" w:lineRule="auto"/>
+        <w:outlineLvl w:val="2"/>
+        <w:rPr>
+          <w:rFonts w:ascii="Times New Roman" w:eastAsia="Times New Roman" w:hAnsi="Times New Roman" w:cs="Times New Roman"/>
+          <w:b/>
+          <w:bCs/>
+          <w:sz w:val="27"/>
+          <w:szCs w:val="27"/>
+          <w:lang w:eastAsia="en-IN"/>
+        </w:rPr>
+      </w:pPr>
+      <w:r>
+        <w:rPr>
+          <w:rFonts w:ascii="Times New Roman" w:eastAsia="Times New Roman" w:hAnsi="Times New Roman" w:cs="Times New Roman"/>
+          <w:b/>
+          <w:bCs/>
+          <w:sz w:val="27"/>
+          <w:szCs w:val="27"/>
+          <w:lang w:eastAsia="en-IN"/>
+        </w:rPr>
+        <w:t>Interview Line</w:t>
+      </w:r>
+    </w:p>
+    <w:p>
+      <w:pPr>
+        <w:spacing w:beforeAutospacing="1" w:after="100" w:afterAutospacing="1" w:line="240" w:lineRule="auto"/>
+        <w:rPr>
+          <w:rFonts w:ascii="Times New Roman" w:eastAsia="Times New Roman" w:hAnsi="Times New Roman" w:cs="Times New Roman"/>
+          <w:sz w:val="24"/>
+          <w:szCs w:val="24"/>
+          <w:lang w:eastAsia="en-IN"/>
+        </w:rPr>
+      </w:pPr>
+      <w:r>
+        <w:rPr>
+          <w:rFonts w:ascii="Times New Roman" w:eastAsia="Times New Roman" w:hAnsi="Times New Roman" w:cs="Times New Roman"/>
+          <w:sz w:val="24"/>
+          <w:szCs w:val="24"/>
+          <w:lang w:eastAsia="en-IN"/>
+        </w:rPr>
+        <w:t>"READ COMMITTED prevents dirty reads but the same row can return different values if another transaction commits changes."</w:t>
+      </w:r>
+    </w:p>
+    <w:p>
+      <w:pPr>
+        <w:spacing w:after="0" w:line="240" w:lineRule="auto"/>
+        <w:rPr>
+          <w:rFonts w:ascii="Times New Roman" w:eastAsia="Times New Roman" w:hAnsi="Times New Roman" w:cs="Times New Roman"/>
+          <w:sz w:val="24"/>
+          <w:szCs w:val="24"/>
+          <w:lang w:eastAsia="en-IN"/>
+        </w:rPr>
+      </w:pPr>
+      <w:r>
+        <w:rPr>
+          <w:rFonts w:ascii="Times New Roman" w:eastAsia="Times New Roman" w:hAnsi="Times New Roman" w:cs="Times New Roman"/>
+          <w:sz w:val="24"/>
+          <w:szCs w:val="24"/>
+          <w:lang w:eastAsia="en-IN"/>
+        </w:rPr>
+        <w:pict>
+          <v:rect id="_x0000_i1142" style="width:0;height:1.5pt" o:hralign="center" o:hrstd="t" o:hr="t" fillcolor="#a0a0a0" stroked="f"/>
+        </w:pict>
+      </w:r>
+    </w:p>
+    <w:p>
+      <w:pPr>
+        <w:spacing w:before="100" w:beforeAutospacing="1" w:after="100" w:afterAutospacing="1" w:line="240" w:lineRule="auto"/>
+        <w:outlineLvl w:val="0"/>
+        <w:rPr>
+          <w:rFonts w:ascii="Times New Roman" w:eastAsia="Times New Roman" w:hAnsi="Times New Roman" w:cs="Times New Roman"/>
+          <w:b/>
+          <w:bCs/>
+          <w:kern w:val="36"/>
+          <w:sz w:val="48"/>
+          <w:szCs w:val="48"/>
+          <w:lang w:eastAsia="en-IN"/>
+        </w:rPr>
+      </w:pPr>
+      <w:r>
+        <w:rPr>
+          <w:rFonts w:ascii="Times New Roman" w:eastAsia="Times New Roman" w:hAnsi="Times New Roman" w:cs="Times New Roman"/>
+          <w:b/>
+          <w:bCs/>
+          <w:kern w:val="36"/>
+          <w:sz w:val="48"/>
+          <w:szCs w:val="48"/>
+          <w:lang w:eastAsia="en-IN"/>
+        </w:rPr>
+        <w:t>3. REPEATABLE READ</w:t>
+      </w:r>
+    </w:p>
+    <w:p>
+      <w:pPr>
+        <w:spacing w:before="100" w:beforeAutospacing="1" w:after="100" w:afterAutospacing="1" w:line="240" w:lineRule="auto"/>
+        <w:outlineLvl w:val="2"/>
+        <w:rPr>
+          <w:rFonts w:ascii="Times New Roman" w:eastAsia="Times New Roman" w:hAnsi="Times New Roman" w:cs="Times New Roman"/>
+          <w:b/>
+          <w:bCs/>
+          <w:sz w:val="27"/>
+          <w:szCs w:val="27"/>
+          <w:lang w:eastAsia="en-IN"/>
+        </w:rPr>
+      </w:pPr>
+      <w:r>
+        <w:rPr>
+          <w:rFonts w:ascii="Times New Roman" w:eastAsia="Times New Roman" w:hAnsi="Times New Roman" w:cs="Times New Roman"/>
+          <w:b/>
+          <w:bCs/>
+          <w:sz w:val="27"/>
+          <w:szCs w:val="27"/>
+          <w:lang w:eastAsia="en-IN"/>
+        </w:rPr>
+        <w:t>Explanation</w:t>
+      </w:r>
+    </w:p>
+    <w:p>
+      <w:pPr>
+        <w:numPr>
+          <w:ilvl w:val="0"/>
+          <w:numId w:val="24"/>
+        </w:numPr>
+        <w:spacing w:before="100" w:beforeAutospacing="1" w:after="100" w:afterAutospacing="1" w:line="240" w:lineRule="auto"/>
+        <w:rPr>
+          <w:rFonts w:ascii="Times New Roman" w:eastAsia="Times New Roman" w:hAnsi="Times New Roman" w:cs="Times New Roman"/>
+          <w:sz w:val="24"/>
+          <w:szCs w:val="24"/>
+          <w:lang w:eastAsia="en-IN"/>
+        </w:rPr>
+      </w:pPr>
+      <w:r>
+        <w:rPr>
+          <w:rFonts w:ascii="Times New Roman" w:eastAsia="Times New Roman" w:hAnsi="Times New Roman" w:cs="Times New Roman"/>
+          <w:sz w:val="24"/>
+          <w:szCs w:val="24"/>
+          <w:lang w:eastAsia="en-IN"/>
+        </w:rPr>
+        <w:t>Prevents dirty reads.</w:t>
+      </w:r>
+    </w:p>
+    <w:p>
+      <w:pPr>
+        <w:numPr>
+          <w:ilvl w:val="0"/>
+          <w:numId w:val="24"/>
+        </w:numPr>
+        <w:spacing w:before="100" w:beforeAutospacing="1" w:after="100" w:afterAutospacing="1" w:line="240" w:lineRule="auto"/>
+        <w:rPr>
+          <w:rFonts w:ascii="Times New Roman" w:eastAsia="Times New Roman" w:hAnsi="Times New Roman" w:cs="Times New Roman"/>
+          <w:sz w:val="24"/>
+          <w:szCs w:val="24"/>
+          <w:lang w:eastAsia="en-IN"/>
+        </w:rPr>
+      </w:pPr>
+      <w:r>
+        <w:rPr>
+          <w:rFonts w:ascii="Times New Roman" w:eastAsia="Times New Roman" w:hAnsi="Times New Roman" w:cs="Times New Roman"/>
+          <w:sz w:val="24"/>
+          <w:szCs w:val="24"/>
+          <w:lang w:eastAsia="en-IN"/>
+        </w:rPr>
+        <w:t>Prevents non-repeatable reads.</w:t>
+      </w:r>
+    </w:p>
+    <w:p>
+      <w:pPr>
+        <w:numPr>
+          <w:ilvl w:val="0"/>
+          <w:numId w:val="24"/>
+        </w:numPr>
+        <w:spacing w:before="100" w:beforeAutospacing="1" w:after="100" w:afterAutospacing="1" w:line="240" w:lineRule="auto"/>
+        <w:rPr>
+          <w:rFonts w:ascii="Times New Roman" w:eastAsia="Times New Roman" w:hAnsi="Times New Roman" w:cs="Times New Roman"/>
+          <w:sz w:val="24"/>
+          <w:szCs w:val="24"/>
+          <w:lang w:eastAsia="en-IN"/>
+        </w:rPr>
+      </w:pPr>
+      <w:r>
+        <w:rPr>
+          <w:rFonts w:ascii="Times New Roman" w:eastAsia="Times New Roman" w:hAnsi="Times New Roman" w:cs="Times New Roman"/>
+          <w:sz w:val="24"/>
+          <w:szCs w:val="24"/>
+          <w:lang w:eastAsia="en-IN"/>
+        </w:rPr>
+        <w:t>Same row always returns the same value within a transaction.</w:t>
+      </w:r>
+    </w:p>
+    <w:p>
+      <w:pPr>
+        <w:numPr>
+          <w:ilvl w:val="0"/>
+          <w:numId w:val="24"/>
+        </w:numPr>
+        <w:spacing w:before="100" w:beforeAutospacing="1" w:after="100" w:afterAutospacing="1" w:line="240" w:lineRule="auto"/>
+        <w:rPr>
+          <w:rFonts w:ascii="Times New Roman" w:eastAsia="Times New Roman" w:hAnsi="Times New Roman" w:cs="Times New Roman"/>
+          <w:sz w:val="24"/>
+          <w:szCs w:val="24"/>
+          <w:lang w:eastAsia="en-IN"/>
+        </w:rPr>
+      </w:pPr>
+      <w:r>
+        <w:rPr>
+          <w:rFonts w:ascii="Times New Roman" w:eastAsia="Times New Roman" w:hAnsi="Times New Roman" w:cs="Times New Roman"/>
+          <w:sz w:val="24"/>
+          <w:szCs w:val="24"/>
+          <w:lang w:eastAsia="en-IN"/>
+        </w:rPr>
+        <w:t xml:space="preserve">Still allows </w:t>
+      </w:r>
+      <w:r>
+        <w:rPr>
+          <w:rFonts w:ascii="Times New Roman" w:eastAsia="Times New Roman" w:hAnsi="Times New Roman" w:cs="Times New Roman"/>
+          <w:b/>
+          <w:bCs/>
+          <w:sz w:val="24"/>
+          <w:szCs w:val="24"/>
+          <w:lang w:eastAsia="en-IN"/>
+        </w:rPr>
+        <w:t>Phantom Reads</w:t>
+      </w:r>
+      <w:r>
+        <w:rPr>
+          <w:rFonts w:ascii="Times New Roman" w:eastAsia="Times New Roman" w:hAnsi="Times New Roman" w:cs="Times New Roman"/>
+          <w:sz w:val="24"/>
+          <w:szCs w:val="24"/>
+          <w:lang w:eastAsia="en-IN"/>
+        </w:rPr>
+        <w:t>.</w:t>
+      </w:r>
+    </w:p>
+    <w:p>
+      <w:pPr>
+        <w:spacing w:before="100" w:beforeAutospacing="1" w:after="100" w:afterAutospacing="1" w:line="240" w:lineRule="auto"/>
+        <w:outlineLvl w:val="2"/>
+        <w:rPr>
+          <w:rFonts w:ascii="Times New Roman" w:eastAsia="Times New Roman" w:hAnsi="Times New Roman" w:cs="Times New Roman"/>
+          <w:b/>
+          <w:bCs/>
+          <w:sz w:val="27"/>
+          <w:szCs w:val="27"/>
+          <w:lang w:eastAsia="en-IN"/>
+        </w:rPr>
+      </w:pPr>
+      <w:r>
+        <w:rPr>
+          <w:rFonts w:ascii="Times New Roman" w:eastAsia="Times New Roman" w:hAnsi="Times New Roman" w:cs="Times New Roman"/>
+          <w:b/>
+          <w:bCs/>
+          <w:sz w:val="27"/>
+          <w:szCs w:val="27"/>
+          <w:lang w:eastAsia="en-IN"/>
+        </w:rPr>
+        <w:t>Example</w:t>
+      </w:r>
+    </w:p>
+    <w:p>
+      <w:pPr>
+        <w:spacing w:before="100" w:beforeAutospacing="1" w:after="100" w:afterAutospacing="1" w:line="240" w:lineRule="auto"/>
+        <w:rPr>
+          <w:rFonts w:ascii="Times New Roman" w:eastAsia="Times New Roman" w:hAnsi="Times New Roman" w:cs="Times New Roman"/>
+          <w:sz w:val="24"/>
+          <w:szCs w:val="24"/>
+          <w:lang w:eastAsia="en-IN"/>
+        </w:rPr>
+      </w:pPr>
+      <w:r>
+        <w:rPr>
+          <w:rFonts w:ascii="Times New Roman" w:eastAsia="Times New Roman" w:hAnsi="Times New Roman" w:cs="Times New Roman"/>
+          <w:sz w:val="24"/>
+          <w:szCs w:val="24"/>
+          <w:lang w:eastAsia="en-IN"/>
+        </w:rPr>
+        <w:lastRenderedPageBreak/>
+        <w:t>Transaction A</w:t>
+      </w:r>
+    </w:p>
+    <w:p>
+      <w:pPr>
+        <w:tabs>
+          <w:tab w:val="left" w:pos="916"/>
+          <w:tab w:val="left" w:pos="1832"/>
+          <w:tab w:val="left" w:pos="2748"/>
+          <w:tab w:val="left" w:pos="3664"/>
+          <w:tab w:val="left" w:pos="4580"/>
+          <w:tab w:val="left" w:pos="5496"/>
+          <w:tab w:val="left" w:pos="6412"/>
+          <w:tab w:val="left" w:pos="7328"/>
+          <w:tab w:val="left" w:pos="8244"/>
+          <w:tab w:val="left" w:pos="9160"/>
+          <w:tab w:val="left" w:pos="10076"/>
+          <w:tab w:val="left" w:pos="10992"/>
+          <w:tab w:val="left" w:pos="11908"/>
+          <w:tab w:val="left" w:pos="12824"/>
+          <w:tab w:val="left" w:pos="13740"/>
+          <w:tab w:val="left" w:pos="14656"/>
+        </w:tabs>
+        <w:spacing w:after="0" w:line="240" w:lineRule="auto"/>
+        <w:rPr>
+          <w:rFonts w:ascii="Courier New" w:eastAsia="Times New Roman" w:hAnsi="Courier New" w:cs="Courier New"/>
+          <w:sz w:val="20"/>
+          <w:szCs w:val="20"/>
+          <w:lang w:eastAsia="en-IN"/>
+        </w:rPr>
+      </w:pPr>
+      <w:r>
+        <w:rPr>
+          <w:rFonts w:ascii="Courier New" w:eastAsia="Times New Roman" w:hAnsi="Courier New" w:cs="Courier New"/>
+          <w:sz w:val="20"/>
+          <w:szCs w:val="20"/>
+          <w:lang w:eastAsia="en-IN"/>
+        </w:rPr>
+        <w:t>SELECT Balance</w:t>
+      </w:r>
+    </w:p>
+    <w:p>
+      <w:pPr>
+        <w:tabs>
+          <w:tab w:val="left" w:pos="916"/>
+          <w:tab w:val="left" w:pos="1832"/>
+          <w:tab w:val="left" w:pos="2748"/>
+          <w:tab w:val="left" w:pos="3664"/>
+          <w:tab w:val="left" w:pos="4580"/>
+          <w:tab w:val="left" w:pos="5496"/>
+          <w:tab w:val="left" w:pos="6412"/>
+          <w:tab w:val="left" w:pos="7328"/>
+          <w:tab w:val="left" w:pos="8244"/>
+          <w:tab w:val="left" w:pos="9160"/>
+          <w:tab w:val="left" w:pos="10076"/>
+          <w:tab w:val="left" w:pos="10992"/>
+          <w:tab w:val="left" w:pos="11908"/>
+          <w:tab w:val="left" w:pos="12824"/>
+          <w:tab w:val="left" w:pos="13740"/>
+          <w:tab w:val="left" w:pos="14656"/>
+        </w:tabs>
+        <w:spacing w:after="0" w:line="240" w:lineRule="auto"/>
+        <w:rPr>
+          <w:rFonts w:ascii="Courier New" w:eastAsia="Times New Roman" w:hAnsi="Courier New" w:cs="Courier New"/>
+          <w:sz w:val="20"/>
+          <w:szCs w:val="20"/>
+          <w:lang w:eastAsia="en-IN"/>
+        </w:rPr>
+      </w:pPr>
+      <w:r>
+        <w:rPr>
+          <w:rFonts w:ascii="Courier New" w:eastAsia="Times New Roman" w:hAnsi="Courier New" w:cs="Courier New"/>
+          <w:sz w:val="20"/>
+          <w:szCs w:val="20"/>
+          <w:lang w:eastAsia="en-IN"/>
+        </w:rPr>
+        <w:t>FROM Account</w:t>
+      </w:r>
+    </w:p>
+    <w:p>
+      <w:pPr>
+        <w:tabs>
+          <w:tab w:val="left" w:pos="916"/>
+          <w:tab w:val="left" w:pos="1832"/>
+          <w:tab w:val="left" w:pos="2748"/>
+          <w:tab w:val="left" w:pos="3664"/>
+          <w:tab w:val="left" w:pos="4580"/>
+          <w:tab w:val="left" w:pos="5496"/>
+          <w:tab w:val="left" w:pos="6412"/>
+          <w:tab w:val="left" w:pos="7328"/>
+          <w:tab w:val="left" w:pos="8244"/>
+          <w:tab w:val="left" w:pos="9160"/>
+          <w:tab w:val="left" w:pos="10076"/>
+          <w:tab w:val="left" w:pos="10992"/>
+          <w:tab w:val="left" w:pos="11908"/>
+          <w:tab w:val="left" w:pos="12824"/>
+          <w:tab w:val="left" w:pos="13740"/>
+          <w:tab w:val="left" w:pos="14656"/>
+        </w:tabs>
+        <w:spacing w:after="0" w:line="240" w:lineRule="auto"/>
+        <w:rPr>
+          <w:rFonts w:ascii="Courier New" w:eastAsia="Times New Roman" w:hAnsi="Courier New" w:cs="Courier New"/>
+          <w:sz w:val="20"/>
+          <w:szCs w:val="20"/>
+          <w:lang w:eastAsia="en-IN"/>
+        </w:rPr>
+      </w:pPr>
+      <w:r>
+        <w:rPr>
+          <w:rFonts w:ascii="Courier New" w:eastAsia="Times New Roman" w:hAnsi="Courier New" w:cs="Courier New"/>
+          <w:sz w:val="20"/>
+          <w:szCs w:val="20"/>
+          <w:lang w:eastAsia="en-IN"/>
+        </w:rPr>
+        <w:t>WHERE Id = 1;</w:t>
+      </w:r>
+    </w:p>
+    <w:p>
+      <w:pPr>
+        <w:spacing w:before="100" w:beforeAutospacing="1" w:after="100" w:afterAutospacing="1" w:line="240" w:lineRule="auto"/>
+        <w:rPr>
+          <w:rFonts w:ascii="Times New Roman" w:eastAsia="Times New Roman" w:hAnsi="Times New Roman" w:cs="Times New Roman"/>
+          <w:sz w:val="24"/>
+          <w:szCs w:val="24"/>
+          <w:lang w:eastAsia="en-IN"/>
+        </w:rPr>
+      </w:pPr>
+      <w:r>
+        <w:rPr>
+          <w:rFonts w:ascii="Times New Roman" w:eastAsia="Times New Roman" w:hAnsi="Times New Roman" w:cs="Times New Roman"/>
+          <w:sz w:val="24"/>
+          <w:szCs w:val="24"/>
+          <w:lang w:eastAsia="en-IN"/>
+        </w:rPr>
+        <w:t>Result</w:t>
+      </w:r>
+    </w:p>
+    <w:p>
+      <w:pPr>
+        <w:tabs>
+          <w:tab w:val="left" w:pos="916"/>
+          <w:tab w:val="left" w:pos="1832"/>
+          <w:tab w:val="left" w:pos="2748"/>
+          <w:tab w:val="left" w:pos="3664"/>
+          <w:tab w:val="left" w:pos="4580"/>
+          <w:tab w:val="left" w:pos="5496"/>
+          <w:tab w:val="left" w:pos="6412"/>
+          <w:tab w:val="left" w:pos="7328"/>
+          <w:tab w:val="left" w:pos="8244"/>
+          <w:tab w:val="left" w:pos="9160"/>
+          <w:tab w:val="left" w:pos="10076"/>
+          <w:tab w:val="left" w:pos="10992"/>
+          <w:tab w:val="left" w:pos="11908"/>
+          <w:tab w:val="left" w:pos="12824"/>
+          <w:tab w:val="left" w:pos="13740"/>
+          <w:tab w:val="left" w:pos="14656"/>
+        </w:tabs>
+        <w:spacing w:after="0" w:line="240" w:lineRule="auto"/>
+        <w:rPr>
+          <w:rFonts w:ascii="Courier New" w:eastAsia="Times New Roman" w:hAnsi="Courier New" w:cs="Courier New"/>
+          <w:sz w:val="20"/>
+          <w:szCs w:val="20"/>
+          <w:lang w:eastAsia="en-IN"/>
+        </w:rPr>
+      </w:pPr>
+      <w:r>
+        <w:rPr>
+          <w:rFonts w:ascii="Courier New" w:eastAsia="Times New Roman" w:hAnsi="Courier New" w:cs="Courier New"/>
+          <w:sz w:val="20"/>
+          <w:szCs w:val="20"/>
+          <w:lang w:eastAsia="en-IN"/>
+        </w:rPr>
+        <w:t>10000</w:t>
+      </w:r>
+    </w:p>
+    <w:p>
+      <w:pPr>
+        <w:spacing w:before="100" w:beforeAutospacing="1" w:after="100" w:afterAutospacing="1" w:line="240" w:lineRule="auto"/>
+        <w:rPr>
+          <w:rFonts w:ascii="Times New Roman" w:eastAsia="Times New Roman" w:hAnsi="Times New Roman" w:cs="Times New Roman"/>
+          <w:sz w:val="24"/>
+          <w:szCs w:val="24"/>
+          <w:lang w:eastAsia="en-IN"/>
+        </w:rPr>
+      </w:pPr>
+      <w:r>
+        <w:rPr>
+          <w:rFonts w:ascii="Times New Roman" w:eastAsia="Times New Roman" w:hAnsi="Times New Roman" w:cs="Times New Roman"/>
+          <w:sz w:val="24"/>
+          <w:szCs w:val="24"/>
+          <w:lang w:eastAsia="en-IN"/>
+        </w:rPr>
+        <w:t>Transaction B</w:t>
+      </w:r>
+    </w:p>
+    <w:p>
+      <w:pPr>
+        <w:tabs>
+          <w:tab w:val="left" w:pos="916"/>
+          <w:tab w:val="left" w:pos="1832"/>
+          <w:tab w:val="left" w:pos="2748"/>
+          <w:tab w:val="left" w:pos="3664"/>
+          <w:tab w:val="left" w:pos="4580"/>
+          <w:tab w:val="left" w:pos="5496"/>
+          <w:tab w:val="left" w:pos="6412"/>
+          <w:tab w:val="left" w:pos="7328"/>
+          <w:tab w:val="left" w:pos="8244"/>
+          <w:tab w:val="left" w:pos="9160"/>
+          <w:tab w:val="left" w:pos="10076"/>
+          <w:tab w:val="left" w:pos="10992"/>
+          <w:tab w:val="left" w:pos="11908"/>
+          <w:tab w:val="left" w:pos="12824"/>
+          <w:tab w:val="left" w:pos="13740"/>
+          <w:tab w:val="left" w:pos="14656"/>
+        </w:tabs>
+        <w:spacing w:after="0" w:line="240" w:lineRule="auto"/>
+        <w:rPr>
+          <w:rFonts w:ascii="Courier New" w:eastAsia="Times New Roman" w:hAnsi="Courier New" w:cs="Courier New"/>
+          <w:sz w:val="20"/>
+          <w:szCs w:val="20"/>
+          <w:lang w:eastAsia="en-IN"/>
+        </w:rPr>
+      </w:pPr>
+      <w:r>
+        <w:rPr>
+          <w:rFonts w:ascii="Courier New" w:eastAsia="Times New Roman" w:hAnsi="Courier New" w:cs="Courier New"/>
+          <w:sz w:val="20"/>
+          <w:szCs w:val="20"/>
+          <w:lang w:eastAsia="en-IN"/>
+        </w:rPr>
+        <w:t>UPDATE Account</w:t>
+      </w:r>
+    </w:p>
+    <w:p>
+      <w:pPr>
+        <w:tabs>
+          <w:tab w:val="left" w:pos="916"/>
+          <w:tab w:val="left" w:pos="1832"/>
+          <w:tab w:val="left" w:pos="2748"/>
+          <w:tab w:val="left" w:pos="3664"/>
+          <w:tab w:val="left" w:pos="4580"/>
+          <w:tab w:val="left" w:pos="5496"/>
+          <w:tab w:val="left" w:pos="6412"/>
+          <w:tab w:val="left" w:pos="7328"/>
+          <w:tab w:val="left" w:pos="8244"/>
+          <w:tab w:val="left" w:pos="9160"/>
+          <w:tab w:val="left" w:pos="10076"/>
+          <w:tab w:val="left" w:pos="10992"/>
+          <w:tab w:val="left" w:pos="11908"/>
+          <w:tab w:val="left" w:pos="12824"/>
+          <w:tab w:val="left" w:pos="13740"/>
+          <w:tab w:val="left" w:pos="14656"/>
+        </w:tabs>
+        <w:spacing w:after="0" w:line="240" w:lineRule="auto"/>
+        <w:rPr>
+          <w:rFonts w:ascii="Courier New" w:eastAsia="Times New Roman" w:hAnsi="Courier New" w:cs="Courier New"/>
+          <w:sz w:val="20"/>
+          <w:szCs w:val="20"/>
+          <w:lang w:eastAsia="en-IN"/>
+        </w:rPr>
+      </w:pPr>
+      <w:r>
+        <w:rPr>
+          <w:rFonts w:ascii="Courier New" w:eastAsia="Times New Roman" w:hAnsi="Courier New" w:cs="Courier New"/>
+          <w:sz w:val="20"/>
+          <w:szCs w:val="20"/>
+          <w:lang w:eastAsia="en-IN"/>
+        </w:rPr>
+        <w:t>SET Balance = 15000</w:t>
+      </w:r>
+    </w:p>
+    <w:p>
+      <w:pPr>
+        <w:tabs>
+          <w:tab w:val="left" w:pos="916"/>
+          <w:tab w:val="left" w:pos="1832"/>
+          <w:tab w:val="left" w:pos="2748"/>
+          <w:tab w:val="left" w:pos="3664"/>
+          <w:tab w:val="left" w:pos="4580"/>
+          <w:tab w:val="left" w:pos="5496"/>
+          <w:tab w:val="left" w:pos="6412"/>
+          <w:tab w:val="left" w:pos="7328"/>
+          <w:tab w:val="left" w:pos="8244"/>
+          <w:tab w:val="left" w:pos="9160"/>
+          <w:tab w:val="left" w:pos="10076"/>
+          <w:tab w:val="left" w:pos="10992"/>
+          <w:tab w:val="left" w:pos="11908"/>
+          <w:tab w:val="left" w:pos="12824"/>
+          <w:tab w:val="left" w:pos="13740"/>
+          <w:tab w:val="left" w:pos="14656"/>
+        </w:tabs>
+        <w:spacing w:after="0" w:line="240" w:lineRule="auto"/>
+        <w:rPr>
+          <w:rFonts w:ascii="Courier New" w:eastAsia="Times New Roman" w:hAnsi="Courier New" w:cs="Courier New"/>
+          <w:sz w:val="20"/>
+          <w:szCs w:val="20"/>
+          <w:lang w:eastAsia="en-IN"/>
+        </w:rPr>
+      </w:pPr>
+      <w:r>
+        <w:rPr>
+          <w:rFonts w:ascii="Courier New" w:eastAsia="Times New Roman" w:hAnsi="Courier New" w:cs="Courier New"/>
+          <w:sz w:val="20"/>
+          <w:szCs w:val="20"/>
+          <w:lang w:eastAsia="en-IN"/>
+        </w:rPr>
+        <w:t>WHERE Id = 1;</w:t>
+      </w:r>
+    </w:p>
+    <w:p>
+      <w:pPr>
+        <w:tabs>
+          <w:tab w:val="left" w:pos="916"/>
+          <w:tab w:val="left" w:pos="1832"/>
+          <w:tab w:val="left" w:pos="2748"/>
+          <w:tab w:val="left" w:pos="3664"/>
+          <w:tab w:val="left" w:pos="4580"/>
+          <w:tab w:val="left" w:pos="5496"/>
+          <w:tab w:val="left" w:pos="6412"/>
+          <w:tab w:val="left" w:pos="7328"/>
+          <w:tab w:val="left" w:pos="8244"/>
+          <w:tab w:val="left" w:pos="9160"/>
+          <w:tab w:val="left" w:pos="10076"/>
+          <w:tab w:val="left" w:pos="10992"/>
+          <w:tab w:val="left" w:pos="11908"/>
+          <w:tab w:val="left" w:pos="12824"/>
+          <w:tab w:val="left" w:pos="13740"/>
+          <w:tab w:val="left" w:pos="14656"/>
+        </w:tabs>
+        <w:spacing w:after="0" w:line="240" w:lineRule="auto"/>
+        <w:rPr>
+          <w:rFonts w:ascii="Courier New" w:eastAsia="Times New Roman" w:hAnsi="Courier New" w:cs="Courier New"/>
+          <w:sz w:val="20"/>
+          <w:szCs w:val="20"/>
+          <w:lang w:eastAsia="en-IN"/>
+        </w:rPr>
+      </w:pPr>
+    </w:p>
+    <w:p>
+      <w:pPr>
+        <w:tabs>
+          <w:tab w:val="left" w:pos="916"/>
+          <w:tab w:val="left" w:pos="1832"/>
+          <w:tab w:val="left" w:pos="2748"/>
+          <w:tab w:val="left" w:pos="3664"/>
+          <w:tab w:val="left" w:pos="4580"/>
+          <w:tab w:val="left" w:pos="5496"/>
+          <w:tab w:val="left" w:pos="6412"/>
+          <w:tab w:val="left" w:pos="7328"/>
+          <w:tab w:val="left" w:pos="8244"/>
+          <w:tab w:val="left" w:pos="9160"/>
+          <w:tab w:val="left" w:pos="10076"/>
+          <w:tab w:val="left" w:pos="10992"/>
+          <w:tab w:val="left" w:pos="11908"/>
+          <w:tab w:val="left" w:pos="12824"/>
+          <w:tab w:val="left" w:pos="13740"/>
+          <w:tab w:val="left" w:pos="14656"/>
+        </w:tabs>
+        <w:spacing w:after="0" w:line="240" w:lineRule="auto"/>
+        <w:rPr>
+          <w:rFonts w:ascii="Courier New" w:eastAsia="Times New Roman" w:hAnsi="Courier New" w:cs="Courier New"/>
+          <w:sz w:val="20"/>
+          <w:szCs w:val="20"/>
+          <w:lang w:eastAsia="en-IN"/>
+        </w:rPr>
+      </w:pPr>
+      <w:r>
+        <w:rPr>
+          <w:rFonts w:ascii="Courier New" w:eastAsia="Times New Roman" w:hAnsi="Courier New" w:cs="Courier New"/>
+          <w:sz w:val="20"/>
+          <w:szCs w:val="20"/>
+          <w:lang w:eastAsia="en-IN"/>
+        </w:rPr>
+        <w:t>COMMIT;</w:t>
+      </w:r>
+    </w:p>
+    <w:p>
+      <w:pPr>
+        <w:spacing w:before="100" w:beforeAutospacing="1" w:after="100" w:afterAutospacing="1" w:line="240" w:lineRule="auto"/>
+        <w:rPr>
+          <w:rFonts w:ascii="Times New Roman" w:eastAsia="Times New Roman" w:hAnsi="Times New Roman" w:cs="Times New Roman"/>
+          <w:sz w:val="24"/>
+          <w:szCs w:val="24"/>
+          <w:lang w:eastAsia="en-IN"/>
+        </w:rPr>
+      </w:pPr>
+      <w:r>
+        <w:rPr>
+          <w:rFonts w:ascii="Times New Roman" w:eastAsia="Times New Roman" w:hAnsi="Times New Roman" w:cs="Times New Roman"/>
+          <w:sz w:val="24"/>
+          <w:szCs w:val="24"/>
+          <w:lang w:eastAsia="en-IN"/>
+        </w:rPr>
+        <w:t>Transaction A again</w:t>
+      </w:r>
+    </w:p>
+    <w:p>
+      <w:pPr>
+        <w:tabs>
+          <w:tab w:val="left" w:pos="916"/>
+          <w:tab w:val="left" w:pos="1832"/>
+          <w:tab w:val="left" w:pos="2748"/>
+          <w:tab w:val="left" w:pos="3664"/>
+          <w:tab w:val="left" w:pos="4580"/>
+          <w:tab w:val="left" w:pos="5496"/>
+          <w:tab w:val="left" w:pos="6412"/>
+          <w:tab w:val="left" w:pos="7328"/>
+          <w:tab w:val="left" w:pos="8244"/>
+          <w:tab w:val="left" w:pos="9160"/>
+          <w:tab w:val="left" w:pos="10076"/>
+          <w:tab w:val="left" w:pos="10992"/>
+          <w:tab w:val="left" w:pos="11908"/>
+          <w:tab w:val="left" w:pos="12824"/>
+          <w:tab w:val="left" w:pos="13740"/>
+          <w:tab w:val="left" w:pos="14656"/>
+        </w:tabs>
+        <w:spacing w:after="0" w:line="240" w:lineRule="auto"/>
+        <w:rPr>
+          <w:rFonts w:ascii="Courier New" w:eastAsia="Times New Roman" w:hAnsi="Courier New" w:cs="Courier New"/>
+          <w:sz w:val="20"/>
+          <w:szCs w:val="20"/>
+          <w:lang w:eastAsia="en-IN"/>
+        </w:rPr>
+      </w:pPr>
+      <w:r>
+        <w:rPr>
+          <w:rFonts w:ascii="Courier New" w:eastAsia="Times New Roman" w:hAnsi="Courier New" w:cs="Courier New"/>
+          <w:sz w:val="20"/>
+          <w:szCs w:val="20"/>
+          <w:lang w:eastAsia="en-IN"/>
+        </w:rPr>
+        <w:t>SELECT Balance</w:t>
+      </w:r>
+    </w:p>
+    <w:p>
+      <w:pPr>
+        <w:tabs>
+          <w:tab w:val="left" w:pos="916"/>
+          <w:tab w:val="left" w:pos="1832"/>
+          <w:tab w:val="left" w:pos="2748"/>
+          <w:tab w:val="left" w:pos="3664"/>
+          <w:tab w:val="left" w:pos="4580"/>
+          <w:tab w:val="left" w:pos="5496"/>
+          <w:tab w:val="left" w:pos="6412"/>
+          <w:tab w:val="left" w:pos="7328"/>
+          <w:tab w:val="left" w:pos="8244"/>
+          <w:tab w:val="left" w:pos="9160"/>
+          <w:tab w:val="left" w:pos="10076"/>
+          <w:tab w:val="left" w:pos="10992"/>
+          <w:tab w:val="left" w:pos="11908"/>
+          <w:tab w:val="left" w:pos="12824"/>
+          <w:tab w:val="left" w:pos="13740"/>
+          <w:tab w:val="left" w:pos="14656"/>
+        </w:tabs>
+        <w:spacing w:after="0" w:line="240" w:lineRule="auto"/>
+        <w:rPr>
+          <w:rFonts w:ascii="Courier New" w:eastAsia="Times New Roman" w:hAnsi="Courier New" w:cs="Courier New"/>
+          <w:sz w:val="20"/>
+          <w:szCs w:val="20"/>
+          <w:lang w:eastAsia="en-IN"/>
+        </w:rPr>
+      </w:pPr>
+      <w:r>
+        <w:rPr>
+          <w:rFonts w:ascii="Courier New" w:eastAsia="Times New Roman" w:hAnsi="Courier New" w:cs="Courier New"/>
+          <w:sz w:val="20"/>
+          <w:szCs w:val="20"/>
+          <w:lang w:eastAsia="en-IN"/>
+        </w:rPr>
+        <w:t>FROM Account</w:t>
+      </w:r>
+    </w:p>
+    <w:p>
+      <w:pPr>
+        <w:tabs>
+          <w:tab w:val="left" w:pos="916"/>
+          <w:tab w:val="left" w:pos="1832"/>
+          <w:tab w:val="left" w:pos="2748"/>
+          <w:tab w:val="left" w:pos="3664"/>
+          <w:tab w:val="left" w:pos="4580"/>
+          <w:tab w:val="left" w:pos="5496"/>
+          <w:tab w:val="left" w:pos="6412"/>
+          <w:tab w:val="left" w:pos="7328"/>
+          <w:tab w:val="left" w:pos="8244"/>
+          <w:tab w:val="left" w:pos="9160"/>
+          <w:tab w:val="left" w:pos="10076"/>
+          <w:tab w:val="left" w:pos="10992"/>
+          <w:tab w:val="left" w:pos="11908"/>
+          <w:tab w:val="left" w:pos="12824"/>
+          <w:tab w:val="left" w:pos="13740"/>
+          <w:tab w:val="left" w:pos="14656"/>
+        </w:tabs>
+        <w:spacing w:after="0" w:line="240" w:lineRule="auto"/>
+        <w:rPr>
+          <w:rFonts w:ascii="Courier New" w:eastAsia="Times New Roman" w:hAnsi="Courier New" w:cs="Courier New"/>
+          <w:sz w:val="20"/>
+          <w:szCs w:val="20"/>
+          <w:lang w:eastAsia="en-IN"/>
+        </w:rPr>
+      </w:pPr>
+      <w:r>
+        <w:rPr>
+          <w:rFonts w:ascii="Courier New" w:eastAsia="Times New Roman" w:hAnsi="Courier New" w:cs="Courier New"/>
+          <w:sz w:val="20"/>
+          <w:szCs w:val="20"/>
+          <w:lang w:eastAsia="en-IN"/>
+        </w:rPr>
+        <w:t>WHERE Id = 1;</w:t>
+      </w:r>
+    </w:p>
+    <w:p>
+      <w:pPr>
+        <w:spacing w:before="100" w:beforeAutospacing="1" w:after="100" w:afterAutospacing="1" w:line="240" w:lineRule="auto"/>
+        <w:rPr>
+          <w:rFonts w:ascii="Times New Roman" w:eastAsia="Times New Roman" w:hAnsi="Times New Roman" w:cs="Times New Roman"/>
+          <w:sz w:val="24"/>
+          <w:szCs w:val="24"/>
+          <w:lang w:eastAsia="en-IN"/>
+        </w:rPr>
+      </w:pPr>
+      <w:r>
+        <w:rPr>
+          <w:rFonts w:ascii="Times New Roman" w:eastAsia="Times New Roman" w:hAnsi="Times New Roman" w:cs="Times New Roman"/>
+          <w:sz w:val="24"/>
+          <w:szCs w:val="24"/>
+          <w:lang w:eastAsia="en-IN"/>
+        </w:rPr>
+        <w:t>Still returns</w:t>
+      </w:r>
+    </w:p>
+    <w:p>
+      <w:pPr>
+        <w:tabs>
+          <w:tab w:val="left" w:pos="916"/>
+          <w:tab w:val="left" w:pos="1832"/>
+          <w:tab w:val="left" w:pos="2748"/>
+          <w:tab w:val="left" w:pos="3664"/>
+          <w:tab w:val="left" w:pos="4580"/>
+          <w:tab w:val="left" w:pos="5496"/>
+          <w:tab w:val="left" w:pos="6412"/>
+          <w:tab w:val="left" w:pos="7328"/>
+          <w:tab w:val="left" w:pos="8244"/>
+          <w:tab w:val="left" w:pos="9160"/>
+          <w:tab w:val="left" w:pos="10076"/>
+          <w:tab w:val="left" w:pos="10992"/>
+          <w:tab w:val="left" w:pos="11908"/>
+          <w:tab w:val="left" w:pos="12824"/>
+          <w:tab w:val="left" w:pos="13740"/>
+          <w:tab w:val="left" w:pos="14656"/>
+        </w:tabs>
+        <w:spacing w:after="0" w:line="240" w:lineRule="auto"/>
+        <w:rPr>
+          <w:rFonts w:ascii="Courier New" w:eastAsia="Times New Roman" w:hAnsi="Courier New" w:cs="Courier New"/>
+          <w:sz w:val="20"/>
+          <w:szCs w:val="20"/>
+          <w:lang w:eastAsia="en-IN"/>
+        </w:rPr>
+      </w:pPr>
+      <w:r>
+        <w:rPr>
+          <w:rFonts w:ascii="Courier New" w:eastAsia="Times New Roman" w:hAnsi="Courier New" w:cs="Courier New"/>
+          <w:sz w:val="20"/>
+          <w:szCs w:val="20"/>
+          <w:lang w:eastAsia="en-IN"/>
+        </w:rPr>
+        <w:t>10000</w:t>
+      </w:r>
+    </w:p>
+    <w:p>
+      <w:pPr>
+        <w:spacing w:before="100" w:beforeAutospacing="1" w:after="100" w:afterAutospacing="1" w:line="240" w:lineRule="auto"/>
+        <w:rPr>
+          <w:rFonts w:ascii="Times New Roman" w:eastAsia="Times New Roman" w:hAnsi="Times New Roman" w:cs="Times New Roman"/>
+          <w:sz w:val="24"/>
+          <w:szCs w:val="24"/>
+          <w:lang w:eastAsia="en-IN"/>
+        </w:rPr>
+      </w:pPr>
+      <w:r>
+        <w:rPr>
+          <w:rFonts w:ascii="Times New Roman" w:eastAsia="Times New Roman" w:hAnsi="Times New Roman" w:cs="Times New Roman"/>
+          <w:sz w:val="24"/>
+          <w:szCs w:val="24"/>
+          <w:lang w:eastAsia="en-IN"/>
+        </w:rPr>
+        <w:lastRenderedPageBreak/>
+        <w:t>Transaction A keeps seeing the same value.</w:t>
+      </w:r>
+    </w:p>
+    <w:p>
+      <w:pPr>
+        <w:spacing w:before="100" w:beforeAutospacing="1" w:after="100" w:afterAutospacing="1" w:line="240" w:lineRule="auto"/>
+        <w:outlineLvl w:val="2"/>
+        <w:rPr>
+          <w:rFonts w:ascii="Times New Roman" w:eastAsia="Times New Roman" w:hAnsi="Times New Roman" w:cs="Times New Roman"/>
+          <w:b/>
+          <w:bCs/>
+          <w:sz w:val="27"/>
+          <w:szCs w:val="27"/>
+          <w:lang w:eastAsia="en-IN"/>
+        </w:rPr>
+      </w:pPr>
+      <w:r>
+        <w:rPr>
+          <w:rFonts w:ascii="Times New Roman" w:eastAsia="Times New Roman" w:hAnsi="Times New Roman" w:cs="Times New Roman"/>
+          <w:b/>
+          <w:bCs/>
+          <w:sz w:val="27"/>
+          <w:szCs w:val="27"/>
+          <w:lang w:eastAsia="en-IN"/>
+        </w:rPr>
+        <w:t>Interview Line</w:t>
+      </w:r>
+    </w:p>
+    <w:p>
+      <w:pPr>
+        <w:spacing w:beforeAutospacing="1" w:after="100" w:afterAutospacing="1" w:line="240" w:lineRule="auto"/>
+        <w:rPr>
+          <w:rFonts w:ascii="Times New Roman" w:eastAsia="Times New Roman" w:hAnsi="Times New Roman" w:cs="Times New Roman"/>
+          <w:sz w:val="24"/>
+          <w:szCs w:val="24"/>
+          <w:lang w:eastAsia="en-IN"/>
+        </w:rPr>
+      </w:pPr>
+      <w:r>
+        <w:rPr>
+          <w:rFonts w:ascii="Times New Roman" w:eastAsia="Times New Roman" w:hAnsi="Times New Roman" w:cs="Times New Roman"/>
+          <w:sz w:val="24"/>
+          <w:szCs w:val="24"/>
+          <w:lang w:eastAsia="en-IN"/>
+        </w:rPr>
+        <w:t>"REPEATABLE READ guarantees that if I read the same row multiple times, I get the same data throughout the transaction."</w:t>
+      </w:r>
+    </w:p>
+    <w:p>
+      <w:pPr>
+        <w:spacing w:after="0" w:line="240" w:lineRule="auto"/>
+        <w:rPr>
+          <w:rFonts w:ascii="Times New Roman" w:eastAsia="Times New Roman" w:hAnsi="Times New Roman" w:cs="Times New Roman"/>
+          <w:sz w:val="24"/>
+          <w:szCs w:val="24"/>
+          <w:lang w:eastAsia="en-IN"/>
+        </w:rPr>
+      </w:pPr>
+      <w:r>
+        <w:rPr>
+          <w:rFonts w:ascii="Times New Roman" w:eastAsia="Times New Roman" w:hAnsi="Times New Roman" w:cs="Times New Roman"/>
+          <w:sz w:val="24"/>
+          <w:szCs w:val="24"/>
+          <w:lang w:eastAsia="en-IN"/>
+        </w:rPr>
+        <w:pict>
+          <v:rect id="_x0000_i1143" style="width:0;height:1.5pt" o:hralign="center" o:hrstd="t" o:hr="t" fillcolor="#a0a0a0" stroked="f"/>
+        </w:pict>
+      </w:r>
+    </w:p>
+    <w:p>
+      <w:pPr>
+        <w:spacing w:before="100" w:beforeAutospacing="1" w:after="100" w:afterAutospacing="1" w:line="240" w:lineRule="auto"/>
+        <w:outlineLvl w:val="0"/>
+        <w:rPr>
+          <w:rFonts w:ascii="Times New Roman" w:eastAsia="Times New Roman" w:hAnsi="Times New Roman" w:cs="Times New Roman"/>
+          <w:b/>
+          <w:bCs/>
+          <w:kern w:val="36"/>
+          <w:sz w:val="48"/>
+          <w:szCs w:val="48"/>
+          <w:lang w:eastAsia="en-IN"/>
+        </w:rPr>
+      </w:pPr>
+      <w:r>
+        <w:rPr>
+          <w:rFonts w:ascii="Times New Roman" w:eastAsia="Times New Roman" w:hAnsi="Times New Roman" w:cs="Times New Roman"/>
+          <w:b/>
+          <w:bCs/>
+          <w:kern w:val="36"/>
+          <w:sz w:val="48"/>
+          <w:szCs w:val="48"/>
+          <w:lang w:eastAsia="en-IN"/>
+        </w:rPr>
+        <w:t>4. SERIALIZABLE</w:t>
+      </w:r>
+    </w:p>
+    <w:p>
+      <w:pPr>
+        <w:spacing w:before="100" w:beforeAutospacing="1" w:after="100" w:afterAutospacing="1" w:line="240" w:lineRule="auto"/>
+        <w:outlineLvl w:val="2"/>
+        <w:rPr>
+          <w:rFonts w:ascii="Times New Roman" w:eastAsia="Times New Roman" w:hAnsi="Times New Roman" w:cs="Times New Roman"/>
+          <w:b/>
+          <w:bCs/>
+          <w:sz w:val="27"/>
+          <w:szCs w:val="27"/>
+          <w:lang w:eastAsia="en-IN"/>
+        </w:rPr>
+      </w:pPr>
+      <w:r>
+        <w:rPr>
+          <w:rFonts w:ascii="Times New Roman" w:eastAsia="Times New Roman" w:hAnsi="Times New Roman" w:cs="Times New Roman"/>
+          <w:b/>
+          <w:bCs/>
+          <w:sz w:val="27"/>
+          <w:szCs w:val="27"/>
+          <w:lang w:eastAsia="en-IN"/>
+        </w:rPr>
+        <w:t>Explanation</w:t>
+      </w:r>
+    </w:p>
+    <w:p>
+      <w:pPr>
+        <w:numPr>
+          <w:ilvl w:val="0"/>
+          <w:numId w:val="25"/>
+        </w:numPr>
+        <w:spacing w:before="100" w:beforeAutospacing="1" w:after="100" w:afterAutospacing="1" w:line="240" w:lineRule="auto"/>
+        <w:rPr>
+          <w:rFonts w:ascii="Times New Roman" w:eastAsia="Times New Roman" w:hAnsi="Times New Roman" w:cs="Times New Roman"/>
+          <w:sz w:val="24"/>
+          <w:szCs w:val="24"/>
+          <w:lang w:eastAsia="en-IN"/>
+        </w:rPr>
+      </w:pPr>
+      <w:r>
+        <w:rPr>
+          <w:rFonts w:ascii="Times New Roman" w:eastAsia="Times New Roman" w:hAnsi="Times New Roman" w:cs="Times New Roman"/>
+          <w:sz w:val="24"/>
+          <w:szCs w:val="24"/>
+          <w:lang w:eastAsia="en-IN"/>
+        </w:rPr>
+        <w:t>Highest isolation level.</w:t>
+      </w:r>
+    </w:p>
+    <w:p>
+      <w:pPr>
+        <w:numPr>
+          <w:ilvl w:val="0"/>
+          <w:numId w:val="25"/>
+        </w:numPr>
+        <w:spacing w:before="100" w:beforeAutospacing="1" w:after="100" w:afterAutospacing="1" w:line="240" w:lineRule="auto"/>
+        <w:rPr>
+          <w:rFonts w:ascii="Times New Roman" w:eastAsia="Times New Roman" w:hAnsi="Times New Roman" w:cs="Times New Roman"/>
+          <w:sz w:val="24"/>
+          <w:szCs w:val="24"/>
+          <w:lang w:eastAsia="en-IN"/>
+        </w:rPr>
+      </w:pPr>
+      <w:r>
+        <w:rPr>
+          <w:rFonts w:ascii="Times New Roman" w:eastAsia="Times New Roman" w:hAnsi="Times New Roman" w:cs="Times New Roman"/>
+          <w:sz w:val="24"/>
+          <w:szCs w:val="24"/>
+          <w:lang w:eastAsia="en-IN"/>
+        </w:rPr>
+        <w:t>Transactions execute as if they were running one after another.</w:t>
+      </w:r>
+    </w:p>
+    <w:p>
+      <w:pPr>
+        <w:numPr>
+          <w:ilvl w:val="0"/>
+          <w:numId w:val="25"/>
+        </w:numPr>
+        <w:spacing w:before="100" w:beforeAutospacing="1" w:after="100" w:afterAutospacing="1" w:line="240" w:lineRule="auto"/>
+        <w:rPr>
+          <w:rFonts w:ascii="Times New Roman" w:eastAsia="Times New Roman" w:hAnsi="Times New Roman" w:cs="Times New Roman"/>
+          <w:sz w:val="24"/>
+          <w:szCs w:val="24"/>
+          <w:lang w:eastAsia="en-IN"/>
+        </w:rPr>
+      </w:pPr>
+      <w:r>
+        <w:rPr>
+          <w:rFonts w:ascii="Times New Roman" w:eastAsia="Times New Roman" w:hAnsi="Times New Roman" w:cs="Times New Roman"/>
+          <w:sz w:val="24"/>
+          <w:szCs w:val="24"/>
+          <w:lang w:eastAsia="en-IN"/>
+        </w:rPr>
+        <w:t>Prevents:</w:t>
+      </w:r>
+    </w:p>
+    <w:p>
+      <w:pPr>
+        <w:numPr>
+          <w:ilvl w:val="1"/>
+          <w:numId w:val="25"/>
+        </w:numPr>
+        <w:spacing w:before="100" w:beforeAutospacing="1" w:after="100" w:afterAutospacing="1" w:line="240" w:lineRule="auto"/>
+        <w:rPr>
+          <w:rFonts w:ascii="Times New Roman" w:eastAsia="Times New Roman" w:hAnsi="Times New Roman" w:cs="Times New Roman"/>
+          <w:sz w:val="24"/>
+          <w:szCs w:val="24"/>
+          <w:lang w:eastAsia="en-IN"/>
+        </w:rPr>
+      </w:pPr>
+      <w:r>
+        <w:rPr>
+          <w:rFonts w:ascii="Times New Roman" w:eastAsia="Times New Roman" w:hAnsi="Times New Roman" w:cs="Times New Roman"/>
+          <w:sz w:val="24"/>
+          <w:szCs w:val="24"/>
+          <w:lang w:eastAsia="en-IN"/>
+        </w:rPr>
+        <w:t>Dirty Reads</w:t>
+      </w:r>
+    </w:p>
+    <w:p>
+      <w:pPr>
+        <w:numPr>
+          <w:ilvl w:val="1"/>
+          <w:numId w:val="25"/>
+        </w:numPr>
+        <w:spacing w:before="100" w:beforeAutospacing="1" w:after="100" w:afterAutospacing="1" w:line="240" w:lineRule="auto"/>
+        <w:rPr>
+          <w:rFonts w:ascii="Times New Roman" w:eastAsia="Times New Roman" w:hAnsi="Times New Roman" w:cs="Times New Roman"/>
+          <w:sz w:val="24"/>
+          <w:szCs w:val="24"/>
+          <w:lang w:eastAsia="en-IN"/>
+        </w:rPr>
+      </w:pPr>
+      <w:r>
+        <w:rPr>
+          <w:rFonts w:ascii="Times New Roman" w:eastAsia="Times New Roman" w:hAnsi="Times New Roman" w:cs="Times New Roman"/>
+          <w:sz w:val="24"/>
+          <w:szCs w:val="24"/>
+          <w:lang w:eastAsia="en-IN"/>
+        </w:rPr>
+        <w:t>Non-Repeatable Reads</w:t>
+      </w:r>
+    </w:p>
+    <w:p>
+      <w:pPr>
+        <w:numPr>
+          <w:ilvl w:val="1"/>
+          <w:numId w:val="25"/>
+        </w:numPr>
+        <w:spacing w:before="100" w:beforeAutospacing="1" w:after="100" w:afterAutospacing="1" w:line="240" w:lineRule="auto"/>
+        <w:rPr>
+          <w:rFonts w:ascii="Times New Roman" w:eastAsia="Times New Roman" w:hAnsi="Times New Roman" w:cs="Times New Roman"/>
+          <w:sz w:val="24"/>
+          <w:szCs w:val="24"/>
+          <w:lang w:eastAsia="en-IN"/>
+        </w:rPr>
+      </w:pPr>
+      <w:r>
+        <w:rPr>
+          <w:rFonts w:ascii="Times New Roman" w:eastAsia="Times New Roman" w:hAnsi="Times New Roman" w:cs="Times New Roman"/>
+          <w:sz w:val="24"/>
+          <w:szCs w:val="24"/>
+          <w:lang w:eastAsia="en-IN"/>
+        </w:rPr>
+        <w:t>Phantom Reads</w:t>
+      </w:r>
+    </w:p>
+    <w:p>
+      <w:pPr>
+        <w:numPr>
+          <w:ilvl w:val="0"/>
+          <w:numId w:val="25"/>
+        </w:numPr>
+        <w:spacing w:before="100" w:beforeAutospacing="1" w:after="100" w:afterAutospacing="1" w:line="240" w:lineRule="auto"/>
+        <w:rPr>
+          <w:rFonts w:ascii="Times New Roman" w:eastAsia="Times New Roman" w:hAnsi="Times New Roman" w:cs="Times New Roman"/>
+          <w:sz w:val="24"/>
+          <w:szCs w:val="24"/>
+          <w:lang w:eastAsia="en-IN"/>
+        </w:rPr>
+      </w:pPr>
+      <w:r>
+        <w:rPr>
+          <w:rFonts w:ascii="Times New Roman" w:eastAsia="Times New Roman" w:hAnsi="Times New Roman" w:cs="Times New Roman"/>
+          <w:sz w:val="24"/>
+          <w:szCs w:val="24"/>
+          <w:lang w:eastAsia="en-IN"/>
+        </w:rPr>
+        <w:t>Slowest because it uses more locking.</w:t>
+      </w:r>
+    </w:p>
+    <w:p>
+      <w:pPr>
+        <w:spacing w:before="100" w:beforeAutospacing="1" w:after="100" w:afterAutospacing="1" w:line="240" w:lineRule="auto"/>
+        <w:outlineLvl w:val="2"/>
+        <w:rPr>
+          <w:rFonts w:ascii="Times New Roman" w:eastAsia="Times New Roman" w:hAnsi="Times New Roman" w:cs="Times New Roman"/>
+          <w:b/>
+          <w:bCs/>
+          <w:sz w:val="27"/>
+          <w:szCs w:val="27"/>
+          <w:lang w:eastAsia="en-IN"/>
+        </w:rPr>
+      </w:pPr>
+      <w:r>
+        <w:rPr>
+          <w:rFonts w:ascii="Times New Roman" w:eastAsia="Times New Roman" w:hAnsi="Times New Roman" w:cs="Times New Roman"/>
+          <w:b/>
+          <w:bCs/>
+          <w:sz w:val="27"/>
+          <w:szCs w:val="27"/>
+          <w:lang w:eastAsia="en-IN"/>
+        </w:rPr>
+        <w:t>Example</w:t>
+      </w:r>
+    </w:p>
+    <w:p>
+      <w:pPr>
+        <w:spacing w:before="100" w:beforeAutospacing="1" w:after="100" w:afterAutospacing="1" w:line="240" w:lineRule="auto"/>
+        <w:rPr>
+          <w:rFonts w:ascii="Times New Roman" w:eastAsia="Times New Roman" w:hAnsi="Times New Roman" w:cs="Times New Roman"/>
+          <w:sz w:val="24"/>
+          <w:szCs w:val="24"/>
+          <w:lang w:eastAsia="en-IN"/>
+        </w:rPr>
+      </w:pPr>
+      <w:r>
+        <w:rPr>
+          <w:rFonts w:ascii="Times New Roman" w:eastAsia="Times New Roman" w:hAnsi="Times New Roman" w:cs="Times New Roman"/>
+          <w:sz w:val="24"/>
+          <w:szCs w:val="24"/>
+          <w:lang w:eastAsia="en-IN"/>
+        </w:rPr>
+        <w:lastRenderedPageBreak/>
+        <w:t>Transaction A</w:t>
+      </w:r>
+    </w:p>
+    <w:p>
+      <w:pPr>
+        <w:tabs>
+          <w:tab w:val="left" w:pos="916"/>
+          <w:tab w:val="left" w:pos="1832"/>
+          <w:tab w:val="left" w:pos="2748"/>
+          <w:tab w:val="left" w:pos="3664"/>
+          <w:tab w:val="left" w:pos="4580"/>
+          <w:tab w:val="left" w:pos="5496"/>
+          <w:tab w:val="left" w:pos="6412"/>
+          <w:tab w:val="left" w:pos="7328"/>
+          <w:tab w:val="left" w:pos="8244"/>
+          <w:tab w:val="left" w:pos="9160"/>
+          <w:tab w:val="left" w:pos="10076"/>
+          <w:tab w:val="left" w:pos="10992"/>
+          <w:tab w:val="left" w:pos="11908"/>
+          <w:tab w:val="left" w:pos="12824"/>
+          <w:tab w:val="left" w:pos="13740"/>
+          <w:tab w:val="left" w:pos="14656"/>
+        </w:tabs>
+        <w:spacing w:after="0" w:line="240" w:lineRule="auto"/>
+        <w:rPr>
+          <w:rFonts w:ascii="Courier New" w:eastAsia="Times New Roman" w:hAnsi="Courier New" w:cs="Courier New"/>
+          <w:sz w:val="20"/>
+          <w:szCs w:val="20"/>
+          <w:lang w:eastAsia="en-IN"/>
+        </w:rPr>
+      </w:pPr>
+      <w:r>
+        <w:rPr>
+          <w:rFonts w:ascii="Courier New" w:eastAsia="Times New Roman" w:hAnsi="Courier New" w:cs="Courier New"/>
+          <w:sz w:val="20"/>
+          <w:szCs w:val="20"/>
+          <w:lang w:eastAsia="en-IN"/>
+        </w:rPr>
+        <w:t>SELECT *</w:t>
+      </w:r>
+    </w:p>
+    <w:p>
+      <w:pPr>
+        <w:tabs>
+          <w:tab w:val="left" w:pos="916"/>
+          <w:tab w:val="left" w:pos="1832"/>
+          <w:tab w:val="left" w:pos="2748"/>
+          <w:tab w:val="left" w:pos="3664"/>
+          <w:tab w:val="left" w:pos="4580"/>
+          <w:tab w:val="left" w:pos="5496"/>
+          <w:tab w:val="left" w:pos="6412"/>
+          <w:tab w:val="left" w:pos="7328"/>
+          <w:tab w:val="left" w:pos="8244"/>
+          <w:tab w:val="left" w:pos="9160"/>
+          <w:tab w:val="left" w:pos="10076"/>
+          <w:tab w:val="left" w:pos="10992"/>
+          <w:tab w:val="left" w:pos="11908"/>
+          <w:tab w:val="left" w:pos="12824"/>
+          <w:tab w:val="left" w:pos="13740"/>
+          <w:tab w:val="left" w:pos="14656"/>
+        </w:tabs>
+        <w:spacing w:after="0" w:line="240" w:lineRule="auto"/>
+        <w:rPr>
+          <w:rFonts w:ascii="Courier New" w:eastAsia="Times New Roman" w:hAnsi="Courier New" w:cs="Courier New"/>
+          <w:sz w:val="20"/>
+          <w:szCs w:val="20"/>
+          <w:lang w:eastAsia="en-IN"/>
+        </w:rPr>
+      </w:pPr>
+      <w:r>
+        <w:rPr>
+          <w:rFonts w:ascii="Courier New" w:eastAsia="Times New Roman" w:hAnsi="Courier New" w:cs="Courier New"/>
+          <w:sz w:val="20"/>
+          <w:szCs w:val="20"/>
+          <w:lang w:eastAsia="en-IN"/>
+        </w:rPr>
+        <w:t>FROM Orders</w:t>
+      </w:r>
+    </w:p>
+    <w:p>
+      <w:pPr>
+        <w:tabs>
+          <w:tab w:val="left" w:pos="916"/>
+          <w:tab w:val="left" w:pos="1832"/>
+          <w:tab w:val="left" w:pos="2748"/>
+          <w:tab w:val="left" w:pos="3664"/>
+          <w:tab w:val="left" w:pos="4580"/>
+          <w:tab w:val="left" w:pos="5496"/>
+          <w:tab w:val="left" w:pos="6412"/>
+          <w:tab w:val="left" w:pos="7328"/>
+          <w:tab w:val="left" w:pos="8244"/>
+          <w:tab w:val="left" w:pos="9160"/>
+          <w:tab w:val="left" w:pos="10076"/>
+          <w:tab w:val="left" w:pos="10992"/>
+          <w:tab w:val="left" w:pos="11908"/>
+          <w:tab w:val="left" w:pos="12824"/>
+          <w:tab w:val="left" w:pos="13740"/>
+          <w:tab w:val="left" w:pos="14656"/>
+        </w:tabs>
+        <w:spacing w:after="0" w:line="240" w:lineRule="auto"/>
+        <w:rPr>
+          <w:rFonts w:ascii="Courier New" w:eastAsia="Times New Roman" w:hAnsi="Courier New" w:cs="Courier New"/>
+          <w:sz w:val="20"/>
+          <w:szCs w:val="20"/>
+          <w:lang w:eastAsia="en-IN"/>
+        </w:rPr>
+      </w:pPr>
+      <w:r>
+        <w:rPr>
+          <w:rFonts w:ascii="Courier New" w:eastAsia="Times New Roman" w:hAnsi="Courier New" w:cs="Courier New"/>
+          <w:sz w:val="20"/>
+          <w:szCs w:val="20"/>
+          <w:lang w:eastAsia="en-IN"/>
+        </w:rPr>
+        <w:t>WHERE Amount &gt; 1000;</w:t>
+      </w:r>
+    </w:p>
+    <w:p>
+      <w:pPr>
+        <w:spacing w:before="100" w:beforeAutospacing="1" w:after="100" w:afterAutospacing="1" w:line="240" w:lineRule="auto"/>
+        <w:rPr>
+          <w:rFonts w:ascii="Times New Roman" w:eastAsia="Times New Roman" w:hAnsi="Times New Roman" w:cs="Times New Roman"/>
+          <w:sz w:val="24"/>
+          <w:szCs w:val="24"/>
+          <w:lang w:eastAsia="en-IN"/>
+        </w:rPr>
+      </w:pPr>
+      <w:r>
+        <w:rPr>
+          <w:rFonts w:ascii="Times New Roman" w:eastAsia="Times New Roman" w:hAnsi="Times New Roman" w:cs="Times New Roman"/>
+          <w:sz w:val="24"/>
+          <w:szCs w:val="24"/>
+          <w:lang w:eastAsia="en-IN"/>
+        </w:rPr>
+        <w:t>Transaction B tries</w:t>
+      </w:r>
+    </w:p>
+    <w:p>
+      <w:pPr>
+        <w:tabs>
+          <w:tab w:val="left" w:pos="916"/>
+          <w:tab w:val="left" w:pos="1832"/>
+          <w:tab w:val="left" w:pos="2748"/>
+          <w:tab w:val="left" w:pos="3664"/>
+          <w:tab w:val="left" w:pos="4580"/>
+          <w:tab w:val="left" w:pos="5496"/>
+          <w:tab w:val="left" w:pos="6412"/>
+          <w:tab w:val="left" w:pos="7328"/>
+          <w:tab w:val="left" w:pos="8244"/>
+          <w:tab w:val="left" w:pos="9160"/>
+          <w:tab w:val="left" w:pos="10076"/>
+          <w:tab w:val="left" w:pos="10992"/>
+          <w:tab w:val="left" w:pos="11908"/>
+          <w:tab w:val="left" w:pos="12824"/>
+          <w:tab w:val="left" w:pos="13740"/>
+          <w:tab w:val="left" w:pos="14656"/>
+        </w:tabs>
+        <w:spacing w:after="0" w:line="240" w:lineRule="auto"/>
+        <w:rPr>
+          <w:rFonts w:ascii="Courier New" w:eastAsia="Times New Roman" w:hAnsi="Courier New" w:cs="Courier New"/>
+          <w:sz w:val="20"/>
+          <w:szCs w:val="20"/>
+          <w:lang w:eastAsia="en-IN"/>
+        </w:rPr>
+      </w:pPr>
+      <w:r>
+        <w:rPr>
+          <w:rFonts w:ascii="Courier New" w:eastAsia="Times New Roman" w:hAnsi="Courier New" w:cs="Courier New"/>
+          <w:sz w:val="20"/>
+          <w:szCs w:val="20"/>
+          <w:lang w:eastAsia="en-IN"/>
+        </w:rPr>
+        <w:t>INSERT INTO Orders</w:t>
+      </w:r>
+    </w:p>
+    <w:p>
+      <w:pPr>
+        <w:tabs>
+          <w:tab w:val="left" w:pos="916"/>
+          <w:tab w:val="left" w:pos="1832"/>
+          <w:tab w:val="left" w:pos="2748"/>
+          <w:tab w:val="left" w:pos="3664"/>
+          <w:tab w:val="left" w:pos="4580"/>
+          <w:tab w:val="left" w:pos="5496"/>
+          <w:tab w:val="left" w:pos="6412"/>
+          <w:tab w:val="left" w:pos="7328"/>
+          <w:tab w:val="left" w:pos="8244"/>
+          <w:tab w:val="left" w:pos="9160"/>
+          <w:tab w:val="left" w:pos="10076"/>
+          <w:tab w:val="left" w:pos="10992"/>
+          <w:tab w:val="left" w:pos="11908"/>
+          <w:tab w:val="left" w:pos="12824"/>
+          <w:tab w:val="left" w:pos="13740"/>
+          <w:tab w:val="left" w:pos="14656"/>
+        </w:tabs>
+        <w:spacing w:after="0" w:line="240" w:lineRule="auto"/>
+        <w:rPr>
+          <w:rFonts w:ascii="Courier New" w:eastAsia="Times New Roman" w:hAnsi="Courier New" w:cs="Courier New"/>
+          <w:sz w:val="20"/>
+          <w:szCs w:val="20"/>
+          <w:lang w:eastAsia="en-IN"/>
+        </w:rPr>
+      </w:pPr>
+      <w:r>
+        <w:rPr>
+          <w:rFonts w:ascii="Courier New" w:eastAsia="Times New Roman" w:hAnsi="Courier New" w:cs="Courier New"/>
+          <w:sz w:val="20"/>
+          <w:szCs w:val="20"/>
+          <w:lang w:eastAsia="en-IN"/>
+        </w:rPr>
+        <w:t>VALUES (10, 2000);</w:t>
+      </w:r>
+    </w:p>
+    <w:p>
+      <w:pPr>
+        <w:spacing w:before="100" w:beforeAutospacing="1" w:after="100" w:afterAutospacing="1" w:line="240" w:lineRule="auto"/>
+        <w:rPr>
+          <w:rFonts w:ascii="Times New Roman" w:eastAsia="Times New Roman" w:hAnsi="Times New Roman" w:cs="Times New Roman"/>
+          <w:sz w:val="24"/>
+          <w:szCs w:val="24"/>
+          <w:lang w:eastAsia="en-IN"/>
+        </w:rPr>
+      </w:pPr>
+      <w:r>
+        <w:rPr>
+          <w:rFonts w:ascii="Times New Roman" w:eastAsia="Times New Roman" w:hAnsi="Times New Roman" w:cs="Times New Roman"/>
+          <w:sz w:val="24"/>
+          <w:szCs w:val="24"/>
+          <w:lang w:eastAsia="en-IN"/>
+        </w:rPr>
+        <w:t xml:space="preserve">Under </w:t>
+      </w:r>
+      <w:r>
+        <w:rPr>
+          <w:rFonts w:ascii="Times New Roman" w:eastAsia="Times New Roman" w:hAnsi="Times New Roman" w:cs="Times New Roman"/>
+          <w:b/>
+          <w:bCs/>
+          <w:sz w:val="24"/>
+          <w:szCs w:val="24"/>
+          <w:lang w:eastAsia="en-IN"/>
+        </w:rPr>
+        <w:t>SERIALIZABLE</w:t>
+      </w:r>
+      <w:r>
+        <w:rPr>
+          <w:rFonts w:ascii="Times New Roman" w:eastAsia="Times New Roman" w:hAnsi="Times New Roman" w:cs="Times New Roman"/>
+          <w:sz w:val="24"/>
+          <w:szCs w:val="24"/>
+          <w:lang w:eastAsia="en-IN"/>
+        </w:rPr>
+        <w:t>, Transaction B must wait until Transaction A finishes.</w:t>
+      </w:r>
+    </w:p>
+    <w:p>
+      <w:pPr>
+        <w:spacing w:before="100" w:beforeAutospacing="1" w:after="100" w:afterAutospacing="1" w:line="240" w:lineRule="auto"/>
+        <w:rPr>
+          <w:rFonts w:ascii="Times New Roman" w:eastAsia="Times New Roman" w:hAnsi="Times New Roman" w:cs="Times New Roman"/>
+          <w:sz w:val="24"/>
+          <w:szCs w:val="24"/>
+          <w:lang w:eastAsia="en-IN"/>
+        </w:rPr>
+      </w:pPr>
+      <w:r>
+        <w:rPr>
+          <w:rFonts w:ascii="Times New Roman" w:eastAsia="Times New Roman" w:hAnsi="Times New Roman" w:cs="Times New Roman"/>
+          <w:sz w:val="24"/>
+          <w:szCs w:val="24"/>
+          <w:lang w:eastAsia="en-IN"/>
+        </w:rPr>
+        <w:t>This prevents new rows from appearing while Transaction A is running.</w:t>
+      </w:r>
+    </w:p>
+    <w:p>
+      <w:pPr>
+        <w:spacing w:before="100" w:beforeAutospacing="1" w:after="100" w:afterAutospacing="1" w:line="240" w:lineRule="auto"/>
+        <w:outlineLvl w:val="2"/>
+        <w:rPr>
+          <w:rFonts w:ascii="Times New Roman" w:eastAsia="Times New Roman" w:hAnsi="Times New Roman" w:cs="Times New Roman"/>
+          <w:b/>
+          <w:bCs/>
+          <w:sz w:val="27"/>
+          <w:szCs w:val="27"/>
+          <w:lang w:eastAsia="en-IN"/>
+        </w:rPr>
+      </w:pPr>
+      <w:r>
+        <w:rPr>
+          <w:rFonts w:ascii="Times New Roman" w:eastAsia="Times New Roman" w:hAnsi="Times New Roman" w:cs="Times New Roman"/>
+          <w:b/>
+          <w:bCs/>
+          <w:sz w:val="27"/>
+          <w:szCs w:val="27"/>
+          <w:lang w:eastAsia="en-IN"/>
+        </w:rPr>
+        <w:t>Interview Line</w:t>
+      </w:r>
+    </w:p>
+    <w:p>
+      <w:pPr>
+        <w:spacing w:beforeAutospacing="1" w:after="100" w:afterAutospacing="1" w:line="240" w:lineRule="auto"/>
+        <w:rPr>
+          <w:rFonts w:ascii="Times New Roman" w:eastAsia="Times New Roman" w:hAnsi="Times New Roman" w:cs="Times New Roman"/>
+          <w:sz w:val="24"/>
+          <w:szCs w:val="24"/>
+          <w:lang w:eastAsia="en-IN"/>
+        </w:rPr>
+      </w:pPr>
+      <w:r>
+        <w:rPr>
+          <w:rFonts w:ascii="Times New Roman" w:eastAsia="Times New Roman" w:hAnsi="Times New Roman" w:cs="Times New Roman"/>
+          <w:sz w:val="24"/>
+          <w:szCs w:val="24"/>
+          <w:lang w:eastAsia="en-IN"/>
+        </w:rPr>
+        <w:t>"SERIALIZABLE provides the highest consistency by making concurrent transactions behave as if they execute one at a time."</w:t>
+      </w:r>
+    </w:p>
+    <w:p>
+      <w:pPr>
+        <w:spacing w:after="0" w:line="240" w:lineRule="auto"/>
+        <w:rPr>
+          <w:rFonts w:ascii="Times New Roman" w:eastAsia="Times New Roman" w:hAnsi="Times New Roman" w:cs="Times New Roman"/>
+          <w:sz w:val="24"/>
+          <w:szCs w:val="24"/>
+          <w:lang w:eastAsia="en-IN"/>
+        </w:rPr>
+      </w:pPr>
+      <w:r>
+        <w:rPr>
+          <w:rFonts w:ascii="Times New Roman" w:eastAsia="Times New Roman" w:hAnsi="Times New Roman" w:cs="Times New Roman"/>
+          <w:sz w:val="24"/>
+          <w:szCs w:val="24"/>
+          <w:lang w:eastAsia="en-IN"/>
+        </w:rPr>
+        <w:pict>
+          <v:rect id="_x0000_i1144" style="width:0;height:1.5pt" o:hralign="center" o:hrstd="t" o:hr="t" fillcolor="#a0a0a0" stroked="f"/>
+        </w:pict>
+      </w:r>
+    </w:p>
+    <w:p>
+      <w:pPr>
+        <w:spacing w:before="100" w:beforeAutospacing="1" w:after="100" w:afterAutospacing="1" w:line="240" w:lineRule="auto"/>
+        <w:outlineLvl w:val="0"/>
+        <w:rPr>
+          <w:rFonts w:ascii="Times New Roman" w:eastAsia="Times New Roman" w:hAnsi="Times New Roman" w:cs="Times New Roman"/>
+          <w:b/>
+          <w:bCs/>
+          <w:kern w:val="36"/>
+          <w:sz w:val="48"/>
+          <w:szCs w:val="48"/>
+          <w:lang w:eastAsia="en-IN"/>
+        </w:rPr>
+      </w:pPr>
+      <w:r>
+        <w:rPr>
+          <w:rFonts w:ascii="Times New Roman" w:eastAsia="Times New Roman" w:hAnsi="Times New Roman" w:cs="Times New Roman"/>
+          <w:b/>
+          <w:bCs/>
+          <w:kern w:val="36"/>
+          <w:sz w:val="48"/>
+          <w:szCs w:val="48"/>
+          <w:lang w:eastAsia="en-IN"/>
+        </w:rPr>
+        <w:t>Common Problems</w:t>
+      </w:r>
+    </w:p>
+    <w:p>
+      <w:pPr>
+        <w:spacing w:before="100" w:beforeAutospacing="1" w:after="100" w:afterAutospacing="1" w:line="240" w:lineRule="auto"/>
+        <w:outlineLvl w:val="2"/>
+        <w:rPr>
+          <w:rFonts w:ascii="Times New Roman" w:eastAsia="Times New Roman" w:hAnsi="Times New Roman" w:cs="Times New Roman"/>
+          <w:b/>
+          <w:bCs/>
+          <w:sz w:val="27"/>
+          <w:szCs w:val="27"/>
+          <w:lang w:eastAsia="en-IN"/>
+        </w:rPr>
+      </w:pPr>
+      <w:r>
+        <w:rPr>
+          <w:rFonts w:ascii="Times New Roman" w:eastAsia="Times New Roman" w:hAnsi="Times New Roman" w:cs="Times New Roman"/>
+          <w:b/>
+          <w:bCs/>
+          <w:sz w:val="27"/>
+          <w:szCs w:val="27"/>
+          <w:lang w:eastAsia="en-IN"/>
+        </w:rPr>
+        <w:lastRenderedPageBreak/>
+        <w:t>1. Dirty Read</w:t>
+      </w:r>
+    </w:p>
+    <w:p>
+      <w:pPr>
+        <w:spacing w:before="100" w:beforeAutospacing="1" w:after="100" w:afterAutospacing="1" w:line="240" w:lineRule="auto"/>
+        <w:rPr>
+          <w:rFonts w:ascii="Times New Roman" w:eastAsia="Times New Roman" w:hAnsi="Times New Roman" w:cs="Times New Roman"/>
+          <w:sz w:val="24"/>
+          <w:szCs w:val="24"/>
+          <w:lang w:eastAsia="en-IN"/>
+        </w:rPr>
+      </w:pPr>
+      <w:r>
+        <w:rPr>
+          <w:rFonts w:ascii="Times New Roman" w:eastAsia="Times New Roman" w:hAnsi="Times New Roman" w:cs="Times New Roman"/>
+          <w:sz w:val="24"/>
+          <w:szCs w:val="24"/>
+          <w:lang w:eastAsia="en-IN"/>
+        </w:rPr>
+        <w:t>Reading data that has not been committed.</w:t>
+      </w:r>
+    </w:p>
+    <w:p>
+      <w:pPr>
+        <w:spacing w:before="100" w:beforeAutospacing="1" w:after="100" w:afterAutospacing="1" w:line="240" w:lineRule="auto"/>
+        <w:rPr>
+          <w:rFonts w:ascii="Times New Roman" w:eastAsia="Times New Roman" w:hAnsi="Times New Roman" w:cs="Times New Roman"/>
+          <w:sz w:val="24"/>
+          <w:szCs w:val="24"/>
+          <w:lang w:eastAsia="en-IN"/>
+        </w:rPr>
+      </w:pPr>
+      <w:r>
+        <w:rPr>
+          <w:rFonts w:ascii="Times New Roman" w:eastAsia="Times New Roman" w:hAnsi="Times New Roman" w:cs="Times New Roman"/>
+          <w:sz w:val="24"/>
+          <w:szCs w:val="24"/>
+          <w:lang w:eastAsia="en-IN"/>
+        </w:rPr>
+        <w:t>Example:</w:t>
+      </w:r>
+    </w:p>
+    <w:p>
+      <w:pPr>
+        <w:tabs>
+          <w:tab w:val="left" w:pos="916"/>
+          <w:tab w:val="left" w:pos="1832"/>
+          <w:tab w:val="left" w:pos="2748"/>
+          <w:tab w:val="left" w:pos="3664"/>
+          <w:tab w:val="left" w:pos="4580"/>
+          <w:tab w:val="left" w:pos="5496"/>
+          <w:tab w:val="left" w:pos="6412"/>
+          <w:tab w:val="left" w:pos="7328"/>
+          <w:tab w:val="left" w:pos="8244"/>
+          <w:tab w:val="left" w:pos="9160"/>
+          <w:tab w:val="left" w:pos="10076"/>
+          <w:tab w:val="left" w:pos="10992"/>
+          <w:tab w:val="left" w:pos="11908"/>
+          <w:tab w:val="left" w:pos="12824"/>
+          <w:tab w:val="left" w:pos="13740"/>
+          <w:tab w:val="left" w:pos="14656"/>
+        </w:tabs>
+        <w:spacing w:after="0" w:line="240" w:lineRule="auto"/>
+        <w:rPr>
+          <w:rFonts w:ascii="Courier New" w:eastAsia="Times New Roman" w:hAnsi="Courier New" w:cs="Courier New"/>
+          <w:sz w:val="20"/>
+          <w:szCs w:val="20"/>
+          <w:lang w:eastAsia="en-IN"/>
+        </w:rPr>
+      </w:pPr>
+      <w:r>
+        <w:rPr>
+          <w:rFonts w:ascii="Courier New" w:eastAsia="Times New Roman" w:hAnsi="Courier New" w:cs="Courier New"/>
+          <w:sz w:val="20"/>
+          <w:szCs w:val="20"/>
+          <w:lang w:eastAsia="en-IN"/>
+        </w:rPr>
+        <w:t>A changes salary to 60,000</w:t>
+      </w:r>
+    </w:p>
+    <w:p>
+      <w:pPr>
+        <w:tabs>
+          <w:tab w:val="left" w:pos="916"/>
+          <w:tab w:val="left" w:pos="1832"/>
+          <w:tab w:val="left" w:pos="2748"/>
+          <w:tab w:val="left" w:pos="3664"/>
+          <w:tab w:val="left" w:pos="4580"/>
+          <w:tab w:val="left" w:pos="5496"/>
+          <w:tab w:val="left" w:pos="6412"/>
+          <w:tab w:val="left" w:pos="7328"/>
+          <w:tab w:val="left" w:pos="8244"/>
+          <w:tab w:val="left" w:pos="9160"/>
+          <w:tab w:val="left" w:pos="10076"/>
+          <w:tab w:val="left" w:pos="10992"/>
+          <w:tab w:val="left" w:pos="11908"/>
+          <w:tab w:val="left" w:pos="12824"/>
+          <w:tab w:val="left" w:pos="13740"/>
+          <w:tab w:val="left" w:pos="14656"/>
+        </w:tabs>
+        <w:spacing w:after="0" w:line="240" w:lineRule="auto"/>
+        <w:rPr>
+          <w:rFonts w:ascii="Courier New" w:eastAsia="Times New Roman" w:hAnsi="Courier New" w:cs="Courier New"/>
+          <w:sz w:val="20"/>
+          <w:szCs w:val="20"/>
+          <w:lang w:eastAsia="en-IN"/>
+        </w:rPr>
+      </w:pPr>
+      <w:r>
+        <w:rPr>
+          <w:rFonts w:ascii="Courier New" w:eastAsia="Times New Roman" w:hAnsi="Courier New" w:cs="Courier New"/>
+          <w:sz w:val="20"/>
+          <w:szCs w:val="20"/>
+          <w:lang w:eastAsia="en-IN"/>
+        </w:rPr>
+        <w:t>B reads 60,000</w:t>
+      </w:r>
+    </w:p>
+    <w:p>
+      <w:pPr>
+        <w:tabs>
+          <w:tab w:val="left" w:pos="916"/>
+          <w:tab w:val="left" w:pos="1832"/>
+          <w:tab w:val="left" w:pos="2748"/>
+          <w:tab w:val="left" w:pos="3664"/>
+          <w:tab w:val="left" w:pos="4580"/>
+          <w:tab w:val="left" w:pos="5496"/>
+          <w:tab w:val="left" w:pos="6412"/>
+          <w:tab w:val="left" w:pos="7328"/>
+          <w:tab w:val="left" w:pos="8244"/>
+          <w:tab w:val="left" w:pos="9160"/>
+          <w:tab w:val="left" w:pos="10076"/>
+          <w:tab w:val="left" w:pos="10992"/>
+          <w:tab w:val="left" w:pos="11908"/>
+          <w:tab w:val="left" w:pos="12824"/>
+          <w:tab w:val="left" w:pos="13740"/>
+          <w:tab w:val="left" w:pos="14656"/>
+        </w:tabs>
+        <w:spacing w:after="0" w:line="240" w:lineRule="auto"/>
+        <w:rPr>
+          <w:rFonts w:ascii="Courier New" w:eastAsia="Times New Roman" w:hAnsi="Courier New" w:cs="Courier New"/>
+          <w:sz w:val="20"/>
+          <w:szCs w:val="20"/>
+          <w:lang w:eastAsia="en-IN"/>
+        </w:rPr>
+      </w:pPr>
+      <w:r>
+        <w:rPr>
+          <w:rFonts w:ascii="Courier New" w:eastAsia="Times New Roman" w:hAnsi="Courier New" w:cs="Courier New"/>
+          <w:sz w:val="20"/>
+          <w:szCs w:val="20"/>
+          <w:lang w:eastAsia="en-IN"/>
+        </w:rPr>
+        <w:t>A rolls back</w:t>
+      </w:r>
+    </w:p>
+    <w:p>
+      <w:pPr>
+        <w:tabs>
+          <w:tab w:val="left" w:pos="916"/>
+          <w:tab w:val="left" w:pos="1832"/>
+          <w:tab w:val="left" w:pos="2748"/>
+          <w:tab w:val="left" w:pos="3664"/>
+          <w:tab w:val="left" w:pos="4580"/>
+          <w:tab w:val="left" w:pos="5496"/>
+          <w:tab w:val="left" w:pos="6412"/>
+          <w:tab w:val="left" w:pos="7328"/>
+          <w:tab w:val="left" w:pos="8244"/>
+          <w:tab w:val="left" w:pos="9160"/>
+          <w:tab w:val="left" w:pos="10076"/>
+          <w:tab w:val="left" w:pos="10992"/>
+          <w:tab w:val="left" w:pos="11908"/>
+          <w:tab w:val="left" w:pos="12824"/>
+          <w:tab w:val="left" w:pos="13740"/>
+          <w:tab w:val="left" w:pos="14656"/>
+        </w:tabs>
+        <w:spacing w:after="0" w:line="240" w:lineRule="auto"/>
+        <w:rPr>
+          <w:rFonts w:ascii="Courier New" w:eastAsia="Times New Roman" w:hAnsi="Courier New" w:cs="Courier New"/>
+          <w:sz w:val="20"/>
+          <w:szCs w:val="20"/>
+          <w:lang w:eastAsia="en-IN"/>
+        </w:rPr>
+      </w:pPr>
+      <w:r>
+        <w:rPr>
+          <w:rFonts w:ascii="Courier New" w:eastAsia="Times New Roman" w:hAnsi="Courier New" w:cs="Courier New"/>
+          <w:sz w:val="20"/>
+          <w:szCs w:val="20"/>
+          <w:lang w:eastAsia="en-IN"/>
+        </w:rPr>
+        <w:t>Actual salary is still 50,000</w:t>
+      </w:r>
+    </w:p>
+    <w:p>
+      <w:pPr>
+        <w:spacing w:after="0" w:line="240" w:lineRule="auto"/>
+        <w:rPr>
+          <w:rFonts w:ascii="Times New Roman" w:eastAsia="Times New Roman" w:hAnsi="Times New Roman" w:cs="Times New Roman"/>
+          <w:sz w:val="24"/>
+          <w:szCs w:val="24"/>
+          <w:lang w:eastAsia="en-IN"/>
+        </w:rPr>
+      </w:pPr>
+      <w:r>
+        <w:rPr>
+          <w:rFonts w:ascii="Times New Roman" w:eastAsia="Times New Roman" w:hAnsi="Times New Roman" w:cs="Times New Roman"/>
+          <w:sz w:val="24"/>
+          <w:szCs w:val="24"/>
+          <w:lang w:eastAsia="en-IN"/>
+        </w:rPr>
+        <w:pict>
+          <v:rect id="_x0000_i1145" style="width:0;height:1.5pt" o:hralign="center" o:hrstd="t" o:hr="t" fillcolor="#a0a0a0" stroked="f"/>
+        </w:pict>
+      </w:r>
+    </w:p>
+    <w:p>
+      <w:pPr>
+        <w:spacing w:before="100" w:beforeAutospacing="1" w:after="100" w:afterAutospacing="1" w:line="240" w:lineRule="auto"/>
+        <w:outlineLvl w:val="2"/>
+        <w:rPr>
+          <w:rFonts w:ascii="Times New Roman" w:eastAsia="Times New Roman" w:hAnsi="Times New Roman" w:cs="Times New Roman"/>
+          <w:b/>
+          <w:bCs/>
+          <w:sz w:val="27"/>
+          <w:szCs w:val="27"/>
+          <w:lang w:eastAsia="en-IN"/>
+        </w:rPr>
+      </w:pPr>
+      <w:r>
+        <w:rPr>
+          <w:rFonts w:ascii="Times New Roman" w:eastAsia="Times New Roman" w:hAnsi="Times New Roman" w:cs="Times New Roman"/>
+          <w:b/>
+          <w:bCs/>
+          <w:sz w:val="27"/>
+          <w:szCs w:val="27"/>
+          <w:lang w:eastAsia="en-IN"/>
+        </w:rPr>
+        <w:t>2. Non-Repeatable Read</w:t>
+      </w:r>
+    </w:p>
+    <w:p>
+      <w:pPr>
+        <w:spacing w:before="100" w:beforeAutospacing="1" w:after="100" w:afterAutospacing="1" w:line="240" w:lineRule="auto"/>
+        <w:rPr>
+          <w:rFonts w:ascii="Times New Roman" w:eastAsia="Times New Roman" w:hAnsi="Times New Roman" w:cs="Times New Roman"/>
+          <w:sz w:val="24"/>
+          <w:szCs w:val="24"/>
+          <w:lang w:eastAsia="en-IN"/>
+        </w:rPr>
+      </w:pPr>
+      <w:r>
+        <w:rPr>
+          <w:rFonts w:ascii="Times New Roman" w:eastAsia="Times New Roman" w:hAnsi="Times New Roman" w:cs="Times New Roman"/>
+          <w:sz w:val="24"/>
+          <w:szCs w:val="24"/>
+          <w:lang w:eastAsia="en-IN"/>
+        </w:rPr>
+        <w:t>Reading the same row twice gives different values.</w:t>
+      </w:r>
+    </w:p>
+    <w:p>
+      <w:pPr>
+        <w:spacing w:before="100" w:beforeAutospacing="1" w:after="100" w:afterAutospacing="1" w:line="240" w:lineRule="auto"/>
+        <w:rPr>
+          <w:rFonts w:ascii="Times New Roman" w:eastAsia="Times New Roman" w:hAnsi="Times New Roman" w:cs="Times New Roman"/>
+          <w:sz w:val="24"/>
+          <w:szCs w:val="24"/>
+          <w:lang w:eastAsia="en-IN"/>
+        </w:rPr>
+      </w:pPr>
+      <w:r>
+        <w:rPr>
+          <w:rFonts w:ascii="Times New Roman" w:eastAsia="Times New Roman" w:hAnsi="Times New Roman" w:cs="Times New Roman"/>
+          <w:sz w:val="24"/>
+          <w:szCs w:val="24"/>
+          <w:lang w:eastAsia="en-IN"/>
+        </w:rPr>
+        <w:t>Example:</w:t>
+      </w:r>
+    </w:p>
+    <w:p>
+      <w:pPr>
+        <w:tabs>
+          <w:tab w:val="left" w:pos="916"/>
+          <w:tab w:val="left" w:pos="1832"/>
+          <w:tab w:val="left" w:pos="2748"/>
+          <w:tab w:val="left" w:pos="3664"/>
+          <w:tab w:val="left" w:pos="4580"/>
+          <w:tab w:val="left" w:pos="5496"/>
+          <w:tab w:val="left" w:pos="6412"/>
+          <w:tab w:val="left" w:pos="7328"/>
+          <w:tab w:val="left" w:pos="8244"/>
+          <w:tab w:val="left" w:pos="9160"/>
+          <w:tab w:val="left" w:pos="10076"/>
+          <w:tab w:val="left" w:pos="10992"/>
+          <w:tab w:val="left" w:pos="11908"/>
+          <w:tab w:val="left" w:pos="12824"/>
+          <w:tab w:val="left" w:pos="13740"/>
+          <w:tab w:val="left" w:pos="14656"/>
+        </w:tabs>
+        <w:spacing w:after="0" w:line="240" w:lineRule="auto"/>
+        <w:rPr>
+          <w:rFonts w:ascii="Courier New" w:eastAsia="Times New Roman" w:hAnsi="Courier New" w:cs="Courier New"/>
+          <w:sz w:val="20"/>
+          <w:szCs w:val="20"/>
+          <w:lang w:eastAsia="en-IN"/>
+        </w:rPr>
+      </w:pPr>
+      <w:r>
+        <w:rPr>
+          <w:rFonts w:ascii="Courier New" w:eastAsia="Times New Roman" w:hAnsi="Courier New" w:cs="Courier New"/>
+          <w:sz w:val="20"/>
+          <w:szCs w:val="20"/>
+          <w:lang w:eastAsia="en-IN"/>
+        </w:rPr>
+        <w:t>First Read = 50000</w:t>
+      </w:r>
+    </w:p>
+    <w:p>
+      <w:pPr>
+        <w:tabs>
+          <w:tab w:val="left" w:pos="916"/>
+          <w:tab w:val="left" w:pos="1832"/>
+          <w:tab w:val="left" w:pos="2748"/>
+          <w:tab w:val="left" w:pos="3664"/>
+          <w:tab w:val="left" w:pos="4580"/>
+          <w:tab w:val="left" w:pos="5496"/>
+          <w:tab w:val="left" w:pos="6412"/>
+          <w:tab w:val="left" w:pos="7328"/>
+          <w:tab w:val="left" w:pos="8244"/>
+          <w:tab w:val="left" w:pos="9160"/>
+          <w:tab w:val="left" w:pos="10076"/>
+          <w:tab w:val="left" w:pos="10992"/>
+          <w:tab w:val="left" w:pos="11908"/>
+          <w:tab w:val="left" w:pos="12824"/>
+          <w:tab w:val="left" w:pos="13740"/>
+          <w:tab w:val="left" w:pos="14656"/>
+        </w:tabs>
+        <w:spacing w:after="0" w:line="240" w:lineRule="auto"/>
+        <w:rPr>
+          <w:rFonts w:ascii="Courier New" w:eastAsia="Times New Roman" w:hAnsi="Courier New" w:cs="Courier New"/>
+          <w:sz w:val="20"/>
+          <w:szCs w:val="20"/>
+          <w:lang w:eastAsia="en-IN"/>
+        </w:rPr>
+      </w:pPr>
+      <w:r>
+        <w:rPr>
+          <w:rFonts w:ascii="Courier New" w:eastAsia="Times New Roman" w:hAnsi="Courier New" w:cs="Courier New"/>
+          <w:sz w:val="20"/>
+          <w:szCs w:val="20"/>
+          <w:lang w:eastAsia="en-IN"/>
+        </w:rPr>
+        <w:t>Another transaction updates</w:t>
+      </w:r>
+    </w:p>
+    <w:p>
+      <w:pPr>
+        <w:tabs>
+          <w:tab w:val="left" w:pos="916"/>
+          <w:tab w:val="left" w:pos="1832"/>
+          <w:tab w:val="left" w:pos="2748"/>
+          <w:tab w:val="left" w:pos="3664"/>
+          <w:tab w:val="left" w:pos="4580"/>
+          <w:tab w:val="left" w:pos="5496"/>
+          <w:tab w:val="left" w:pos="6412"/>
+          <w:tab w:val="left" w:pos="7328"/>
+          <w:tab w:val="left" w:pos="8244"/>
+          <w:tab w:val="left" w:pos="9160"/>
+          <w:tab w:val="left" w:pos="10076"/>
+          <w:tab w:val="left" w:pos="10992"/>
+          <w:tab w:val="left" w:pos="11908"/>
+          <w:tab w:val="left" w:pos="12824"/>
+          <w:tab w:val="left" w:pos="13740"/>
+          <w:tab w:val="left" w:pos="14656"/>
+        </w:tabs>
+        <w:spacing w:after="0" w:line="240" w:lineRule="auto"/>
+        <w:rPr>
+          <w:rFonts w:ascii="Courier New" w:eastAsia="Times New Roman" w:hAnsi="Courier New" w:cs="Courier New"/>
+          <w:sz w:val="20"/>
+          <w:szCs w:val="20"/>
+          <w:lang w:eastAsia="en-IN"/>
+        </w:rPr>
+      </w:pPr>
+      <w:r>
+        <w:rPr>
+          <w:rFonts w:ascii="Courier New" w:eastAsia="Times New Roman" w:hAnsi="Courier New" w:cs="Courier New"/>
+          <w:sz w:val="20"/>
+          <w:szCs w:val="20"/>
+          <w:lang w:eastAsia="en-IN"/>
+        </w:rPr>
+        <w:t>Second Read = 60000</w:t>
+      </w:r>
+    </w:p>
+    <w:p>
+      <w:pPr>
+        <w:spacing w:after="0" w:line="240" w:lineRule="auto"/>
+        <w:rPr>
+          <w:rFonts w:ascii="Times New Roman" w:eastAsia="Times New Roman" w:hAnsi="Times New Roman" w:cs="Times New Roman"/>
+          <w:sz w:val="24"/>
+          <w:szCs w:val="24"/>
+          <w:lang w:eastAsia="en-IN"/>
+        </w:rPr>
+      </w:pPr>
+      <w:r>
+        <w:rPr>
+          <w:rFonts w:ascii="Times New Roman" w:eastAsia="Times New Roman" w:hAnsi="Times New Roman" w:cs="Times New Roman"/>
+          <w:sz w:val="24"/>
+          <w:szCs w:val="24"/>
+          <w:lang w:eastAsia="en-IN"/>
+        </w:rPr>
+        <w:pict>
+          <v:rect id="_x0000_i1146" style="width:0;height:1.5pt" o:hralign="center" o:hrstd="t" o:hr="t" fillcolor="#a0a0a0" stroked="f"/>
+        </w:pict>
+      </w:r>
+    </w:p>
+    <w:p>
+      <w:pPr>
+        <w:spacing w:before="100" w:beforeAutospacing="1" w:after="100" w:afterAutospacing="1" w:line="240" w:lineRule="auto"/>
+        <w:outlineLvl w:val="2"/>
+        <w:rPr>
+          <w:rFonts w:ascii="Times New Roman" w:eastAsia="Times New Roman" w:hAnsi="Times New Roman" w:cs="Times New Roman"/>
+          <w:b/>
+          <w:bCs/>
+          <w:sz w:val="27"/>
+          <w:szCs w:val="27"/>
+          <w:lang w:eastAsia="en-IN"/>
+        </w:rPr>
+      </w:pPr>
+      <w:r>
+        <w:rPr>
+          <w:rFonts w:ascii="Times New Roman" w:eastAsia="Times New Roman" w:hAnsi="Times New Roman" w:cs="Times New Roman"/>
+          <w:b/>
+          <w:bCs/>
+          <w:sz w:val="27"/>
+          <w:szCs w:val="27"/>
+          <w:lang w:eastAsia="en-IN"/>
+        </w:rPr>
+        <w:t>3. Phantom Read</w:t>
+      </w:r>
+    </w:p>
+    <w:p>
+      <w:pPr>
+        <w:spacing w:before="100" w:beforeAutospacing="1" w:after="100" w:afterAutospacing="1" w:line="240" w:lineRule="auto"/>
+        <w:rPr>
+          <w:rFonts w:ascii="Times New Roman" w:eastAsia="Times New Roman" w:hAnsi="Times New Roman" w:cs="Times New Roman"/>
+          <w:sz w:val="24"/>
+          <w:szCs w:val="24"/>
+          <w:lang w:eastAsia="en-IN"/>
+        </w:rPr>
+      </w:pPr>
+      <w:r>
+        <w:rPr>
+          <w:rFonts w:ascii="Times New Roman" w:eastAsia="Times New Roman" w:hAnsi="Times New Roman" w:cs="Times New Roman"/>
+          <w:sz w:val="24"/>
+          <w:szCs w:val="24"/>
+          <w:lang w:eastAsia="en-IN"/>
+        </w:rPr>
+        <w:lastRenderedPageBreak/>
+        <w:t>The number of rows changes between two identical queries because another transaction inserts or deletes matching rows.</w:t>
+      </w:r>
+    </w:p>
+    <w:p>
+      <w:pPr>
+        <w:spacing w:before="100" w:beforeAutospacing="1" w:after="100" w:afterAutospacing="1" w:line="240" w:lineRule="auto"/>
+        <w:rPr>
+          <w:rFonts w:ascii="Times New Roman" w:eastAsia="Times New Roman" w:hAnsi="Times New Roman" w:cs="Times New Roman"/>
+          <w:sz w:val="24"/>
+          <w:szCs w:val="24"/>
+          <w:lang w:eastAsia="en-IN"/>
+        </w:rPr>
+      </w:pPr>
+      <w:r>
+        <w:rPr>
+          <w:rFonts w:ascii="Times New Roman" w:eastAsia="Times New Roman" w:hAnsi="Times New Roman" w:cs="Times New Roman"/>
+          <w:sz w:val="24"/>
+          <w:szCs w:val="24"/>
+          <w:lang w:eastAsia="en-IN"/>
+        </w:rPr>
+        <w:t>Example:</w:t>
+      </w:r>
+    </w:p>
+    <w:p>
+      <w:pPr>
+        <w:spacing w:before="100" w:beforeAutospacing="1" w:after="100" w:afterAutospacing="1" w:line="240" w:lineRule="auto"/>
+        <w:rPr>
+          <w:rFonts w:ascii="Times New Roman" w:eastAsia="Times New Roman" w:hAnsi="Times New Roman" w:cs="Times New Roman"/>
+          <w:sz w:val="24"/>
+          <w:szCs w:val="24"/>
+          <w:lang w:eastAsia="en-IN"/>
+        </w:rPr>
+      </w:pPr>
+      <w:r>
+        <w:rPr>
+          <w:rFonts w:ascii="Times New Roman" w:eastAsia="Times New Roman" w:hAnsi="Times New Roman" w:cs="Times New Roman"/>
+          <w:sz w:val="24"/>
+          <w:szCs w:val="24"/>
+          <w:lang w:eastAsia="en-IN"/>
+        </w:rPr>
+        <w:t>Transaction A</w:t>
+      </w:r>
+    </w:p>
+    <w:p>
+      <w:pPr>
+        <w:tabs>
+          <w:tab w:val="left" w:pos="916"/>
+          <w:tab w:val="left" w:pos="1832"/>
+          <w:tab w:val="left" w:pos="2748"/>
+          <w:tab w:val="left" w:pos="3664"/>
+          <w:tab w:val="left" w:pos="4580"/>
+          <w:tab w:val="left" w:pos="5496"/>
+          <w:tab w:val="left" w:pos="6412"/>
+          <w:tab w:val="left" w:pos="7328"/>
+          <w:tab w:val="left" w:pos="8244"/>
+          <w:tab w:val="left" w:pos="9160"/>
+          <w:tab w:val="left" w:pos="10076"/>
+          <w:tab w:val="left" w:pos="10992"/>
+          <w:tab w:val="left" w:pos="11908"/>
+          <w:tab w:val="left" w:pos="12824"/>
+          <w:tab w:val="left" w:pos="13740"/>
+          <w:tab w:val="left" w:pos="14656"/>
+        </w:tabs>
+        <w:spacing w:after="0" w:line="240" w:lineRule="auto"/>
+        <w:rPr>
+          <w:rFonts w:ascii="Courier New" w:eastAsia="Times New Roman" w:hAnsi="Courier New" w:cs="Courier New"/>
+          <w:sz w:val="20"/>
+          <w:szCs w:val="20"/>
+          <w:lang w:eastAsia="en-IN"/>
+        </w:rPr>
+      </w:pPr>
+      <w:r>
+        <w:rPr>
+          <w:rFonts w:ascii="Courier New" w:eastAsia="Times New Roman" w:hAnsi="Courier New" w:cs="Courier New"/>
+          <w:sz w:val="20"/>
+          <w:szCs w:val="20"/>
+          <w:lang w:eastAsia="en-IN"/>
+        </w:rPr>
+        <w:t>SELECT *</w:t>
+      </w:r>
+    </w:p>
+    <w:p>
+      <w:pPr>
+        <w:tabs>
+          <w:tab w:val="left" w:pos="916"/>
+          <w:tab w:val="left" w:pos="1832"/>
+          <w:tab w:val="left" w:pos="2748"/>
+          <w:tab w:val="left" w:pos="3664"/>
+          <w:tab w:val="left" w:pos="4580"/>
+          <w:tab w:val="left" w:pos="5496"/>
+          <w:tab w:val="left" w:pos="6412"/>
+          <w:tab w:val="left" w:pos="7328"/>
+          <w:tab w:val="left" w:pos="8244"/>
+          <w:tab w:val="left" w:pos="9160"/>
+          <w:tab w:val="left" w:pos="10076"/>
+          <w:tab w:val="left" w:pos="10992"/>
+          <w:tab w:val="left" w:pos="11908"/>
+          <w:tab w:val="left" w:pos="12824"/>
+          <w:tab w:val="left" w:pos="13740"/>
+          <w:tab w:val="left" w:pos="14656"/>
+        </w:tabs>
+        <w:spacing w:after="0" w:line="240" w:lineRule="auto"/>
+        <w:rPr>
+          <w:rFonts w:ascii="Courier New" w:eastAsia="Times New Roman" w:hAnsi="Courier New" w:cs="Courier New"/>
+          <w:sz w:val="20"/>
+          <w:szCs w:val="20"/>
+          <w:lang w:eastAsia="en-IN"/>
+        </w:rPr>
+      </w:pPr>
+      <w:r>
+        <w:rPr>
+          <w:rFonts w:ascii="Courier New" w:eastAsia="Times New Roman" w:hAnsi="Courier New" w:cs="Courier New"/>
+          <w:sz w:val="20"/>
+          <w:szCs w:val="20"/>
+          <w:lang w:eastAsia="en-IN"/>
+        </w:rPr>
+        <w:t>FROM Employee</w:t>
+      </w:r>
+    </w:p>
+    <w:p>
+      <w:pPr>
+        <w:tabs>
+          <w:tab w:val="left" w:pos="916"/>
+          <w:tab w:val="left" w:pos="1832"/>
+          <w:tab w:val="left" w:pos="2748"/>
+          <w:tab w:val="left" w:pos="3664"/>
+          <w:tab w:val="left" w:pos="4580"/>
+          <w:tab w:val="left" w:pos="5496"/>
+          <w:tab w:val="left" w:pos="6412"/>
+          <w:tab w:val="left" w:pos="7328"/>
+          <w:tab w:val="left" w:pos="8244"/>
+          <w:tab w:val="left" w:pos="9160"/>
+          <w:tab w:val="left" w:pos="10076"/>
+          <w:tab w:val="left" w:pos="10992"/>
+          <w:tab w:val="left" w:pos="11908"/>
+          <w:tab w:val="left" w:pos="12824"/>
+          <w:tab w:val="left" w:pos="13740"/>
+          <w:tab w:val="left" w:pos="14656"/>
+        </w:tabs>
+        <w:spacing w:after="0" w:line="240" w:lineRule="auto"/>
+        <w:rPr>
+          <w:rFonts w:ascii="Courier New" w:eastAsia="Times New Roman" w:hAnsi="Courier New" w:cs="Courier New"/>
+          <w:sz w:val="20"/>
+          <w:szCs w:val="20"/>
+          <w:lang w:eastAsia="en-IN"/>
+        </w:rPr>
+      </w:pPr>
+      <w:r>
+        <w:rPr>
+          <w:rFonts w:ascii="Courier New" w:eastAsia="Times New Roman" w:hAnsi="Courier New" w:cs="Courier New"/>
+          <w:sz w:val="20"/>
+          <w:szCs w:val="20"/>
+          <w:lang w:eastAsia="en-IN"/>
+        </w:rPr>
+        <w:t>WHERE Department = 'HR';</w:t>
+      </w:r>
+    </w:p>
+    <w:p>
+      <w:pPr>
+        <w:spacing w:before="100" w:beforeAutospacing="1" w:after="100" w:afterAutospacing="1" w:line="240" w:lineRule="auto"/>
+        <w:rPr>
+          <w:rFonts w:ascii="Times New Roman" w:eastAsia="Times New Roman" w:hAnsi="Times New Roman" w:cs="Times New Roman"/>
+          <w:sz w:val="24"/>
+          <w:szCs w:val="24"/>
+          <w:lang w:eastAsia="en-IN"/>
+        </w:rPr>
+      </w:pPr>
+      <w:r>
+        <w:rPr>
+          <w:rFonts w:ascii="Times New Roman" w:eastAsia="Times New Roman" w:hAnsi="Times New Roman" w:cs="Times New Roman"/>
+          <w:sz w:val="24"/>
+          <w:szCs w:val="24"/>
+          <w:lang w:eastAsia="en-IN"/>
+        </w:rPr>
+        <w:t>Returns</w:t>
+      </w:r>
+    </w:p>
+    <w:p>
+      <w:pPr>
+        <w:tabs>
+          <w:tab w:val="left" w:pos="916"/>
+          <w:tab w:val="left" w:pos="1832"/>
+          <w:tab w:val="left" w:pos="2748"/>
+          <w:tab w:val="left" w:pos="3664"/>
+          <w:tab w:val="left" w:pos="4580"/>
+          <w:tab w:val="left" w:pos="5496"/>
+          <w:tab w:val="left" w:pos="6412"/>
+          <w:tab w:val="left" w:pos="7328"/>
+          <w:tab w:val="left" w:pos="8244"/>
+          <w:tab w:val="left" w:pos="9160"/>
+          <w:tab w:val="left" w:pos="10076"/>
+          <w:tab w:val="left" w:pos="10992"/>
+          <w:tab w:val="left" w:pos="11908"/>
+          <w:tab w:val="left" w:pos="12824"/>
+          <w:tab w:val="left" w:pos="13740"/>
+          <w:tab w:val="left" w:pos="14656"/>
+        </w:tabs>
+        <w:spacing w:after="0" w:line="240" w:lineRule="auto"/>
+        <w:rPr>
+          <w:rFonts w:ascii="Courier New" w:eastAsia="Times New Roman" w:hAnsi="Courier New" w:cs="Courier New"/>
+          <w:sz w:val="20"/>
+          <w:szCs w:val="20"/>
+          <w:lang w:eastAsia="en-IN"/>
+        </w:rPr>
+      </w:pPr>
+      <w:r>
+        <w:rPr>
+          <w:rFonts w:ascii="Courier New" w:eastAsia="Times New Roman" w:hAnsi="Courier New" w:cs="Courier New"/>
+          <w:sz w:val="20"/>
+          <w:szCs w:val="20"/>
+          <w:lang w:eastAsia="en-IN"/>
+        </w:rPr>
+        <w:t>10 rows</w:t>
+      </w:r>
+    </w:p>
+    <w:p>
+      <w:pPr>
+        <w:spacing w:before="100" w:beforeAutospacing="1" w:after="100" w:afterAutospacing="1" w:line="240" w:lineRule="auto"/>
+        <w:rPr>
+          <w:rFonts w:ascii="Times New Roman" w:eastAsia="Times New Roman" w:hAnsi="Times New Roman" w:cs="Times New Roman"/>
+          <w:sz w:val="24"/>
+          <w:szCs w:val="24"/>
+          <w:lang w:eastAsia="en-IN"/>
+        </w:rPr>
+      </w:pPr>
+      <w:r>
+        <w:rPr>
+          <w:rFonts w:ascii="Times New Roman" w:eastAsia="Times New Roman" w:hAnsi="Times New Roman" w:cs="Times New Roman"/>
+          <w:sz w:val="24"/>
+          <w:szCs w:val="24"/>
+          <w:lang w:eastAsia="en-IN"/>
+        </w:rPr>
+        <w:t>Transaction B</w:t>
+      </w:r>
+    </w:p>
+    <w:p>
+      <w:pPr>
+        <w:tabs>
+          <w:tab w:val="left" w:pos="916"/>
+          <w:tab w:val="left" w:pos="1832"/>
+          <w:tab w:val="left" w:pos="2748"/>
+          <w:tab w:val="left" w:pos="3664"/>
+          <w:tab w:val="left" w:pos="4580"/>
+          <w:tab w:val="left" w:pos="5496"/>
+          <w:tab w:val="left" w:pos="6412"/>
+          <w:tab w:val="left" w:pos="7328"/>
+          <w:tab w:val="left" w:pos="8244"/>
+          <w:tab w:val="left" w:pos="9160"/>
+          <w:tab w:val="left" w:pos="10076"/>
+          <w:tab w:val="left" w:pos="10992"/>
+          <w:tab w:val="left" w:pos="11908"/>
+          <w:tab w:val="left" w:pos="12824"/>
+          <w:tab w:val="left" w:pos="13740"/>
+          <w:tab w:val="left" w:pos="14656"/>
+        </w:tabs>
+        <w:spacing w:after="0" w:line="240" w:lineRule="auto"/>
+        <w:rPr>
+          <w:rFonts w:ascii="Courier New" w:eastAsia="Times New Roman" w:hAnsi="Courier New" w:cs="Courier New"/>
+          <w:sz w:val="20"/>
+          <w:szCs w:val="20"/>
+          <w:lang w:eastAsia="en-IN"/>
+        </w:rPr>
+      </w:pPr>
+      <w:r>
+        <w:rPr>
+          <w:rFonts w:ascii="Courier New" w:eastAsia="Times New Roman" w:hAnsi="Courier New" w:cs="Courier New"/>
+          <w:sz w:val="20"/>
+          <w:szCs w:val="20"/>
+          <w:lang w:eastAsia="en-IN"/>
+        </w:rPr>
+        <w:t>INSERT INTO Employee</w:t>
+      </w:r>
+    </w:p>
+    <w:p>
+      <w:pPr>
+        <w:tabs>
+          <w:tab w:val="left" w:pos="916"/>
+          <w:tab w:val="left" w:pos="1832"/>
+          <w:tab w:val="left" w:pos="2748"/>
+          <w:tab w:val="left" w:pos="3664"/>
+          <w:tab w:val="left" w:pos="4580"/>
+          <w:tab w:val="left" w:pos="5496"/>
+          <w:tab w:val="left" w:pos="6412"/>
+          <w:tab w:val="left" w:pos="7328"/>
+          <w:tab w:val="left" w:pos="8244"/>
+          <w:tab w:val="left" w:pos="9160"/>
+          <w:tab w:val="left" w:pos="10076"/>
+          <w:tab w:val="left" w:pos="10992"/>
+          <w:tab w:val="left" w:pos="11908"/>
+          <w:tab w:val="left" w:pos="12824"/>
+          <w:tab w:val="left" w:pos="13740"/>
+          <w:tab w:val="left" w:pos="14656"/>
+        </w:tabs>
+        <w:spacing w:after="0" w:line="240" w:lineRule="auto"/>
+        <w:rPr>
+          <w:rFonts w:ascii="Courier New" w:eastAsia="Times New Roman" w:hAnsi="Courier New" w:cs="Courier New"/>
+          <w:sz w:val="20"/>
+          <w:szCs w:val="20"/>
+          <w:lang w:eastAsia="en-IN"/>
+        </w:rPr>
+      </w:pPr>
+      <w:r>
+        <w:rPr>
+          <w:rFonts w:ascii="Courier New" w:eastAsia="Times New Roman" w:hAnsi="Courier New" w:cs="Courier New"/>
+          <w:sz w:val="20"/>
+          <w:szCs w:val="20"/>
+          <w:lang w:eastAsia="en-IN"/>
+        </w:rPr>
+        <w:t>VALUES (...,'HR');</w:t>
+      </w:r>
+    </w:p>
+    <w:p>
+      <w:pPr>
+        <w:tabs>
+          <w:tab w:val="left" w:pos="916"/>
+          <w:tab w:val="left" w:pos="1832"/>
+          <w:tab w:val="left" w:pos="2748"/>
+          <w:tab w:val="left" w:pos="3664"/>
+          <w:tab w:val="left" w:pos="4580"/>
+          <w:tab w:val="left" w:pos="5496"/>
+          <w:tab w:val="left" w:pos="6412"/>
+          <w:tab w:val="left" w:pos="7328"/>
+          <w:tab w:val="left" w:pos="8244"/>
+          <w:tab w:val="left" w:pos="9160"/>
+          <w:tab w:val="left" w:pos="10076"/>
+          <w:tab w:val="left" w:pos="10992"/>
+          <w:tab w:val="left" w:pos="11908"/>
+          <w:tab w:val="left" w:pos="12824"/>
+          <w:tab w:val="left" w:pos="13740"/>
+          <w:tab w:val="left" w:pos="14656"/>
+        </w:tabs>
+        <w:spacing w:after="0" w:line="240" w:lineRule="auto"/>
+        <w:rPr>
+          <w:rFonts w:ascii="Courier New" w:eastAsia="Times New Roman" w:hAnsi="Courier New" w:cs="Courier New"/>
+          <w:sz w:val="20"/>
+          <w:szCs w:val="20"/>
+          <w:lang w:eastAsia="en-IN"/>
+        </w:rPr>
+      </w:pPr>
+    </w:p>
+    <w:p>
+      <w:pPr>
+        <w:tabs>
+          <w:tab w:val="left" w:pos="916"/>
+          <w:tab w:val="left" w:pos="1832"/>
+          <w:tab w:val="left" w:pos="2748"/>
+          <w:tab w:val="left" w:pos="3664"/>
+          <w:tab w:val="left" w:pos="4580"/>
+          <w:tab w:val="left" w:pos="5496"/>
+          <w:tab w:val="left" w:pos="6412"/>
+          <w:tab w:val="left" w:pos="7328"/>
+          <w:tab w:val="left" w:pos="8244"/>
+          <w:tab w:val="left" w:pos="9160"/>
+          <w:tab w:val="left" w:pos="10076"/>
+          <w:tab w:val="left" w:pos="10992"/>
+          <w:tab w:val="left" w:pos="11908"/>
+          <w:tab w:val="left" w:pos="12824"/>
+          <w:tab w:val="left" w:pos="13740"/>
+          <w:tab w:val="left" w:pos="14656"/>
+        </w:tabs>
+        <w:spacing w:after="0" w:line="240" w:lineRule="auto"/>
+        <w:rPr>
+          <w:rFonts w:ascii="Courier New" w:eastAsia="Times New Roman" w:hAnsi="Courier New" w:cs="Courier New"/>
+          <w:sz w:val="20"/>
+          <w:szCs w:val="20"/>
+          <w:lang w:eastAsia="en-IN"/>
+        </w:rPr>
+      </w:pPr>
+      <w:r>
+        <w:rPr>
+          <w:rFonts w:ascii="Courier New" w:eastAsia="Times New Roman" w:hAnsi="Courier New" w:cs="Courier New"/>
+          <w:sz w:val="20"/>
+          <w:szCs w:val="20"/>
+          <w:lang w:eastAsia="en-IN"/>
+        </w:rPr>
+        <w:t>COMMIT;</w:t>
+      </w:r>
+    </w:p>
+    <w:p>
+      <w:pPr>
+        <w:spacing w:before="100" w:beforeAutospacing="1" w:after="100" w:afterAutospacing="1" w:line="240" w:lineRule="auto"/>
+        <w:rPr>
+          <w:rFonts w:ascii="Times New Roman" w:eastAsia="Times New Roman" w:hAnsi="Times New Roman" w:cs="Times New Roman"/>
+          <w:sz w:val="24"/>
+          <w:szCs w:val="24"/>
+          <w:lang w:eastAsia="en-IN"/>
+        </w:rPr>
+      </w:pPr>
+      <w:r>
+        <w:rPr>
+          <w:rFonts w:ascii="Times New Roman" w:eastAsia="Times New Roman" w:hAnsi="Times New Roman" w:cs="Times New Roman"/>
+          <w:sz w:val="24"/>
+          <w:szCs w:val="24"/>
+          <w:lang w:eastAsia="en-IN"/>
+        </w:rPr>
+        <w:t>Transaction A runs the same query again.</w:t>
+      </w:r>
+    </w:p>
+    <w:p>
+      <w:pPr>
+        <w:spacing w:before="100" w:beforeAutospacing="1" w:after="100" w:afterAutospacing="1" w:line="240" w:lineRule="auto"/>
+        <w:rPr>
+          <w:rFonts w:ascii="Times New Roman" w:eastAsia="Times New Roman" w:hAnsi="Times New Roman" w:cs="Times New Roman"/>
+          <w:sz w:val="24"/>
+          <w:szCs w:val="24"/>
+          <w:lang w:eastAsia="en-IN"/>
+        </w:rPr>
+      </w:pPr>
+      <w:r>
+        <w:rPr>
+          <w:rFonts w:ascii="Times New Roman" w:eastAsia="Times New Roman" w:hAnsi="Times New Roman" w:cs="Times New Roman"/>
+          <w:sz w:val="24"/>
+          <w:szCs w:val="24"/>
+          <w:lang w:eastAsia="en-IN"/>
+        </w:rPr>
+        <w:t>Now</w:t>
+      </w:r>
+    </w:p>
+    <w:p>
+      <w:pPr>
+        <w:tabs>
+          <w:tab w:val="left" w:pos="916"/>
+          <w:tab w:val="left" w:pos="1832"/>
+          <w:tab w:val="left" w:pos="2748"/>
+          <w:tab w:val="left" w:pos="3664"/>
+          <w:tab w:val="left" w:pos="4580"/>
+          <w:tab w:val="left" w:pos="5496"/>
+          <w:tab w:val="left" w:pos="6412"/>
+          <w:tab w:val="left" w:pos="7328"/>
+          <w:tab w:val="left" w:pos="8244"/>
+          <w:tab w:val="left" w:pos="9160"/>
+          <w:tab w:val="left" w:pos="10076"/>
+          <w:tab w:val="left" w:pos="10992"/>
+          <w:tab w:val="left" w:pos="11908"/>
+          <w:tab w:val="left" w:pos="12824"/>
+          <w:tab w:val="left" w:pos="13740"/>
+          <w:tab w:val="left" w:pos="14656"/>
+        </w:tabs>
+        <w:spacing w:after="0" w:line="240" w:lineRule="auto"/>
+        <w:rPr>
+          <w:rFonts w:ascii="Courier New" w:eastAsia="Times New Roman" w:hAnsi="Courier New" w:cs="Courier New"/>
+          <w:sz w:val="20"/>
+          <w:szCs w:val="20"/>
+          <w:lang w:eastAsia="en-IN"/>
+        </w:rPr>
+      </w:pPr>
+      <w:r>
+        <w:rPr>
+          <w:rFonts w:ascii="Courier New" w:eastAsia="Times New Roman" w:hAnsi="Courier New" w:cs="Courier New"/>
+          <w:sz w:val="20"/>
+          <w:szCs w:val="20"/>
+          <w:lang w:eastAsia="en-IN"/>
+        </w:rPr>
+        <w:lastRenderedPageBreak/>
+        <w:t>11 rows</w:t>
+      </w:r>
+    </w:p>
+    <w:p>
+      <w:pPr>
+        <w:spacing w:before="100" w:beforeAutospacing="1" w:after="100" w:afterAutospacing="1" w:line="240" w:lineRule="auto"/>
+        <w:rPr>
+          <w:rFonts w:ascii="Times New Roman" w:eastAsia="Times New Roman" w:hAnsi="Times New Roman" w:cs="Times New Roman"/>
+          <w:sz w:val="24"/>
+          <w:szCs w:val="24"/>
+          <w:lang w:eastAsia="en-IN"/>
+        </w:rPr>
+      </w:pPr>
+      <w:r>
+        <w:rPr>
+          <w:rFonts w:ascii="Times New Roman" w:eastAsia="Times New Roman" w:hAnsi="Times New Roman" w:cs="Times New Roman"/>
+          <w:sz w:val="24"/>
+          <w:szCs w:val="24"/>
+          <w:lang w:eastAsia="en-IN"/>
+        </w:rPr>
+        <w:t xml:space="preserve">The new row is called a </w:t>
+      </w:r>
+      <w:r>
+        <w:rPr>
+          <w:rFonts w:ascii="Times New Roman" w:eastAsia="Times New Roman" w:hAnsi="Times New Roman" w:cs="Times New Roman"/>
+          <w:b/>
+          <w:bCs/>
+          <w:sz w:val="24"/>
+          <w:szCs w:val="24"/>
+          <w:lang w:eastAsia="en-IN"/>
+        </w:rPr>
+        <w:t>phantom row</w:t>
+      </w:r>
+      <w:r>
+        <w:rPr>
+          <w:rFonts w:ascii="Times New Roman" w:eastAsia="Times New Roman" w:hAnsi="Times New Roman" w:cs="Times New Roman"/>
+          <w:sz w:val="24"/>
+          <w:szCs w:val="24"/>
+          <w:lang w:eastAsia="en-IN"/>
+        </w:rPr>
+        <w:t>.</w:t>
+      </w:r>
+    </w:p>
+    <w:p>
+      <w:pPr>
+        <w:spacing w:after="0" w:line="240" w:lineRule="auto"/>
+        <w:rPr>
+          <w:rFonts w:ascii="Times New Roman" w:eastAsia="Times New Roman" w:hAnsi="Times New Roman" w:cs="Times New Roman"/>
+          <w:sz w:val="24"/>
+          <w:szCs w:val="24"/>
+          <w:lang w:eastAsia="en-IN"/>
+        </w:rPr>
+      </w:pPr>
+      <w:r>
+        <w:rPr>
+          <w:rFonts w:ascii="Times New Roman" w:eastAsia="Times New Roman" w:hAnsi="Times New Roman" w:cs="Times New Roman"/>
+          <w:sz w:val="24"/>
+          <w:szCs w:val="24"/>
+          <w:lang w:eastAsia="en-IN"/>
+        </w:rPr>
+        <w:pict>
+          <v:rect id="_x0000_i1147" style="width:0;height:1.5pt" o:hralign="center" o:hrstd="t" o:hr="t" fillcolor="#a0a0a0" stroked="f"/>
+        </w:pict>
+      </w:r>
+    </w:p>
+    <w:p>
+      <w:pPr>
+        <w:spacing w:before="100" w:beforeAutospacing="1" w:after="100" w:afterAutospacing="1" w:line="240" w:lineRule="auto"/>
+        <w:outlineLvl w:val="0"/>
+        <w:rPr>
+          <w:rFonts w:ascii="Times New Roman" w:eastAsia="Times New Roman" w:hAnsi="Times New Roman" w:cs="Times New Roman"/>
+          <w:b/>
+          <w:bCs/>
+          <w:kern w:val="36"/>
+          <w:sz w:val="48"/>
+          <w:szCs w:val="48"/>
+          <w:lang w:eastAsia="en-IN"/>
+        </w:rPr>
+      </w:pPr>
+      <w:r>
+        <w:rPr>
+          <w:rFonts w:ascii="Times New Roman" w:eastAsia="Times New Roman" w:hAnsi="Times New Roman" w:cs="Times New Roman"/>
+          <w:b/>
+          <w:bCs/>
+          <w:kern w:val="36"/>
+          <w:sz w:val="48"/>
+          <w:szCs w:val="48"/>
+          <w:lang w:eastAsia="en-IN"/>
+        </w:rPr>
+        <w:t>Interview Comparison Table</w:t>
+      </w:r>
+    </w:p>
+    <w:tbl>
+      <w:tblPr>
+        <w:tblW w:w="0" w:type="auto"/>
+        <w:tblCellSpacing w:w="15" w:type="dxa"/>
+        <w:tblCellMar>
+          <w:top w:w="15" w:type="dxa"/>
+          <w:left w:w="15" w:type="dxa"/>
+          <w:bottom w:w="15" w:type="dxa"/>
+          <w:right w:w="15" w:type="dxa"/>
+        </w:tblCellMar>
+        <w:tblLook w:val="04A0" w:firstRow="1" w:lastRow="0" w:firstColumn="1" w:lastColumn="0" w:noHBand="0" w:noVBand="1"/>
+      </w:tblPr>
+      <w:tblGrid>
+        <w:gridCol w:w="2589"/>
+        <w:gridCol w:w="1267"/>
+        <w:gridCol w:w="2307"/>
+        <w:gridCol w:w="1587"/>
+        <w:gridCol w:w="1408"/>
+      </w:tblGrid>
+      <w:tr>
+        <w:trPr>
+          <w:tblHeader/>
+          <w:tblCellSpacing w:w="15" w:type="dxa"/>
+        </w:trPr>
+        <w:tc>
+          <w:tcPr>
+            <w:tcW w:w="0" w:type="auto"/>
+            <w:vAlign w:val="center"/>
+            <w:hideMark/>
+          </w:tcPr>
+          <w:p>
+            <w:pPr>
+              <w:spacing w:after="0" w:line="240" w:lineRule="auto"/>
+              <w:jc w:val="center"/>
+              <w:rPr>
+                <w:rFonts w:ascii="Times New Roman" w:eastAsia="Times New Roman" w:hAnsi="Times New Roman" w:cs="Times New Roman"/>
+                <w:b/>
+                <w:bCs/>
+                <w:sz w:val="24"/>
+                <w:szCs w:val="24"/>
+                <w:lang w:eastAsia="en-IN"/>
+              </w:rPr>
+            </w:pPr>
+            <w:r>
+              <w:rPr>
+                <w:rFonts w:ascii="Times New Roman" w:eastAsia="Times New Roman" w:hAnsi="Times New Roman" w:cs="Times New Roman"/>
+                <w:b/>
+                <w:bCs/>
+                <w:sz w:val="24"/>
+                <w:szCs w:val="24"/>
+                <w:lang w:eastAsia="en-IN"/>
+              </w:rPr>
+              <w:t>Isolation Level</w:t>
+            </w:r>
+          </w:p>
+        </w:tc>
+        <w:tc>
+          <w:tcPr>
+            <w:tcW w:w="0" w:type="auto"/>
+            <w:vAlign w:val="center"/>
+            <w:hideMark/>
+          </w:tcPr>
+          <w:p>
+            <w:pPr>
+              <w:spacing w:after="0" w:line="240" w:lineRule="auto"/>
+              <w:jc w:val="center"/>
+              <w:rPr>
+                <w:rFonts w:ascii="Times New Roman" w:eastAsia="Times New Roman" w:hAnsi="Times New Roman" w:cs="Times New Roman"/>
+                <w:b/>
+                <w:bCs/>
+                <w:sz w:val="24"/>
+                <w:szCs w:val="24"/>
+                <w:lang w:eastAsia="en-IN"/>
+              </w:rPr>
+            </w:pPr>
+            <w:r>
+              <w:rPr>
+                <w:rFonts w:ascii="Times New Roman" w:eastAsia="Times New Roman" w:hAnsi="Times New Roman" w:cs="Times New Roman"/>
+                <w:b/>
+                <w:bCs/>
+                <w:sz w:val="24"/>
+                <w:szCs w:val="24"/>
+                <w:lang w:eastAsia="en-IN"/>
+              </w:rPr>
+              <w:t>Dirty Read</w:t>
+            </w:r>
+          </w:p>
+        </w:tc>
+        <w:tc>
+          <w:tcPr>
+            <w:tcW w:w="0" w:type="auto"/>
+            <w:vAlign w:val="center"/>
+            <w:hideMark/>
+          </w:tcPr>
+          <w:p>
+            <w:pPr>
+              <w:spacing w:after="0" w:line="240" w:lineRule="auto"/>
+              <w:jc w:val="center"/>
+              <w:rPr>
+                <w:rFonts w:ascii="Times New Roman" w:eastAsia="Times New Roman" w:hAnsi="Times New Roman" w:cs="Times New Roman"/>
+                <w:b/>
+                <w:bCs/>
+                <w:sz w:val="24"/>
+                <w:szCs w:val="24"/>
+                <w:lang w:eastAsia="en-IN"/>
+              </w:rPr>
+            </w:pPr>
+            <w:r>
+              <w:rPr>
+                <w:rFonts w:ascii="Times New Roman" w:eastAsia="Times New Roman" w:hAnsi="Times New Roman" w:cs="Times New Roman"/>
+                <w:b/>
+                <w:bCs/>
+                <w:sz w:val="24"/>
+                <w:szCs w:val="24"/>
+                <w:lang w:eastAsia="en-IN"/>
+              </w:rPr>
+              <w:t>Non-Repeatable Read</w:t>
+            </w:r>
+          </w:p>
+        </w:tc>
+        <w:tc>
+          <w:tcPr>
+            <w:tcW w:w="0" w:type="auto"/>
+            <w:vAlign w:val="center"/>
+            <w:hideMark/>
+          </w:tcPr>
+          <w:p>
+            <w:pPr>
+              <w:spacing w:after="0" w:line="240" w:lineRule="auto"/>
+              <w:jc w:val="center"/>
+              <w:rPr>
+                <w:rFonts w:ascii="Times New Roman" w:eastAsia="Times New Roman" w:hAnsi="Times New Roman" w:cs="Times New Roman"/>
+                <w:b/>
+                <w:bCs/>
+                <w:sz w:val="24"/>
+                <w:szCs w:val="24"/>
+                <w:lang w:eastAsia="en-IN"/>
+              </w:rPr>
+            </w:pPr>
+            <w:r>
+              <w:rPr>
+                <w:rFonts w:ascii="Times New Roman" w:eastAsia="Times New Roman" w:hAnsi="Times New Roman" w:cs="Times New Roman"/>
+                <w:b/>
+                <w:bCs/>
+                <w:sz w:val="24"/>
+                <w:szCs w:val="24"/>
+                <w:lang w:eastAsia="en-IN"/>
+              </w:rPr>
+              <w:t>Phantom Read</w:t>
+            </w:r>
+          </w:p>
+        </w:tc>
+        <w:tc>
+          <w:tcPr>
+            <w:tcW w:w="0" w:type="auto"/>
+            <w:vAlign w:val="center"/>
+            <w:hideMark/>
+          </w:tcPr>
+          <w:p>
+            <w:pPr>
+              <w:spacing w:after="0" w:line="240" w:lineRule="auto"/>
+              <w:jc w:val="center"/>
+              <w:rPr>
+                <w:rFonts w:ascii="Times New Roman" w:eastAsia="Times New Roman" w:hAnsi="Times New Roman" w:cs="Times New Roman"/>
+                <w:b/>
+                <w:bCs/>
+                <w:sz w:val="24"/>
+                <w:szCs w:val="24"/>
+                <w:lang w:eastAsia="en-IN"/>
+              </w:rPr>
+            </w:pPr>
+            <w:r>
+              <w:rPr>
+                <w:rFonts w:ascii="Times New Roman" w:eastAsia="Times New Roman" w:hAnsi="Times New Roman" w:cs="Times New Roman"/>
+                <w:b/>
+                <w:bCs/>
+                <w:sz w:val="24"/>
+                <w:szCs w:val="24"/>
+                <w:lang w:eastAsia="en-IN"/>
+              </w:rPr>
+              <w:t>Performance</w:t>
+            </w:r>
+          </w:p>
+        </w:tc>
+      </w:tr>
+      <w:tr>
+        <w:trPr>
+          <w:tblCellSpacing w:w="15" w:type="dxa"/>
+        </w:trPr>
+        <w:tc>
+          <w:tcPr>
+            <w:tcW w:w="0" w:type="auto"/>
+            <w:vAlign w:val="center"/>
+            <w:hideMark/>
+          </w:tcPr>
+          <w:p>
+            <w:pPr>
+              <w:spacing w:after="0" w:line="240" w:lineRule="auto"/>
+              <w:rPr>
+                <w:rFonts w:ascii="Times New Roman" w:eastAsia="Times New Roman" w:hAnsi="Times New Roman" w:cs="Times New Roman"/>
+                <w:sz w:val="24"/>
+                <w:szCs w:val="24"/>
+                <w:lang w:eastAsia="en-IN"/>
+              </w:rPr>
+            </w:pPr>
+            <w:r>
+              <w:rPr>
+                <w:rFonts w:ascii="Times New Roman" w:eastAsia="Times New Roman" w:hAnsi="Times New Roman" w:cs="Times New Roman"/>
+                <w:sz w:val="24"/>
+                <w:szCs w:val="24"/>
+                <w:lang w:eastAsia="en-IN"/>
+              </w:rPr>
+              <w:t>READ UNCOMMITTED</w:t>
+            </w:r>
+          </w:p>
+        </w:tc>
+        <w:tc>
+          <w:tcPr>
+            <w:tcW w:w="0" w:type="auto"/>
+            <w:vAlign w:val="center"/>
+            <w:hideMark/>
+          </w:tcPr>
+          <w:p>
+            <w:pPr>
+              <w:spacing w:after="0" w:line="240" w:lineRule="auto"/>
+              <w:rPr>
+                <w:rFonts w:ascii="Times New Roman" w:eastAsia="Times New Roman" w:hAnsi="Times New Roman" w:cs="Times New Roman"/>
+                <w:sz w:val="24"/>
+                <w:szCs w:val="24"/>
+                <w:lang w:eastAsia="en-IN"/>
+              </w:rPr>
+            </w:pPr>
+            <w:r>
+              <w:rPr>
+                <w:rFonts w:ascii="Times New Roman" w:eastAsia="Times New Roman" w:hAnsi="Times New Roman" w:cs="Times New Roman"/>
+                <w:sz w:val="24"/>
+                <w:szCs w:val="24"/>
+                <w:lang w:eastAsia="en-IN"/>
+              </w:rPr>
+              <w:t>❌ Possible</w:t>
+            </w:r>
+          </w:p>
+        </w:tc>
+        <w:tc>
+          <w:tcPr>
+            <w:tcW w:w="0" w:type="auto"/>
+            <w:vAlign w:val="center"/>
+            <w:hideMark/>
+          </w:tcPr>
+          <w:p>
+            <w:pPr>
+              <w:spacing w:after="0" w:line="240" w:lineRule="auto"/>
+              <w:rPr>
+                <w:rFonts w:ascii="Times New Roman" w:eastAsia="Times New Roman" w:hAnsi="Times New Roman" w:cs="Times New Roman"/>
+                <w:sz w:val="24"/>
+                <w:szCs w:val="24"/>
+                <w:lang w:eastAsia="en-IN"/>
+              </w:rPr>
+            </w:pPr>
+            <w:r>
+              <w:rPr>
+                <w:rFonts w:ascii="Times New Roman" w:eastAsia="Times New Roman" w:hAnsi="Times New Roman" w:cs="Times New Roman"/>
+                <w:sz w:val="24"/>
+                <w:szCs w:val="24"/>
+                <w:lang w:eastAsia="en-IN"/>
+              </w:rPr>
+              <w:t>❌ Possible</w:t>
+            </w:r>
+          </w:p>
+        </w:tc>
+        <w:tc>
+          <w:tcPr>
+            <w:tcW w:w="0" w:type="auto"/>
+            <w:vAlign w:val="center"/>
+            <w:hideMark/>
+          </w:tcPr>
+          <w:p>
+            <w:pPr>
+              <w:spacing w:after="0" w:line="240" w:lineRule="auto"/>
+              <w:rPr>
+                <w:rFonts w:ascii="Times New Roman" w:eastAsia="Times New Roman" w:hAnsi="Times New Roman" w:cs="Times New Roman"/>
+                <w:sz w:val="24"/>
+                <w:szCs w:val="24"/>
+                <w:lang w:eastAsia="en-IN"/>
+              </w:rPr>
+            </w:pPr>
+            <w:r>
+              <w:rPr>
+                <w:rFonts w:ascii="Times New Roman" w:eastAsia="Times New Roman" w:hAnsi="Times New Roman" w:cs="Times New Roman"/>
+                <w:sz w:val="24"/>
+                <w:szCs w:val="24"/>
+                <w:lang w:eastAsia="en-IN"/>
+              </w:rPr>
+              <w:t>❌ Possible</w:t>
+            </w:r>
+          </w:p>
+        </w:tc>
+        <w:tc>
+          <w:tcPr>
+            <w:tcW w:w="0" w:type="auto"/>
+            <w:vAlign w:val="center"/>
+            <w:hideMark/>
+          </w:tcPr>
+          <w:p>
+            <w:pPr>
+              <w:spacing w:after="0" w:line="240" w:lineRule="auto"/>
+              <w:rPr>
+                <w:rFonts w:ascii="Times New Roman" w:eastAsia="Times New Roman" w:hAnsi="Times New Roman" w:cs="Times New Roman"/>
+                <w:sz w:val="24"/>
+                <w:szCs w:val="24"/>
+                <w:lang w:eastAsia="en-IN"/>
+              </w:rPr>
+            </w:pPr>
+            <w:r>
+              <w:rPr>
+                <w:rFonts w:ascii="Times New Roman" w:eastAsia="Times New Roman" w:hAnsi="Times New Roman" w:cs="Times New Roman"/>
+                <w:sz w:val="24"/>
+                <w:szCs w:val="24"/>
+                <w:lang w:eastAsia="en-IN"/>
+              </w:rPr>
+              <w:t>⭐ Fastest</w:t>
+            </w:r>
+          </w:p>
+        </w:tc>
+      </w:tr>
+      <w:tr>
+        <w:trPr>
+          <w:tblCellSpacing w:w="15" w:type="dxa"/>
+        </w:trPr>
+        <w:tc>
+          <w:tcPr>
+            <w:tcW w:w="0" w:type="auto"/>
+            <w:vAlign w:val="center"/>
+            <w:hideMark/>
+          </w:tcPr>
+          <w:p>
+            <w:pPr>
+              <w:spacing w:after="0" w:line="240" w:lineRule="auto"/>
+              <w:rPr>
+                <w:rFonts w:ascii="Times New Roman" w:eastAsia="Times New Roman" w:hAnsi="Times New Roman" w:cs="Times New Roman"/>
+                <w:sz w:val="24"/>
+                <w:szCs w:val="24"/>
+                <w:lang w:eastAsia="en-IN"/>
+              </w:rPr>
+            </w:pPr>
+            <w:r>
+              <w:rPr>
+                <w:rFonts w:ascii="Times New Roman" w:eastAsia="Times New Roman" w:hAnsi="Times New Roman" w:cs="Times New Roman"/>
+                <w:sz w:val="24"/>
+                <w:szCs w:val="24"/>
+                <w:lang w:eastAsia="en-IN"/>
+              </w:rPr>
+              <w:t>READ COMMITTED</w:t>
+            </w:r>
+          </w:p>
+        </w:tc>
+        <w:tc>
+          <w:tcPr>
+            <w:tcW w:w="0" w:type="auto"/>
+            <w:vAlign w:val="center"/>
+            <w:hideMark/>
+          </w:tcPr>
+          <w:p>
+            <w:pPr>
+              <w:spacing w:after="0" w:line="240" w:lineRule="auto"/>
+              <w:rPr>
+                <w:rFonts w:ascii="Times New Roman" w:eastAsia="Times New Roman" w:hAnsi="Times New Roman" w:cs="Times New Roman"/>
+                <w:sz w:val="24"/>
+                <w:szCs w:val="24"/>
+                <w:lang w:eastAsia="en-IN"/>
+              </w:rPr>
+            </w:pPr>
+            <w:r>
+              <w:rPr>
+                <w:rFonts w:ascii="Times New Roman" w:eastAsia="Times New Roman" w:hAnsi="Times New Roman" w:cs="Times New Roman"/>
+                <w:sz w:val="24"/>
+                <w:szCs w:val="24"/>
+                <w:lang w:eastAsia="en-IN"/>
+              </w:rPr>
+              <w:t>✅ Prevented</w:t>
+            </w:r>
+          </w:p>
+        </w:tc>
+        <w:tc>
+          <w:tcPr>
+            <w:tcW w:w="0" w:type="auto"/>
+            <w:vAlign w:val="center"/>
+            <w:hideMark/>
+          </w:tcPr>
+          <w:p>
+            <w:pPr>
+              <w:spacing w:after="0" w:line="240" w:lineRule="auto"/>
+              <w:rPr>
+                <w:rFonts w:ascii="Times New Roman" w:eastAsia="Times New Roman" w:hAnsi="Times New Roman" w:cs="Times New Roman"/>
+                <w:sz w:val="24"/>
+                <w:szCs w:val="24"/>
+                <w:lang w:eastAsia="en-IN"/>
+              </w:rPr>
+            </w:pPr>
+            <w:r>
+              <w:rPr>
+                <w:rFonts w:ascii="Times New Roman" w:eastAsia="Times New Roman" w:hAnsi="Times New Roman" w:cs="Times New Roman"/>
+                <w:sz w:val="24"/>
+                <w:szCs w:val="24"/>
+                <w:lang w:eastAsia="en-IN"/>
+              </w:rPr>
+              <w:t>❌ Possible</w:t>
+            </w:r>
+          </w:p>
+        </w:tc>
+        <w:tc>
+          <w:tcPr>
+            <w:tcW w:w="0" w:type="auto"/>
+            <w:vAlign w:val="center"/>
+            <w:hideMark/>
+          </w:tcPr>
+          <w:p>
+            <w:pPr>
+              <w:spacing w:after="0" w:line="240" w:lineRule="auto"/>
+              <w:rPr>
+                <w:rFonts w:ascii="Times New Roman" w:eastAsia="Times New Roman" w:hAnsi="Times New Roman" w:cs="Times New Roman"/>
+                <w:sz w:val="24"/>
+                <w:szCs w:val="24"/>
+                <w:lang w:eastAsia="en-IN"/>
+              </w:rPr>
+            </w:pPr>
+            <w:r>
+              <w:rPr>
+                <w:rFonts w:ascii="Times New Roman" w:eastAsia="Times New Roman" w:hAnsi="Times New Roman" w:cs="Times New Roman"/>
+                <w:sz w:val="24"/>
+                <w:szCs w:val="24"/>
+                <w:lang w:eastAsia="en-IN"/>
+              </w:rPr>
+              <w:t>❌ Possible</w:t>
+            </w:r>
+          </w:p>
+        </w:tc>
+        <w:tc>
+          <w:tcPr>
+            <w:tcW w:w="0" w:type="auto"/>
+            <w:vAlign w:val="center"/>
+            <w:hideMark/>
+          </w:tcPr>
+          <w:p>
+            <w:pPr>
+              <w:spacing w:after="0" w:line="240" w:lineRule="auto"/>
+              <w:rPr>
+                <w:rFonts w:ascii="Times New Roman" w:eastAsia="Times New Roman" w:hAnsi="Times New Roman" w:cs="Times New Roman"/>
+                <w:sz w:val="24"/>
+                <w:szCs w:val="24"/>
+                <w:lang w:eastAsia="en-IN"/>
+              </w:rPr>
+            </w:pPr>
+            <w:r>
+              <w:rPr>
+                <w:rFonts w:ascii="Times New Roman" w:eastAsia="Times New Roman" w:hAnsi="Times New Roman" w:cs="Times New Roman"/>
+                <w:sz w:val="24"/>
+                <w:szCs w:val="24"/>
+                <w:lang w:eastAsia="en-IN"/>
+              </w:rPr>
+              <w:t>⭐⭐</w:t>
+            </w:r>
+          </w:p>
+        </w:tc>
+      </w:tr>
+      <w:tr>
+        <w:trPr>
+          <w:tblCellSpacing w:w="15" w:type="dxa"/>
+        </w:trPr>
+        <w:tc>
+          <w:tcPr>
+            <w:tcW w:w="0" w:type="auto"/>
+            <w:vAlign w:val="center"/>
+            <w:hideMark/>
+          </w:tcPr>
+          <w:p>
+            <w:pPr>
+              <w:spacing w:after="0" w:line="240" w:lineRule="auto"/>
+              <w:rPr>
+                <w:rFonts w:ascii="Times New Roman" w:eastAsia="Times New Roman" w:hAnsi="Times New Roman" w:cs="Times New Roman"/>
+                <w:sz w:val="24"/>
+                <w:szCs w:val="24"/>
+                <w:lang w:eastAsia="en-IN"/>
+              </w:rPr>
+            </w:pPr>
+            <w:r>
+              <w:rPr>
+                <w:rFonts w:ascii="Times New Roman" w:eastAsia="Times New Roman" w:hAnsi="Times New Roman" w:cs="Times New Roman"/>
+                <w:sz w:val="24"/>
+                <w:szCs w:val="24"/>
+                <w:lang w:eastAsia="en-IN"/>
+              </w:rPr>
+              <w:t>REPEATABLE READ</w:t>
+            </w:r>
+          </w:p>
+        </w:tc>
+        <w:tc>
+          <w:tcPr>
+            <w:tcW w:w="0" w:type="auto"/>
+            <w:vAlign w:val="center"/>
+            <w:hideMark/>
+          </w:tcPr>
+          <w:p>
+            <w:pPr>
+              <w:spacing w:after="0" w:line="240" w:lineRule="auto"/>
+              <w:rPr>
+                <w:rFonts w:ascii="Times New Roman" w:eastAsia="Times New Roman" w:hAnsi="Times New Roman" w:cs="Times New Roman"/>
+                <w:sz w:val="24"/>
+                <w:szCs w:val="24"/>
+                <w:lang w:eastAsia="en-IN"/>
+              </w:rPr>
+            </w:pPr>
+            <w:r>
+              <w:rPr>
+                <w:rFonts w:ascii="Times New Roman" w:eastAsia="Times New Roman" w:hAnsi="Times New Roman" w:cs="Times New Roman"/>
+                <w:sz w:val="24"/>
+                <w:szCs w:val="24"/>
+                <w:lang w:eastAsia="en-IN"/>
+              </w:rPr>
+              <w:t>✅ Prevented</w:t>
+            </w:r>
+          </w:p>
+        </w:tc>
+        <w:tc>
+          <w:tcPr>
+            <w:tcW w:w="0" w:type="auto"/>
+            <w:vAlign w:val="center"/>
+            <w:hideMark/>
+          </w:tcPr>
+          <w:p>
+            <w:pPr>
+              <w:spacing w:after="0" w:line="240" w:lineRule="auto"/>
+              <w:rPr>
+                <w:rFonts w:ascii="Times New Roman" w:eastAsia="Times New Roman" w:hAnsi="Times New Roman" w:cs="Times New Roman"/>
+                <w:sz w:val="24"/>
+                <w:szCs w:val="24"/>
+                <w:lang w:eastAsia="en-IN"/>
+              </w:rPr>
+            </w:pPr>
+            <w:r>
+              <w:rPr>
+                <w:rFonts w:ascii="Times New Roman" w:eastAsia="Times New Roman" w:hAnsi="Times New Roman" w:cs="Times New Roman"/>
+                <w:sz w:val="24"/>
+                <w:szCs w:val="24"/>
+                <w:lang w:eastAsia="en-IN"/>
+              </w:rPr>
+              <w:t>✅ Prevented</w:t>
+            </w:r>
+          </w:p>
+        </w:tc>
+        <w:tc>
+          <w:tcPr>
+            <w:tcW w:w="0" w:type="auto"/>
+            <w:vAlign w:val="center"/>
+            <w:hideMark/>
+          </w:tcPr>
+          <w:p>
+            <w:pPr>
+              <w:spacing w:after="0" w:line="240" w:lineRule="auto"/>
+              <w:rPr>
+                <w:rFonts w:ascii="Times New Roman" w:eastAsia="Times New Roman" w:hAnsi="Times New Roman" w:cs="Times New Roman"/>
+                <w:sz w:val="24"/>
+                <w:szCs w:val="24"/>
+                <w:lang w:eastAsia="en-IN"/>
+              </w:rPr>
+            </w:pPr>
+            <w:r>
+              <w:rPr>
+                <w:rFonts w:ascii="Times New Roman" w:eastAsia="Times New Roman" w:hAnsi="Times New Roman" w:cs="Times New Roman"/>
+                <w:sz w:val="24"/>
+                <w:szCs w:val="24"/>
+                <w:lang w:eastAsia="en-IN"/>
+              </w:rPr>
+              <w:t>❌ Possible</w:t>
+            </w:r>
+          </w:p>
+        </w:tc>
+        <w:tc>
+          <w:tcPr>
+            <w:tcW w:w="0" w:type="auto"/>
+            <w:vAlign w:val="center"/>
+            <w:hideMark/>
+          </w:tcPr>
+          <w:p>
+            <w:pPr>
+              <w:spacing w:after="0" w:line="240" w:lineRule="auto"/>
+              <w:rPr>
+                <w:rFonts w:ascii="Times New Roman" w:eastAsia="Times New Roman" w:hAnsi="Times New Roman" w:cs="Times New Roman"/>
+                <w:sz w:val="24"/>
+                <w:szCs w:val="24"/>
+                <w:lang w:eastAsia="en-IN"/>
+              </w:rPr>
+            </w:pPr>
+            <w:r>
+              <w:rPr>
+                <w:rFonts w:ascii="Times New Roman" w:eastAsia="Times New Roman" w:hAnsi="Times New Roman" w:cs="Times New Roman"/>
+                <w:sz w:val="24"/>
+                <w:szCs w:val="24"/>
+                <w:lang w:eastAsia="en-IN"/>
+              </w:rPr>
+              <w:t>⭐⭐⭐</w:t>
+            </w:r>
+          </w:p>
+        </w:tc>
+      </w:tr>
+      <w:tr>
+        <w:trPr>
+          <w:tblCellSpacing w:w="15" w:type="dxa"/>
+        </w:trPr>
+        <w:tc>
+          <w:tcPr>
+            <w:tcW w:w="0" w:type="auto"/>
+            <w:vAlign w:val="center"/>
+            <w:hideMark/>
+          </w:tcPr>
+          <w:p>
+            <w:pPr>
+              <w:spacing w:after="0" w:line="240" w:lineRule="auto"/>
+              <w:rPr>
+                <w:rFonts w:ascii="Times New Roman" w:eastAsia="Times New Roman" w:hAnsi="Times New Roman" w:cs="Times New Roman"/>
+                <w:sz w:val="24"/>
+                <w:szCs w:val="24"/>
+                <w:lang w:eastAsia="en-IN"/>
+              </w:rPr>
+            </w:pPr>
+            <w:r>
+              <w:rPr>
+                <w:rFonts w:ascii="Times New Roman" w:eastAsia="Times New Roman" w:hAnsi="Times New Roman" w:cs="Times New Roman"/>
+                <w:sz w:val="24"/>
+                <w:szCs w:val="24"/>
+                <w:lang w:eastAsia="en-IN"/>
+              </w:rPr>
+              <w:t>SERIALIZABLE</w:t>
+            </w:r>
+          </w:p>
+        </w:tc>
+        <w:tc>
+          <w:tcPr>
+            <w:tcW w:w="0" w:type="auto"/>
+            <w:vAlign w:val="center"/>
+            <w:hideMark/>
+          </w:tcPr>
+          <w:p>
+            <w:pPr>
+              <w:spacing w:after="0" w:line="240" w:lineRule="auto"/>
+              <w:rPr>
+                <w:rFonts w:ascii="Times New Roman" w:eastAsia="Times New Roman" w:hAnsi="Times New Roman" w:cs="Times New Roman"/>
+                <w:sz w:val="24"/>
+                <w:szCs w:val="24"/>
+                <w:lang w:eastAsia="en-IN"/>
+              </w:rPr>
+            </w:pPr>
+            <w:r>
+              <w:rPr>
+                <w:rFonts w:ascii="Times New Roman" w:eastAsia="Times New Roman" w:hAnsi="Times New Roman" w:cs="Times New Roman"/>
+                <w:sz w:val="24"/>
+                <w:szCs w:val="24"/>
+                <w:lang w:eastAsia="en-IN"/>
+              </w:rPr>
+              <w:t>✅ Prevented</w:t>
+            </w:r>
+          </w:p>
+        </w:tc>
+        <w:tc>
+          <w:tcPr>
+            <w:tcW w:w="0" w:type="auto"/>
+            <w:vAlign w:val="center"/>
+            <w:hideMark/>
+          </w:tcPr>
+          <w:p>
+            <w:pPr>
+              <w:spacing w:after="0" w:line="240" w:lineRule="auto"/>
+              <w:rPr>
+                <w:rFonts w:ascii="Times New Roman" w:eastAsia="Times New Roman" w:hAnsi="Times New Roman" w:cs="Times New Roman"/>
+                <w:sz w:val="24"/>
+                <w:szCs w:val="24"/>
+                <w:lang w:eastAsia="en-IN"/>
+              </w:rPr>
+            </w:pPr>
+            <w:r>
+              <w:rPr>
+                <w:rFonts w:ascii="Times New Roman" w:eastAsia="Times New Roman" w:hAnsi="Times New Roman" w:cs="Times New Roman"/>
+                <w:sz w:val="24"/>
+                <w:szCs w:val="24"/>
+                <w:lang w:eastAsia="en-IN"/>
+              </w:rPr>
+              <w:t>✅ Prevented</w:t>
+            </w:r>
+          </w:p>
+        </w:tc>
+        <w:tc>
+          <w:tcPr>
+            <w:tcW w:w="0" w:type="auto"/>
+            <w:vAlign w:val="center"/>
+            <w:hideMark/>
+          </w:tcPr>
+          <w:p>
+            <w:pPr>
+              <w:spacing w:after="0" w:line="240" w:lineRule="auto"/>
+              <w:rPr>
+                <w:rFonts w:ascii="Times New Roman" w:eastAsia="Times New Roman" w:hAnsi="Times New Roman" w:cs="Times New Roman"/>
+                <w:sz w:val="24"/>
+                <w:szCs w:val="24"/>
+                <w:lang w:eastAsia="en-IN"/>
+              </w:rPr>
+            </w:pPr>
+            <w:r>
+              <w:rPr>
+                <w:rFonts w:ascii="Times New Roman" w:eastAsia="Times New Roman" w:hAnsi="Times New Roman" w:cs="Times New Roman"/>
+                <w:sz w:val="24"/>
+                <w:szCs w:val="24"/>
+                <w:lang w:eastAsia="en-IN"/>
+              </w:rPr>
+              <w:t>✅ Prevented</w:t>
+            </w:r>
+          </w:p>
+        </w:tc>
+        <w:tc>
+          <w:tcPr>
+            <w:tcW w:w="0" w:type="auto"/>
+            <w:vAlign w:val="center"/>
+            <w:hideMark/>
+          </w:tcPr>
+          <w:p>
+            <w:pPr>
+              <w:spacing w:after="0" w:line="240" w:lineRule="auto"/>
+              <w:rPr>
+                <w:rFonts w:ascii="Times New Roman" w:eastAsia="Times New Roman" w:hAnsi="Times New Roman" w:cs="Times New Roman"/>
+                <w:sz w:val="24"/>
+                <w:szCs w:val="24"/>
+                <w:lang w:eastAsia="en-IN"/>
+              </w:rPr>
+            </w:pPr>
+            <w:r>
+              <w:rPr>
+                <w:rFonts w:ascii="Times New Roman" w:eastAsia="Times New Roman" w:hAnsi="Times New Roman" w:cs="Times New Roman"/>
+                <w:sz w:val="24"/>
+                <w:szCs w:val="24"/>
+                <w:lang w:eastAsia="en-IN"/>
+              </w:rPr>
+              <w:t>⭐ Slowest</w:t>
+            </w:r>
+          </w:p>
+        </w:tc>
+      </w:tr>
+    </w:tbl>
+    <w:p>
+      <w:pPr>
+        <w:spacing w:after="0" w:line="240" w:lineRule="auto"/>
+        <w:rPr>
+          <w:rFonts w:ascii="Times New Roman" w:eastAsia="Times New Roman" w:hAnsi="Times New Roman" w:cs="Times New Roman"/>
+          <w:sz w:val="24"/>
+          <w:szCs w:val="24"/>
+          <w:lang w:eastAsia="en-IN"/>
+        </w:rPr>
+      </w:pPr>
+      <w:r>
+        <w:rPr>
+          <w:rFonts w:ascii="Times New Roman" w:eastAsia="Times New Roman" w:hAnsi="Times New Roman" w:cs="Times New Roman"/>
+          <w:sz w:val="24"/>
+          <w:szCs w:val="24"/>
+          <w:lang w:eastAsia="en-IN"/>
+        </w:rPr>
+        <w:pict>
+          <v:rect id="_x0000_i1148" style="width:0;height:1.5pt" o:hralign="center" o:hrstd="t" o:hr="t" fillcolor="#a0a0a0" stroked="f"/>
+        </w:pict>
+      </w:r>
+    </w:p>
+    <w:p>
+      <w:pPr>
+        <w:spacing w:before="100" w:beforeAutospacing="1" w:after="100" w:afterAutospacing="1" w:line="240" w:lineRule="auto"/>
+        <w:outlineLvl w:val="1"/>
+        <w:rPr>
+          <w:rFonts w:ascii="Times New Roman" w:eastAsia="Times New Roman" w:hAnsi="Times New Roman" w:cs="Times New Roman"/>
+          <w:b/>
+          <w:bCs/>
+          <w:sz w:val="36"/>
+          <w:szCs w:val="36"/>
+          <w:lang w:eastAsia="en-IN"/>
+        </w:rPr>
+      </w:pPr>
+      <w:r>
+        <w:rPr>
+          <w:rFonts w:ascii="Times New Roman" w:eastAsia="Times New Roman" w:hAnsi="Times New Roman" w:cs="Times New Roman"/>
+          <w:b/>
+          <w:bCs/>
+          <w:sz w:val="36"/>
+          <w:szCs w:val="36"/>
+          <w:lang w:eastAsia="en-IN"/>
+        </w:rPr>
+        <w:t>30-Second Interview Answer</w:t>
+      </w:r>
+    </w:p>
+    <w:p>
+      <w:pPr>
+        <w:spacing w:beforeAutospacing="1" w:after="100" w:afterAutospacing="1" w:line="240" w:lineRule="auto"/>
+        <w:rPr>
+          <w:rFonts w:ascii="Times New Roman" w:eastAsia="Times New Roman" w:hAnsi="Times New Roman" w:cs="Times New Roman"/>
+          <w:sz w:val="24"/>
+          <w:szCs w:val="24"/>
+          <w:lang w:eastAsia="en-IN"/>
+        </w:rPr>
+      </w:pPr>
+      <w:r>
+        <w:rPr>
+          <w:rFonts w:ascii="Times New Roman" w:eastAsia="Times New Roman" w:hAnsi="Times New Roman" w:cs="Times New Roman"/>
+          <w:sz w:val="24"/>
+          <w:szCs w:val="24"/>
+          <w:lang w:eastAsia="en-IN"/>
+        </w:rPr>
+        <w:t xml:space="preserve">"Isolation levels control how transactions interact with each other in a database. </w:t>
+      </w:r>
+      <w:r>
+        <w:rPr>
+          <w:rFonts w:ascii="Times New Roman" w:eastAsia="Times New Roman" w:hAnsi="Times New Roman" w:cs="Times New Roman"/>
+          <w:b/>
+          <w:bCs/>
+          <w:sz w:val="24"/>
+          <w:szCs w:val="24"/>
+          <w:lang w:eastAsia="en-IN"/>
+        </w:rPr>
+        <w:t>READ UNCOMMITTED</w:t>
+      </w:r>
+      <w:r>
+        <w:rPr>
+          <w:rFonts w:ascii="Times New Roman" w:eastAsia="Times New Roman" w:hAnsi="Times New Roman" w:cs="Times New Roman"/>
+          <w:sz w:val="24"/>
+          <w:szCs w:val="24"/>
+          <w:lang w:eastAsia="en-IN"/>
+        </w:rPr>
+        <w:t xml:space="preserve"> allows dirty reads. </w:t>
+      </w:r>
+      <w:r>
+        <w:rPr>
+          <w:rFonts w:ascii="Times New Roman" w:eastAsia="Times New Roman" w:hAnsi="Times New Roman" w:cs="Times New Roman"/>
+          <w:b/>
+          <w:bCs/>
+          <w:sz w:val="24"/>
+          <w:szCs w:val="24"/>
+          <w:lang w:eastAsia="en-IN"/>
+        </w:rPr>
+        <w:t>READ COMMITTED</w:t>
+      </w:r>
+      <w:r>
+        <w:rPr>
+          <w:rFonts w:ascii="Times New Roman" w:eastAsia="Times New Roman" w:hAnsi="Times New Roman" w:cs="Times New Roman"/>
+          <w:sz w:val="24"/>
+          <w:szCs w:val="24"/>
+          <w:lang w:eastAsia="en-IN"/>
+        </w:rPr>
+        <w:t xml:space="preserve"> prevents dirty reads and is the most commonly used level, but non-repeatable reads can still occur. </w:t>
+      </w:r>
+      <w:r>
+        <w:rPr>
+          <w:rFonts w:ascii="Times New Roman" w:eastAsia="Times New Roman" w:hAnsi="Times New Roman" w:cs="Times New Roman"/>
+          <w:b/>
+          <w:bCs/>
+          <w:sz w:val="24"/>
+          <w:szCs w:val="24"/>
+          <w:lang w:eastAsia="en-IN"/>
+        </w:rPr>
+        <w:t>REPEATABLE READ</w:t>
+      </w:r>
+      <w:r>
+        <w:rPr>
+          <w:rFonts w:ascii="Times New Roman" w:eastAsia="Times New Roman" w:hAnsi="Times New Roman" w:cs="Times New Roman"/>
+          <w:sz w:val="24"/>
+          <w:szCs w:val="24"/>
+          <w:lang w:eastAsia="en-IN"/>
+        </w:rPr>
+        <w:t xml:space="preserve"> ensures the same row returns the same value throughout a transaction, preventing non-repeatable reads. </w:t>
+      </w:r>
+      <w:r>
+        <w:rPr>
+          <w:rFonts w:ascii="Times New Roman" w:eastAsia="Times New Roman" w:hAnsi="Times New Roman" w:cs="Times New Roman"/>
+          <w:b/>
+          <w:bCs/>
+          <w:sz w:val="24"/>
+          <w:szCs w:val="24"/>
+          <w:lang w:eastAsia="en-IN"/>
+        </w:rPr>
+        <w:t>SERIALIZABLE</w:t>
+      </w:r>
+      <w:r>
+        <w:rPr>
+          <w:rFonts w:ascii="Times New Roman" w:eastAsia="Times New Roman" w:hAnsi="Times New Roman" w:cs="Times New Roman"/>
+          <w:sz w:val="24"/>
+          <w:szCs w:val="24"/>
+          <w:lang w:eastAsia="en-IN"/>
+        </w:rPr>
+        <w:t xml:space="preserve"> is the strictest level—it prevents </w:t>
+      </w:r>
+      <w:r>
+        <w:rPr>
+          <w:rFonts w:ascii="Times New Roman" w:eastAsia="Times New Roman" w:hAnsi="Times New Roman" w:cs="Times New Roman"/>
+          <w:sz w:val="24"/>
+          <w:szCs w:val="24"/>
+          <w:lang w:eastAsia="en-IN"/>
+        </w:rPr>
+        <w:lastRenderedPageBreak/>
+        <w:t>dirty reads, non-repeatable reads, and phantom reads by making transactions behave as if they run one at a time, though it has the highest performance cost."</w:t>
+      </w:r>
+    </w:p>
+    <w:p>
+      <w:pPr>
         <w:rPr>
           <w:sz w:val="24"/>
           <w:szCs w:val="24"/>
@@ -44906,14 +50034,6 @@
       </w:pPr>
       <w:bookmarkStart w:id="0" w:name="_GoBack"/>
       <w:bookmarkEnd w:id="0"/>
-    </w:p>
-    <w:p>
-      <w:pPr>
-        <w:rPr>
-          <w:sz w:val="24"/>
-          <w:szCs w:val="24"/>
-        </w:rPr>
-      </w:pPr>
     </w:p>
     <w:sectPr>
       <w:pgSz w:w="12962" w:h="8641" w:orient="landscape" w:code="1"/>
@@ -45524,9 +50644,9 @@
     </w:lvl>
   </w:abstractNum>
   <w:abstractNum w:abstractNumId="4">
-    <w:nsid w:val="27412DB9"/>
+    <w:nsid w:val="25125951"/>
     <w:multiLevelType w:val="multilevel"/>
-    <w:tmpl w:val="B0DEDE1A"/>
+    <w:tmpl w:val="91A4C6AC"/>
     <w:lvl w:ilvl="0">
       <w:start w:val="1"/>
       <w:numFmt w:val="bullet"/>
@@ -45673,9 +50793,9 @@
     </w:lvl>
   </w:abstractNum>
   <w:abstractNum w:abstractNumId="5">
-    <w:nsid w:val="2AB77675"/>
+    <w:nsid w:val="27412DB9"/>
     <w:multiLevelType w:val="multilevel"/>
-    <w:tmpl w:val="93301762"/>
+    <w:tmpl w:val="B0DEDE1A"/>
     <w:lvl w:ilvl="0">
       <w:start w:val="1"/>
       <w:numFmt w:val="bullet"/>
@@ -45822,9 +50942,9 @@
     </w:lvl>
   </w:abstractNum>
   <w:abstractNum w:abstractNumId="6">
-    <w:nsid w:val="2CCB1842"/>
+    <w:nsid w:val="2AB77675"/>
     <w:multiLevelType w:val="multilevel"/>
-    <w:tmpl w:val="A956FDC2"/>
+    <w:tmpl w:val="93301762"/>
     <w:lvl w:ilvl="0">
       <w:start w:val="1"/>
       <w:numFmt w:val="bullet"/>
@@ -45971,9 +51091,9 @@
     </w:lvl>
   </w:abstractNum>
   <w:abstractNum w:abstractNumId="7">
-    <w:nsid w:val="3196084A"/>
+    <w:nsid w:val="2CAC0C64"/>
     <w:multiLevelType w:val="multilevel"/>
-    <w:tmpl w:val="7B4EF27E"/>
+    <w:tmpl w:val="F5C89FD6"/>
     <w:lvl w:ilvl="0">
       <w:start w:val="1"/>
       <w:numFmt w:val="bullet"/>
@@ -46120,9 +51240,9 @@
     </w:lvl>
   </w:abstractNum>
   <w:abstractNum w:abstractNumId="8">
-    <w:nsid w:val="37F44A74"/>
+    <w:nsid w:val="2CCB1842"/>
     <w:multiLevelType w:val="multilevel"/>
-    <w:tmpl w:val="343E9C32"/>
+    <w:tmpl w:val="A956FDC2"/>
     <w:lvl w:ilvl="0">
       <w:start w:val="1"/>
       <w:numFmt w:val="bullet"/>
@@ -46269,9 +51389,9 @@
     </w:lvl>
   </w:abstractNum>
   <w:abstractNum w:abstractNumId="9">
-    <w:nsid w:val="38333AB2"/>
+    <w:nsid w:val="3196084A"/>
     <w:multiLevelType w:val="multilevel"/>
-    <w:tmpl w:val="DA14DDEC"/>
+    <w:tmpl w:val="7B4EF27E"/>
     <w:lvl w:ilvl="0">
       <w:start w:val="1"/>
       <w:numFmt w:val="bullet"/>
@@ -46418,122 +51538,9 @@
     </w:lvl>
   </w:abstractNum>
   <w:abstractNum w:abstractNumId="10">
-    <w:nsid w:val="4D5C79EA"/>
+    <w:nsid w:val="37F44A74"/>
     <w:multiLevelType w:val="multilevel"/>
-    <w:tmpl w:val="AE742102"/>
-    <w:lvl w:ilvl="0">
-      <w:start w:val="1"/>
-      <w:numFmt w:val="decimal"/>
-      <w:lvlText w:val="%1."/>
-      <w:lvlJc w:val="left"/>
-      <w:pPr>
-        <w:tabs>
-          <w:tab w:val="num" w:pos="720"/>
-        </w:tabs>
-        <w:ind w:left="720" w:hanging="360"/>
-      </w:pPr>
-    </w:lvl>
-    <w:lvl w:ilvl="1" w:tentative="1">
-      <w:start w:val="1"/>
-      <w:numFmt w:val="decimal"/>
-      <w:lvlText w:val="%2."/>
-      <w:lvlJc w:val="left"/>
-      <w:pPr>
-        <w:tabs>
-          <w:tab w:val="num" w:pos="1440"/>
-        </w:tabs>
-        <w:ind w:left="1440" w:hanging="360"/>
-      </w:pPr>
-    </w:lvl>
-    <w:lvl w:ilvl="2" w:tentative="1">
-      <w:start w:val="1"/>
-      <w:numFmt w:val="decimal"/>
-      <w:lvlText w:val="%3."/>
-      <w:lvlJc w:val="left"/>
-      <w:pPr>
-        <w:tabs>
-          <w:tab w:val="num" w:pos="2160"/>
-        </w:tabs>
-        <w:ind w:left="2160" w:hanging="360"/>
-      </w:pPr>
-    </w:lvl>
-    <w:lvl w:ilvl="3" w:tentative="1">
-      <w:start w:val="1"/>
-      <w:numFmt w:val="decimal"/>
-      <w:lvlText w:val="%4."/>
-      <w:lvlJc w:val="left"/>
-      <w:pPr>
-        <w:tabs>
-          <w:tab w:val="num" w:pos="2880"/>
-        </w:tabs>
-        <w:ind w:left="2880" w:hanging="360"/>
-      </w:pPr>
-    </w:lvl>
-    <w:lvl w:ilvl="4" w:tentative="1">
-      <w:start w:val="1"/>
-      <w:numFmt w:val="decimal"/>
-      <w:lvlText w:val="%5."/>
-      <w:lvlJc w:val="left"/>
-      <w:pPr>
-        <w:tabs>
-          <w:tab w:val="num" w:pos="3600"/>
-        </w:tabs>
-        <w:ind w:left="3600" w:hanging="360"/>
-      </w:pPr>
-    </w:lvl>
-    <w:lvl w:ilvl="5" w:tentative="1">
-      <w:start w:val="1"/>
-      <w:numFmt w:val="decimal"/>
-      <w:lvlText w:val="%6."/>
-      <w:lvlJc w:val="left"/>
-      <w:pPr>
-        <w:tabs>
-          <w:tab w:val="num" w:pos="4320"/>
-        </w:tabs>
-        <w:ind w:left="4320" w:hanging="360"/>
-      </w:pPr>
-    </w:lvl>
-    <w:lvl w:ilvl="6" w:tentative="1">
-      <w:start w:val="1"/>
-      <w:numFmt w:val="decimal"/>
-      <w:lvlText w:val="%7."/>
-      <w:lvlJc w:val="left"/>
-      <w:pPr>
-        <w:tabs>
-          <w:tab w:val="num" w:pos="5040"/>
-        </w:tabs>
-        <w:ind w:left="5040" w:hanging="360"/>
-      </w:pPr>
-    </w:lvl>
-    <w:lvl w:ilvl="7" w:tentative="1">
-      <w:start w:val="1"/>
-      <w:numFmt w:val="decimal"/>
-      <w:lvlText w:val="%8."/>
-      <w:lvlJc w:val="left"/>
-      <w:pPr>
-        <w:tabs>
-          <w:tab w:val="num" w:pos="5760"/>
-        </w:tabs>
-        <w:ind w:left="5760" w:hanging="360"/>
-      </w:pPr>
-    </w:lvl>
-    <w:lvl w:ilvl="8" w:tentative="1">
-      <w:start w:val="1"/>
-      <w:numFmt w:val="decimal"/>
-      <w:lvlText w:val="%9."/>
-      <w:lvlJc w:val="left"/>
-      <w:pPr>
-        <w:tabs>
-          <w:tab w:val="num" w:pos="6480"/>
-        </w:tabs>
-        <w:ind w:left="6480" w:hanging="360"/>
-      </w:pPr>
-    </w:lvl>
-  </w:abstractNum>
-  <w:abstractNum w:abstractNumId="11">
-    <w:nsid w:val="4D8D69B3"/>
-    <w:multiLevelType w:val="multilevel"/>
-    <w:tmpl w:val="92229020"/>
+    <w:tmpl w:val="343E9C32"/>
     <w:lvl w:ilvl="0">
       <w:start w:val="1"/>
       <w:numFmt w:val="bullet"/>
@@ -46679,10 +51686,10 @@
       </w:rPr>
     </w:lvl>
   </w:abstractNum>
-  <w:abstractNum w:abstractNumId="12">
-    <w:nsid w:val="4E445292"/>
+  <w:abstractNum w:abstractNumId="11">
+    <w:nsid w:val="38333AB2"/>
     <w:multiLevelType w:val="multilevel"/>
-    <w:tmpl w:val="EAE6F9F4"/>
+    <w:tmpl w:val="DA14DDEC"/>
     <w:lvl w:ilvl="0">
       <w:start w:val="1"/>
       <w:numFmt w:val="bullet"/>
@@ -46828,10 +51835,272 @@
       </w:rPr>
     </w:lvl>
   </w:abstractNum>
+  <w:abstractNum w:abstractNumId="12">
+    <w:nsid w:val="49C55382"/>
+    <w:multiLevelType w:val="multilevel"/>
+    <w:tmpl w:val="ED3A6CBE"/>
+    <w:lvl w:ilvl="0">
+      <w:start w:val="1"/>
+      <w:numFmt w:val="bullet"/>
+      <w:lvlText w:val=""/>
+      <w:lvlJc w:val="left"/>
+      <w:pPr>
+        <w:tabs>
+          <w:tab w:val="num" w:pos="720"/>
+        </w:tabs>
+        <w:ind w:left="720" w:hanging="360"/>
+      </w:pPr>
+      <w:rPr>
+        <w:rFonts w:ascii="Symbol" w:hAnsi="Symbol" w:hint="default"/>
+        <w:sz w:val="20"/>
+      </w:rPr>
+    </w:lvl>
+    <w:lvl w:ilvl="1">
+      <w:start w:val="1"/>
+      <w:numFmt w:val="bullet"/>
+      <w:lvlText w:val="o"/>
+      <w:lvlJc w:val="left"/>
+      <w:pPr>
+        <w:tabs>
+          <w:tab w:val="num" w:pos="1440"/>
+        </w:tabs>
+        <w:ind w:left="1440" w:hanging="360"/>
+      </w:pPr>
+      <w:rPr>
+        <w:rFonts w:ascii="Courier New" w:hAnsi="Courier New" w:hint="default"/>
+        <w:sz w:val="20"/>
+      </w:rPr>
+    </w:lvl>
+    <w:lvl w:ilvl="2" w:tentative="1">
+      <w:start w:val="1"/>
+      <w:numFmt w:val="bullet"/>
+      <w:lvlText w:val=""/>
+      <w:lvlJc w:val="left"/>
+      <w:pPr>
+        <w:tabs>
+          <w:tab w:val="num" w:pos="2160"/>
+        </w:tabs>
+        <w:ind w:left="2160" w:hanging="360"/>
+      </w:pPr>
+      <w:rPr>
+        <w:rFonts w:ascii="Wingdings" w:hAnsi="Wingdings" w:hint="default"/>
+        <w:sz w:val="20"/>
+      </w:rPr>
+    </w:lvl>
+    <w:lvl w:ilvl="3" w:tentative="1">
+      <w:start w:val="1"/>
+      <w:numFmt w:val="bullet"/>
+      <w:lvlText w:val=""/>
+      <w:lvlJc w:val="left"/>
+      <w:pPr>
+        <w:tabs>
+          <w:tab w:val="num" w:pos="2880"/>
+        </w:tabs>
+        <w:ind w:left="2880" w:hanging="360"/>
+      </w:pPr>
+      <w:rPr>
+        <w:rFonts w:ascii="Wingdings" w:hAnsi="Wingdings" w:hint="default"/>
+        <w:sz w:val="20"/>
+      </w:rPr>
+    </w:lvl>
+    <w:lvl w:ilvl="4" w:tentative="1">
+      <w:start w:val="1"/>
+      <w:numFmt w:val="bullet"/>
+      <w:lvlText w:val=""/>
+      <w:lvlJc w:val="left"/>
+      <w:pPr>
+        <w:tabs>
+          <w:tab w:val="num" w:pos="3600"/>
+        </w:tabs>
+        <w:ind w:left="3600" w:hanging="360"/>
+      </w:pPr>
+      <w:rPr>
+        <w:rFonts w:ascii="Wingdings" w:hAnsi="Wingdings" w:hint="default"/>
+        <w:sz w:val="20"/>
+      </w:rPr>
+    </w:lvl>
+    <w:lvl w:ilvl="5" w:tentative="1">
+      <w:start w:val="1"/>
+      <w:numFmt w:val="bullet"/>
+      <w:lvlText w:val=""/>
+      <w:lvlJc w:val="left"/>
+      <w:pPr>
+        <w:tabs>
+          <w:tab w:val="num" w:pos="4320"/>
+        </w:tabs>
+        <w:ind w:left="4320" w:hanging="360"/>
+      </w:pPr>
+      <w:rPr>
+        <w:rFonts w:ascii="Wingdings" w:hAnsi="Wingdings" w:hint="default"/>
+        <w:sz w:val="20"/>
+      </w:rPr>
+    </w:lvl>
+    <w:lvl w:ilvl="6" w:tentative="1">
+      <w:start w:val="1"/>
+      <w:numFmt w:val="bullet"/>
+      <w:lvlText w:val=""/>
+      <w:lvlJc w:val="left"/>
+      <w:pPr>
+        <w:tabs>
+          <w:tab w:val="num" w:pos="5040"/>
+        </w:tabs>
+        <w:ind w:left="5040" w:hanging="360"/>
+      </w:pPr>
+      <w:rPr>
+        <w:rFonts w:ascii="Wingdings" w:hAnsi="Wingdings" w:hint="default"/>
+        <w:sz w:val="20"/>
+      </w:rPr>
+    </w:lvl>
+    <w:lvl w:ilvl="7" w:tentative="1">
+      <w:start w:val="1"/>
+      <w:numFmt w:val="bullet"/>
+      <w:lvlText w:val=""/>
+      <w:lvlJc w:val="left"/>
+      <w:pPr>
+        <w:tabs>
+          <w:tab w:val="num" w:pos="5760"/>
+        </w:tabs>
+        <w:ind w:left="5760" w:hanging="360"/>
+      </w:pPr>
+      <w:rPr>
+        <w:rFonts w:ascii="Wingdings" w:hAnsi="Wingdings" w:hint="default"/>
+        <w:sz w:val="20"/>
+      </w:rPr>
+    </w:lvl>
+    <w:lvl w:ilvl="8" w:tentative="1">
+      <w:start w:val="1"/>
+      <w:numFmt w:val="bullet"/>
+      <w:lvlText w:val=""/>
+      <w:lvlJc w:val="left"/>
+      <w:pPr>
+        <w:tabs>
+          <w:tab w:val="num" w:pos="6480"/>
+        </w:tabs>
+        <w:ind w:left="6480" w:hanging="360"/>
+      </w:pPr>
+      <w:rPr>
+        <w:rFonts w:ascii="Wingdings" w:hAnsi="Wingdings" w:hint="default"/>
+        <w:sz w:val="20"/>
+      </w:rPr>
+    </w:lvl>
+  </w:abstractNum>
   <w:abstractNum w:abstractNumId="13">
-    <w:nsid w:val="4FA93BA2"/>
+    <w:nsid w:val="4D5C79EA"/>
     <w:multiLevelType w:val="multilevel"/>
-    <w:tmpl w:val="01A0A126"/>
+    <w:tmpl w:val="AE742102"/>
+    <w:lvl w:ilvl="0">
+      <w:start w:val="1"/>
+      <w:numFmt w:val="decimal"/>
+      <w:lvlText w:val="%1."/>
+      <w:lvlJc w:val="left"/>
+      <w:pPr>
+        <w:tabs>
+          <w:tab w:val="num" w:pos="720"/>
+        </w:tabs>
+        <w:ind w:left="720" w:hanging="360"/>
+      </w:pPr>
+    </w:lvl>
+    <w:lvl w:ilvl="1" w:tentative="1">
+      <w:start w:val="1"/>
+      <w:numFmt w:val="decimal"/>
+      <w:lvlText w:val="%2."/>
+      <w:lvlJc w:val="left"/>
+      <w:pPr>
+        <w:tabs>
+          <w:tab w:val="num" w:pos="1440"/>
+        </w:tabs>
+        <w:ind w:left="1440" w:hanging="360"/>
+      </w:pPr>
+    </w:lvl>
+    <w:lvl w:ilvl="2" w:tentative="1">
+      <w:start w:val="1"/>
+      <w:numFmt w:val="decimal"/>
+      <w:lvlText w:val="%3."/>
+      <w:lvlJc w:val="left"/>
+      <w:pPr>
+        <w:tabs>
+          <w:tab w:val="num" w:pos="2160"/>
+        </w:tabs>
+        <w:ind w:left="2160" w:hanging="360"/>
+      </w:pPr>
+    </w:lvl>
+    <w:lvl w:ilvl="3" w:tentative="1">
+      <w:start w:val="1"/>
+      <w:numFmt w:val="decimal"/>
+      <w:lvlText w:val="%4."/>
+      <w:lvlJc w:val="left"/>
+      <w:pPr>
+        <w:tabs>
+          <w:tab w:val="num" w:pos="2880"/>
+        </w:tabs>
+        <w:ind w:left="2880" w:hanging="360"/>
+      </w:pPr>
+    </w:lvl>
+    <w:lvl w:ilvl="4" w:tentative="1">
+      <w:start w:val="1"/>
+      <w:numFmt w:val="decimal"/>
+      <w:lvlText w:val="%5."/>
+      <w:lvlJc w:val="left"/>
+      <w:pPr>
+        <w:tabs>
+          <w:tab w:val="num" w:pos="3600"/>
+        </w:tabs>
+        <w:ind w:left="3600" w:hanging="360"/>
+      </w:pPr>
+    </w:lvl>
+    <w:lvl w:ilvl="5" w:tentative="1">
+      <w:start w:val="1"/>
+      <w:numFmt w:val="decimal"/>
+      <w:lvlText w:val="%6."/>
+      <w:lvlJc w:val="left"/>
+      <w:pPr>
+        <w:tabs>
+          <w:tab w:val="num" w:pos="4320"/>
+        </w:tabs>
+        <w:ind w:left="4320" w:hanging="360"/>
+      </w:pPr>
+    </w:lvl>
+    <w:lvl w:ilvl="6" w:tentative="1">
+      <w:start w:val="1"/>
+      <w:numFmt w:val="decimal"/>
+      <w:lvlText w:val="%7."/>
+      <w:lvlJc w:val="left"/>
+      <w:pPr>
+        <w:tabs>
+          <w:tab w:val="num" w:pos="5040"/>
+        </w:tabs>
+        <w:ind w:left="5040" w:hanging="360"/>
+      </w:pPr>
+    </w:lvl>
+    <w:lvl w:ilvl="7" w:tentative="1">
+      <w:start w:val="1"/>
+      <w:numFmt w:val="decimal"/>
+      <w:lvlText w:val="%8."/>
+      <w:lvlJc w:val="left"/>
+      <w:pPr>
+        <w:tabs>
+          <w:tab w:val="num" w:pos="5760"/>
+        </w:tabs>
+        <w:ind w:left="5760" w:hanging="360"/>
+      </w:pPr>
+    </w:lvl>
+    <w:lvl w:ilvl="8" w:tentative="1">
+      <w:start w:val="1"/>
+      <w:numFmt w:val="decimal"/>
+      <w:lvlText w:val="%9."/>
+      <w:lvlJc w:val="left"/>
+      <w:pPr>
+        <w:tabs>
+          <w:tab w:val="num" w:pos="6480"/>
+        </w:tabs>
+        <w:ind w:left="6480" w:hanging="360"/>
+      </w:pPr>
+    </w:lvl>
+  </w:abstractNum>
+  <w:abstractNum w:abstractNumId="14">
+    <w:nsid w:val="4D8D69B3"/>
+    <w:multiLevelType w:val="multilevel"/>
+    <w:tmpl w:val="92229020"/>
     <w:lvl w:ilvl="0">
       <w:start w:val="1"/>
       <w:numFmt w:val="bullet"/>
@@ -46977,10 +52246,10 @@
       </w:rPr>
     </w:lvl>
   </w:abstractNum>
-  <w:abstractNum w:abstractNumId="14">
-    <w:nsid w:val="51987990"/>
+  <w:abstractNum w:abstractNumId="15">
+    <w:nsid w:val="4E445292"/>
     <w:multiLevelType w:val="multilevel"/>
-    <w:tmpl w:val="B8A8ADB6"/>
+    <w:tmpl w:val="EAE6F9F4"/>
     <w:lvl w:ilvl="0">
       <w:start w:val="1"/>
       <w:numFmt w:val="bullet"/>
@@ -47126,236 +52395,10 @@
       </w:rPr>
     </w:lvl>
   </w:abstractNum>
-  <w:abstractNum w:abstractNumId="15">
-    <w:nsid w:val="530E140D"/>
+  <w:abstractNum w:abstractNumId="16">
+    <w:nsid w:val="4FA93BA2"/>
     <w:multiLevelType w:val="multilevel"/>
-    <w:tmpl w:val="C87268F6"/>
-    <w:lvl w:ilvl="0">
-      <w:start w:val="1"/>
-      <w:numFmt w:val="decimal"/>
-      <w:lvlText w:val="%1."/>
-      <w:lvlJc w:val="left"/>
-      <w:pPr>
-        <w:tabs>
-          <w:tab w:val="num" w:pos="720"/>
-        </w:tabs>
-        <w:ind w:left="720" w:hanging="360"/>
-      </w:pPr>
-    </w:lvl>
-    <w:lvl w:ilvl="1" w:tentative="1">
-      <w:start w:val="1"/>
-      <w:numFmt w:val="decimal"/>
-      <w:lvlText w:val="%2."/>
-      <w:lvlJc w:val="left"/>
-      <w:pPr>
-        <w:tabs>
-          <w:tab w:val="num" w:pos="1440"/>
-        </w:tabs>
-        <w:ind w:left="1440" w:hanging="360"/>
-      </w:pPr>
-    </w:lvl>
-    <w:lvl w:ilvl="2" w:tentative="1">
-      <w:start w:val="1"/>
-      <w:numFmt w:val="decimal"/>
-      <w:lvlText w:val="%3."/>
-      <w:lvlJc w:val="left"/>
-      <w:pPr>
-        <w:tabs>
-          <w:tab w:val="num" w:pos="2160"/>
-        </w:tabs>
-        <w:ind w:left="2160" w:hanging="360"/>
-      </w:pPr>
-    </w:lvl>
-    <w:lvl w:ilvl="3" w:tentative="1">
-      <w:start w:val="1"/>
-      <w:numFmt w:val="decimal"/>
-      <w:lvlText w:val="%4."/>
-      <w:lvlJc w:val="left"/>
-      <w:pPr>
-        <w:tabs>
-          <w:tab w:val="num" w:pos="2880"/>
-        </w:tabs>
-        <w:ind w:left="2880" w:hanging="360"/>
-      </w:pPr>
-    </w:lvl>
-    <w:lvl w:ilvl="4" w:tentative="1">
-      <w:start w:val="1"/>
-      <w:numFmt w:val="decimal"/>
-      <w:lvlText w:val="%5."/>
-      <w:lvlJc w:val="left"/>
-      <w:pPr>
-        <w:tabs>
-          <w:tab w:val="num" w:pos="3600"/>
-        </w:tabs>
-        <w:ind w:left="3600" w:hanging="360"/>
-      </w:pPr>
-    </w:lvl>
-    <w:lvl w:ilvl="5" w:tentative="1">
-      <w:start w:val="1"/>
-      <w:numFmt w:val="decimal"/>
-      <w:lvlText w:val="%6."/>
-      <w:lvlJc w:val="left"/>
-      <w:pPr>
-        <w:tabs>
-          <w:tab w:val="num" w:pos="4320"/>
-        </w:tabs>
-        <w:ind w:left="4320" w:hanging="360"/>
-      </w:pPr>
-    </w:lvl>
-    <w:lvl w:ilvl="6" w:tentative="1">
-      <w:start w:val="1"/>
-      <w:numFmt w:val="decimal"/>
-      <w:lvlText w:val="%7."/>
-      <w:lvlJc w:val="left"/>
-      <w:pPr>
-        <w:tabs>
-          <w:tab w:val="num" w:pos="5040"/>
-        </w:tabs>
-        <w:ind w:left="5040" w:hanging="360"/>
-      </w:pPr>
-    </w:lvl>
-    <w:lvl w:ilvl="7" w:tentative="1">
-      <w:start w:val="1"/>
-      <w:numFmt w:val="decimal"/>
-      <w:lvlText w:val="%8."/>
-      <w:lvlJc w:val="left"/>
-      <w:pPr>
-        <w:tabs>
-          <w:tab w:val="num" w:pos="5760"/>
-        </w:tabs>
-        <w:ind w:left="5760" w:hanging="360"/>
-      </w:pPr>
-    </w:lvl>
-    <w:lvl w:ilvl="8" w:tentative="1">
-      <w:start w:val="1"/>
-      <w:numFmt w:val="decimal"/>
-      <w:lvlText w:val="%9."/>
-      <w:lvlJc w:val="left"/>
-      <w:pPr>
-        <w:tabs>
-          <w:tab w:val="num" w:pos="6480"/>
-        </w:tabs>
-        <w:ind w:left="6480" w:hanging="360"/>
-      </w:pPr>
-    </w:lvl>
-  </w:abstractNum>
-  <w:abstractNum w:abstractNumId="16">
-    <w:nsid w:val="53DC5907"/>
-    <w:multiLevelType w:val="multilevel"/>
-    <w:tmpl w:val="38DE0DA2"/>
-    <w:lvl w:ilvl="0">
-      <w:start w:val="1"/>
-      <w:numFmt w:val="decimal"/>
-      <w:lvlText w:val="%1."/>
-      <w:lvlJc w:val="left"/>
-      <w:pPr>
-        <w:tabs>
-          <w:tab w:val="num" w:pos="720"/>
-        </w:tabs>
-        <w:ind w:left="720" w:hanging="360"/>
-      </w:pPr>
-    </w:lvl>
-    <w:lvl w:ilvl="1" w:tentative="1">
-      <w:start w:val="1"/>
-      <w:numFmt w:val="decimal"/>
-      <w:lvlText w:val="%2."/>
-      <w:lvlJc w:val="left"/>
-      <w:pPr>
-        <w:tabs>
-          <w:tab w:val="num" w:pos="1440"/>
-        </w:tabs>
-        <w:ind w:left="1440" w:hanging="360"/>
-      </w:pPr>
-    </w:lvl>
-    <w:lvl w:ilvl="2" w:tentative="1">
-      <w:start w:val="1"/>
-      <w:numFmt w:val="decimal"/>
-      <w:lvlText w:val="%3."/>
-      <w:lvlJc w:val="left"/>
-      <w:pPr>
-        <w:tabs>
-          <w:tab w:val="num" w:pos="2160"/>
-        </w:tabs>
-        <w:ind w:left="2160" w:hanging="360"/>
-      </w:pPr>
-    </w:lvl>
-    <w:lvl w:ilvl="3" w:tentative="1">
-      <w:start w:val="1"/>
-      <w:numFmt w:val="decimal"/>
-      <w:lvlText w:val="%4."/>
-      <w:lvlJc w:val="left"/>
-      <w:pPr>
-        <w:tabs>
-          <w:tab w:val="num" w:pos="2880"/>
-        </w:tabs>
-        <w:ind w:left="2880" w:hanging="360"/>
-      </w:pPr>
-    </w:lvl>
-    <w:lvl w:ilvl="4" w:tentative="1">
-      <w:start w:val="1"/>
-      <w:numFmt w:val="decimal"/>
-      <w:lvlText w:val="%5."/>
-      <w:lvlJc w:val="left"/>
-      <w:pPr>
-        <w:tabs>
-          <w:tab w:val="num" w:pos="3600"/>
-        </w:tabs>
-        <w:ind w:left="3600" w:hanging="360"/>
-      </w:pPr>
-    </w:lvl>
-    <w:lvl w:ilvl="5" w:tentative="1">
-      <w:start w:val="1"/>
-      <w:numFmt w:val="decimal"/>
-      <w:lvlText w:val="%6."/>
-      <w:lvlJc w:val="left"/>
-      <w:pPr>
-        <w:tabs>
-          <w:tab w:val="num" w:pos="4320"/>
-        </w:tabs>
-        <w:ind w:left="4320" w:hanging="360"/>
-      </w:pPr>
-    </w:lvl>
-    <w:lvl w:ilvl="6" w:tentative="1">
-      <w:start w:val="1"/>
-      <w:numFmt w:val="decimal"/>
-      <w:lvlText w:val="%7."/>
-      <w:lvlJc w:val="left"/>
-      <w:pPr>
-        <w:tabs>
-          <w:tab w:val="num" w:pos="5040"/>
-        </w:tabs>
-        <w:ind w:left="5040" w:hanging="360"/>
-      </w:pPr>
-    </w:lvl>
-    <w:lvl w:ilvl="7" w:tentative="1">
-      <w:start w:val="1"/>
-      <w:numFmt w:val="decimal"/>
-      <w:lvlText w:val="%8."/>
-      <w:lvlJc w:val="left"/>
-      <w:pPr>
-        <w:tabs>
-          <w:tab w:val="num" w:pos="5760"/>
-        </w:tabs>
-        <w:ind w:left="5760" w:hanging="360"/>
-      </w:pPr>
-    </w:lvl>
-    <w:lvl w:ilvl="8" w:tentative="1">
-      <w:start w:val="1"/>
-      <w:numFmt w:val="decimal"/>
-      <w:lvlText w:val="%9."/>
-      <w:lvlJc w:val="left"/>
-      <w:pPr>
-        <w:tabs>
-          <w:tab w:val="num" w:pos="6480"/>
-        </w:tabs>
-        <w:ind w:left="6480" w:hanging="360"/>
-      </w:pPr>
-    </w:lvl>
-  </w:abstractNum>
-  <w:abstractNum w:abstractNumId="17">
-    <w:nsid w:val="62F22FA3"/>
-    <w:multiLevelType w:val="multilevel"/>
-    <w:tmpl w:val="5B2E63F4"/>
+    <w:tmpl w:val="01A0A126"/>
     <w:lvl w:ilvl="0">
       <w:start w:val="1"/>
       <w:numFmt w:val="bullet"/>
@@ -47501,10 +52544,10 @@
       </w:rPr>
     </w:lvl>
   </w:abstractNum>
-  <w:abstractNum w:abstractNumId="18">
-    <w:nsid w:val="64CD55CC"/>
+  <w:abstractNum w:abstractNumId="17">
+    <w:nsid w:val="51987990"/>
     <w:multiLevelType w:val="multilevel"/>
-    <w:tmpl w:val="885A6ABC"/>
+    <w:tmpl w:val="B8A8ADB6"/>
     <w:lvl w:ilvl="0">
       <w:start w:val="1"/>
       <w:numFmt w:val="bullet"/>
@@ -47650,10 +52693,236 @@
       </w:rPr>
     </w:lvl>
   </w:abstractNum>
+  <w:abstractNum w:abstractNumId="18">
+    <w:nsid w:val="530E140D"/>
+    <w:multiLevelType w:val="multilevel"/>
+    <w:tmpl w:val="C87268F6"/>
+    <w:lvl w:ilvl="0">
+      <w:start w:val="1"/>
+      <w:numFmt w:val="decimal"/>
+      <w:lvlText w:val="%1."/>
+      <w:lvlJc w:val="left"/>
+      <w:pPr>
+        <w:tabs>
+          <w:tab w:val="num" w:pos="720"/>
+        </w:tabs>
+        <w:ind w:left="720" w:hanging="360"/>
+      </w:pPr>
+    </w:lvl>
+    <w:lvl w:ilvl="1" w:tentative="1">
+      <w:start w:val="1"/>
+      <w:numFmt w:val="decimal"/>
+      <w:lvlText w:val="%2."/>
+      <w:lvlJc w:val="left"/>
+      <w:pPr>
+        <w:tabs>
+          <w:tab w:val="num" w:pos="1440"/>
+        </w:tabs>
+        <w:ind w:left="1440" w:hanging="360"/>
+      </w:pPr>
+    </w:lvl>
+    <w:lvl w:ilvl="2" w:tentative="1">
+      <w:start w:val="1"/>
+      <w:numFmt w:val="decimal"/>
+      <w:lvlText w:val="%3."/>
+      <w:lvlJc w:val="left"/>
+      <w:pPr>
+        <w:tabs>
+          <w:tab w:val="num" w:pos="2160"/>
+        </w:tabs>
+        <w:ind w:left="2160" w:hanging="360"/>
+      </w:pPr>
+    </w:lvl>
+    <w:lvl w:ilvl="3" w:tentative="1">
+      <w:start w:val="1"/>
+      <w:numFmt w:val="decimal"/>
+      <w:lvlText w:val="%4."/>
+      <w:lvlJc w:val="left"/>
+      <w:pPr>
+        <w:tabs>
+          <w:tab w:val="num" w:pos="2880"/>
+        </w:tabs>
+        <w:ind w:left="2880" w:hanging="360"/>
+      </w:pPr>
+    </w:lvl>
+    <w:lvl w:ilvl="4" w:tentative="1">
+      <w:start w:val="1"/>
+      <w:numFmt w:val="decimal"/>
+      <w:lvlText w:val="%5."/>
+      <w:lvlJc w:val="left"/>
+      <w:pPr>
+        <w:tabs>
+          <w:tab w:val="num" w:pos="3600"/>
+        </w:tabs>
+        <w:ind w:left="3600" w:hanging="360"/>
+      </w:pPr>
+    </w:lvl>
+    <w:lvl w:ilvl="5" w:tentative="1">
+      <w:start w:val="1"/>
+      <w:numFmt w:val="decimal"/>
+      <w:lvlText w:val="%6."/>
+      <w:lvlJc w:val="left"/>
+      <w:pPr>
+        <w:tabs>
+          <w:tab w:val="num" w:pos="4320"/>
+        </w:tabs>
+        <w:ind w:left="4320" w:hanging="360"/>
+      </w:pPr>
+    </w:lvl>
+    <w:lvl w:ilvl="6" w:tentative="1">
+      <w:start w:val="1"/>
+      <w:numFmt w:val="decimal"/>
+      <w:lvlText w:val="%7."/>
+      <w:lvlJc w:val="left"/>
+      <w:pPr>
+        <w:tabs>
+          <w:tab w:val="num" w:pos="5040"/>
+        </w:tabs>
+        <w:ind w:left="5040" w:hanging="360"/>
+      </w:pPr>
+    </w:lvl>
+    <w:lvl w:ilvl="7" w:tentative="1">
+      <w:start w:val="1"/>
+      <w:numFmt w:val="decimal"/>
+      <w:lvlText w:val="%8."/>
+      <w:lvlJc w:val="left"/>
+      <w:pPr>
+        <w:tabs>
+          <w:tab w:val="num" w:pos="5760"/>
+        </w:tabs>
+        <w:ind w:left="5760" w:hanging="360"/>
+      </w:pPr>
+    </w:lvl>
+    <w:lvl w:ilvl="8" w:tentative="1">
+      <w:start w:val="1"/>
+      <w:numFmt w:val="decimal"/>
+      <w:lvlText w:val="%9."/>
+      <w:lvlJc w:val="left"/>
+      <w:pPr>
+        <w:tabs>
+          <w:tab w:val="num" w:pos="6480"/>
+        </w:tabs>
+        <w:ind w:left="6480" w:hanging="360"/>
+      </w:pPr>
+    </w:lvl>
+  </w:abstractNum>
   <w:abstractNum w:abstractNumId="19">
-    <w:nsid w:val="69721671"/>
+    <w:nsid w:val="53DC5907"/>
     <w:multiLevelType w:val="multilevel"/>
-    <w:tmpl w:val="2946B2D2"/>
+    <w:tmpl w:val="38DE0DA2"/>
+    <w:lvl w:ilvl="0">
+      <w:start w:val="1"/>
+      <w:numFmt w:val="decimal"/>
+      <w:lvlText w:val="%1."/>
+      <w:lvlJc w:val="left"/>
+      <w:pPr>
+        <w:tabs>
+          <w:tab w:val="num" w:pos="720"/>
+        </w:tabs>
+        <w:ind w:left="720" w:hanging="360"/>
+      </w:pPr>
+    </w:lvl>
+    <w:lvl w:ilvl="1" w:tentative="1">
+      <w:start w:val="1"/>
+      <w:numFmt w:val="decimal"/>
+      <w:lvlText w:val="%2."/>
+      <w:lvlJc w:val="left"/>
+      <w:pPr>
+        <w:tabs>
+          <w:tab w:val="num" w:pos="1440"/>
+        </w:tabs>
+        <w:ind w:left="1440" w:hanging="360"/>
+      </w:pPr>
+    </w:lvl>
+    <w:lvl w:ilvl="2" w:tentative="1">
+      <w:start w:val="1"/>
+      <w:numFmt w:val="decimal"/>
+      <w:lvlText w:val="%3."/>
+      <w:lvlJc w:val="left"/>
+      <w:pPr>
+        <w:tabs>
+          <w:tab w:val="num" w:pos="2160"/>
+        </w:tabs>
+        <w:ind w:left="2160" w:hanging="360"/>
+      </w:pPr>
+    </w:lvl>
+    <w:lvl w:ilvl="3" w:tentative="1">
+      <w:start w:val="1"/>
+      <w:numFmt w:val="decimal"/>
+      <w:lvlText w:val="%4."/>
+      <w:lvlJc w:val="left"/>
+      <w:pPr>
+        <w:tabs>
+          <w:tab w:val="num" w:pos="2880"/>
+        </w:tabs>
+        <w:ind w:left="2880" w:hanging="360"/>
+      </w:pPr>
+    </w:lvl>
+    <w:lvl w:ilvl="4" w:tentative="1">
+      <w:start w:val="1"/>
+      <w:numFmt w:val="decimal"/>
+      <w:lvlText w:val="%5."/>
+      <w:lvlJc w:val="left"/>
+      <w:pPr>
+        <w:tabs>
+          <w:tab w:val="num" w:pos="3600"/>
+        </w:tabs>
+        <w:ind w:left="3600" w:hanging="360"/>
+      </w:pPr>
+    </w:lvl>
+    <w:lvl w:ilvl="5" w:tentative="1">
+      <w:start w:val="1"/>
+      <w:numFmt w:val="decimal"/>
+      <w:lvlText w:val="%6."/>
+      <w:lvlJc w:val="left"/>
+      <w:pPr>
+        <w:tabs>
+          <w:tab w:val="num" w:pos="4320"/>
+        </w:tabs>
+        <w:ind w:left="4320" w:hanging="360"/>
+      </w:pPr>
+    </w:lvl>
+    <w:lvl w:ilvl="6" w:tentative="1">
+      <w:start w:val="1"/>
+      <w:numFmt w:val="decimal"/>
+      <w:lvlText w:val="%7."/>
+      <w:lvlJc w:val="left"/>
+      <w:pPr>
+        <w:tabs>
+          <w:tab w:val="num" w:pos="5040"/>
+        </w:tabs>
+        <w:ind w:left="5040" w:hanging="360"/>
+      </w:pPr>
+    </w:lvl>
+    <w:lvl w:ilvl="7" w:tentative="1">
+      <w:start w:val="1"/>
+      <w:numFmt w:val="decimal"/>
+      <w:lvlText w:val="%8."/>
+      <w:lvlJc w:val="left"/>
+      <w:pPr>
+        <w:tabs>
+          <w:tab w:val="num" w:pos="5760"/>
+        </w:tabs>
+        <w:ind w:left="5760" w:hanging="360"/>
+      </w:pPr>
+    </w:lvl>
+    <w:lvl w:ilvl="8" w:tentative="1">
+      <w:start w:val="1"/>
+      <w:numFmt w:val="decimal"/>
+      <w:lvlText w:val="%9."/>
+      <w:lvlJc w:val="left"/>
+      <w:pPr>
+        <w:tabs>
+          <w:tab w:val="num" w:pos="6480"/>
+        </w:tabs>
+        <w:ind w:left="6480" w:hanging="360"/>
+      </w:pPr>
+    </w:lvl>
+  </w:abstractNum>
+  <w:abstractNum w:abstractNumId="20">
+    <w:nsid w:val="5E577057"/>
+    <w:multiLevelType w:val="multilevel"/>
+    <w:tmpl w:val="1C5C4638"/>
     <w:lvl w:ilvl="0">
       <w:start w:val="1"/>
       <w:numFmt w:val="bullet"/>
@@ -47799,10 +53068,10 @@
       </w:rPr>
     </w:lvl>
   </w:abstractNum>
-  <w:abstractNum w:abstractNumId="20">
-    <w:nsid w:val="7E571DA2"/>
+  <w:abstractNum w:abstractNumId="21">
+    <w:nsid w:val="62F22FA3"/>
     <w:multiLevelType w:val="multilevel"/>
-    <w:tmpl w:val="1D9EB9E2"/>
+    <w:tmpl w:val="5B2E63F4"/>
     <w:lvl w:ilvl="0">
       <w:start w:val="1"/>
       <w:numFmt w:val="bullet"/>
@@ -47948,29 +53217,476 @@
       </w:rPr>
     </w:lvl>
   </w:abstractNum>
+  <w:abstractNum w:abstractNumId="22">
+    <w:nsid w:val="64CD55CC"/>
+    <w:multiLevelType w:val="multilevel"/>
+    <w:tmpl w:val="885A6ABC"/>
+    <w:lvl w:ilvl="0">
+      <w:start w:val="1"/>
+      <w:numFmt w:val="bullet"/>
+      <w:lvlText w:val=""/>
+      <w:lvlJc w:val="left"/>
+      <w:pPr>
+        <w:tabs>
+          <w:tab w:val="num" w:pos="720"/>
+        </w:tabs>
+        <w:ind w:left="720" w:hanging="360"/>
+      </w:pPr>
+      <w:rPr>
+        <w:rFonts w:ascii="Symbol" w:hAnsi="Symbol" w:hint="default"/>
+        <w:sz w:val="20"/>
+      </w:rPr>
+    </w:lvl>
+    <w:lvl w:ilvl="1" w:tentative="1">
+      <w:start w:val="1"/>
+      <w:numFmt w:val="bullet"/>
+      <w:lvlText w:val="o"/>
+      <w:lvlJc w:val="left"/>
+      <w:pPr>
+        <w:tabs>
+          <w:tab w:val="num" w:pos="1440"/>
+        </w:tabs>
+        <w:ind w:left="1440" w:hanging="360"/>
+      </w:pPr>
+      <w:rPr>
+        <w:rFonts w:ascii="Courier New" w:hAnsi="Courier New" w:hint="default"/>
+        <w:sz w:val="20"/>
+      </w:rPr>
+    </w:lvl>
+    <w:lvl w:ilvl="2" w:tentative="1">
+      <w:start w:val="1"/>
+      <w:numFmt w:val="bullet"/>
+      <w:lvlText w:val=""/>
+      <w:lvlJc w:val="left"/>
+      <w:pPr>
+        <w:tabs>
+          <w:tab w:val="num" w:pos="2160"/>
+        </w:tabs>
+        <w:ind w:left="2160" w:hanging="360"/>
+      </w:pPr>
+      <w:rPr>
+        <w:rFonts w:ascii="Wingdings" w:hAnsi="Wingdings" w:hint="default"/>
+        <w:sz w:val="20"/>
+      </w:rPr>
+    </w:lvl>
+    <w:lvl w:ilvl="3" w:tentative="1">
+      <w:start w:val="1"/>
+      <w:numFmt w:val="bullet"/>
+      <w:lvlText w:val=""/>
+      <w:lvlJc w:val="left"/>
+      <w:pPr>
+        <w:tabs>
+          <w:tab w:val="num" w:pos="2880"/>
+        </w:tabs>
+        <w:ind w:left="2880" w:hanging="360"/>
+      </w:pPr>
+      <w:rPr>
+        <w:rFonts w:ascii="Wingdings" w:hAnsi="Wingdings" w:hint="default"/>
+        <w:sz w:val="20"/>
+      </w:rPr>
+    </w:lvl>
+    <w:lvl w:ilvl="4" w:tentative="1">
+      <w:start w:val="1"/>
+      <w:numFmt w:val="bullet"/>
+      <w:lvlText w:val=""/>
+      <w:lvlJc w:val="left"/>
+      <w:pPr>
+        <w:tabs>
+          <w:tab w:val="num" w:pos="3600"/>
+        </w:tabs>
+        <w:ind w:left="3600" w:hanging="360"/>
+      </w:pPr>
+      <w:rPr>
+        <w:rFonts w:ascii="Wingdings" w:hAnsi="Wingdings" w:hint="default"/>
+        <w:sz w:val="20"/>
+      </w:rPr>
+    </w:lvl>
+    <w:lvl w:ilvl="5" w:tentative="1">
+      <w:start w:val="1"/>
+      <w:numFmt w:val="bullet"/>
+      <w:lvlText w:val=""/>
+      <w:lvlJc w:val="left"/>
+      <w:pPr>
+        <w:tabs>
+          <w:tab w:val="num" w:pos="4320"/>
+        </w:tabs>
+        <w:ind w:left="4320" w:hanging="360"/>
+      </w:pPr>
+      <w:rPr>
+        <w:rFonts w:ascii="Wingdings" w:hAnsi="Wingdings" w:hint="default"/>
+        <w:sz w:val="20"/>
+      </w:rPr>
+    </w:lvl>
+    <w:lvl w:ilvl="6" w:tentative="1">
+      <w:start w:val="1"/>
+      <w:numFmt w:val="bullet"/>
+      <w:lvlText w:val=""/>
+      <w:lvlJc w:val="left"/>
+      <w:pPr>
+        <w:tabs>
+          <w:tab w:val="num" w:pos="5040"/>
+        </w:tabs>
+        <w:ind w:left="5040" w:hanging="360"/>
+      </w:pPr>
+      <w:rPr>
+        <w:rFonts w:ascii="Wingdings" w:hAnsi="Wingdings" w:hint="default"/>
+        <w:sz w:val="20"/>
+      </w:rPr>
+    </w:lvl>
+    <w:lvl w:ilvl="7" w:tentative="1">
+      <w:start w:val="1"/>
+      <w:numFmt w:val="bullet"/>
+      <w:lvlText w:val=""/>
+      <w:lvlJc w:val="left"/>
+      <w:pPr>
+        <w:tabs>
+          <w:tab w:val="num" w:pos="5760"/>
+        </w:tabs>
+        <w:ind w:left="5760" w:hanging="360"/>
+      </w:pPr>
+      <w:rPr>
+        <w:rFonts w:ascii="Wingdings" w:hAnsi="Wingdings" w:hint="default"/>
+        <w:sz w:val="20"/>
+      </w:rPr>
+    </w:lvl>
+    <w:lvl w:ilvl="8" w:tentative="1">
+      <w:start w:val="1"/>
+      <w:numFmt w:val="bullet"/>
+      <w:lvlText w:val=""/>
+      <w:lvlJc w:val="left"/>
+      <w:pPr>
+        <w:tabs>
+          <w:tab w:val="num" w:pos="6480"/>
+        </w:tabs>
+        <w:ind w:left="6480" w:hanging="360"/>
+      </w:pPr>
+      <w:rPr>
+        <w:rFonts w:ascii="Wingdings" w:hAnsi="Wingdings" w:hint="default"/>
+        <w:sz w:val="20"/>
+      </w:rPr>
+    </w:lvl>
+  </w:abstractNum>
+  <w:abstractNum w:abstractNumId="23">
+    <w:nsid w:val="69721671"/>
+    <w:multiLevelType w:val="multilevel"/>
+    <w:tmpl w:val="2946B2D2"/>
+    <w:lvl w:ilvl="0">
+      <w:start w:val="1"/>
+      <w:numFmt w:val="bullet"/>
+      <w:lvlText w:val=""/>
+      <w:lvlJc w:val="left"/>
+      <w:pPr>
+        <w:tabs>
+          <w:tab w:val="num" w:pos="720"/>
+        </w:tabs>
+        <w:ind w:left="720" w:hanging="360"/>
+      </w:pPr>
+      <w:rPr>
+        <w:rFonts w:ascii="Symbol" w:hAnsi="Symbol" w:hint="default"/>
+        <w:sz w:val="20"/>
+      </w:rPr>
+    </w:lvl>
+    <w:lvl w:ilvl="1" w:tentative="1">
+      <w:start w:val="1"/>
+      <w:numFmt w:val="bullet"/>
+      <w:lvlText w:val="o"/>
+      <w:lvlJc w:val="left"/>
+      <w:pPr>
+        <w:tabs>
+          <w:tab w:val="num" w:pos="1440"/>
+        </w:tabs>
+        <w:ind w:left="1440" w:hanging="360"/>
+      </w:pPr>
+      <w:rPr>
+        <w:rFonts w:ascii="Courier New" w:hAnsi="Courier New" w:hint="default"/>
+        <w:sz w:val="20"/>
+      </w:rPr>
+    </w:lvl>
+    <w:lvl w:ilvl="2" w:tentative="1">
+      <w:start w:val="1"/>
+      <w:numFmt w:val="bullet"/>
+      <w:lvlText w:val=""/>
+      <w:lvlJc w:val="left"/>
+      <w:pPr>
+        <w:tabs>
+          <w:tab w:val="num" w:pos="2160"/>
+        </w:tabs>
+        <w:ind w:left="2160" w:hanging="360"/>
+      </w:pPr>
+      <w:rPr>
+        <w:rFonts w:ascii="Wingdings" w:hAnsi="Wingdings" w:hint="default"/>
+        <w:sz w:val="20"/>
+      </w:rPr>
+    </w:lvl>
+    <w:lvl w:ilvl="3" w:tentative="1">
+      <w:start w:val="1"/>
+      <w:numFmt w:val="bullet"/>
+      <w:lvlText w:val=""/>
+      <w:lvlJc w:val="left"/>
+      <w:pPr>
+        <w:tabs>
+          <w:tab w:val="num" w:pos="2880"/>
+        </w:tabs>
+        <w:ind w:left="2880" w:hanging="360"/>
+      </w:pPr>
+      <w:rPr>
+        <w:rFonts w:ascii="Wingdings" w:hAnsi="Wingdings" w:hint="default"/>
+        <w:sz w:val="20"/>
+      </w:rPr>
+    </w:lvl>
+    <w:lvl w:ilvl="4" w:tentative="1">
+      <w:start w:val="1"/>
+      <w:numFmt w:val="bullet"/>
+      <w:lvlText w:val=""/>
+      <w:lvlJc w:val="left"/>
+      <w:pPr>
+        <w:tabs>
+          <w:tab w:val="num" w:pos="3600"/>
+        </w:tabs>
+        <w:ind w:left="3600" w:hanging="360"/>
+      </w:pPr>
+      <w:rPr>
+        <w:rFonts w:ascii="Wingdings" w:hAnsi="Wingdings" w:hint="default"/>
+        <w:sz w:val="20"/>
+      </w:rPr>
+    </w:lvl>
+    <w:lvl w:ilvl="5" w:tentative="1">
+      <w:start w:val="1"/>
+      <w:numFmt w:val="bullet"/>
+      <w:lvlText w:val=""/>
+      <w:lvlJc w:val="left"/>
+      <w:pPr>
+        <w:tabs>
+          <w:tab w:val="num" w:pos="4320"/>
+        </w:tabs>
+        <w:ind w:left="4320" w:hanging="360"/>
+      </w:pPr>
+      <w:rPr>
+        <w:rFonts w:ascii="Wingdings" w:hAnsi="Wingdings" w:hint="default"/>
+        <w:sz w:val="20"/>
+      </w:rPr>
+    </w:lvl>
+    <w:lvl w:ilvl="6" w:tentative="1">
+      <w:start w:val="1"/>
+      <w:numFmt w:val="bullet"/>
+      <w:lvlText w:val=""/>
+      <w:lvlJc w:val="left"/>
+      <w:pPr>
+        <w:tabs>
+          <w:tab w:val="num" w:pos="5040"/>
+        </w:tabs>
+        <w:ind w:left="5040" w:hanging="360"/>
+      </w:pPr>
+      <w:rPr>
+        <w:rFonts w:ascii="Wingdings" w:hAnsi="Wingdings" w:hint="default"/>
+        <w:sz w:val="20"/>
+      </w:rPr>
+    </w:lvl>
+    <w:lvl w:ilvl="7" w:tentative="1">
+      <w:start w:val="1"/>
+      <w:numFmt w:val="bullet"/>
+      <w:lvlText w:val=""/>
+      <w:lvlJc w:val="left"/>
+      <w:pPr>
+        <w:tabs>
+          <w:tab w:val="num" w:pos="5760"/>
+        </w:tabs>
+        <w:ind w:left="5760" w:hanging="360"/>
+      </w:pPr>
+      <w:rPr>
+        <w:rFonts w:ascii="Wingdings" w:hAnsi="Wingdings" w:hint="default"/>
+        <w:sz w:val="20"/>
+      </w:rPr>
+    </w:lvl>
+    <w:lvl w:ilvl="8" w:tentative="1">
+      <w:start w:val="1"/>
+      <w:numFmt w:val="bullet"/>
+      <w:lvlText w:val=""/>
+      <w:lvlJc w:val="left"/>
+      <w:pPr>
+        <w:tabs>
+          <w:tab w:val="num" w:pos="6480"/>
+        </w:tabs>
+        <w:ind w:left="6480" w:hanging="360"/>
+      </w:pPr>
+      <w:rPr>
+        <w:rFonts w:ascii="Wingdings" w:hAnsi="Wingdings" w:hint="default"/>
+        <w:sz w:val="20"/>
+      </w:rPr>
+    </w:lvl>
+  </w:abstractNum>
+  <w:abstractNum w:abstractNumId="24">
+    <w:nsid w:val="7E571DA2"/>
+    <w:multiLevelType w:val="multilevel"/>
+    <w:tmpl w:val="1D9EB9E2"/>
+    <w:lvl w:ilvl="0">
+      <w:start w:val="1"/>
+      <w:numFmt w:val="bullet"/>
+      <w:lvlText w:val=""/>
+      <w:lvlJc w:val="left"/>
+      <w:pPr>
+        <w:tabs>
+          <w:tab w:val="num" w:pos="720"/>
+        </w:tabs>
+        <w:ind w:left="720" w:hanging="360"/>
+      </w:pPr>
+      <w:rPr>
+        <w:rFonts w:ascii="Symbol" w:hAnsi="Symbol" w:hint="default"/>
+        <w:sz w:val="20"/>
+      </w:rPr>
+    </w:lvl>
+    <w:lvl w:ilvl="1" w:tentative="1">
+      <w:start w:val="1"/>
+      <w:numFmt w:val="bullet"/>
+      <w:lvlText w:val="o"/>
+      <w:lvlJc w:val="left"/>
+      <w:pPr>
+        <w:tabs>
+          <w:tab w:val="num" w:pos="1440"/>
+        </w:tabs>
+        <w:ind w:left="1440" w:hanging="360"/>
+      </w:pPr>
+      <w:rPr>
+        <w:rFonts w:ascii="Courier New" w:hAnsi="Courier New" w:hint="default"/>
+        <w:sz w:val="20"/>
+      </w:rPr>
+    </w:lvl>
+    <w:lvl w:ilvl="2" w:tentative="1">
+      <w:start w:val="1"/>
+      <w:numFmt w:val="bullet"/>
+      <w:lvlText w:val=""/>
+      <w:lvlJc w:val="left"/>
+      <w:pPr>
+        <w:tabs>
+          <w:tab w:val="num" w:pos="2160"/>
+        </w:tabs>
+        <w:ind w:left="2160" w:hanging="360"/>
+      </w:pPr>
+      <w:rPr>
+        <w:rFonts w:ascii="Wingdings" w:hAnsi="Wingdings" w:hint="default"/>
+        <w:sz w:val="20"/>
+      </w:rPr>
+    </w:lvl>
+    <w:lvl w:ilvl="3" w:tentative="1">
+      <w:start w:val="1"/>
+      <w:numFmt w:val="bullet"/>
+      <w:lvlText w:val=""/>
+      <w:lvlJc w:val="left"/>
+      <w:pPr>
+        <w:tabs>
+          <w:tab w:val="num" w:pos="2880"/>
+        </w:tabs>
+        <w:ind w:left="2880" w:hanging="360"/>
+      </w:pPr>
+      <w:rPr>
+        <w:rFonts w:ascii="Wingdings" w:hAnsi="Wingdings" w:hint="default"/>
+        <w:sz w:val="20"/>
+      </w:rPr>
+    </w:lvl>
+    <w:lvl w:ilvl="4" w:tentative="1">
+      <w:start w:val="1"/>
+      <w:numFmt w:val="bullet"/>
+      <w:lvlText w:val=""/>
+      <w:lvlJc w:val="left"/>
+      <w:pPr>
+        <w:tabs>
+          <w:tab w:val="num" w:pos="3600"/>
+        </w:tabs>
+        <w:ind w:left="3600" w:hanging="360"/>
+      </w:pPr>
+      <w:rPr>
+        <w:rFonts w:ascii="Wingdings" w:hAnsi="Wingdings" w:hint="default"/>
+        <w:sz w:val="20"/>
+      </w:rPr>
+    </w:lvl>
+    <w:lvl w:ilvl="5" w:tentative="1">
+      <w:start w:val="1"/>
+      <w:numFmt w:val="bullet"/>
+      <w:lvlText w:val=""/>
+      <w:lvlJc w:val="left"/>
+      <w:pPr>
+        <w:tabs>
+          <w:tab w:val="num" w:pos="4320"/>
+        </w:tabs>
+        <w:ind w:left="4320" w:hanging="360"/>
+      </w:pPr>
+      <w:rPr>
+        <w:rFonts w:ascii="Wingdings" w:hAnsi="Wingdings" w:hint="default"/>
+        <w:sz w:val="20"/>
+      </w:rPr>
+    </w:lvl>
+    <w:lvl w:ilvl="6" w:tentative="1">
+      <w:start w:val="1"/>
+      <w:numFmt w:val="bullet"/>
+      <w:lvlText w:val=""/>
+      <w:lvlJc w:val="left"/>
+      <w:pPr>
+        <w:tabs>
+          <w:tab w:val="num" w:pos="5040"/>
+        </w:tabs>
+        <w:ind w:left="5040" w:hanging="360"/>
+      </w:pPr>
+      <w:rPr>
+        <w:rFonts w:ascii="Wingdings" w:hAnsi="Wingdings" w:hint="default"/>
+        <w:sz w:val="20"/>
+      </w:rPr>
+    </w:lvl>
+    <w:lvl w:ilvl="7" w:tentative="1">
+      <w:start w:val="1"/>
+      <w:numFmt w:val="bullet"/>
+      <w:lvlText w:val=""/>
+      <w:lvlJc w:val="left"/>
+      <w:pPr>
+        <w:tabs>
+          <w:tab w:val="num" w:pos="5760"/>
+        </w:tabs>
+        <w:ind w:left="5760" w:hanging="360"/>
+      </w:pPr>
+      <w:rPr>
+        <w:rFonts w:ascii="Wingdings" w:hAnsi="Wingdings" w:hint="default"/>
+        <w:sz w:val="20"/>
+      </w:rPr>
+    </w:lvl>
+    <w:lvl w:ilvl="8" w:tentative="1">
+      <w:start w:val="1"/>
+      <w:numFmt w:val="bullet"/>
+      <w:lvlText w:val=""/>
+      <w:lvlJc w:val="left"/>
+      <w:pPr>
+        <w:tabs>
+          <w:tab w:val="num" w:pos="6480"/>
+        </w:tabs>
+        <w:ind w:left="6480" w:hanging="360"/>
+      </w:pPr>
+      <w:rPr>
+        <w:rFonts w:ascii="Wingdings" w:hAnsi="Wingdings" w:hint="default"/>
+        <w:sz w:val="20"/>
+      </w:rPr>
+    </w:lvl>
+  </w:abstractNum>
   <w:num w:numId="1">
     <w:abstractNumId w:val="1"/>
   </w:num>
   <w:num w:numId="2">
+    <w:abstractNumId w:val="13"/>
+  </w:num>
+  <w:num w:numId="3">
+    <w:abstractNumId w:val="15"/>
+  </w:num>
+  <w:num w:numId="4">
+    <w:abstractNumId w:val="22"/>
+  </w:num>
+  <w:num w:numId="5">
     <w:abstractNumId w:val="10"/>
   </w:num>
-  <w:num w:numId="3">
-    <w:abstractNumId w:val="12"/>
-  </w:num>
-  <w:num w:numId="4">
-    <w:abstractNumId w:val="18"/>
-  </w:num>
-  <w:num w:numId="5">
-    <w:abstractNumId w:val="8"/>
-  </w:num>
   <w:num w:numId="6">
-    <w:abstractNumId w:val="14"/>
+    <w:abstractNumId w:val="17"/>
   </w:num>
   <w:num w:numId="7">
-    <w:abstractNumId w:val="16"/>
+    <w:abstractNumId w:val="19"/>
   </w:num>
   <w:num w:numId="8">
-    <w:abstractNumId w:val="4"/>
+    <w:abstractNumId w:val="5"/>
   </w:num>
   <w:num w:numId="9">
     <w:abstractNumId w:val="3"/>
@@ -47979,37 +53695,49 @@
     <w:abstractNumId w:val="0"/>
   </w:num>
   <w:num w:numId="11">
-    <w:abstractNumId w:val="11"/>
+    <w:abstractNumId w:val="14"/>
   </w:num>
   <w:num w:numId="12">
-    <w:abstractNumId w:val="7"/>
+    <w:abstractNumId w:val="9"/>
   </w:num>
   <w:num w:numId="13">
-    <w:abstractNumId w:val="6"/>
+    <w:abstractNumId w:val="8"/>
   </w:num>
   <w:num w:numId="14">
-    <w:abstractNumId w:val="15"/>
+    <w:abstractNumId w:val="18"/>
   </w:num>
   <w:num w:numId="15">
     <w:abstractNumId w:val="2"/>
   </w:num>
   <w:num w:numId="16">
-    <w:abstractNumId w:val="19"/>
+    <w:abstractNumId w:val="23"/>
   </w:num>
   <w:num w:numId="17">
-    <w:abstractNumId w:val="17"/>
+    <w:abstractNumId w:val="21"/>
   </w:num>
   <w:num w:numId="18">
-    <w:abstractNumId w:val="9"/>
+    <w:abstractNumId w:val="11"/>
   </w:num>
   <w:num w:numId="19">
-    <w:abstractNumId w:val="5"/>
+    <w:abstractNumId w:val="6"/>
   </w:num>
   <w:num w:numId="20">
+    <w:abstractNumId w:val="24"/>
+  </w:num>
+  <w:num w:numId="21">
+    <w:abstractNumId w:val="16"/>
+  </w:num>
+  <w:num w:numId="22">
+    <w:abstractNumId w:val="7"/>
+  </w:num>
+  <w:num w:numId="23">
     <w:abstractNumId w:val="20"/>
   </w:num>
-  <w:num w:numId="21">
-    <w:abstractNumId w:val="13"/>
+  <w:num w:numId="24">
+    <w:abstractNumId w:val="4"/>
+  </w:num>
+  <w:num w:numId="25">
+    <w:abstractNumId w:val="12"/>
   </w:num>
 </w:numbering>
 </file>
